--- a/Software Requirements Specification.docx
+++ b/Software Requirements Specification.docx
@@ -115,7 +115,15 @@
           <w:sz w:val="30"/>
           <w:szCs w:val="30"/>
         </w:rPr>
-        <w:t>By ___</w:t>
+        <w:t xml:space="preserve">By </w:t>
+      </w:r>
+      <w:r>
+        <w:rPr>
+          <w:b/>
+          <w:sz w:val="30"/>
+          <w:szCs w:val="30"/>
+        </w:rPr>
+        <w:t>Duong Minh Duc</w:t>
       </w:r>
     </w:p>
     <w:p>
@@ -197,7 +205,15 @@
           <w:szCs w:val="30"/>
           <w:highlight w:val="white"/>
         </w:rPr>
-        <w:t>© 2024 by ___</w:t>
+        <w:t xml:space="preserve">© 2024 by </w:t>
+      </w:r>
+      <w:r>
+        <w:rPr>
+          <w:color w:val="202124"/>
+          <w:sz w:val="30"/>
+          <w:szCs w:val="30"/>
+        </w:rPr>
+        <w:t>Duong Minh Duc</w:t>
       </w:r>
       <w:r>
         <w:br w:type="page"/>
@@ -4531,28 +4547,7 @@
           <w:sz w:val="24"/>
           <w:szCs w:val="24"/>
         </w:rPr>
-        <w:t>New</w:t>
-      </w:r>
-      <w:r>
-        <w:rPr>
-          <w:sz w:val="24"/>
-          <w:szCs w:val="24"/>
-        </w:rPr>
-        <w:t xml:space="preserve"> programmers</w:t>
-      </w:r>
-      <w:r>
-        <w:rPr>
-          <w:sz w:val="24"/>
-          <w:szCs w:val="24"/>
-        </w:rPr>
-        <w:t xml:space="preserve"> (and ordinary people)</w:t>
-      </w:r>
-      <w:r>
-        <w:rPr>
-          <w:sz w:val="24"/>
-          <w:szCs w:val="24"/>
-        </w:rPr>
-        <w:t xml:space="preserve"> who want to start learning and/or deepen their knowledge in programming.</w:t>
+        <w:t>New programmers (and ordinary people) who want to start learning and/or deepen their knowledge in programming.</w:t>
       </w:r>
     </w:p>
     <w:p>
@@ -5041,71 +5036,6 @@
         </w:rPr>
         <w:t xml:space="preserve">. </w:t>
       </w:r>
-    </w:p>
-    <w:p>
-      <w:pPr>
-        <w:shd w:val="clear" w:color="auto" w:fill="FFFFFF"/>
-        <w:spacing w:line="360" w:lineRule="auto"/>
-      </w:pPr>
-    </w:p>
-    <w:p>
-      <w:pPr>
-        <w:shd w:val="clear" w:color="auto" w:fill="FFFFFF"/>
-        <w:spacing w:line="360" w:lineRule="auto"/>
-        <w:rPr>
-          <w:sz w:val="24"/>
-          <w:szCs w:val="24"/>
-        </w:rPr>
-      </w:pPr>
-      <w:r>
-        <w:rPr>
-          <w:b/>
-          <w:bCs/>
-          <w:sz w:val="24"/>
-          <w:szCs w:val="24"/>
-        </w:rPr>
-        <w:t>Ban Interface</w:t>
-      </w:r>
-    </w:p>
-    <w:p>
-      <w:pPr>
-        <w:numPr>
-          <w:ilvl w:val="0"/>
-          <w:numId w:val="13"/>
-        </w:numPr>
-        <w:shd w:val="clear" w:color="auto" w:fill="FFFFFF"/>
-        <w:spacing w:line="360" w:lineRule="auto"/>
-        <w:rPr>
-          <w:sz w:val="24"/>
-          <w:szCs w:val="24"/>
-        </w:rPr>
-      </w:pPr>
-      <w:r>
-        <w:rPr>
-          <w:b/>
-          <w:sz w:val="24"/>
-          <w:szCs w:val="24"/>
-        </w:rPr>
-        <w:t>Appeal Ban</w:t>
-      </w:r>
-      <w:r>
-        <w:rPr>
-          <w:sz w:val="24"/>
-          <w:szCs w:val="24"/>
-        </w:rPr>
-        <w:t>: The user files an appeal to the developer to lift the ban early.</w:t>
-      </w:r>
-    </w:p>
-    <w:p>
-      <w:pPr>
-        <w:shd w:val="clear" w:color="auto" w:fill="FFFFFF"/>
-        <w:spacing w:line="360" w:lineRule="auto"/>
-        <w:rPr>
-          <w:b/>
-          <w:sz w:val="24"/>
-          <w:szCs w:val="24"/>
-        </w:rPr>
-      </w:pPr>
       <w:r>
         <w:rPr>
           <w:sz w:val="24"/>
@@ -5859,6 +5789,36 @@
           <w:sz w:val="24"/>
           <w:szCs w:val="24"/>
         </w:rPr>
+        <w:t>Set Line Space</w:t>
+      </w:r>
+      <w:r>
+        <w:rPr>
+          <w:bCs/>
+          <w:sz w:val="24"/>
+          <w:szCs w:val="24"/>
+        </w:rPr>
+        <w:t>: Set the distance between lines of code.</w:t>
+      </w:r>
+    </w:p>
+    <w:p>
+      <w:pPr>
+        <w:numPr>
+          <w:ilvl w:val="0"/>
+          <w:numId w:val="26"/>
+        </w:numPr>
+        <w:shd w:val="clear" w:color="auto" w:fill="FFFFFF"/>
+        <w:spacing w:line="360" w:lineRule="auto"/>
+        <w:rPr>
+          <w:sz w:val="24"/>
+          <w:szCs w:val="24"/>
+        </w:rPr>
+      </w:pPr>
+      <w:r>
+        <w:rPr>
+          <w:b/>
+          <w:sz w:val="24"/>
+          <w:szCs w:val="24"/>
+        </w:rPr>
         <w:t>Syntax Highlighting</w:t>
       </w:r>
       <w:r>
@@ -5982,7 +5942,35 @@
           <w:sz w:val="24"/>
           <w:szCs w:val="24"/>
         </w:rPr>
-        <w:t>: When in matches, the cursor will disappear. Navigate around tabs and within the programming environment using the keyboard.</w:t>
+        <w:t>: When in matches, the cursor will disappear</w:t>
+      </w:r>
+      <w:r>
+        <w:rPr>
+          <w:sz w:val="24"/>
+          <w:szCs w:val="24"/>
+        </w:rPr>
+        <w:t xml:space="preserve"> in the text editing region</w:t>
+      </w:r>
+      <w:r>
+        <w:rPr>
+          <w:sz w:val="24"/>
+          <w:szCs w:val="24"/>
+        </w:rPr>
+        <w:t xml:space="preserve">. </w:t>
+      </w:r>
+      <w:r>
+        <w:rPr>
+          <w:sz w:val="24"/>
+          <w:szCs w:val="24"/>
+        </w:rPr>
+        <w:t>If this is chosen, Keyboard Mode is automatically enabled and cannot be disabled</w:t>
+      </w:r>
+      <w:r>
+        <w:rPr>
+          <w:sz w:val="24"/>
+          <w:szCs w:val="24"/>
+        </w:rPr>
+        <w:t>.</w:t>
       </w:r>
     </w:p>
     <w:p>
@@ -6041,6 +6029,13 @@
           <w:szCs w:val="24"/>
         </w:rPr>
         <w:t>: Open programming languages interface</w:t>
+      </w:r>
+      <w:r>
+        <w:rPr>
+          <w:sz w:val="24"/>
+          <w:szCs w:val="24"/>
+        </w:rPr>
+        <w:t>.</w:t>
       </w:r>
     </w:p>
     <w:p>
@@ -6988,14 +6983,72 @@
           <w:sz w:val="24"/>
           <w:szCs w:val="24"/>
         </w:rPr>
-        <w:t>Open Individual Programming Environment (RT)</w:t>
-      </w:r>
-      <w:r>
-        <w:rPr>
-          <w:sz w:val="24"/>
-          <w:szCs w:val="24"/>
-        </w:rPr>
-        <w:t>: Open a personal programming environment tab to work separately from the shared programming environment. The user can open as many individual programming environment tabs as needed.</w:t>
+        <w:t xml:space="preserve">Open Individual </w:t>
+      </w:r>
+      <w:r>
+        <w:rPr>
+          <w:b/>
+          <w:sz w:val="24"/>
+          <w:szCs w:val="24"/>
+        </w:rPr>
+        <w:t>Text Editor Tab</w:t>
+      </w:r>
+      <w:r>
+        <w:rPr>
+          <w:b/>
+          <w:sz w:val="24"/>
+          <w:szCs w:val="24"/>
+        </w:rPr>
+        <w:t xml:space="preserve"> (RT)</w:t>
+      </w:r>
+      <w:r>
+        <w:rPr>
+          <w:sz w:val="24"/>
+          <w:szCs w:val="24"/>
+        </w:rPr>
+        <w:t xml:space="preserve">: Open a personal </w:t>
+      </w:r>
+      <w:r>
+        <w:rPr>
+          <w:sz w:val="24"/>
+          <w:szCs w:val="24"/>
+        </w:rPr>
+        <w:t>text editor</w:t>
+      </w:r>
+      <w:r>
+        <w:rPr>
+          <w:sz w:val="24"/>
+          <w:szCs w:val="24"/>
+        </w:rPr>
+        <w:t xml:space="preserve"> tab to work separately from the shared </w:t>
+      </w:r>
+      <w:r>
+        <w:rPr>
+          <w:sz w:val="24"/>
+          <w:szCs w:val="24"/>
+        </w:rPr>
+        <w:t>text editor tab</w:t>
+      </w:r>
+      <w:r>
+        <w:rPr>
+          <w:sz w:val="24"/>
+          <w:szCs w:val="24"/>
+        </w:rPr>
+        <w:t xml:space="preserve">. The user can open as many individual </w:t>
+      </w:r>
+      <w:r>
+        <w:rPr>
+          <w:sz w:val="24"/>
+          <w:szCs w:val="24"/>
+        </w:rPr>
+        <w:t>text editor</w:t>
+      </w:r>
+      <w:r>
+        <w:rPr>
+          <w:sz w:val="24"/>
+          <w:szCs w:val="24"/>
+        </w:rPr>
+        <w:t xml:space="preserve"> tabs as needed.</w:t>
       </w:r>
     </w:p>
     <w:p>
@@ -7018,14 +7071,58 @@
           <w:sz w:val="24"/>
           <w:szCs w:val="24"/>
         </w:rPr>
-        <w:t>Open New Programming Environment (PS)</w:t>
-      </w:r>
-      <w:r>
-        <w:rPr>
-          <w:sz w:val="24"/>
-          <w:szCs w:val="24"/>
-        </w:rPr>
-        <w:t>: Open a new programming environment tab. The user can open as many individual programming environment tabs as needed.</w:t>
+        <w:t xml:space="preserve">Open New </w:t>
+      </w:r>
+      <w:r>
+        <w:rPr>
+          <w:b/>
+          <w:sz w:val="24"/>
+          <w:szCs w:val="24"/>
+        </w:rPr>
+        <w:t xml:space="preserve">Text Editor Tab </w:t>
+      </w:r>
+      <w:r>
+        <w:rPr>
+          <w:b/>
+          <w:sz w:val="24"/>
+          <w:szCs w:val="24"/>
+        </w:rPr>
+        <w:t>(PS)</w:t>
+      </w:r>
+      <w:r>
+        <w:rPr>
+          <w:sz w:val="24"/>
+          <w:szCs w:val="24"/>
+        </w:rPr>
+        <w:t xml:space="preserve">: Open a new </w:t>
+      </w:r>
+      <w:r>
+        <w:rPr>
+          <w:sz w:val="24"/>
+          <w:szCs w:val="24"/>
+        </w:rPr>
+        <w:t>text editor tab</w:t>
+      </w:r>
+      <w:r>
+        <w:rPr>
+          <w:sz w:val="24"/>
+          <w:szCs w:val="24"/>
+        </w:rPr>
+        <w:t xml:space="preserve">. The user can open as many individual </w:t>
+      </w:r>
+      <w:r>
+        <w:rPr>
+          <w:sz w:val="24"/>
+          <w:szCs w:val="24"/>
+        </w:rPr>
+        <w:t xml:space="preserve">text editor tabs </w:t>
+      </w:r>
+      <w:r>
+        <w:rPr>
+          <w:sz w:val="24"/>
+          <w:szCs w:val="24"/>
+        </w:rPr>
+        <w:t>as needed.</w:t>
       </w:r>
     </w:p>
     <w:p>
@@ -7318,65 +7415,65 @@
           <w:sz w:val="24"/>
           <w:szCs w:val="24"/>
         </w:rPr>
+        <w:t>Toggle Question Tab (PRST)</w:t>
+      </w:r>
+      <w:r>
+        <w:rPr>
+          <w:sz w:val="24"/>
+          <w:szCs w:val="24"/>
+        </w:rPr>
+        <w:t>: Open the question tab if it is closed, and vice versa. There is only ONE question tab.</w:t>
+      </w:r>
+    </w:p>
+    <w:p>
+      <w:pPr>
+        <w:numPr>
+          <w:ilvl w:val="0"/>
+          <w:numId w:val="20"/>
+        </w:numPr>
+        <w:shd w:val="clear" w:color="auto" w:fill="FFFFFF"/>
+        <w:spacing w:line="360" w:lineRule="auto"/>
+        <w:rPr>
+          <w:sz w:val="24"/>
+          <w:szCs w:val="24"/>
+        </w:rPr>
+      </w:pPr>
+      <w:r>
+        <w:rPr>
+          <w:b/>
+          <w:sz w:val="24"/>
+          <w:szCs w:val="24"/>
+        </w:rPr>
+        <w:t>Highlight</w:t>
+      </w:r>
+      <w:r>
+        <w:rPr>
+          <w:sz w:val="24"/>
+          <w:szCs w:val="24"/>
+        </w:rPr>
+        <w:t xml:space="preserve">: Highlight anything in the question tab. </w:t>
+      </w:r>
+    </w:p>
+    <w:p>
+      <w:pPr>
+        <w:numPr>
+          <w:ilvl w:val="0"/>
+          <w:numId w:val="20"/>
+        </w:numPr>
+        <w:shd w:val="clear" w:color="auto" w:fill="FFFFFF"/>
+        <w:spacing w:line="360" w:lineRule="auto"/>
+        <w:rPr>
+          <w:sz w:val="24"/>
+          <w:szCs w:val="24"/>
+        </w:rPr>
+      </w:pPr>
+      <w:r>
+        <w:rPr>
+          <w:b/>
+          <w:sz w:val="24"/>
+          <w:szCs w:val="24"/>
+        </w:rPr>
         <w:lastRenderedPageBreak/>
-        <w:t>Toggle Question Tab (PRST)</w:t>
-      </w:r>
-      <w:r>
-        <w:rPr>
-          <w:sz w:val="24"/>
-          <w:szCs w:val="24"/>
-        </w:rPr>
-        <w:t>: Open the question tab if it is closed, and vice versa. There is only ONE question tab.</w:t>
-      </w:r>
-    </w:p>
-    <w:p>
-      <w:pPr>
-        <w:numPr>
-          <w:ilvl w:val="0"/>
-          <w:numId w:val="20"/>
-        </w:numPr>
-        <w:shd w:val="clear" w:color="auto" w:fill="FFFFFF"/>
-        <w:spacing w:line="360" w:lineRule="auto"/>
-        <w:rPr>
-          <w:sz w:val="24"/>
-          <w:szCs w:val="24"/>
-        </w:rPr>
-      </w:pPr>
-      <w:r>
-        <w:rPr>
-          <w:b/>
-          <w:sz w:val="24"/>
-          <w:szCs w:val="24"/>
-        </w:rPr>
-        <w:t>Highlight</w:t>
-      </w:r>
-      <w:r>
-        <w:rPr>
-          <w:sz w:val="24"/>
-          <w:szCs w:val="24"/>
-        </w:rPr>
-        <w:t xml:space="preserve">: Highlight anything in the question tab. </w:t>
-      </w:r>
-    </w:p>
-    <w:p>
-      <w:pPr>
-        <w:numPr>
-          <w:ilvl w:val="0"/>
-          <w:numId w:val="20"/>
-        </w:numPr>
-        <w:shd w:val="clear" w:color="auto" w:fill="FFFFFF"/>
-        <w:spacing w:line="360" w:lineRule="auto"/>
-        <w:rPr>
-          <w:sz w:val="24"/>
-          <w:szCs w:val="24"/>
-        </w:rPr>
-      </w:pPr>
-      <w:r>
-        <w:rPr>
-          <w:b/>
-          <w:sz w:val="24"/>
-          <w:szCs w:val="24"/>
-        </w:rPr>
         <w:t>Erase</w:t>
       </w:r>
       <w:r>
@@ -16713,6 +16810,14 @@
         </w:rPr>
         <w:t>.</w:t>
       </w:r>
+      <w:r>
+        <w:rPr>
+          <w:bCs/>
+          <w:sz w:val="24"/>
+          <w:szCs w:val="24"/>
+        </w:rPr>
+        <w:softHyphen/>
+      </w:r>
     </w:p>
     <w:p>
       <w:pPr>
@@ -16917,7 +17022,15 @@
           <w:sz w:val="24"/>
           <w:szCs w:val="24"/>
         </w:rPr>
-        <w:t>. (Multiplayer) Play Solo-Ranked Matches</w:t>
+        <w:t xml:space="preserve">. </w:t>
+      </w:r>
+      <w:r>
+        <w:rPr>
+          <w:b/>
+          <w:sz w:val="24"/>
+          <w:szCs w:val="24"/>
+        </w:rPr>
+        <w:t>(Gameplay) Navigating during a Game Session</w:t>
       </w:r>
     </w:p>
     <w:p>
@@ -16936,7 +17049,23 @@
           <w:sz w:val="24"/>
           <w:szCs w:val="24"/>
         </w:rPr>
-        <w:t>4.4.1. Description and Priority</w:t>
+        <w:t>4.</w:t>
+      </w:r>
+      <w:r>
+        <w:rPr>
+          <w:b/>
+          <w:sz w:val="24"/>
+          <w:szCs w:val="24"/>
+        </w:rPr>
+        <w:t>6</w:t>
+      </w:r>
+      <w:r>
+        <w:rPr>
+          <w:b/>
+          <w:sz w:val="24"/>
+          <w:szCs w:val="24"/>
+        </w:rPr>
+        <w:t>.1. Description and Priority</w:t>
       </w:r>
     </w:p>
     <w:p>
@@ -16964,7 +17093,15 @@
           <w:sz w:val="24"/>
           <w:szCs w:val="24"/>
         </w:rPr>
-        <w:t>: UC-MULTIPLAYER-1</w:t>
+        <w:t>: UC-</w:t>
+      </w:r>
+      <w:r>
+        <w:rPr>
+          <w:bCs/>
+          <w:sz w:val="24"/>
+          <w:szCs w:val="24"/>
+        </w:rPr>
+        <w:t>GAMEPLAY</w:t>
       </w:r>
     </w:p>
     <w:p>
@@ -17052,7 +17189,23 @@
           <w:sz w:val="24"/>
           <w:szCs w:val="24"/>
         </w:rPr>
-        <w:t xml:space="preserve"> joins a 1v1 ranked match.</w:t>
+        <w:t xml:space="preserve"> </w:t>
+      </w:r>
+      <w:r>
+        <w:rPr>
+          <w:bCs/>
+          <w:sz w:val="24"/>
+          <w:szCs w:val="24"/>
+        </w:rPr>
+        <w:t>performs actions available in the Gameplay Interface, which is listed below</w:t>
+      </w:r>
+      <w:r>
+        <w:rPr>
+          <w:bCs/>
+          <w:sz w:val="24"/>
+          <w:szCs w:val="24"/>
+        </w:rPr>
+        <w:t>.</w:t>
       </w:r>
     </w:p>
     <w:p>
@@ -17075,7 +17228,23 @@
           <w:sz w:val="24"/>
           <w:szCs w:val="24"/>
         </w:rPr>
-        <w:t>4.4.2. Stimulus/Response Sequences</w:t>
+        <w:t>4.</w:t>
+      </w:r>
+      <w:r>
+        <w:rPr>
+          <w:b/>
+          <w:sz w:val="24"/>
+          <w:szCs w:val="24"/>
+        </w:rPr>
+        <w:t>6</w:t>
+      </w:r>
+      <w:r>
+        <w:rPr>
+          <w:b/>
+          <w:sz w:val="24"/>
+          <w:szCs w:val="24"/>
+        </w:rPr>
+        <w:t>.2. Stimulus/Response Sequences</w:t>
       </w:r>
       <w:r>
         <w:rPr>
@@ -17140,7 +17309,23 @@
           <w:sz w:val="24"/>
           <w:szCs w:val="24"/>
         </w:rPr>
-        <w:t>: The user is in the multiplayer interface.</w:t>
+        <w:t xml:space="preserve">: The user is in the </w:t>
+      </w:r>
+      <w:r>
+        <w:rPr>
+          <w:bCs/>
+          <w:sz w:val="24"/>
+          <w:szCs w:val="24"/>
+        </w:rPr>
+        <w:t>gameplay</w:t>
+      </w:r>
+      <w:r>
+        <w:rPr>
+          <w:bCs/>
+          <w:sz w:val="24"/>
+          <w:szCs w:val="24"/>
+        </w:rPr>
+        <w:t xml:space="preserve"> interface.</w:t>
       </w:r>
     </w:p>
     <w:p>
@@ -17176,11 +17361,4652 @@
     </w:p>
     <w:p>
       <w:pPr>
+        <w:numPr>
+          <w:ilvl w:val="0"/>
+          <w:numId w:val="6"/>
+        </w:numPr>
+        <w:shd w:val="clear" w:color="auto" w:fill="FFFFFF"/>
+        <w:spacing w:line="360" w:lineRule="auto"/>
+        <w:rPr>
+          <w:sz w:val="24"/>
+          <w:szCs w:val="24"/>
+        </w:rPr>
+      </w:pPr>
+      <w:r>
+        <w:rPr>
+          <w:b/>
+          <w:sz w:val="24"/>
+          <w:szCs w:val="24"/>
+        </w:rPr>
+        <w:t xml:space="preserve">Add a Test Case </w:t>
+      </w:r>
+      <w:r>
+        <w:rPr>
+          <w:b/>
+          <w:sz w:val="24"/>
+          <w:szCs w:val="24"/>
+        </w:rPr>
+        <w:t>(UC-GAMEPLAY-1)</w:t>
+      </w:r>
+    </w:p>
+    <w:p>
+      <w:pPr>
         <w:pStyle w:val="ListParagraph"/>
         <w:numPr>
           <w:ilvl w:val="0"/>
           <w:numId w:val="9"/>
         </w:numPr>
+        <w:shd w:val="clear" w:color="auto" w:fill="FFFFFF"/>
+        <w:spacing w:line="360" w:lineRule="auto"/>
+        <w:rPr>
+          <w:sz w:val="24"/>
+          <w:szCs w:val="24"/>
+        </w:rPr>
+      </w:pPr>
+      <w:r>
+        <w:rPr>
+          <w:sz w:val="24"/>
+          <w:szCs w:val="24"/>
+        </w:rPr>
+        <w:t xml:space="preserve">The </w:t>
+      </w:r>
+      <w:r>
+        <w:rPr>
+          <w:b/>
+          <w:bCs/>
+          <w:sz w:val="24"/>
+          <w:szCs w:val="24"/>
+        </w:rPr>
+        <w:t>user</w:t>
+      </w:r>
+      <w:r>
+        <w:rPr>
+          <w:sz w:val="24"/>
+          <w:szCs w:val="24"/>
+        </w:rPr>
+        <w:t xml:space="preserve"> </w:t>
+      </w:r>
+      <w:r>
+        <w:rPr>
+          <w:sz w:val="24"/>
+          <w:szCs w:val="24"/>
+        </w:rPr>
+        <w:t>chooses to</w:t>
+      </w:r>
+      <w:r>
+        <w:rPr>
+          <w:sz w:val="24"/>
+          <w:szCs w:val="24"/>
+        </w:rPr>
+        <w:t xml:space="preserve"> Add a Test Case.</w:t>
+      </w:r>
+    </w:p>
+    <w:p>
+      <w:pPr>
+        <w:pStyle w:val="ListParagraph"/>
+        <w:numPr>
+          <w:ilvl w:val="0"/>
+          <w:numId w:val="9"/>
+        </w:numPr>
+        <w:shd w:val="clear" w:color="auto" w:fill="FFFFFF"/>
+        <w:spacing w:line="360" w:lineRule="auto"/>
+        <w:rPr>
+          <w:sz w:val="24"/>
+          <w:szCs w:val="24"/>
+        </w:rPr>
+      </w:pPr>
+      <w:r>
+        <w:rPr>
+          <w:sz w:val="24"/>
+          <w:szCs w:val="24"/>
+        </w:rPr>
+        <w:t xml:space="preserve">The </w:t>
+      </w:r>
+      <w:r>
+        <w:rPr>
+          <w:b/>
+          <w:bCs/>
+          <w:sz w:val="24"/>
+          <w:szCs w:val="24"/>
+        </w:rPr>
+        <w:t>system</w:t>
+      </w:r>
+      <w:r>
+        <w:rPr>
+          <w:sz w:val="24"/>
+          <w:szCs w:val="24"/>
+        </w:rPr>
+        <w:t xml:space="preserve"> </w:t>
+      </w:r>
+      <w:r>
+        <w:rPr>
+          <w:sz w:val="24"/>
+          <w:szCs w:val="24"/>
+        </w:rPr>
+        <w:t xml:space="preserve">prompts the </w:t>
+      </w:r>
+      <w:r>
+        <w:rPr>
+          <w:b/>
+          <w:bCs/>
+          <w:sz w:val="24"/>
+          <w:szCs w:val="24"/>
+        </w:rPr>
+        <w:t>user</w:t>
+      </w:r>
+      <w:r>
+        <w:rPr>
+          <w:sz w:val="24"/>
+          <w:szCs w:val="24"/>
+        </w:rPr>
+        <w:t xml:space="preserve"> to key in inputs and outputs.</w:t>
+      </w:r>
+    </w:p>
+    <w:p>
+      <w:pPr>
+        <w:pStyle w:val="ListParagraph"/>
+        <w:numPr>
+          <w:ilvl w:val="0"/>
+          <w:numId w:val="9"/>
+        </w:numPr>
+        <w:shd w:val="clear" w:color="auto" w:fill="FFFFFF"/>
+        <w:spacing w:line="360" w:lineRule="auto"/>
+        <w:rPr>
+          <w:sz w:val="24"/>
+          <w:szCs w:val="24"/>
+        </w:rPr>
+      </w:pPr>
+      <w:r>
+        <w:rPr>
+          <w:sz w:val="24"/>
+          <w:szCs w:val="24"/>
+        </w:rPr>
+        <w:t xml:space="preserve">The </w:t>
+      </w:r>
+      <w:r>
+        <w:rPr>
+          <w:b/>
+          <w:bCs/>
+          <w:sz w:val="24"/>
+          <w:szCs w:val="24"/>
+        </w:rPr>
+        <w:t>user</w:t>
+      </w:r>
+      <w:r>
+        <w:rPr>
+          <w:sz w:val="24"/>
+          <w:szCs w:val="24"/>
+        </w:rPr>
+        <w:t xml:space="preserve"> keys in inputs and outputs.</w:t>
+      </w:r>
+    </w:p>
+    <w:p>
+      <w:pPr>
+        <w:pStyle w:val="ListParagraph"/>
+        <w:numPr>
+          <w:ilvl w:val="0"/>
+          <w:numId w:val="9"/>
+        </w:numPr>
+        <w:shd w:val="clear" w:color="auto" w:fill="FFFFFF"/>
+        <w:spacing w:line="360" w:lineRule="auto"/>
+        <w:rPr>
+          <w:sz w:val="24"/>
+          <w:szCs w:val="24"/>
+        </w:rPr>
+      </w:pPr>
+      <w:r>
+        <w:rPr>
+          <w:sz w:val="24"/>
+          <w:szCs w:val="24"/>
+        </w:rPr>
+        <w:t xml:space="preserve">The </w:t>
+      </w:r>
+      <w:r>
+        <w:rPr>
+          <w:b/>
+          <w:bCs/>
+          <w:sz w:val="24"/>
+          <w:szCs w:val="24"/>
+        </w:rPr>
+        <w:t>user</w:t>
+      </w:r>
+      <w:r>
+        <w:rPr>
+          <w:sz w:val="24"/>
+          <w:szCs w:val="24"/>
+        </w:rPr>
+        <w:t xml:space="preserve"> confirms the test case.</w:t>
+      </w:r>
+    </w:p>
+    <w:p>
+      <w:pPr>
+        <w:pStyle w:val="ListParagraph"/>
+        <w:numPr>
+          <w:ilvl w:val="0"/>
+          <w:numId w:val="9"/>
+        </w:numPr>
+        <w:shd w:val="clear" w:color="auto" w:fill="FFFFFF"/>
+        <w:spacing w:line="360" w:lineRule="auto"/>
+        <w:rPr>
+          <w:sz w:val="24"/>
+          <w:szCs w:val="24"/>
+        </w:rPr>
+      </w:pPr>
+      <w:r>
+        <w:rPr>
+          <w:sz w:val="24"/>
+          <w:szCs w:val="24"/>
+        </w:rPr>
+        <w:t xml:space="preserve">The </w:t>
+      </w:r>
+      <w:r>
+        <w:rPr>
+          <w:b/>
+          <w:bCs/>
+          <w:sz w:val="24"/>
+          <w:szCs w:val="24"/>
+        </w:rPr>
+        <w:t>system</w:t>
+      </w:r>
+      <w:r>
+        <w:rPr>
+          <w:sz w:val="24"/>
+          <w:szCs w:val="24"/>
+        </w:rPr>
+        <w:t xml:space="preserve"> adds the test case to the list of public test cases.</w:t>
+      </w:r>
+    </w:p>
+    <w:p>
+      <w:pPr>
+        <w:pStyle w:val="ListParagraph"/>
+        <w:numPr>
+          <w:ilvl w:val="0"/>
+          <w:numId w:val="9"/>
+        </w:numPr>
+        <w:shd w:val="clear" w:color="auto" w:fill="FFFFFF"/>
+        <w:spacing w:line="360" w:lineRule="auto"/>
+        <w:rPr>
+          <w:sz w:val="24"/>
+          <w:szCs w:val="24"/>
+        </w:rPr>
+      </w:pPr>
+      <w:r>
+        <w:rPr>
+          <w:sz w:val="24"/>
+          <w:szCs w:val="24"/>
+        </w:rPr>
+        <w:t xml:space="preserve">The </w:t>
+      </w:r>
+      <w:r>
+        <w:rPr>
+          <w:b/>
+          <w:bCs/>
+          <w:sz w:val="24"/>
+          <w:szCs w:val="24"/>
+        </w:rPr>
+        <w:t xml:space="preserve">system </w:t>
+      </w:r>
+      <w:r>
+        <w:rPr>
+          <w:sz w:val="24"/>
+          <w:szCs w:val="24"/>
+        </w:rPr>
+        <w:t xml:space="preserve">notifies the </w:t>
+      </w:r>
+      <w:r>
+        <w:rPr>
+          <w:b/>
+          <w:bCs/>
+          <w:sz w:val="24"/>
+          <w:szCs w:val="24"/>
+        </w:rPr>
+        <w:t>user</w:t>
+      </w:r>
+      <w:r>
+        <w:rPr>
+          <w:sz w:val="24"/>
+          <w:szCs w:val="24"/>
+        </w:rPr>
+        <w:t xml:space="preserve"> that the test case has been successfully added.</w:t>
+      </w:r>
+    </w:p>
+    <w:p>
+      <w:pPr>
+        <w:numPr>
+          <w:ilvl w:val="0"/>
+          <w:numId w:val="6"/>
+        </w:numPr>
+        <w:shd w:val="clear" w:color="auto" w:fill="FFFFFF"/>
+        <w:spacing w:line="360" w:lineRule="auto"/>
+        <w:rPr>
+          <w:sz w:val="24"/>
+          <w:szCs w:val="24"/>
+        </w:rPr>
+      </w:pPr>
+      <w:r>
+        <w:rPr>
+          <w:b/>
+          <w:sz w:val="24"/>
+          <w:szCs w:val="24"/>
+        </w:rPr>
+        <w:t xml:space="preserve">Disable </w:t>
+      </w:r>
+      <w:proofErr w:type="gramStart"/>
+      <w:r>
+        <w:rPr>
+          <w:b/>
+          <w:sz w:val="24"/>
+          <w:szCs w:val="24"/>
+        </w:rPr>
+        <w:t xml:space="preserve">Edit </w:t>
+      </w:r>
+      <w:r>
+        <w:rPr>
+          <w:b/>
+          <w:sz w:val="24"/>
+          <w:szCs w:val="24"/>
+        </w:rPr>
+        <w:t xml:space="preserve"> (</w:t>
+      </w:r>
+      <w:proofErr w:type="gramEnd"/>
+      <w:r>
+        <w:rPr>
+          <w:b/>
+          <w:sz w:val="24"/>
+          <w:szCs w:val="24"/>
+        </w:rPr>
+        <w:t>UC-GAMEPLAY-</w:t>
+      </w:r>
+      <w:r>
+        <w:rPr>
+          <w:b/>
+          <w:sz w:val="24"/>
+          <w:szCs w:val="24"/>
+        </w:rPr>
+        <w:t>2</w:t>
+      </w:r>
+      <w:r>
+        <w:rPr>
+          <w:b/>
+          <w:sz w:val="24"/>
+          <w:szCs w:val="24"/>
+        </w:rPr>
+        <w:t>)</w:t>
+      </w:r>
+    </w:p>
+    <w:p>
+      <w:pPr>
+        <w:pStyle w:val="ListParagraph"/>
+        <w:numPr>
+          <w:ilvl w:val="0"/>
+          <w:numId w:val="9"/>
+        </w:numPr>
+        <w:shd w:val="clear" w:color="auto" w:fill="FFFFFF"/>
+        <w:spacing w:line="360" w:lineRule="auto"/>
+        <w:rPr>
+          <w:sz w:val="24"/>
+          <w:szCs w:val="24"/>
+        </w:rPr>
+      </w:pPr>
+      <w:r>
+        <w:rPr>
+          <w:sz w:val="24"/>
+          <w:szCs w:val="24"/>
+        </w:rPr>
+        <w:t xml:space="preserve">The </w:t>
+      </w:r>
+      <w:r>
+        <w:rPr>
+          <w:b/>
+          <w:bCs/>
+          <w:sz w:val="24"/>
+          <w:szCs w:val="24"/>
+        </w:rPr>
+        <w:t>user</w:t>
+      </w:r>
+      <w:r>
+        <w:rPr>
+          <w:sz w:val="24"/>
+          <w:szCs w:val="24"/>
+        </w:rPr>
+        <w:t xml:space="preserve"> chooses to Disable Edit.</w:t>
+      </w:r>
+    </w:p>
+    <w:p>
+      <w:pPr>
+        <w:pStyle w:val="ListParagraph"/>
+        <w:numPr>
+          <w:ilvl w:val="0"/>
+          <w:numId w:val="9"/>
+        </w:numPr>
+        <w:shd w:val="clear" w:color="auto" w:fill="FFFFFF"/>
+        <w:spacing w:line="360" w:lineRule="auto"/>
+        <w:rPr>
+          <w:sz w:val="24"/>
+          <w:szCs w:val="24"/>
+        </w:rPr>
+      </w:pPr>
+      <w:r>
+        <w:rPr>
+          <w:sz w:val="24"/>
+          <w:szCs w:val="24"/>
+        </w:rPr>
+        <w:t xml:space="preserve">The </w:t>
+      </w:r>
+      <w:r>
+        <w:rPr>
+          <w:b/>
+          <w:bCs/>
+          <w:sz w:val="24"/>
+          <w:szCs w:val="24"/>
+        </w:rPr>
+        <w:t>system</w:t>
+      </w:r>
+      <w:r>
+        <w:rPr>
+          <w:sz w:val="24"/>
+          <w:szCs w:val="24"/>
+        </w:rPr>
+        <w:t xml:space="preserve"> disables the pointer in the text editor.</w:t>
+      </w:r>
+    </w:p>
+    <w:p>
+      <w:pPr>
+        <w:pStyle w:val="ListParagraph"/>
+        <w:numPr>
+          <w:ilvl w:val="0"/>
+          <w:numId w:val="9"/>
+        </w:numPr>
+        <w:shd w:val="clear" w:color="auto" w:fill="FFFFFF"/>
+        <w:spacing w:line="360" w:lineRule="auto"/>
+        <w:rPr>
+          <w:sz w:val="24"/>
+          <w:szCs w:val="24"/>
+        </w:rPr>
+      </w:pPr>
+      <w:r>
+        <w:rPr>
+          <w:sz w:val="24"/>
+          <w:szCs w:val="24"/>
+        </w:rPr>
+        <w:t xml:space="preserve">The </w:t>
+      </w:r>
+      <w:r>
+        <w:rPr>
+          <w:b/>
+          <w:bCs/>
+          <w:sz w:val="24"/>
+          <w:szCs w:val="24"/>
+        </w:rPr>
+        <w:t xml:space="preserve">system </w:t>
+      </w:r>
+      <w:r>
+        <w:rPr>
+          <w:sz w:val="24"/>
+          <w:szCs w:val="24"/>
+        </w:rPr>
+        <w:t xml:space="preserve">notifies the </w:t>
+      </w:r>
+      <w:r>
+        <w:rPr>
+          <w:b/>
+          <w:bCs/>
+          <w:sz w:val="24"/>
+          <w:szCs w:val="24"/>
+        </w:rPr>
+        <w:t>user</w:t>
+      </w:r>
+      <w:r>
+        <w:rPr>
+          <w:sz w:val="24"/>
+          <w:szCs w:val="24"/>
+        </w:rPr>
+        <w:t xml:space="preserve"> that editing is temporarily disabled.</w:t>
+      </w:r>
+    </w:p>
+    <w:p>
+      <w:pPr>
+        <w:numPr>
+          <w:ilvl w:val="0"/>
+          <w:numId w:val="6"/>
+        </w:numPr>
+        <w:shd w:val="clear" w:color="auto" w:fill="FFFFFF"/>
+        <w:spacing w:line="360" w:lineRule="auto"/>
+        <w:rPr>
+          <w:sz w:val="24"/>
+          <w:szCs w:val="24"/>
+        </w:rPr>
+      </w:pPr>
+      <w:r>
+        <w:rPr>
+          <w:b/>
+          <w:sz w:val="24"/>
+          <w:szCs w:val="24"/>
+        </w:rPr>
+        <w:t xml:space="preserve">Display Solution to </w:t>
+      </w:r>
+      <w:proofErr w:type="gramStart"/>
+      <w:r>
+        <w:rPr>
+          <w:b/>
+          <w:sz w:val="24"/>
+          <w:szCs w:val="24"/>
+        </w:rPr>
+        <w:t xml:space="preserve">Opponent </w:t>
+      </w:r>
+      <w:r>
+        <w:rPr>
+          <w:b/>
+          <w:sz w:val="24"/>
+          <w:szCs w:val="24"/>
+        </w:rPr>
+        <w:t xml:space="preserve"> (</w:t>
+      </w:r>
+      <w:proofErr w:type="gramEnd"/>
+      <w:r>
+        <w:rPr>
+          <w:b/>
+          <w:sz w:val="24"/>
+          <w:szCs w:val="24"/>
+        </w:rPr>
+        <w:t>UC-GAMEPLAY-</w:t>
+      </w:r>
+      <w:r>
+        <w:rPr>
+          <w:b/>
+          <w:sz w:val="24"/>
+          <w:szCs w:val="24"/>
+        </w:rPr>
+        <w:t>3</w:t>
+      </w:r>
+      <w:r>
+        <w:rPr>
+          <w:b/>
+          <w:sz w:val="24"/>
+          <w:szCs w:val="24"/>
+        </w:rPr>
+        <w:t>)</w:t>
+      </w:r>
+    </w:p>
+    <w:p>
+      <w:pPr>
+        <w:pStyle w:val="ListParagraph"/>
+        <w:numPr>
+          <w:ilvl w:val="0"/>
+          <w:numId w:val="9"/>
+        </w:numPr>
+        <w:shd w:val="clear" w:color="auto" w:fill="FFFFFF"/>
+        <w:spacing w:line="360" w:lineRule="auto"/>
+        <w:rPr>
+          <w:sz w:val="24"/>
+          <w:szCs w:val="24"/>
+        </w:rPr>
+      </w:pPr>
+      <w:r>
+        <w:rPr>
+          <w:sz w:val="24"/>
+          <w:szCs w:val="24"/>
+        </w:rPr>
+        <w:t xml:space="preserve">The </w:t>
+      </w:r>
+      <w:r>
+        <w:rPr>
+          <w:b/>
+          <w:bCs/>
+          <w:sz w:val="24"/>
+          <w:szCs w:val="24"/>
+        </w:rPr>
+        <w:t>user</w:t>
+      </w:r>
+      <w:r>
+        <w:rPr>
+          <w:sz w:val="24"/>
+          <w:szCs w:val="24"/>
+        </w:rPr>
+        <w:t xml:space="preserve"> chooses to ‘Display Solution to Opponent’.</w:t>
+      </w:r>
+    </w:p>
+    <w:p>
+      <w:pPr>
+        <w:pStyle w:val="ListParagraph"/>
+        <w:numPr>
+          <w:ilvl w:val="0"/>
+          <w:numId w:val="9"/>
+        </w:numPr>
+        <w:shd w:val="clear" w:color="auto" w:fill="FFFFFF"/>
+        <w:spacing w:line="360" w:lineRule="auto"/>
+        <w:rPr>
+          <w:sz w:val="24"/>
+          <w:szCs w:val="24"/>
+        </w:rPr>
+      </w:pPr>
+      <w:r>
+        <w:rPr>
+          <w:sz w:val="24"/>
+          <w:szCs w:val="24"/>
+        </w:rPr>
+        <w:t xml:space="preserve">The </w:t>
+      </w:r>
+      <w:r>
+        <w:rPr>
+          <w:b/>
+          <w:bCs/>
+          <w:sz w:val="24"/>
+          <w:szCs w:val="24"/>
+        </w:rPr>
+        <w:t xml:space="preserve">system </w:t>
+      </w:r>
+      <w:r>
+        <w:rPr>
+          <w:sz w:val="24"/>
+          <w:szCs w:val="24"/>
+        </w:rPr>
+        <w:t>remembers to display the user’s solution to the opponents.</w:t>
+      </w:r>
+    </w:p>
+    <w:p>
+      <w:pPr>
+        <w:pStyle w:val="ListParagraph"/>
+        <w:numPr>
+          <w:ilvl w:val="0"/>
+          <w:numId w:val="9"/>
+        </w:numPr>
+        <w:shd w:val="clear" w:color="auto" w:fill="FFFFFF"/>
+        <w:spacing w:line="360" w:lineRule="auto"/>
+        <w:rPr>
+          <w:sz w:val="24"/>
+          <w:szCs w:val="24"/>
+        </w:rPr>
+      </w:pPr>
+      <w:r>
+        <w:rPr>
+          <w:sz w:val="24"/>
+          <w:szCs w:val="24"/>
+        </w:rPr>
+        <w:t xml:space="preserve">The </w:t>
+      </w:r>
+      <w:r>
+        <w:rPr>
+          <w:b/>
+          <w:bCs/>
+          <w:sz w:val="24"/>
+          <w:szCs w:val="24"/>
+        </w:rPr>
+        <w:t>system</w:t>
+      </w:r>
+      <w:r>
+        <w:rPr>
+          <w:sz w:val="24"/>
+          <w:szCs w:val="24"/>
+        </w:rPr>
+        <w:t xml:space="preserve"> notifies the </w:t>
+      </w:r>
+      <w:r>
+        <w:rPr>
+          <w:b/>
+          <w:bCs/>
+          <w:sz w:val="24"/>
+          <w:szCs w:val="24"/>
+        </w:rPr>
+        <w:t>user</w:t>
+      </w:r>
+      <w:r>
+        <w:rPr>
+          <w:sz w:val="24"/>
+          <w:szCs w:val="24"/>
+        </w:rPr>
+        <w:t xml:space="preserve"> that his choices are saved.</w:t>
+      </w:r>
+    </w:p>
+    <w:p>
+      <w:pPr>
+        <w:numPr>
+          <w:ilvl w:val="0"/>
+          <w:numId w:val="6"/>
+        </w:numPr>
+        <w:shd w:val="clear" w:color="auto" w:fill="FFFFFF"/>
+        <w:spacing w:line="360" w:lineRule="auto"/>
+        <w:rPr>
+          <w:sz w:val="24"/>
+          <w:szCs w:val="24"/>
+        </w:rPr>
+      </w:pPr>
+      <w:r>
+        <w:rPr>
+          <w:b/>
+          <w:sz w:val="24"/>
+          <w:szCs w:val="24"/>
+        </w:rPr>
+        <w:t xml:space="preserve">Enable </w:t>
+      </w:r>
+      <w:proofErr w:type="gramStart"/>
+      <w:r>
+        <w:rPr>
+          <w:b/>
+          <w:sz w:val="24"/>
+          <w:szCs w:val="24"/>
+        </w:rPr>
+        <w:t xml:space="preserve">Edit </w:t>
+      </w:r>
+      <w:r>
+        <w:rPr>
+          <w:b/>
+          <w:sz w:val="24"/>
+          <w:szCs w:val="24"/>
+        </w:rPr>
+        <w:t xml:space="preserve"> (</w:t>
+      </w:r>
+      <w:proofErr w:type="gramEnd"/>
+      <w:r>
+        <w:rPr>
+          <w:b/>
+          <w:sz w:val="24"/>
+          <w:szCs w:val="24"/>
+        </w:rPr>
+        <w:t>UC-GAMEPLAY-</w:t>
+      </w:r>
+      <w:r>
+        <w:rPr>
+          <w:b/>
+          <w:sz w:val="24"/>
+          <w:szCs w:val="24"/>
+        </w:rPr>
+        <w:t>4</w:t>
+      </w:r>
+      <w:r>
+        <w:rPr>
+          <w:b/>
+          <w:sz w:val="24"/>
+          <w:szCs w:val="24"/>
+        </w:rPr>
+        <w:t>)</w:t>
+      </w:r>
+    </w:p>
+    <w:p>
+      <w:pPr>
+        <w:pStyle w:val="ListParagraph"/>
+        <w:numPr>
+          <w:ilvl w:val="0"/>
+          <w:numId w:val="9"/>
+        </w:numPr>
+        <w:shd w:val="clear" w:color="auto" w:fill="FFFFFF"/>
+        <w:spacing w:line="360" w:lineRule="auto"/>
+        <w:rPr>
+          <w:sz w:val="24"/>
+          <w:szCs w:val="24"/>
+        </w:rPr>
+      </w:pPr>
+      <w:r>
+        <w:rPr>
+          <w:sz w:val="24"/>
+          <w:szCs w:val="24"/>
+        </w:rPr>
+        <w:t xml:space="preserve">The </w:t>
+      </w:r>
+      <w:r>
+        <w:rPr>
+          <w:b/>
+          <w:bCs/>
+          <w:sz w:val="24"/>
+          <w:szCs w:val="24"/>
+        </w:rPr>
+        <w:t>user</w:t>
+      </w:r>
+      <w:r>
+        <w:rPr>
+          <w:sz w:val="24"/>
+          <w:szCs w:val="24"/>
+        </w:rPr>
+        <w:t xml:space="preserve"> chooses to Enable Edit.</w:t>
+      </w:r>
+    </w:p>
+    <w:p>
+      <w:pPr>
+        <w:pStyle w:val="ListParagraph"/>
+        <w:numPr>
+          <w:ilvl w:val="0"/>
+          <w:numId w:val="9"/>
+        </w:numPr>
+        <w:shd w:val="clear" w:color="auto" w:fill="FFFFFF"/>
+        <w:spacing w:line="360" w:lineRule="auto"/>
+        <w:rPr>
+          <w:sz w:val="24"/>
+          <w:szCs w:val="24"/>
+        </w:rPr>
+      </w:pPr>
+      <w:r>
+        <w:rPr>
+          <w:sz w:val="24"/>
+          <w:szCs w:val="24"/>
+        </w:rPr>
+        <w:t xml:space="preserve">The </w:t>
+      </w:r>
+      <w:r>
+        <w:rPr>
+          <w:b/>
+          <w:bCs/>
+          <w:sz w:val="24"/>
+          <w:szCs w:val="24"/>
+        </w:rPr>
+        <w:t>system</w:t>
+      </w:r>
+      <w:r>
+        <w:rPr>
+          <w:sz w:val="24"/>
+          <w:szCs w:val="24"/>
+        </w:rPr>
+        <w:t xml:space="preserve"> displays the pointer in the text editor.</w:t>
+      </w:r>
+    </w:p>
+    <w:p>
+      <w:pPr>
+        <w:pStyle w:val="ListParagraph"/>
+        <w:numPr>
+          <w:ilvl w:val="0"/>
+          <w:numId w:val="9"/>
+        </w:numPr>
+        <w:shd w:val="clear" w:color="auto" w:fill="FFFFFF"/>
+        <w:spacing w:line="360" w:lineRule="auto"/>
+        <w:rPr>
+          <w:sz w:val="24"/>
+          <w:szCs w:val="24"/>
+        </w:rPr>
+      </w:pPr>
+      <w:r>
+        <w:rPr>
+          <w:sz w:val="24"/>
+          <w:szCs w:val="24"/>
+        </w:rPr>
+        <w:lastRenderedPageBreak/>
+        <w:t xml:space="preserve">The </w:t>
+      </w:r>
+      <w:r>
+        <w:rPr>
+          <w:b/>
+          <w:bCs/>
+          <w:sz w:val="24"/>
+          <w:szCs w:val="24"/>
+        </w:rPr>
+        <w:t xml:space="preserve">system </w:t>
+      </w:r>
+      <w:r>
+        <w:rPr>
+          <w:sz w:val="24"/>
+          <w:szCs w:val="24"/>
+        </w:rPr>
+        <w:t xml:space="preserve">notifies the </w:t>
+      </w:r>
+      <w:r>
+        <w:rPr>
+          <w:b/>
+          <w:bCs/>
+          <w:sz w:val="24"/>
+          <w:szCs w:val="24"/>
+        </w:rPr>
+        <w:t>user</w:t>
+      </w:r>
+      <w:r>
+        <w:rPr>
+          <w:sz w:val="24"/>
+          <w:szCs w:val="24"/>
+        </w:rPr>
+        <w:t xml:space="preserve"> that editing is enabled.</w:t>
+      </w:r>
+    </w:p>
+    <w:p>
+      <w:pPr>
+        <w:numPr>
+          <w:ilvl w:val="0"/>
+          <w:numId w:val="6"/>
+        </w:numPr>
+        <w:shd w:val="clear" w:color="auto" w:fill="FFFFFF"/>
+        <w:spacing w:line="360" w:lineRule="auto"/>
+        <w:rPr>
+          <w:sz w:val="24"/>
+          <w:szCs w:val="24"/>
+        </w:rPr>
+      </w:pPr>
+      <w:proofErr w:type="gramStart"/>
+      <w:r>
+        <w:rPr>
+          <w:b/>
+          <w:sz w:val="24"/>
+          <w:szCs w:val="24"/>
+        </w:rPr>
+        <w:t xml:space="preserve">Exit </w:t>
+      </w:r>
+      <w:r>
+        <w:rPr>
+          <w:b/>
+          <w:sz w:val="24"/>
+          <w:szCs w:val="24"/>
+        </w:rPr>
+        <w:t xml:space="preserve"> (</w:t>
+      </w:r>
+      <w:proofErr w:type="gramEnd"/>
+      <w:r>
+        <w:rPr>
+          <w:b/>
+          <w:sz w:val="24"/>
+          <w:szCs w:val="24"/>
+        </w:rPr>
+        <w:t>UC-GAMEPLAY-</w:t>
+      </w:r>
+      <w:r>
+        <w:rPr>
+          <w:b/>
+          <w:sz w:val="24"/>
+          <w:szCs w:val="24"/>
+        </w:rPr>
+        <w:t>5</w:t>
+      </w:r>
+      <w:r>
+        <w:rPr>
+          <w:b/>
+          <w:sz w:val="24"/>
+          <w:szCs w:val="24"/>
+        </w:rPr>
+        <w:t>)</w:t>
+      </w:r>
+    </w:p>
+    <w:p>
+      <w:pPr>
+        <w:pStyle w:val="ListParagraph"/>
+        <w:numPr>
+          <w:ilvl w:val="0"/>
+          <w:numId w:val="9"/>
+        </w:numPr>
+        <w:shd w:val="clear" w:color="auto" w:fill="FFFFFF"/>
+        <w:spacing w:line="360" w:lineRule="auto"/>
+        <w:rPr>
+          <w:sz w:val="24"/>
+          <w:szCs w:val="24"/>
+        </w:rPr>
+      </w:pPr>
+      <w:r>
+        <w:rPr>
+          <w:sz w:val="24"/>
+          <w:szCs w:val="24"/>
+        </w:rPr>
+        <w:t xml:space="preserve">The </w:t>
+      </w:r>
+      <w:r>
+        <w:rPr>
+          <w:b/>
+          <w:bCs/>
+          <w:sz w:val="24"/>
+          <w:szCs w:val="24"/>
+        </w:rPr>
+        <w:t>user</w:t>
+      </w:r>
+      <w:r>
+        <w:rPr>
+          <w:sz w:val="24"/>
+          <w:szCs w:val="24"/>
+        </w:rPr>
+        <w:t xml:space="preserve"> chooses to Exit.</w:t>
+      </w:r>
+    </w:p>
+    <w:p>
+      <w:pPr>
+        <w:pStyle w:val="ListParagraph"/>
+        <w:numPr>
+          <w:ilvl w:val="0"/>
+          <w:numId w:val="9"/>
+        </w:numPr>
+        <w:shd w:val="clear" w:color="auto" w:fill="FFFFFF"/>
+        <w:spacing w:line="360" w:lineRule="auto"/>
+        <w:rPr>
+          <w:sz w:val="24"/>
+          <w:szCs w:val="24"/>
+        </w:rPr>
+      </w:pPr>
+      <w:r>
+        <w:rPr>
+          <w:sz w:val="24"/>
+          <w:szCs w:val="24"/>
+        </w:rPr>
+        <w:t xml:space="preserve">If the </w:t>
+      </w:r>
+      <w:r>
+        <w:rPr>
+          <w:b/>
+          <w:bCs/>
+          <w:sz w:val="24"/>
+          <w:szCs w:val="24"/>
+        </w:rPr>
+        <w:t>user</w:t>
+      </w:r>
+      <w:r>
+        <w:rPr>
+          <w:sz w:val="24"/>
+          <w:szCs w:val="24"/>
+        </w:rPr>
+        <w:t xml:space="preserve"> plays in Ranked Matches, t</w:t>
+      </w:r>
+      <w:r>
+        <w:rPr>
+          <w:sz w:val="24"/>
+          <w:szCs w:val="24"/>
+        </w:rPr>
+        <w:t>he</w:t>
+      </w:r>
+      <w:r>
+        <w:rPr>
+          <w:sz w:val="24"/>
+          <w:szCs w:val="24"/>
+        </w:rPr>
+        <w:t xml:space="preserve"> </w:t>
+      </w:r>
+      <w:r>
+        <w:rPr>
+          <w:b/>
+          <w:bCs/>
+          <w:sz w:val="24"/>
+          <w:szCs w:val="24"/>
+        </w:rPr>
+        <w:t xml:space="preserve">system </w:t>
+      </w:r>
+      <w:r>
+        <w:rPr>
+          <w:sz w:val="24"/>
+          <w:szCs w:val="24"/>
+        </w:rPr>
+        <w:t xml:space="preserve">notifies the </w:t>
+      </w:r>
+      <w:r>
+        <w:rPr>
+          <w:b/>
+          <w:bCs/>
+          <w:sz w:val="24"/>
+          <w:szCs w:val="24"/>
+        </w:rPr>
+        <w:t>user</w:t>
+      </w:r>
+      <w:r>
+        <w:rPr>
+          <w:sz w:val="24"/>
+          <w:szCs w:val="24"/>
+        </w:rPr>
+        <w:t xml:space="preserve"> of a penalty.</w:t>
+      </w:r>
+    </w:p>
+    <w:p>
+      <w:pPr>
+        <w:pStyle w:val="ListParagraph"/>
+        <w:numPr>
+          <w:ilvl w:val="0"/>
+          <w:numId w:val="9"/>
+        </w:numPr>
+        <w:shd w:val="clear" w:color="auto" w:fill="FFFFFF"/>
+        <w:spacing w:line="360" w:lineRule="auto"/>
+        <w:rPr>
+          <w:sz w:val="24"/>
+          <w:szCs w:val="24"/>
+        </w:rPr>
+      </w:pPr>
+      <w:r>
+        <w:rPr>
+          <w:sz w:val="24"/>
+          <w:szCs w:val="24"/>
+        </w:rPr>
+        <w:t>The</w:t>
+      </w:r>
+      <w:r>
+        <w:rPr>
+          <w:sz w:val="24"/>
+          <w:szCs w:val="24"/>
+        </w:rPr>
+        <w:t xml:space="preserve"> </w:t>
+      </w:r>
+      <w:r>
+        <w:rPr>
+          <w:b/>
+          <w:bCs/>
+          <w:sz w:val="24"/>
+          <w:szCs w:val="24"/>
+        </w:rPr>
+        <w:t xml:space="preserve">system </w:t>
+      </w:r>
+      <w:r>
+        <w:rPr>
+          <w:sz w:val="24"/>
+          <w:szCs w:val="24"/>
+        </w:rPr>
+        <w:t xml:space="preserve">prompts the </w:t>
+      </w:r>
+      <w:r>
+        <w:rPr>
+          <w:b/>
+          <w:bCs/>
+          <w:sz w:val="24"/>
+          <w:szCs w:val="24"/>
+        </w:rPr>
+        <w:t xml:space="preserve">user </w:t>
+      </w:r>
+      <w:r>
+        <w:rPr>
+          <w:sz w:val="24"/>
+          <w:szCs w:val="24"/>
+        </w:rPr>
+        <w:t>to confirm the exit.</w:t>
+      </w:r>
+    </w:p>
+    <w:p>
+      <w:pPr>
+        <w:pStyle w:val="ListParagraph"/>
+        <w:numPr>
+          <w:ilvl w:val="0"/>
+          <w:numId w:val="9"/>
+        </w:numPr>
+        <w:shd w:val="clear" w:color="auto" w:fill="FFFFFF"/>
+        <w:spacing w:line="360" w:lineRule="auto"/>
+        <w:rPr>
+          <w:sz w:val="24"/>
+          <w:szCs w:val="24"/>
+        </w:rPr>
+      </w:pPr>
+      <w:r>
+        <w:rPr>
+          <w:sz w:val="24"/>
+          <w:szCs w:val="24"/>
+        </w:rPr>
+        <w:t>If t</w:t>
+      </w:r>
+      <w:r>
+        <w:rPr>
+          <w:sz w:val="24"/>
+          <w:szCs w:val="24"/>
+        </w:rPr>
+        <w:t xml:space="preserve">he </w:t>
+      </w:r>
+      <w:r>
+        <w:rPr>
+          <w:b/>
+          <w:bCs/>
+          <w:sz w:val="24"/>
+          <w:szCs w:val="24"/>
+        </w:rPr>
+        <w:t>user</w:t>
+      </w:r>
+      <w:r>
+        <w:rPr>
+          <w:sz w:val="24"/>
+          <w:szCs w:val="24"/>
+        </w:rPr>
+        <w:t xml:space="preserve"> confirms to exit.</w:t>
+      </w:r>
+    </w:p>
+    <w:p>
+      <w:pPr>
+        <w:pStyle w:val="ListParagraph"/>
+        <w:shd w:val="clear" w:color="auto" w:fill="FFFFFF"/>
+        <w:spacing w:line="360" w:lineRule="auto"/>
+        <w:ind w:left="1440"/>
+        <w:rPr>
+          <w:sz w:val="24"/>
+          <w:szCs w:val="24"/>
+        </w:rPr>
+      </w:pPr>
+      <w:r>
+        <w:rPr>
+          <w:sz w:val="24"/>
+          <w:szCs w:val="24"/>
+        </w:rPr>
+        <w:t xml:space="preserve">+ </w:t>
+      </w:r>
+      <w:r>
+        <w:rPr>
+          <w:sz w:val="24"/>
+          <w:szCs w:val="24"/>
+        </w:rPr>
+        <w:t xml:space="preserve">The </w:t>
+      </w:r>
+      <w:r>
+        <w:rPr>
+          <w:b/>
+          <w:bCs/>
+          <w:sz w:val="24"/>
+          <w:szCs w:val="24"/>
+        </w:rPr>
+        <w:t xml:space="preserve">system </w:t>
+      </w:r>
+      <w:r>
+        <w:rPr>
+          <w:sz w:val="24"/>
+          <w:szCs w:val="24"/>
+        </w:rPr>
+        <w:t xml:space="preserve">sends a request to the </w:t>
+      </w:r>
+      <w:r>
+        <w:rPr>
+          <w:b/>
+          <w:bCs/>
+          <w:sz w:val="24"/>
+          <w:szCs w:val="24"/>
+        </w:rPr>
+        <w:t>server</w:t>
+      </w:r>
+      <w:r>
+        <w:rPr>
+          <w:sz w:val="24"/>
+          <w:szCs w:val="24"/>
+        </w:rPr>
+        <w:t>.</w:t>
+      </w:r>
+    </w:p>
+    <w:p>
+      <w:pPr>
+        <w:pStyle w:val="ListParagraph"/>
+        <w:shd w:val="clear" w:color="auto" w:fill="FFFFFF"/>
+        <w:spacing w:line="360" w:lineRule="auto"/>
+        <w:ind w:left="1440"/>
+        <w:rPr>
+          <w:sz w:val="24"/>
+          <w:szCs w:val="24"/>
+        </w:rPr>
+      </w:pPr>
+      <w:r>
+        <w:rPr>
+          <w:sz w:val="24"/>
+          <w:szCs w:val="24"/>
+        </w:rPr>
+        <w:t xml:space="preserve">+ </w:t>
+      </w:r>
+      <w:r>
+        <w:rPr>
+          <w:sz w:val="24"/>
+          <w:szCs w:val="24"/>
+        </w:rPr>
+        <w:t xml:space="preserve">The </w:t>
+      </w:r>
+      <w:r>
+        <w:rPr>
+          <w:b/>
+          <w:bCs/>
+          <w:sz w:val="24"/>
+          <w:szCs w:val="24"/>
+        </w:rPr>
+        <w:t>server</w:t>
+      </w:r>
+      <w:r>
+        <w:rPr>
+          <w:sz w:val="24"/>
+          <w:szCs w:val="24"/>
+        </w:rPr>
+        <w:t xml:space="preserve"> removes the player from the game.</w:t>
+      </w:r>
+    </w:p>
+    <w:p>
+      <w:pPr>
+        <w:pStyle w:val="ListParagraph"/>
+        <w:numPr>
+          <w:ilvl w:val="0"/>
+          <w:numId w:val="9"/>
+        </w:numPr>
+        <w:shd w:val="clear" w:color="auto" w:fill="FFFFFF"/>
+        <w:spacing w:line="360" w:lineRule="auto"/>
+        <w:rPr>
+          <w:sz w:val="24"/>
+          <w:szCs w:val="24"/>
+        </w:rPr>
+      </w:pPr>
+      <w:r>
+        <w:rPr>
+          <w:sz w:val="24"/>
+          <w:szCs w:val="24"/>
+        </w:rPr>
+        <w:t xml:space="preserve">If the </w:t>
+      </w:r>
+      <w:r>
+        <w:rPr>
+          <w:b/>
+          <w:bCs/>
+          <w:sz w:val="24"/>
+          <w:szCs w:val="24"/>
+        </w:rPr>
+        <w:t>user</w:t>
+      </w:r>
+      <w:r>
+        <w:rPr>
+          <w:sz w:val="24"/>
+          <w:szCs w:val="24"/>
+        </w:rPr>
+        <w:t xml:space="preserve"> declines to exit.</w:t>
+      </w:r>
+    </w:p>
+    <w:p>
+      <w:pPr>
+        <w:pStyle w:val="ListParagraph"/>
+        <w:shd w:val="clear" w:color="auto" w:fill="FFFFFF"/>
+        <w:spacing w:line="360" w:lineRule="auto"/>
+        <w:ind w:left="1440"/>
+        <w:rPr>
+          <w:sz w:val="24"/>
+          <w:szCs w:val="24"/>
+        </w:rPr>
+      </w:pPr>
+      <w:r>
+        <w:rPr>
+          <w:sz w:val="24"/>
+          <w:szCs w:val="24"/>
+        </w:rPr>
+        <w:t xml:space="preserve">+ The </w:t>
+      </w:r>
+      <w:r>
+        <w:rPr>
+          <w:b/>
+          <w:bCs/>
+          <w:sz w:val="24"/>
+          <w:szCs w:val="24"/>
+        </w:rPr>
+        <w:t xml:space="preserve">system </w:t>
+      </w:r>
+      <w:r>
+        <w:rPr>
+          <w:sz w:val="24"/>
+          <w:szCs w:val="24"/>
+        </w:rPr>
+        <w:t xml:space="preserve">redirects the </w:t>
+      </w:r>
+      <w:r>
+        <w:rPr>
+          <w:b/>
+          <w:bCs/>
+          <w:sz w:val="24"/>
+          <w:szCs w:val="24"/>
+        </w:rPr>
+        <w:t>user</w:t>
+      </w:r>
+      <w:r>
+        <w:rPr>
+          <w:sz w:val="24"/>
+          <w:szCs w:val="24"/>
+        </w:rPr>
+        <w:t xml:space="preserve"> back to the Gameplay Interface.</w:t>
+      </w:r>
+    </w:p>
+    <w:p>
+      <w:pPr>
+        <w:numPr>
+          <w:ilvl w:val="0"/>
+          <w:numId w:val="6"/>
+        </w:numPr>
+        <w:shd w:val="clear" w:color="auto" w:fill="FFFFFF"/>
+        <w:spacing w:line="360" w:lineRule="auto"/>
+        <w:rPr>
+          <w:sz w:val="24"/>
+          <w:szCs w:val="24"/>
+        </w:rPr>
+      </w:pPr>
+      <w:proofErr w:type="gramStart"/>
+      <w:r>
+        <w:rPr>
+          <w:b/>
+          <w:sz w:val="24"/>
+          <w:szCs w:val="24"/>
+        </w:rPr>
+        <w:t xml:space="preserve">Kick </w:t>
+      </w:r>
+      <w:r>
+        <w:rPr>
+          <w:b/>
+          <w:sz w:val="24"/>
+          <w:szCs w:val="24"/>
+        </w:rPr>
+        <w:t xml:space="preserve"> (</w:t>
+      </w:r>
+      <w:proofErr w:type="gramEnd"/>
+      <w:r>
+        <w:rPr>
+          <w:b/>
+          <w:sz w:val="24"/>
+          <w:szCs w:val="24"/>
+        </w:rPr>
+        <w:t>UC-GAMEPLAY-</w:t>
+      </w:r>
+      <w:r>
+        <w:rPr>
+          <w:b/>
+          <w:sz w:val="24"/>
+          <w:szCs w:val="24"/>
+        </w:rPr>
+        <w:t>6</w:t>
+      </w:r>
+      <w:r>
+        <w:rPr>
+          <w:b/>
+          <w:sz w:val="24"/>
+          <w:szCs w:val="24"/>
+        </w:rPr>
+        <w:t>)</w:t>
+      </w:r>
+    </w:p>
+    <w:p>
+      <w:pPr>
+        <w:pStyle w:val="ListParagraph"/>
+        <w:numPr>
+          <w:ilvl w:val="0"/>
+          <w:numId w:val="9"/>
+        </w:numPr>
+        <w:shd w:val="clear" w:color="auto" w:fill="FFFFFF"/>
+        <w:spacing w:line="360" w:lineRule="auto"/>
+        <w:rPr>
+          <w:sz w:val="24"/>
+          <w:szCs w:val="24"/>
+        </w:rPr>
+      </w:pPr>
+      <w:r>
+        <w:rPr>
+          <w:sz w:val="24"/>
+          <w:szCs w:val="24"/>
+        </w:rPr>
+        <w:t xml:space="preserve">The </w:t>
+      </w:r>
+      <w:r>
+        <w:rPr>
+          <w:b/>
+          <w:bCs/>
+          <w:sz w:val="24"/>
+          <w:szCs w:val="24"/>
+        </w:rPr>
+        <w:t xml:space="preserve">user </w:t>
+      </w:r>
+      <w:r>
+        <w:rPr>
+          <w:sz w:val="24"/>
+          <w:szCs w:val="24"/>
+        </w:rPr>
+        <w:t>chooses to Kick.</w:t>
+      </w:r>
+    </w:p>
+    <w:p>
+      <w:pPr>
+        <w:pStyle w:val="ListParagraph"/>
+        <w:numPr>
+          <w:ilvl w:val="0"/>
+          <w:numId w:val="9"/>
+        </w:numPr>
+        <w:shd w:val="clear" w:color="auto" w:fill="FFFFFF"/>
+        <w:spacing w:line="360" w:lineRule="auto"/>
+        <w:rPr>
+          <w:sz w:val="24"/>
+          <w:szCs w:val="24"/>
+        </w:rPr>
+      </w:pPr>
+      <w:r>
+        <w:rPr>
+          <w:sz w:val="24"/>
+          <w:szCs w:val="24"/>
+        </w:rPr>
+        <w:t xml:space="preserve">The </w:t>
+      </w:r>
+      <w:r>
+        <w:rPr>
+          <w:b/>
+          <w:bCs/>
+          <w:sz w:val="24"/>
+          <w:szCs w:val="24"/>
+        </w:rPr>
+        <w:t>system</w:t>
+      </w:r>
+      <w:r>
+        <w:rPr>
+          <w:sz w:val="24"/>
+          <w:szCs w:val="24"/>
+        </w:rPr>
+        <w:t xml:space="preserve"> prompts the </w:t>
+      </w:r>
+      <w:r>
+        <w:rPr>
+          <w:b/>
+          <w:bCs/>
+          <w:sz w:val="24"/>
+          <w:szCs w:val="24"/>
+        </w:rPr>
+        <w:t xml:space="preserve">user </w:t>
+      </w:r>
+      <w:r>
+        <w:rPr>
+          <w:sz w:val="24"/>
+          <w:szCs w:val="24"/>
+        </w:rPr>
+        <w:t>to choose a player to kick.</w:t>
+      </w:r>
+    </w:p>
+    <w:p>
+      <w:pPr>
+        <w:pStyle w:val="ListParagraph"/>
+        <w:numPr>
+          <w:ilvl w:val="0"/>
+          <w:numId w:val="9"/>
+        </w:numPr>
+        <w:shd w:val="clear" w:color="auto" w:fill="FFFFFF"/>
+        <w:spacing w:line="360" w:lineRule="auto"/>
+        <w:rPr>
+          <w:sz w:val="24"/>
+          <w:szCs w:val="24"/>
+        </w:rPr>
+      </w:pPr>
+      <w:r>
+        <w:rPr>
+          <w:sz w:val="24"/>
+          <w:szCs w:val="24"/>
+        </w:rPr>
+        <w:t xml:space="preserve">The </w:t>
+      </w:r>
+      <w:r>
+        <w:rPr>
+          <w:b/>
+          <w:bCs/>
+          <w:sz w:val="24"/>
+          <w:szCs w:val="24"/>
+        </w:rPr>
+        <w:t>user</w:t>
+      </w:r>
+      <w:r>
+        <w:rPr>
+          <w:sz w:val="24"/>
+          <w:szCs w:val="24"/>
+        </w:rPr>
+        <w:t xml:space="preserve"> chooses the player and confirms.</w:t>
+      </w:r>
+    </w:p>
+    <w:p>
+      <w:pPr>
+        <w:pStyle w:val="ListParagraph"/>
+        <w:numPr>
+          <w:ilvl w:val="0"/>
+          <w:numId w:val="9"/>
+        </w:numPr>
+        <w:shd w:val="clear" w:color="auto" w:fill="FFFFFF"/>
+        <w:spacing w:line="360" w:lineRule="auto"/>
+        <w:rPr>
+          <w:sz w:val="24"/>
+          <w:szCs w:val="24"/>
+        </w:rPr>
+      </w:pPr>
+      <w:r>
+        <w:rPr>
+          <w:sz w:val="24"/>
+          <w:szCs w:val="24"/>
+        </w:rPr>
+        <w:t xml:space="preserve">The </w:t>
+      </w:r>
+      <w:r>
+        <w:rPr>
+          <w:b/>
+          <w:bCs/>
+          <w:sz w:val="24"/>
+          <w:szCs w:val="24"/>
+        </w:rPr>
+        <w:t>system</w:t>
+      </w:r>
+      <w:r>
+        <w:rPr>
+          <w:sz w:val="24"/>
+          <w:szCs w:val="24"/>
+        </w:rPr>
+        <w:t xml:space="preserve"> prompts all </w:t>
+      </w:r>
+      <w:r>
+        <w:rPr>
+          <w:b/>
+          <w:bCs/>
+          <w:sz w:val="24"/>
+          <w:szCs w:val="24"/>
+        </w:rPr>
+        <w:t>users</w:t>
+      </w:r>
+      <w:r>
+        <w:rPr>
+          <w:sz w:val="24"/>
+          <w:szCs w:val="24"/>
+        </w:rPr>
+        <w:t xml:space="preserve"> except the targeted player that a 20-second voting session will take place.</w:t>
+      </w:r>
+    </w:p>
+    <w:p>
+      <w:pPr>
+        <w:pStyle w:val="ListParagraph"/>
+        <w:numPr>
+          <w:ilvl w:val="0"/>
+          <w:numId w:val="9"/>
+        </w:numPr>
+        <w:shd w:val="clear" w:color="auto" w:fill="FFFFFF"/>
+        <w:spacing w:line="360" w:lineRule="auto"/>
+        <w:rPr>
+          <w:sz w:val="24"/>
+          <w:szCs w:val="24"/>
+        </w:rPr>
+      </w:pPr>
+      <w:r>
+        <w:rPr>
+          <w:sz w:val="24"/>
+          <w:szCs w:val="24"/>
+        </w:rPr>
+        <w:t xml:space="preserve">Each </w:t>
+      </w:r>
+      <w:r>
+        <w:rPr>
+          <w:b/>
+          <w:bCs/>
+          <w:sz w:val="24"/>
+          <w:szCs w:val="24"/>
+        </w:rPr>
+        <w:t>user</w:t>
+      </w:r>
+      <w:r>
+        <w:rPr>
+          <w:sz w:val="24"/>
+          <w:szCs w:val="24"/>
+        </w:rPr>
+        <w:t xml:space="preserve"> chooses either to agree or decline to kick.</w:t>
+      </w:r>
+    </w:p>
+    <w:p>
+      <w:pPr>
+        <w:pStyle w:val="ListParagraph"/>
+        <w:numPr>
+          <w:ilvl w:val="0"/>
+          <w:numId w:val="9"/>
+        </w:numPr>
+        <w:shd w:val="clear" w:color="auto" w:fill="FFFFFF"/>
+        <w:spacing w:line="360" w:lineRule="auto"/>
+        <w:rPr>
+          <w:sz w:val="24"/>
+          <w:szCs w:val="24"/>
+        </w:rPr>
+      </w:pPr>
+      <w:r>
+        <w:rPr>
+          <w:sz w:val="24"/>
+          <w:szCs w:val="24"/>
+        </w:rPr>
+        <w:t xml:space="preserve">If more than 70% of the players agree to kick, </w:t>
+      </w:r>
+    </w:p>
+    <w:p>
+      <w:pPr>
+        <w:pStyle w:val="ListParagraph"/>
+        <w:shd w:val="clear" w:color="auto" w:fill="FFFFFF"/>
+        <w:spacing w:line="360" w:lineRule="auto"/>
+        <w:ind w:left="1440"/>
+        <w:rPr>
+          <w:sz w:val="24"/>
+          <w:szCs w:val="24"/>
+        </w:rPr>
+      </w:pPr>
+      <w:r>
+        <w:rPr>
+          <w:sz w:val="24"/>
+          <w:szCs w:val="24"/>
+        </w:rPr>
+        <w:t xml:space="preserve">+ The </w:t>
+      </w:r>
+      <w:r>
+        <w:rPr>
+          <w:b/>
+          <w:bCs/>
+          <w:sz w:val="24"/>
+          <w:szCs w:val="24"/>
+        </w:rPr>
+        <w:t>system</w:t>
+      </w:r>
+      <w:r>
+        <w:rPr>
+          <w:sz w:val="24"/>
+          <w:szCs w:val="24"/>
+        </w:rPr>
+        <w:t xml:space="preserve"> sends a request to the </w:t>
+      </w:r>
+      <w:r>
+        <w:rPr>
+          <w:b/>
+          <w:bCs/>
+          <w:sz w:val="24"/>
+          <w:szCs w:val="24"/>
+        </w:rPr>
+        <w:t>server</w:t>
+      </w:r>
+      <w:r>
+        <w:rPr>
+          <w:sz w:val="24"/>
+          <w:szCs w:val="24"/>
+        </w:rPr>
+        <w:t>.</w:t>
+      </w:r>
+    </w:p>
+    <w:p>
+      <w:pPr>
+        <w:pStyle w:val="ListParagraph"/>
+        <w:shd w:val="clear" w:color="auto" w:fill="FFFFFF"/>
+        <w:spacing w:line="360" w:lineRule="auto"/>
+        <w:ind w:left="1440"/>
+        <w:rPr>
+          <w:sz w:val="24"/>
+          <w:szCs w:val="24"/>
+        </w:rPr>
+      </w:pPr>
+      <w:r>
+        <w:rPr>
+          <w:sz w:val="24"/>
+          <w:szCs w:val="24"/>
+        </w:rPr>
+        <w:t xml:space="preserve">+ The </w:t>
+      </w:r>
+      <w:r>
+        <w:rPr>
+          <w:b/>
+          <w:bCs/>
+          <w:sz w:val="24"/>
+          <w:szCs w:val="24"/>
+        </w:rPr>
+        <w:t xml:space="preserve">server </w:t>
+      </w:r>
+      <w:r>
+        <w:rPr>
+          <w:sz w:val="24"/>
+          <w:szCs w:val="24"/>
+        </w:rPr>
+        <w:t>removes the targeted player from the room.</w:t>
+      </w:r>
+    </w:p>
+    <w:p>
+      <w:pPr>
+        <w:pStyle w:val="ListParagraph"/>
+        <w:shd w:val="clear" w:color="auto" w:fill="FFFFFF"/>
+        <w:spacing w:line="360" w:lineRule="auto"/>
+        <w:ind w:left="1440"/>
+        <w:rPr>
+          <w:sz w:val="24"/>
+          <w:szCs w:val="24"/>
+        </w:rPr>
+      </w:pPr>
+      <w:r>
+        <w:rPr>
+          <w:sz w:val="24"/>
+          <w:szCs w:val="24"/>
+        </w:rPr>
+        <w:t xml:space="preserve">+ The </w:t>
+      </w:r>
+      <w:r>
+        <w:rPr>
+          <w:b/>
+          <w:bCs/>
+          <w:sz w:val="24"/>
+          <w:szCs w:val="24"/>
+        </w:rPr>
+        <w:t xml:space="preserve">system </w:t>
+      </w:r>
+      <w:r>
+        <w:rPr>
+          <w:sz w:val="24"/>
+          <w:szCs w:val="24"/>
+        </w:rPr>
+        <w:t xml:space="preserve">notifies all </w:t>
+      </w:r>
+      <w:r>
+        <w:rPr>
+          <w:b/>
+          <w:bCs/>
+          <w:sz w:val="24"/>
+          <w:szCs w:val="24"/>
+        </w:rPr>
+        <w:t>users</w:t>
+      </w:r>
+      <w:r>
+        <w:rPr>
+          <w:sz w:val="24"/>
+          <w:szCs w:val="24"/>
+        </w:rPr>
+        <w:t xml:space="preserve"> that the targeted player is kicked.</w:t>
+      </w:r>
+    </w:p>
+    <w:p>
+      <w:pPr>
+        <w:pStyle w:val="ListParagraph"/>
+        <w:numPr>
+          <w:ilvl w:val="0"/>
+          <w:numId w:val="9"/>
+        </w:numPr>
+        <w:shd w:val="clear" w:color="auto" w:fill="FFFFFF"/>
+        <w:spacing w:line="360" w:lineRule="auto"/>
+        <w:rPr>
+          <w:sz w:val="24"/>
+          <w:szCs w:val="24"/>
+        </w:rPr>
+      </w:pPr>
+      <w:r>
+        <w:rPr>
+          <w:sz w:val="24"/>
+          <w:szCs w:val="24"/>
+        </w:rPr>
+        <w:t>Else,</w:t>
+      </w:r>
+    </w:p>
+    <w:p>
+      <w:pPr>
+        <w:pStyle w:val="ListParagraph"/>
+        <w:shd w:val="clear" w:color="auto" w:fill="FFFFFF"/>
+        <w:spacing w:line="360" w:lineRule="auto"/>
+        <w:ind w:left="1440"/>
+        <w:rPr>
+          <w:sz w:val="24"/>
+          <w:szCs w:val="24"/>
+        </w:rPr>
+      </w:pPr>
+      <w:r>
+        <w:rPr>
+          <w:sz w:val="24"/>
+          <w:szCs w:val="24"/>
+        </w:rPr>
+        <w:t xml:space="preserve">+ The </w:t>
+      </w:r>
+      <w:r>
+        <w:rPr>
+          <w:b/>
+          <w:bCs/>
+          <w:sz w:val="24"/>
+          <w:szCs w:val="24"/>
+        </w:rPr>
+        <w:t>system</w:t>
+      </w:r>
+      <w:r>
+        <w:rPr>
+          <w:sz w:val="24"/>
+          <w:szCs w:val="24"/>
+        </w:rPr>
+        <w:t xml:space="preserve"> notifies all </w:t>
+      </w:r>
+      <w:r>
+        <w:rPr>
+          <w:b/>
+          <w:bCs/>
+          <w:sz w:val="24"/>
+          <w:szCs w:val="24"/>
+        </w:rPr>
+        <w:t>users</w:t>
+      </w:r>
+      <w:r>
+        <w:rPr>
+          <w:sz w:val="24"/>
+          <w:szCs w:val="24"/>
+        </w:rPr>
+        <w:t xml:space="preserve"> that the targeted player is not kicked.</w:t>
+      </w:r>
+    </w:p>
+    <w:p>
+      <w:pPr>
+        <w:numPr>
+          <w:ilvl w:val="0"/>
+          <w:numId w:val="6"/>
+        </w:numPr>
+        <w:shd w:val="clear" w:color="auto" w:fill="FFFFFF"/>
+        <w:spacing w:line="360" w:lineRule="auto"/>
+        <w:rPr>
+          <w:b/>
+          <w:sz w:val="24"/>
+          <w:szCs w:val="24"/>
+        </w:rPr>
+      </w:pPr>
+      <w:r>
+        <w:rPr>
+          <w:b/>
+          <w:sz w:val="24"/>
+          <w:szCs w:val="24"/>
+        </w:rPr>
+        <w:t xml:space="preserve">Open Individual </w:t>
+      </w:r>
+      <w:r>
+        <w:rPr>
+          <w:b/>
+          <w:sz w:val="24"/>
+          <w:szCs w:val="24"/>
+        </w:rPr>
+        <w:t xml:space="preserve">Text Editor </w:t>
+      </w:r>
+      <w:proofErr w:type="gramStart"/>
+      <w:r>
+        <w:rPr>
+          <w:b/>
+          <w:sz w:val="24"/>
+          <w:szCs w:val="24"/>
+        </w:rPr>
+        <w:t>Tab</w:t>
+      </w:r>
+      <w:r>
+        <w:rPr>
+          <w:b/>
+          <w:sz w:val="24"/>
+          <w:szCs w:val="24"/>
+        </w:rPr>
+        <w:t xml:space="preserve"> </w:t>
+      </w:r>
+      <w:r>
+        <w:rPr>
+          <w:b/>
+          <w:sz w:val="24"/>
+          <w:szCs w:val="24"/>
+        </w:rPr>
+        <w:t xml:space="preserve"> (</w:t>
+      </w:r>
+      <w:proofErr w:type="gramEnd"/>
+      <w:r>
+        <w:rPr>
+          <w:b/>
+          <w:sz w:val="24"/>
+          <w:szCs w:val="24"/>
+        </w:rPr>
+        <w:t>UC-GAMEPLAY-</w:t>
+      </w:r>
+      <w:r>
+        <w:rPr>
+          <w:b/>
+          <w:sz w:val="24"/>
+          <w:szCs w:val="24"/>
+        </w:rPr>
+        <w:t>7</w:t>
+      </w:r>
+      <w:r>
+        <w:rPr>
+          <w:b/>
+          <w:sz w:val="24"/>
+          <w:szCs w:val="24"/>
+        </w:rPr>
+        <w:t>)</w:t>
+      </w:r>
+    </w:p>
+    <w:p>
+      <w:pPr>
+        <w:pStyle w:val="ListParagraph"/>
+        <w:numPr>
+          <w:ilvl w:val="0"/>
+          <w:numId w:val="9"/>
+        </w:numPr>
+        <w:shd w:val="clear" w:color="auto" w:fill="FFFFFF"/>
+        <w:spacing w:line="360" w:lineRule="auto"/>
+        <w:rPr>
+          <w:b/>
+          <w:sz w:val="24"/>
+          <w:szCs w:val="24"/>
+        </w:rPr>
+      </w:pPr>
+      <w:r>
+        <w:rPr>
+          <w:bCs/>
+          <w:sz w:val="24"/>
+          <w:szCs w:val="24"/>
+        </w:rPr>
+        <w:t>In Team-Ranked Matches, t</w:t>
+      </w:r>
+      <w:r>
+        <w:rPr>
+          <w:bCs/>
+          <w:sz w:val="24"/>
+          <w:szCs w:val="24"/>
+        </w:rPr>
+        <w:t xml:space="preserve">he </w:t>
+      </w:r>
+      <w:r>
+        <w:rPr>
+          <w:b/>
+          <w:sz w:val="24"/>
+          <w:szCs w:val="24"/>
+        </w:rPr>
+        <w:t>user</w:t>
+      </w:r>
+      <w:r>
+        <w:rPr>
+          <w:bCs/>
+          <w:sz w:val="24"/>
+          <w:szCs w:val="24"/>
+        </w:rPr>
+        <w:t xml:space="preserve"> chooses to open</w:t>
+      </w:r>
+      <w:r>
+        <w:rPr>
+          <w:bCs/>
+          <w:sz w:val="24"/>
+          <w:szCs w:val="24"/>
+        </w:rPr>
+        <w:t xml:space="preserve"> an</w:t>
+      </w:r>
+      <w:r>
+        <w:rPr>
+          <w:bCs/>
+          <w:sz w:val="24"/>
+          <w:szCs w:val="24"/>
+        </w:rPr>
+        <w:t xml:space="preserve"> Individual Text Editor Tab.</w:t>
+      </w:r>
+    </w:p>
+    <w:p>
+      <w:pPr>
+        <w:pStyle w:val="ListParagraph"/>
+        <w:numPr>
+          <w:ilvl w:val="0"/>
+          <w:numId w:val="9"/>
+        </w:numPr>
+        <w:shd w:val="clear" w:color="auto" w:fill="FFFFFF"/>
+        <w:spacing w:line="360" w:lineRule="auto"/>
+        <w:rPr>
+          <w:b/>
+          <w:sz w:val="24"/>
+          <w:szCs w:val="24"/>
+        </w:rPr>
+      </w:pPr>
+      <w:r>
+        <w:rPr>
+          <w:bCs/>
+          <w:sz w:val="24"/>
+          <w:szCs w:val="24"/>
+        </w:rPr>
+        <w:t xml:space="preserve">The </w:t>
+      </w:r>
+      <w:r>
+        <w:rPr>
+          <w:b/>
+          <w:sz w:val="24"/>
+          <w:szCs w:val="24"/>
+        </w:rPr>
+        <w:t>system</w:t>
+      </w:r>
+      <w:r>
+        <w:rPr>
+          <w:bCs/>
+          <w:sz w:val="24"/>
+          <w:szCs w:val="24"/>
+        </w:rPr>
+        <w:t xml:space="preserve"> creates a text editor tab with an “individual” label.</w:t>
+      </w:r>
+    </w:p>
+    <w:p>
+      <w:pPr>
+        <w:numPr>
+          <w:ilvl w:val="0"/>
+          <w:numId w:val="6"/>
+        </w:numPr>
+        <w:shd w:val="clear" w:color="auto" w:fill="FFFFFF"/>
+        <w:spacing w:line="360" w:lineRule="auto"/>
+        <w:rPr>
+          <w:b/>
+          <w:sz w:val="24"/>
+          <w:szCs w:val="24"/>
+        </w:rPr>
+      </w:pPr>
+      <w:r>
+        <w:rPr>
+          <w:b/>
+          <w:sz w:val="24"/>
+          <w:szCs w:val="24"/>
+        </w:rPr>
+        <w:t xml:space="preserve">Open New </w:t>
+      </w:r>
+      <w:r>
+        <w:rPr>
+          <w:b/>
+          <w:sz w:val="24"/>
+          <w:szCs w:val="24"/>
+        </w:rPr>
+        <w:t xml:space="preserve">Text Editor </w:t>
+      </w:r>
+      <w:proofErr w:type="gramStart"/>
+      <w:r>
+        <w:rPr>
+          <w:b/>
+          <w:sz w:val="24"/>
+          <w:szCs w:val="24"/>
+        </w:rPr>
+        <w:t>Tab</w:t>
+      </w:r>
+      <w:r>
+        <w:rPr>
+          <w:b/>
+          <w:sz w:val="24"/>
+          <w:szCs w:val="24"/>
+        </w:rPr>
+        <w:t xml:space="preserve"> </w:t>
+      </w:r>
+      <w:r>
+        <w:rPr>
+          <w:b/>
+          <w:sz w:val="24"/>
+          <w:szCs w:val="24"/>
+        </w:rPr>
+        <w:t xml:space="preserve"> (</w:t>
+      </w:r>
+      <w:proofErr w:type="gramEnd"/>
+      <w:r>
+        <w:rPr>
+          <w:b/>
+          <w:sz w:val="24"/>
+          <w:szCs w:val="24"/>
+        </w:rPr>
+        <w:t>UC-GAMEPLAY-</w:t>
+      </w:r>
+      <w:r>
+        <w:rPr>
+          <w:b/>
+          <w:sz w:val="24"/>
+          <w:szCs w:val="24"/>
+        </w:rPr>
+        <w:t>8</w:t>
+      </w:r>
+      <w:r>
+        <w:rPr>
+          <w:b/>
+          <w:sz w:val="24"/>
+          <w:szCs w:val="24"/>
+        </w:rPr>
+        <w:t>)</w:t>
+      </w:r>
+    </w:p>
+    <w:p>
+      <w:pPr>
+        <w:pStyle w:val="ListParagraph"/>
+        <w:numPr>
+          <w:ilvl w:val="0"/>
+          <w:numId w:val="9"/>
+        </w:numPr>
+        <w:shd w:val="clear" w:color="auto" w:fill="FFFFFF"/>
+        <w:spacing w:line="360" w:lineRule="auto"/>
+        <w:rPr>
+          <w:b/>
+          <w:sz w:val="24"/>
+          <w:szCs w:val="24"/>
+        </w:rPr>
+      </w:pPr>
+      <w:r>
+        <w:rPr>
+          <w:bCs/>
+          <w:sz w:val="24"/>
+          <w:szCs w:val="24"/>
+        </w:rPr>
+        <w:t xml:space="preserve">In Solo-Ranked Matches, the </w:t>
+      </w:r>
+      <w:r>
+        <w:rPr>
+          <w:b/>
+          <w:sz w:val="24"/>
+          <w:szCs w:val="24"/>
+        </w:rPr>
+        <w:t>user</w:t>
+      </w:r>
+      <w:r>
+        <w:rPr>
+          <w:bCs/>
+          <w:sz w:val="24"/>
+          <w:szCs w:val="24"/>
+        </w:rPr>
+        <w:t xml:space="preserve"> chooses to open a new Text Editor Tab.</w:t>
+      </w:r>
+    </w:p>
+    <w:p>
+      <w:pPr>
+        <w:pStyle w:val="ListParagraph"/>
+        <w:numPr>
+          <w:ilvl w:val="0"/>
+          <w:numId w:val="9"/>
+        </w:numPr>
+        <w:shd w:val="clear" w:color="auto" w:fill="FFFFFF"/>
+        <w:spacing w:line="360" w:lineRule="auto"/>
+        <w:rPr>
+          <w:b/>
+          <w:sz w:val="24"/>
+          <w:szCs w:val="24"/>
+        </w:rPr>
+      </w:pPr>
+      <w:r>
+        <w:rPr>
+          <w:bCs/>
+          <w:sz w:val="24"/>
+          <w:szCs w:val="24"/>
+        </w:rPr>
+        <w:t xml:space="preserve">The </w:t>
+      </w:r>
+      <w:r>
+        <w:rPr>
+          <w:b/>
+          <w:sz w:val="24"/>
+          <w:szCs w:val="24"/>
+        </w:rPr>
+        <w:t>system</w:t>
+      </w:r>
+      <w:r>
+        <w:rPr>
+          <w:bCs/>
+          <w:sz w:val="24"/>
+          <w:szCs w:val="24"/>
+        </w:rPr>
+        <w:t xml:space="preserve"> creates a text editor tab.</w:t>
+      </w:r>
+    </w:p>
+    <w:p>
+      <w:pPr>
+        <w:numPr>
+          <w:ilvl w:val="0"/>
+          <w:numId w:val="6"/>
+        </w:numPr>
+        <w:shd w:val="clear" w:color="auto" w:fill="FFFFFF"/>
+        <w:spacing w:line="360" w:lineRule="auto"/>
+        <w:rPr>
+          <w:b/>
+          <w:sz w:val="24"/>
+          <w:szCs w:val="24"/>
+        </w:rPr>
+      </w:pPr>
+      <w:r>
+        <w:rPr>
+          <w:b/>
+          <w:sz w:val="24"/>
+          <w:szCs w:val="24"/>
+        </w:rPr>
+        <w:t xml:space="preserve">Remove a Test </w:t>
+      </w:r>
+      <w:proofErr w:type="gramStart"/>
+      <w:r>
+        <w:rPr>
+          <w:b/>
+          <w:sz w:val="24"/>
+          <w:szCs w:val="24"/>
+        </w:rPr>
+        <w:t xml:space="preserve">Case </w:t>
+      </w:r>
+      <w:r>
+        <w:rPr>
+          <w:b/>
+          <w:sz w:val="24"/>
+          <w:szCs w:val="24"/>
+        </w:rPr>
+        <w:t xml:space="preserve"> (</w:t>
+      </w:r>
+      <w:proofErr w:type="gramEnd"/>
+      <w:r>
+        <w:rPr>
+          <w:b/>
+          <w:sz w:val="24"/>
+          <w:szCs w:val="24"/>
+        </w:rPr>
+        <w:t>UC-GAMEPLAY-</w:t>
+      </w:r>
+      <w:r>
+        <w:rPr>
+          <w:b/>
+          <w:sz w:val="24"/>
+          <w:szCs w:val="24"/>
+        </w:rPr>
+        <w:t>9</w:t>
+      </w:r>
+      <w:r>
+        <w:rPr>
+          <w:b/>
+          <w:sz w:val="24"/>
+          <w:szCs w:val="24"/>
+        </w:rPr>
+        <w:t>)</w:t>
+      </w:r>
+    </w:p>
+    <w:p>
+      <w:pPr>
+        <w:pStyle w:val="ListParagraph"/>
+        <w:numPr>
+          <w:ilvl w:val="0"/>
+          <w:numId w:val="9"/>
+        </w:numPr>
+        <w:shd w:val="clear" w:color="auto" w:fill="FFFFFF"/>
+        <w:spacing w:line="360" w:lineRule="auto"/>
+        <w:rPr>
+          <w:b/>
+          <w:sz w:val="24"/>
+          <w:szCs w:val="24"/>
+        </w:rPr>
+      </w:pPr>
+      <w:r>
+        <w:rPr>
+          <w:bCs/>
+          <w:sz w:val="24"/>
+          <w:szCs w:val="24"/>
+        </w:rPr>
+        <w:lastRenderedPageBreak/>
+        <w:t xml:space="preserve">The </w:t>
+      </w:r>
+      <w:r>
+        <w:rPr>
+          <w:b/>
+          <w:sz w:val="24"/>
+          <w:szCs w:val="24"/>
+        </w:rPr>
+        <w:t>user</w:t>
+      </w:r>
+      <w:r>
+        <w:rPr>
+          <w:bCs/>
+          <w:sz w:val="24"/>
+          <w:szCs w:val="24"/>
+        </w:rPr>
+        <w:t xml:space="preserve"> chooses to remove his/her customised test case added by the ‘Add a Test Case’ operation.</w:t>
+      </w:r>
+    </w:p>
+    <w:p>
+      <w:pPr>
+        <w:pStyle w:val="ListParagraph"/>
+        <w:numPr>
+          <w:ilvl w:val="0"/>
+          <w:numId w:val="9"/>
+        </w:numPr>
+        <w:shd w:val="clear" w:color="auto" w:fill="FFFFFF"/>
+        <w:spacing w:line="360" w:lineRule="auto"/>
+        <w:rPr>
+          <w:b/>
+          <w:sz w:val="24"/>
+          <w:szCs w:val="24"/>
+        </w:rPr>
+      </w:pPr>
+      <w:r>
+        <w:rPr>
+          <w:bCs/>
+          <w:sz w:val="24"/>
+          <w:szCs w:val="24"/>
+        </w:rPr>
+        <w:t xml:space="preserve">The </w:t>
+      </w:r>
+      <w:r>
+        <w:rPr>
+          <w:b/>
+          <w:sz w:val="24"/>
+          <w:szCs w:val="24"/>
+        </w:rPr>
+        <w:t>system</w:t>
+      </w:r>
+      <w:r>
+        <w:rPr>
+          <w:bCs/>
+          <w:sz w:val="24"/>
+          <w:szCs w:val="24"/>
+        </w:rPr>
+        <w:t xml:space="preserve"> prompts the </w:t>
+      </w:r>
+      <w:r>
+        <w:rPr>
+          <w:b/>
+          <w:sz w:val="24"/>
+          <w:szCs w:val="24"/>
+        </w:rPr>
+        <w:t>user</w:t>
+      </w:r>
+      <w:r>
+        <w:rPr>
+          <w:bCs/>
+          <w:sz w:val="24"/>
+          <w:szCs w:val="24"/>
+        </w:rPr>
+        <w:t xml:space="preserve"> to confirm the removal.</w:t>
+      </w:r>
+    </w:p>
+    <w:p>
+      <w:pPr>
+        <w:pStyle w:val="ListParagraph"/>
+        <w:numPr>
+          <w:ilvl w:val="0"/>
+          <w:numId w:val="9"/>
+        </w:numPr>
+        <w:shd w:val="clear" w:color="auto" w:fill="FFFFFF"/>
+        <w:spacing w:line="360" w:lineRule="auto"/>
+        <w:rPr>
+          <w:b/>
+          <w:sz w:val="24"/>
+          <w:szCs w:val="24"/>
+        </w:rPr>
+      </w:pPr>
+      <w:r>
+        <w:rPr>
+          <w:bCs/>
+          <w:sz w:val="24"/>
+          <w:szCs w:val="24"/>
+        </w:rPr>
+        <w:t xml:space="preserve">If the </w:t>
+      </w:r>
+      <w:r>
+        <w:rPr>
+          <w:b/>
+          <w:sz w:val="24"/>
+          <w:szCs w:val="24"/>
+        </w:rPr>
+        <w:t xml:space="preserve">user </w:t>
+      </w:r>
+      <w:r>
+        <w:rPr>
+          <w:bCs/>
+          <w:sz w:val="24"/>
+          <w:szCs w:val="24"/>
+        </w:rPr>
+        <w:t>confirms the removal,</w:t>
+      </w:r>
+    </w:p>
+    <w:p>
+      <w:pPr>
+        <w:pStyle w:val="ListParagraph"/>
+        <w:shd w:val="clear" w:color="auto" w:fill="FFFFFF"/>
+        <w:spacing w:line="360" w:lineRule="auto"/>
+        <w:ind w:left="1440"/>
+        <w:rPr>
+          <w:bCs/>
+          <w:sz w:val="24"/>
+          <w:szCs w:val="24"/>
+        </w:rPr>
+      </w:pPr>
+      <w:r>
+        <w:rPr>
+          <w:bCs/>
+          <w:sz w:val="24"/>
+          <w:szCs w:val="24"/>
+        </w:rPr>
+        <w:t xml:space="preserve">+ The </w:t>
+      </w:r>
+      <w:r>
+        <w:rPr>
+          <w:b/>
+          <w:sz w:val="24"/>
+          <w:szCs w:val="24"/>
+        </w:rPr>
+        <w:t>system</w:t>
+      </w:r>
+      <w:r>
+        <w:rPr>
+          <w:bCs/>
+          <w:sz w:val="24"/>
+          <w:szCs w:val="24"/>
+        </w:rPr>
+        <w:t xml:space="preserve"> removes the test case.</w:t>
+      </w:r>
+    </w:p>
+    <w:p>
+      <w:pPr>
+        <w:pStyle w:val="ListParagraph"/>
+        <w:shd w:val="clear" w:color="auto" w:fill="FFFFFF"/>
+        <w:spacing w:line="360" w:lineRule="auto"/>
+        <w:ind w:left="1440"/>
+        <w:rPr>
+          <w:bCs/>
+          <w:sz w:val="24"/>
+          <w:szCs w:val="24"/>
+        </w:rPr>
+      </w:pPr>
+      <w:r>
+        <w:rPr>
+          <w:bCs/>
+          <w:sz w:val="24"/>
+          <w:szCs w:val="24"/>
+        </w:rPr>
+        <w:t xml:space="preserve">+ The </w:t>
+      </w:r>
+      <w:r>
+        <w:rPr>
+          <w:b/>
+          <w:sz w:val="24"/>
+          <w:szCs w:val="24"/>
+        </w:rPr>
+        <w:t xml:space="preserve">system </w:t>
+      </w:r>
+      <w:r>
+        <w:rPr>
+          <w:bCs/>
+          <w:sz w:val="24"/>
+          <w:szCs w:val="24"/>
+        </w:rPr>
+        <w:t xml:space="preserve">notifies the </w:t>
+      </w:r>
+      <w:r>
+        <w:rPr>
+          <w:b/>
+          <w:sz w:val="24"/>
+          <w:szCs w:val="24"/>
+        </w:rPr>
+        <w:t>user</w:t>
+      </w:r>
+      <w:r>
+        <w:rPr>
+          <w:bCs/>
+          <w:sz w:val="24"/>
+          <w:szCs w:val="24"/>
+        </w:rPr>
+        <w:t xml:space="preserve"> of the successful removal.</w:t>
+      </w:r>
+    </w:p>
+    <w:p>
+      <w:pPr>
+        <w:pStyle w:val="ListParagraph"/>
+        <w:numPr>
+          <w:ilvl w:val="0"/>
+          <w:numId w:val="9"/>
+        </w:numPr>
+        <w:shd w:val="clear" w:color="auto" w:fill="FFFFFF"/>
+        <w:spacing w:line="360" w:lineRule="auto"/>
+        <w:rPr>
+          <w:bCs/>
+          <w:sz w:val="24"/>
+          <w:szCs w:val="24"/>
+        </w:rPr>
+      </w:pPr>
+      <w:r>
+        <w:rPr>
+          <w:bCs/>
+          <w:sz w:val="24"/>
+          <w:szCs w:val="24"/>
+        </w:rPr>
+        <w:t>Else,</w:t>
+      </w:r>
+    </w:p>
+    <w:p>
+      <w:pPr>
+        <w:pStyle w:val="ListParagraph"/>
+        <w:shd w:val="clear" w:color="auto" w:fill="FFFFFF"/>
+        <w:spacing w:line="360" w:lineRule="auto"/>
+        <w:ind w:left="1440"/>
+        <w:rPr>
+          <w:bCs/>
+          <w:sz w:val="24"/>
+          <w:szCs w:val="24"/>
+        </w:rPr>
+      </w:pPr>
+      <w:r>
+        <w:rPr>
+          <w:bCs/>
+          <w:sz w:val="24"/>
+          <w:szCs w:val="24"/>
+        </w:rPr>
+        <w:t xml:space="preserve">+ The </w:t>
+      </w:r>
+      <w:r>
+        <w:rPr>
+          <w:b/>
+          <w:sz w:val="24"/>
+          <w:szCs w:val="24"/>
+        </w:rPr>
+        <w:t>system</w:t>
+      </w:r>
+      <w:r>
+        <w:rPr>
+          <w:bCs/>
+          <w:sz w:val="24"/>
+          <w:szCs w:val="24"/>
+        </w:rPr>
+        <w:t xml:space="preserve"> notifies the </w:t>
+      </w:r>
+      <w:r>
+        <w:rPr>
+          <w:b/>
+          <w:sz w:val="24"/>
+          <w:szCs w:val="24"/>
+        </w:rPr>
+        <w:t xml:space="preserve">user </w:t>
+      </w:r>
+      <w:r>
+        <w:rPr>
+          <w:bCs/>
+          <w:sz w:val="24"/>
+          <w:szCs w:val="24"/>
+        </w:rPr>
+        <w:t>that the removal is successful.</w:t>
+      </w:r>
+    </w:p>
+    <w:p>
+      <w:pPr>
+        <w:numPr>
+          <w:ilvl w:val="0"/>
+          <w:numId w:val="6"/>
+        </w:numPr>
+        <w:shd w:val="clear" w:color="auto" w:fill="FFFFFF"/>
+        <w:spacing w:line="360" w:lineRule="auto"/>
+        <w:rPr>
+          <w:b/>
+          <w:sz w:val="24"/>
+          <w:szCs w:val="24"/>
+        </w:rPr>
+      </w:pPr>
+      <w:r>
+        <w:rPr>
+          <w:b/>
+          <w:sz w:val="24"/>
+          <w:szCs w:val="24"/>
+        </w:rPr>
+        <w:t>Run Test Cases</w:t>
+      </w:r>
+      <w:r>
+        <w:rPr>
+          <w:b/>
+          <w:sz w:val="24"/>
+          <w:szCs w:val="24"/>
+        </w:rPr>
+        <w:t xml:space="preserve"> (UC-GAMEPLAY-1</w:t>
+      </w:r>
+      <w:r>
+        <w:rPr>
+          <w:b/>
+          <w:sz w:val="24"/>
+          <w:szCs w:val="24"/>
+        </w:rPr>
+        <w:t>0</w:t>
+      </w:r>
+      <w:r>
+        <w:rPr>
+          <w:b/>
+          <w:sz w:val="24"/>
+          <w:szCs w:val="24"/>
+        </w:rPr>
+        <w:t>)</w:t>
+      </w:r>
+    </w:p>
+    <w:p>
+      <w:pPr>
+        <w:pStyle w:val="ListParagraph"/>
+        <w:numPr>
+          <w:ilvl w:val="0"/>
+          <w:numId w:val="9"/>
+        </w:numPr>
+        <w:shd w:val="clear" w:color="auto" w:fill="FFFFFF"/>
+        <w:spacing w:line="360" w:lineRule="auto"/>
+        <w:rPr>
+          <w:b/>
+          <w:sz w:val="24"/>
+          <w:szCs w:val="24"/>
+        </w:rPr>
+      </w:pPr>
+      <w:r>
+        <w:rPr>
+          <w:bCs/>
+          <w:sz w:val="24"/>
+          <w:szCs w:val="24"/>
+        </w:rPr>
+        <w:t xml:space="preserve">The </w:t>
+      </w:r>
+      <w:r>
+        <w:rPr>
+          <w:b/>
+          <w:sz w:val="24"/>
+          <w:szCs w:val="24"/>
+        </w:rPr>
+        <w:t>user</w:t>
+      </w:r>
+      <w:r>
+        <w:rPr>
+          <w:bCs/>
+          <w:sz w:val="24"/>
+          <w:szCs w:val="24"/>
+        </w:rPr>
+        <w:t xml:space="preserve"> chooses to run all test cases.</w:t>
+      </w:r>
+    </w:p>
+    <w:p>
+      <w:pPr>
+        <w:pStyle w:val="ListParagraph"/>
+        <w:numPr>
+          <w:ilvl w:val="0"/>
+          <w:numId w:val="9"/>
+        </w:numPr>
+        <w:shd w:val="clear" w:color="auto" w:fill="FFFFFF"/>
+        <w:spacing w:line="360" w:lineRule="auto"/>
+        <w:rPr>
+          <w:b/>
+          <w:sz w:val="24"/>
+          <w:szCs w:val="24"/>
+        </w:rPr>
+      </w:pPr>
+      <w:r>
+        <w:rPr>
+          <w:bCs/>
+          <w:sz w:val="24"/>
+          <w:szCs w:val="24"/>
+        </w:rPr>
+        <w:t xml:space="preserve">The </w:t>
+      </w:r>
+      <w:r>
+        <w:rPr>
+          <w:b/>
+          <w:sz w:val="24"/>
+          <w:szCs w:val="24"/>
+        </w:rPr>
+        <w:t xml:space="preserve">system </w:t>
+      </w:r>
+      <w:r>
+        <w:rPr>
+          <w:bCs/>
+          <w:sz w:val="24"/>
+          <w:szCs w:val="24"/>
+        </w:rPr>
+        <w:t>runs all test cases based on the programming language, using the corresponding online compiler/interpreter.</w:t>
+      </w:r>
+    </w:p>
+    <w:p>
+      <w:pPr>
+        <w:pStyle w:val="ListParagraph"/>
+        <w:numPr>
+          <w:ilvl w:val="0"/>
+          <w:numId w:val="9"/>
+        </w:numPr>
+        <w:shd w:val="clear" w:color="auto" w:fill="FFFFFF"/>
+        <w:spacing w:line="360" w:lineRule="auto"/>
+        <w:rPr>
+          <w:b/>
+          <w:sz w:val="24"/>
+          <w:szCs w:val="24"/>
+        </w:rPr>
+      </w:pPr>
+      <w:r>
+        <w:rPr>
+          <w:bCs/>
+          <w:sz w:val="24"/>
+          <w:szCs w:val="24"/>
+        </w:rPr>
+        <w:t>I</w:t>
+      </w:r>
+      <w:r>
+        <w:rPr>
+          <w:bCs/>
+          <w:sz w:val="24"/>
+          <w:szCs w:val="24"/>
+        </w:rPr>
+        <w:t xml:space="preserve">f </w:t>
+      </w:r>
+      <w:r>
+        <w:rPr>
+          <w:bCs/>
+          <w:sz w:val="24"/>
+          <w:szCs w:val="24"/>
+        </w:rPr>
+        <w:t xml:space="preserve">the </w:t>
+      </w:r>
+      <w:r>
+        <w:rPr>
+          <w:b/>
+          <w:sz w:val="24"/>
+          <w:szCs w:val="24"/>
+        </w:rPr>
+        <w:t>user</w:t>
+      </w:r>
+      <w:r>
+        <w:rPr>
+          <w:bCs/>
+          <w:sz w:val="24"/>
+          <w:szCs w:val="24"/>
+        </w:rPr>
+        <w:t xml:space="preserve"> passes all test cases, the </w:t>
+      </w:r>
+      <w:r>
+        <w:rPr>
+          <w:b/>
+          <w:sz w:val="24"/>
+          <w:szCs w:val="24"/>
+        </w:rPr>
+        <w:t>system</w:t>
+      </w:r>
+      <w:r>
+        <w:rPr>
+          <w:bCs/>
+          <w:sz w:val="24"/>
+          <w:szCs w:val="24"/>
+        </w:rPr>
+        <w:t xml:space="preserve"> notifies the user that all tests pass.</w:t>
+      </w:r>
+    </w:p>
+    <w:p>
+      <w:pPr>
+        <w:pStyle w:val="ListParagraph"/>
+        <w:numPr>
+          <w:ilvl w:val="0"/>
+          <w:numId w:val="9"/>
+        </w:numPr>
+        <w:shd w:val="clear" w:color="auto" w:fill="FFFFFF"/>
+        <w:spacing w:line="360" w:lineRule="auto"/>
+        <w:rPr>
+          <w:b/>
+          <w:sz w:val="24"/>
+          <w:szCs w:val="24"/>
+        </w:rPr>
+      </w:pPr>
+      <w:r>
+        <w:rPr>
+          <w:bCs/>
+          <w:sz w:val="24"/>
+          <w:szCs w:val="24"/>
+        </w:rPr>
+        <w:t xml:space="preserve">Else if more than one public test case fails, the </w:t>
+      </w:r>
+      <w:r>
+        <w:rPr>
+          <w:b/>
+          <w:sz w:val="24"/>
+          <w:szCs w:val="24"/>
+        </w:rPr>
+        <w:t>system</w:t>
+      </w:r>
+      <w:r>
+        <w:rPr>
+          <w:bCs/>
+          <w:sz w:val="24"/>
+          <w:szCs w:val="24"/>
+        </w:rPr>
+        <w:t xml:space="preserve"> notifies the </w:t>
+      </w:r>
+      <w:r>
+        <w:rPr>
+          <w:b/>
+          <w:sz w:val="24"/>
+          <w:szCs w:val="24"/>
+        </w:rPr>
+        <w:t>user</w:t>
+      </w:r>
+      <w:r>
+        <w:rPr>
+          <w:bCs/>
+          <w:sz w:val="24"/>
+          <w:szCs w:val="24"/>
+        </w:rPr>
+        <w:t xml:space="preserve"> of the first public test case that fails, along with the input, expected and actual output.</w:t>
+      </w:r>
+      <w:r>
+        <w:rPr>
+          <w:bCs/>
+          <w:sz w:val="24"/>
+          <w:szCs w:val="24"/>
+        </w:rPr>
+        <w:t xml:space="preserve"> (A failed public test case will be prioritised for notification over a failed private test case.)</w:t>
+      </w:r>
+    </w:p>
+    <w:p>
+      <w:pPr>
+        <w:pStyle w:val="ListParagraph"/>
+        <w:numPr>
+          <w:ilvl w:val="0"/>
+          <w:numId w:val="9"/>
+        </w:numPr>
+        <w:shd w:val="clear" w:color="auto" w:fill="FFFFFF"/>
+        <w:spacing w:line="360" w:lineRule="auto"/>
+        <w:rPr>
+          <w:b/>
+          <w:sz w:val="24"/>
+          <w:szCs w:val="24"/>
+        </w:rPr>
+      </w:pPr>
+      <w:r>
+        <w:rPr>
+          <w:bCs/>
+          <w:sz w:val="24"/>
+          <w:szCs w:val="24"/>
+        </w:rPr>
+        <w:t xml:space="preserve">Else if more than one </w:t>
+      </w:r>
+      <w:r>
+        <w:rPr>
+          <w:bCs/>
+          <w:sz w:val="24"/>
+          <w:szCs w:val="24"/>
+        </w:rPr>
+        <w:t>private</w:t>
+      </w:r>
+      <w:r>
+        <w:rPr>
+          <w:bCs/>
+          <w:sz w:val="24"/>
+          <w:szCs w:val="24"/>
+        </w:rPr>
+        <w:t xml:space="preserve"> test case fails, the </w:t>
+      </w:r>
+      <w:r>
+        <w:rPr>
+          <w:b/>
+          <w:sz w:val="24"/>
+          <w:szCs w:val="24"/>
+        </w:rPr>
+        <w:t>system</w:t>
+      </w:r>
+      <w:r>
+        <w:rPr>
+          <w:bCs/>
+          <w:sz w:val="24"/>
+          <w:szCs w:val="24"/>
+        </w:rPr>
+        <w:t xml:space="preserve"> notifies the </w:t>
+      </w:r>
+      <w:r>
+        <w:rPr>
+          <w:b/>
+          <w:sz w:val="24"/>
+          <w:szCs w:val="24"/>
+        </w:rPr>
+        <w:t>user</w:t>
+      </w:r>
+      <w:r>
+        <w:rPr>
+          <w:bCs/>
+          <w:sz w:val="24"/>
+          <w:szCs w:val="24"/>
+        </w:rPr>
+        <w:t xml:space="preserve"> of the first </w:t>
+      </w:r>
+      <w:r>
+        <w:rPr>
+          <w:bCs/>
+          <w:sz w:val="24"/>
+          <w:szCs w:val="24"/>
+        </w:rPr>
+        <w:t>private</w:t>
+      </w:r>
+      <w:r>
+        <w:rPr>
+          <w:bCs/>
+          <w:sz w:val="24"/>
+          <w:szCs w:val="24"/>
+        </w:rPr>
+        <w:t xml:space="preserve"> test case that fails, along with the input, expected and actual output.</w:t>
+      </w:r>
+    </w:p>
+    <w:p>
+      <w:pPr>
+        <w:numPr>
+          <w:ilvl w:val="0"/>
+          <w:numId w:val="6"/>
+        </w:numPr>
+        <w:shd w:val="clear" w:color="auto" w:fill="FFFFFF"/>
+        <w:spacing w:line="360" w:lineRule="auto"/>
+        <w:rPr>
+          <w:sz w:val="24"/>
+          <w:szCs w:val="24"/>
+        </w:rPr>
+      </w:pPr>
+      <w:r>
+        <w:rPr>
+          <w:b/>
+          <w:sz w:val="24"/>
+          <w:szCs w:val="24"/>
+        </w:rPr>
+        <w:t xml:space="preserve">Save a Copy </w:t>
+      </w:r>
+      <w:r>
+        <w:rPr>
+          <w:b/>
+          <w:sz w:val="24"/>
+          <w:szCs w:val="24"/>
+        </w:rPr>
+        <w:t>(UC-GAMEPLAY-1</w:t>
+      </w:r>
+      <w:r>
+        <w:rPr>
+          <w:b/>
+          <w:sz w:val="24"/>
+          <w:szCs w:val="24"/>
+        </w:rPr>
+        <w:t>1</w:t>
+      </w:r>
+      <w:r>
+        <w:rPr>
+          <w:b/>
+          <w:sz w:val="24"/>
+          <w:szCs w:val="24"/>
+        </w:rPr>
+        <w:t>)</w:t>
+      </w:r>
+    </w:p>
+    <w:p>
+      <w:pPr>
+        <w:pStyle w:val="ListParagraph"/>
+        <w:numPr>
+          <w:ilvl w:val="0"/>
+          <w:numId w:val="9"/>
+        </w:numPr>
+        <w:shd w:val="clear" w:color="auto" w:fill="FFFFFF"/>
+        <w:spacing w:line="360" w:lineRule="auto"/>
+        <w:rPr>
+          <w:sz w:val="24"/>
+          <w:szCs w:val="24"/>
+        </w:rPr>
+      </w:pPr>
+      <w:r>
+        <w:rPr>
+          <w:sz w:val="24"/>
+          <w:szCs w:val="24"/>
+        </w:rPr>
+        <w:t xml:space="preserve">The </w:t>
+      </w:r>
+      <w:r>
+        <w:rPr>
+          <w:b/>
+          <w:bCs/>
+          <w:sz w:val="24"/>
+          <w:szCs w:val="24"/>
+        </w:rPr>
+        <w:t>user</w:t>
+      </w:r>
+      <w:r>
+        <w:rPr>
+          <w:sz w:val="24"/>
+          <w:szCs w:val="24"/>
+        </w:rPr>
+        <w:t xml:space="preserve"> chooses to save a copy of his/her code in a specified text editor tab.</w:t>
+      </w:r>
+    </w:p>
+    <w:p>
+      <w:pPr>
+        <w:pStyle w:val="ListParagraph"/>
+        <w:numPr>
+          <w:ilvl w:val="0"/>
+          <w:numId w:val="9"/>
+        </w:numPr>
+        <w:shd w:val="clear" w:color="auto" w:fill="FFFFFF"/>
+        <w:spacing w:line="360" w:lineRule="auto"/>
+        <w:rPr>
+          <w:sz w:val="24"/>
+          <w:szCs w:val="24"/>
+        </w:rPr>
+      </w:pPr>
+      <w:r>
+        <w:rPr>
+          <w:sz w:val="24"/>
+          <w:szCs w:val="24"/>
+        </w:rPr>
+        <w:t xml:space="preserve">The </w:t>
+      </w:r>
+      <w:r>
+        <w:rPr>
+          <w:b/>
+          <w:bCs/>
+          <w:sz w:val="24"/>
+          <w:szCs w:val="24"/>
+        </w:rPr>
+        <w:t>system</w:t>
+      </w:r>
+      <w:r>
+        <w:rPr>
+          <w:sz w:val="24"/>
+          <w:szCs w:val="24"/>
+        </w:rPr>
+        <w:t xml:space="preserve"> opens a new text editor tab with his/her code copied to this tab.</w:t>
+      </w:r>
+    </w:p>
+    <w:p>
+      <w:pPr>
+        <w:pStyle w:val="ListParagraph"/>
+        <w:numPr>
+          <w:ilvl w:val="0"/>
+          <w:numId w:val="9"/>
+        </w:numPr>
+        <w:shd w:val="clear" w:color="auto" w:fill="FFFFFF"/>
+        <w:spacing w:line="360" w:lineRule="auto"/>
+        <w:rPr>
+          <w:sz w:val="24"/>
+          <w:szCs w:val="24"/>
+        </w:rPr>
+      </w:pPr>
+      <w:r>
+        <w:rPr>
+          <w:sz w:val="24"/>
+          <w:szCs w:val="24"/>
+        </w:rPr>
+        <w:t xml:space="preserve">The </w:t>
+      </w:r>
+      <w:r>
+        <w:rPr>
+          <w:b/>
+          <w:bCs/>
+          <w:sz w:val="24"/>
+          <w:szCs w:val="24"/>
+        </w:rPr>
+        <w:t>system</w:t>
+      </w:r>
+      <w:r>
+        <w:rPr>
+          <w:sz w:val="24"/>
+          <w:szCs w:val="24"/>
+        </w:rPr>
+        <w:t xml:space="preserve"> notifies the </w:t>
+      </w:r>
+      <w:r>
+        <w:rPr>
+          <w:b/>
+          <w:bCs/>
+          <w:sz w:val="24"/>
+          <w:szCs w:val="24"/>
+        </w:rPr>
+        <w:t>user</w:t>
+      </w:r>
+      <w:r>
+        <w:rPr>
+          <w:sz w:val="24"/>
+          <w:szCs w:val="24"/>
+        </w:rPr>
+        <w:t xml:space="preserve"> of the successful copy.</w:t>
+      </w:r>
+    </w:p>
+    <w:p>
+      <w:pPr>
+        <w:numPr>
+          <w:ilvl w:val="0"/>
+          <w:numId w:val="6"/>
+        </w:numPr>
+        <w:shd w:val="clear" w:color="auto" w:fill="FFFFFF"/>
+        <w:spacing w:line="360" w:lineRule="auto"/>
+        <w:rPr>
+          <w:b/>
+          <w:sz w:val="24"/>
+          <w:szCs w:val="24"/>
+        </w:rPr>
+      </w:pPr>
+      <w:r>
+        <w:rPr>
+          <w:b/>
+          <w:sz w:val="24"/>
+          <w:szCs w:val="24"/>
+        </w:rPr>
+        <w:t xml:space="preserve">Settings </w:t>
+      </w:r>
+      <w:r>
+        <w:rPr>
+          <w:b/>
+          <w:sz w:val="24"/>
+          <w:szCs w:val="24"/>
+        </w:rPr>
+        <w:t>(UC-GAMEPLAY-1</w:t>
+      </w:r>
+      <w:r>
+        <w:rPr>
+          <w:b/>
+          <w:sz w:val="24"/>
+          <w:szCs w:val="24"/>
+        </w:rPr>
+        <w:t>2</w:t>
+      </w:r>
+      <w:r>
+        <w:rPr>
+          <w:b/>
+          <w:sz w:val="24"/>
+          <w:szCs w:val="24"/>
+        </w:rPr>
+        <w:t>)</w:t>
+      </w:r>
+    </w:p>
+    <w:p>
+      <w:pPr>
+        <w:pStyle w:val="ListParagraph"/>
+        <w:numPr>
+          <w:ilvl w:val="0"/>
+          <w:numId w:val="9"/>
+        </w:numPr>
+        <w:shd w:val="clear" w:color="auto" w:fill="FFFFFF"/>
+        <w:spacing w:line="360" w:lineRule="auto"/>
+        <w:rPr>
+          <w:b/>
+          <w:sz w:val="24"/>
+          <w:szCs w:val="24"/>
+        </w:rPr>
+      </w:pPr>
+      <w:r>
+        <w:rPr>
+          <w:bCs/>
+          <w:sz w:val="24"/>
+          <w:szCs w:val="24"/>
+        </w:rPr>
+        <w:t xml:space="preserve">The </w:t>
+      </w:r>
+      <w:r>
+        <w:rPr>
+          <w:b/>
+          <w:sz w:val="24"/>
+          <w:szCs w:val="24"/>
+        </w:rPr>
+        <w:t>user</w:t>
+      </w:r>
+      <w:r>
+        <w:rPr>
+          <w:bCs/>
+          <w:sz w:val="24"/>
+          <w:szCs w:val="24"/>
+        </w:rPr>
+        <w:t xml:space="preserve"> chooses to open settings.</w:t>
+      </w:r>
+    </w:p>
+    <w:p>
+      <w:pPr>
+        <w:pStyle w:val="ListParagraph"/>
+        <w:numPr>
+          <w:ilvl w:val="0"/>
+          <w:numId w:val="9"/>
+        </w:numPr>
+        <w:shd w:val="clear" w:color="auto" w:fill="FFFFFF"/>
+        <w:spacing w:line="360" w:lineRule="auto"/>
+        <w:rPr>
+          <w:b/>
+          <w:sz w:val="24"/>
+          <w:szCs w:val="24"/>
+        </w:rPr>
+      </w:pPr>
+      <w:r>
+        <w:rPr>
+          <w:bCs/>
+          <w:sz w:val="24"/>
+          <w:szCs w:val="24"/>
+        </w:rPr>
+        <w:t xml:space="preserve">The </w:t>
+      </w:r>
+      <w:r>
+        <w:rPr>
+          <w:b/>
+          <w:sz w:val="24"/>
+          <w:szCs w:val="24"/>
+        </w:rPr>
+        <w:t>system</w:t>
+      </w:r>
+      <w:r>
+        <w:rPr>
+          <w:bCs/>
+          <w:sz w:val="24"/>
+          <w:szCs w:val="24"/>
+        </w:rPr>
+        <w:t xml:space="preserve"> displays the settings window (basically looking the same as the Settings Interface).</w:t>
+      </w:r>
+    </w:p>
+    <w:p>
+      <w:pPr>
+        <w:numPr>
+          <w:ilvl w:val="0"/>
+          <w:numId w:val="6"/>
+        </w:numPr>
+        <w:shd w:val="clear" w:color="auto" w:fill="FFFFFF"/>
+        <w:spacing w:line="360" w:lineRule="auto"/>
+        <w:rPr>
+          <w:sz w:val="24"/>
+          <w:szCs w:val="24"/>
+        </w:rPr>
+      </w:pPr>
+      <w:r>
+        <w:rPr>
+          <w:b/>
+          <w:sz w:val="24"/>
+          <w:szCs w:val="24"/>
+        </w:rPr>
+        <w:t xml:space="preserve">Submit </w:t>
+      </w:r>
+      <w:r>
+        <w:rPr>
+          <w:b/>
+          <w:sz w:val="24"/>
+          <w:szCs w:val="24"/>
+        </w:rPr>
+        <w:t>(UC-GAMEPLAY-1</w:t>
+      </w:r>
+      <w:r>
+        <w:rPr>
+          <w:b/>
+          <w:sz w:val="24"/>
+          <w:szCs w:val="24"/>
+        </w:rPr>
+        <w:t>3</w:t>
+      </w:r>
+      <w:r>
+        <w:rPr>
+          <w:b/>
+          <w:sz w:val="24"/>
+          <w:szCs w:val="24"/>
+        </w:rPr>
+        <w:t>)</w:t>
+      </w:r>
+    </w:p>
+    <w:p>
+      <w:pPr>
+        <w:pStyle w:val="ListParagraph"/>
+        <w:numPr>
+          <w:ilvl w:val="0"/>
+          <w:numId w:val="9"/>
+        </w:numPr>
+        <w:shd w:val="clear" w:color="auto" w:fill="FFFFFF"/>
+        <w:spacing w:line="360" w:lineRule="auto"/>
+        <w:rPr>
+          <w:sz w:val="24"/>
+          <w:szCs w:val="24"/>
+        </w:rPr>
+      </w:pPr>
+      <w:r>
+        <w:rPr>
+          <w:sz w:val="24"/>
+          <w:szCs w:val="24"/>
+        </w:rPr>
+        <w:t>When there is time left, the</w:t>
+      </w:r>
+      <w:r>
+        <w:rPr>
+          <w:sz w:val="24"/>
+          <w:szCs w:val="24"/>
+        </w:rPr>
+        <w:t xml:space="preserve"> </w:t>
+      </w:r>
+      <w:r>
+        <w:rPr>
+          <w:b/>
+          <w:bCs/>
+          <w:sz w:val="24"/>
+          <w:szCs w:val="24"/>
+        </w:rPr>
+        <w:t xml:space="preserve">user </w:t>
+      </w:r>
+      <w:r>
+        <w:rPr>
+          <w:sz w:val="24"/>
+          <w:szCs w:val="24"/>
+        </w:rPr>
+        <w:t>chooses to submit a specified file.</w:t>
+      </w:r>
+      <w:r>
+        <w:rPr>
+          <w:sz w:val="24"/>
+          <w:szCs w:val="24"/>
+        </w:rPr>
+        <w:t xml:space="preserve"> If there is no time left, this is automatically run for both teams.</w:t>
+      </w:r>
+    </w:p>
+    <w:p>
+      <w:pPr>
+        <w:pStyle w:val="ListParagraph"/>
+        <w:numPr>
+          <w:ilvl w:val="0"/>
+          <w:numId w:val="9"/>
+        </w:numPr>
+        <w:shd w:val="clear" w:color="auto" w:fill="FFFFFF"/>
+        <w:spacing w:line="360" w:lineRule="auto"/>
+        <w:rPr>
+          <w:sz w:val="24"/>
+          <w:szCs w:val="24"/>
+        </w:rPr>
+      </w:pPr>
+      <w:r>
+        <w:rPr>
+          <w:sz w:val="24"/>
+          <w:szCs w:val="24"/>
+        </w:rPr>
+        <w:lastRenderedPageBreak/>
+        <w:t xml:space="preserve">The </w:t>
+      </w:r>
+      <w:r>
+        <w:rPr>
+          <w:b/>
+          <w:bCs/>
+          <w:sz w:val="24"/>
+          <w:szCs w:val="24"/>
+        </w:rPr>
+        <w:t>system</w:t>
+      </w:r>
+      <w:r>
+        <w:rPr>
+          <w:sz w:val="24"/>
+          <w:szCs w:val="24"/>
+        </w:rPr>
+        <w:t xml:space="preserve"> prompts the </w:t>
+      </w:r>
+      <w:r>
+        <w:rPr>
+          <w:b/>
+          <w:bCs/>
+          <w:sz w:val="24"/>
+          <w:szCs w:val="24"/>
+        </w:rPr>
+        <w:t>user</w:t>
+      </w:r>
+      <w:r>
+        <w:rPr>
+          <w:sz w:val="24"/>
+          <w:szCs w:val="24"/>
+        </w:rPr>
+        <w:t xml:space="preserve"> to </w:t>
+      </w:r>
+      <w:r>
+        <w:rPr>
+          <w:sz w:val="24"/>
+          <w:szCs w:val="24"/>
+        </w:rPr>
+        <w:t xml:space="preserve">either rerun all test cases or </w:t>
+      </w:r>
+      <w:r>
+        <w:rPr>
+          <w:sz w:val="24"/>
+          <w:szCs w:val="24"/>
+        </w:rPr>
+        <w:t>confirm the submission.</w:t>
+      </w:r>
+    </w:p>
+    <w:p>
+      <w:pPr>
+        <w:pStyle w:val="ListParagraph"/>
+        <w:numPr>
+          <w:ilvl w:val="0"/>
+          <w:numId w:val="9"/>
+        </w:numPr>
+        <w:shd w:val="clear" w:color="auto" w:fill="FFFFFF"/>
+        <w:spacing w:line="360" w:lineRule="auto"/>
+        <w:rPr>
+          <w:sz w:val="24"/>
+          <w:szCs w:val="24"/>
+        </w:rPr>
+      </w:pPr>
+      <w:r>
+        <w:rPr>
+          <w:sz w:val="24"/>
+          <w:szCs w:val="24"/>
+        </w:rPr>
+        <w:t xml:space="preserve">If the </w:t>
+      </w:r>
+      <w:r>
+        <w:rPr>
+          <w:b/>
+          <w:bCs/>
+          <w:sz w:val="24"/>
+          <w:szCs w:val="24"/>
+        </w:rPr>
+        <w:t xml:space="preserve">user </w:t>
+      </w:r>
+      <w:r>
+        <w:rPr>
+          <w:sz w:val="24"/>
+          <w:szCs w:val="24"/>
+        </w:rPr>
+        <w:t>chooses to Run all Test Cases</w:t>
+      </w:r>
+    </w:p>
+    <w:p>
+      <w:pPr>
+        <w:pStyle w:val="ListParagraph"/>
+        <w:shd w:val="clear" w:color="auto" w:fill="FFFFFF"/>
+        <w:spacing w:line="360" w:lineRule="auto"/>
+        <w:ind w:left="1440"/>
+        <w:rPr>
+          <w:sz w:val="24"/>
+          <w:szCs w:val="24"/>
+        </w:rPr>
+      </w:pPr>
+      <w:r>
+        <w:rPr>
+          <w:sz w:val="24"/>
+          <w:szCs w:val="24"/>
+        </w:rPr>
+        <w:t xml:space="preserve">+ The </w:t>
+      </w:r>
+      <w:r>
+        <w:rPr>
+          <w:b/>
+          <w:bCs/>
+          <w:sz w:val="24"/>
+          <w:szCs w:val="24"/>
+        </w:rPr>
+        <w:t xml:space="preserve">system </w:t>
+      </w:r>
+      <w:r>
+        <w:rPr>
+          <w:sz w:val="24"/>
+          <w:szCs w:val="24"/>
+        </w:rPr>
+        <w:t>runs all test cases as per the specifications of UC-GAMEPLAY-10.</w:t>
+      </w:r>
+    </w:p>
+    <w:p>
+      <w:pPr>
+        <w:pStyle w:val="ListParagraph"/>
+        <w:numPr>
+          <w:ilvl w:val="0"/>
+          <w:numId w:val="9"/>
+        </w:numPr>
+        <w:shd w:val="clear" w:color="auto" w:fill="FFFFFF"/>
+        <w:spacing w:line="360" w:lineRule="auto"/>
+        <w:rPr>
+          <w:sz w:val="24"/>
+          <w:szCs w:val="24"/>
+        </w:rPr>
+      </w:pPr>
+      <w:r>
+        <w:rPr>
+          <w:sz w:val="24"/>
+          <w:szCs w:val="24"/>
+        </w:rPr>
+        <w:t xml:space="preserve">If the </w:t>
+      </w:r>
+      <w:r>
+        <w:rPr>
+          <w:b/>
+          <w:bCs/>
+          <w:sz w:val="24"/>
+          <w:szCs w:val="24"/>
+        </w:rPr>
+        <w:t>user</w:t>
+      </w:r>
+      <w:r>
+        <w:rPr>
+          <w:sz w:val="24"/>
+          <w:szCs w:val="24"/>
+        </w:rPr>
+        <w:t xml:space="preserve"> confirms the submission, </w:t>
+      </w:r>
+    </w:p>
+    <w:p>
+      <w:pPr>
+        <w:pStyle w:val="ListParagraph"/>
+        <w:shd w:val="clear" w:color="auto" w:fill="FFFFFF"/>
+        <w:spacing w:line="360" w:lineRule="auto"/>
+        <w:ind w:left="1440"/>
+        <w:rPr>
+          <w:sz w:val="24"/>
+          <w:szCs w:val="24"/>
+        </w:rPr>
+      </w:pPr>
+      <w:r>
+        <w:rPr>
+          <w:sz w:val="24"/>
+          <w:szCs w:val="24"/>
+        </w:rPr>
+        <w:t xml:space="preserve">+ The </w:t>
+      </w:r>
+      <w:r>
+        <w:rPr>
+          <w:b/>
+          <w:bCs/>
+          <w:sz w:val="24"/>
+          <w:szCs w:val="24"/>
+        </w:rPr>
+        <w:t>system</w:t>
+      </w:r>
+      <w:r>
+        <w:rPr>
+          <w:sz w:val="24"/>
+          <w:szCs w:val="24"/>
+        </w:rPr>
+        <w:t xml:space="preserve"> runs all test cases again.</w:t>
+      </w:r>
+    </w:p>
+    <w:p>
+      <w:pPr>
+        <w:pStyle w:val="ListParagraph"/>
+        <w:shd w:val="clear" w:color="auto" w:fill="FFFFFF"/>
+        <w:spacing w:line="360" w:lineRule="auto"/>
+        <w:ind w:left="1440"/>
+        <w:rPr>
+          <w:sz w:val="24"/>
+          <w:szCs w:val="24"/>
+        </w:rPr>
+      </w:pPr>
+      <w:r>
+        <w:rPr>
+          <w:sz w:val="24"/>
+          <w:szCs w:val="24"/>
+        </w:rPr>
+        <w:t xml:space="preserve">+ The </w:t>
+      </w:r>
+      <w:r>
+        <w:rPr>
+          <w:b/>
+          <w:bCs/>
+          <w:sz w:val="24"/>
+          <w:szCs w:val="24"/>
+        </w:rPr>
+        <w:t xml:space="preserve">system </w:t>
+      </w:r>
+      <w:r>
+        <w:rPr>
+          <w:sz w:val="24"/>
+          <w:szCs w:val="24"/>
+        </w:rPr>
+        <w:t>computes the score based on the number of test cases passed and the remaining time.</w:t>
+      </w:r>
+    </w:p>
+    <w:p>
+      <w:pPr>
+        <w:pStyle w:val="ListParagraph"/>
+        <w:shd w:val="clear" w:color="auto" w:fill="FFFFFF"/>
+        <w:spacing w:line="360" w:lineRule="auto"/>
+        <w:ind w:left="1440"/>
+        <w:rPr>
+          <w:sz w:val="24"/>
+          <w:szCs w:val="24"/>
+        </w:rPr>
+      </w:pPr>
+      <w:r>
+        <w:rPr>
+          <w:sz w:val="24"/>
+          <w:szCs w:val="24"/>
+        </w:rPr>
+        <w:t xml:space="preserve">+ The </w:t>
+      </w:r>
+      <w:r>
+        <w:rPr>
+          <w:b/>
+          <w:bCs/>
+          <w:sz w:val="24"/>
+          <w:szCs w:val="24"/>
+        </w:rPr>
+        <w:t xml:space="preserve">system </w:t>
+      </w:r>
+      <w:r>
+        <w:rPr>
+          <w:sz w:val="24"/>
+          <w:szCs w:val="24"/>
+        </w:rPr>
+        <w:t xml:space="preserve">notifies the </w:t>
+      </w:r>
+      <w:r>
+        <w:rPr>
+          <w:b/>
+          <w:bCs/>
+          <w:sz w:val="24"/>
+          <w:szCs w:val="24"/>
+        </w:rPr>
+        <w:t xml:space="preserve">user </w:t>
+      </w:r>
+      <w:r>
+        <w:rPr>
+          <w:sz w:val="24"/>
+          <w:szCs w:val="24"/>
+        </w:rPr>
+        <w:t>of the successful submission.</w:t>
+      </w:r>
+    </w:p>
+    <w:p>
+      <w:pPr>
+        <w:pStyle w:val="ListParagraph"/>
+        <w:shd w:val="clear" w:color="auto" w:fill="FFFFFF"/>
+        <w:spacing w:line="360" w:lineRule="auto"/>
+        <w:ind w:left="1440"/>
+        <w:rPr>
+          <w:sz w:val="24"/>
+          <w:szCs w:val="24"/>
+        </w:rPr>
+      </w:pPr>
+      <w:r>
+        <w:rPr>
+          <w:sz w:val="24"/>
+          <w:szCs w:val="24"/>
+        </w:rPr>
+        <w:t xml:space="preserve">+ If the other </w:t>
+      </w:r>
+      <w:r>
+        <w:rPr>
+          <w:b/>
+          <w:bCs/>
+          <w:sz w:val="24"/>
+          <w:szCs w:val="24"/>
+        </w:rPr>
+        <w:t>user/team</w:t>
+      </w:r>
+      <w:r>
+        <w:rPr>
+          <w:sz w:val="24"/>
+          <w:szCs w:val="24"/>
+        </w:rPr>
+        <w:t xml:space="preserve"> has not submitted, nothing will change until the other </w:t>
+      </w:r>
+      <w:r>
+        <w:rPr>
+          <w:b/>
+          <w:bCs/>
+          <w:sz w:val="24"/>
+          <w:szCs w:val="24"/>
+        </w:rPr>
+        <w:t>user/team</w:t>
+      </w:r>
+      <w:r>
+        <w:rPr>
+          <w:sz w:val="24"/>
+          <w:szCs w:val="24"/>
+        </w:rPr>
+        <w:t xml:space="preserve"> submits. The </w:t>
+      </w:r>
+      <w:r>
+        <w:rPr>
+          <w:b/>
+          <w:bCs/>
+          <w:sz w:val="24"/>
+          <w:szCs w:val="24"/>
+        </w:rPr>
+        <w:t>user</w:t>
+      </w:r>
+      <w:r>
+        <w:rPr>
+          <w:sz w:val="24"/>
+          <w:szCs w:val="24"/>
+        </w:rPr>
+        <w:t xml:space="preserve"> can still do things in the game session as normal, but there will be no re-submission.</w:t>
+      </w:r>
+    </w:p>
+    <w:p>
+      <w:pPr>
+        <w:pStyle w:val="ListParagraph"/>
+        <w:shd w:val="clear" w:color="auto" w:fill="FFFFFF"/>
+        <w:spacing w:line="360" w:lineRule="auto"/>
+        <w:ind w:left="1440"/>
+        <w:rPr>
+          <w:sz w:val="24"/>
+          <w:szCs w:val="24"/>
+        </w:rPr>
+      </w:pPr>
+      <w:r>
+        <w:rPr>
+          <w:sz w:val="24"/>
+          <w:szCs w:val="24"/>
+        </w:rPr>
+        <w:t xml:space="preserve">+ If the other </w:t>
+      </w:r>
+      <w:r>
+        <w:rPr>
+          <w:b/>
+          <w:bCs/>
+          <w:sz w:val="24"/>
+          <w:szCs w:val="24"/>
+        </w:rPr>
+        <w:t>user/team</w:t>
+      </w:r>
+      <w:r>
+        <w:rPr>
+          <w:sz w:val="24"/>
+          <w:szCs w:val="24"/>
+        </w:rPr>
+        <w:t xml:space="preserve"> has submitted or the time is up, the </w:t>
+      </w:r>
+      <w:r>
+        <w:rPr>
+          <w:b/>
+          <w:bCs/>
+          <w:sz w:val="24"/>
+          <w:szCs w:val="24"/>
+        </w:rPr>
+        <w:t xml:space="preserve">system </w:t>
+      </w:r>
+      <w:r>
+        <w:rPr>
+          <w:sz w:val="24"/>
+          <w:szCs w:val="24"/>
+        </w:rPr>
+        <w:t>redirects both users to the end-game interface and displays end-game statistics.</w:t>
+      </w:r>
+    </w:p>
+    <w:p>
+      <w:pPr>
+        <w:pStyle w:val="ListParagraph"/>
+        <w:numPr>
+          <w:ilvl w:val="0"/>
+          <w:numId w:val="9"/>
+        </w:numPr>
+        <w:shd w:val="clear" w:color="auto" w:fill="FFFFFF"/>
+        <w:spacing w:line="360" w:lineRule="auto"/>
+        <w:rPr>
+          <w:sz w:val="24"/>
+          <w:szCs w:val="24"/>
+        </w:rPr>
+      </w:pPr>
+      <w:r>
+        <w:rPr>
+          <w:sz w:val="24"/>
+          <w:szCs w:val="24"/>
+        </w:rPr>
+        <w:t xml:space="preserve">Else, the </w:t>
+      </w:r>
+      <w:r>
+        <w:rPr>
+          <w:b/>
+          <w:bCs/>
+          <w:sz w:val="24"/>
+          <w:szCs w:val="24"/>
+        </w:rPr>
+        <w:t>system</w:t>
+      </w:r>
+      <w:r>
+        <w:rPr>
+          <w:sz w:val="24"/>
+          <w:szCs w:val="24"/>
+        </w:rPr>
+        <w:t xml:space="preserve"> notifies the </w:t>
+      </w:r>
+      <w:r>
+        <w:rPr>
+          <w:b/>
+          <w:bCs/>
+          <w:sz w:val="24"/>
+          <w:szCs w:val="24"/>
+        </w:rPr>
+        <w:t>user</w:t>
+      </w:r>
+      <w:r>
+        <w:rPr>
+          <w:sz w:val="24"/>
+          <w:szCs w:val="24"/>
+        </w:rPr>
+        <w:t xml:space="preserve"> of the failed submission.</w:t>
+      </w:r>
+    </w:p>
+    <w:p>
+      <w:pPr>
+        <w:numPr>
+          <w:ilvl w:val="0"/>
+          <w:numId w:val="6"/>
+        </w:numPr>
+        <w:shd w:val="clear" w:color="auto" w:fill="FFFFFF"/>
+        <w:spacing w:line="360" w:lineRule="auto"/>
+        <w:rPr>
+          <w:b/>
+          <w:sz w:val="24"/>
+          <w:szCs w:val="24"/>
+        </w:rPr>
+      </w:pPr>
+      <w:r>
+        <w:rPr>
+          <w:b/>
+          <w:sz w:val="24"/>
+          <w:szCs w:val="24"/>
+        </w:rPr>
+        <w:t xml:space="preserve">Toggle Headphones </w:t>
+      </w:r>
+      <w:r>
+        <w:rPr>
+          <w:b/>
+          <w:sz w:val="24"/>
+          <w:szCs w:val="24"/>
+        </w:rPr>
+        <w:t>(UC-GAMEPLAY-1</w:t>
+      </w:r>
+      <w:r>
+        <w:rPr>
+          <w:b/>
+          <w:sz w:val="24"/>
+          <w:szCs w:val="24"/>
+        </w:rPr>
+        <w:t>4</w:t>
+      </w:r>
+      <w:r>
+        <w:rPr>
+          <w:b/>
+          <w:sz w:val="24"/>
+          <w:szCs w:val="24"/>
+        </w:rPr>
+        <w:t>)</w:t>
+      </w:r>
+    </w:p>
+    <w:p>
+      <w:pPr>
+        <w:pStyle w:val="ListParagraph"/>
+        <w:numPr>
+          <w:ilvl w:val="0"/>
+          <w:numId w:val="9"/>
+        </w:numPr>
+        <w:shd w:val="clear" w:color="auto" w:fill="FFFFFF"/>
+        <w:spacing w:line="360" w:lineRule="auto"/>
+        <w:rPr>
+          <w:b/>
+          <w:sz w:val="24"/>
+          <w:szCs w:val="24"/>
+        </w:rPr>
+      </w:pPr>
+      <w:r>
+        <w:rPr>
+          <w:bCs/>
+          <w:sz w:val="24"/>
+          <w:szCs w:val="24"/>
+        </w:rPr>
+        <w:t xml:space="preserve">The </w:t>
+      </w:r>
+      <w:r>
+        <w:rPr>
+          <w:b/>
+          <w:sz w:val="24"/>
+          <w:szCs w:val="24"/>
+        </w:rPr>
+        <w:t xml:space="preserve">user </w:t>
+      </w:r>
+      <w:r>
+        <w:rPr>
+          <w:bCs/>
+          <w:sz w:val="24"/>
+          <w:szCs w:val="24"/>
+        </w:rPr>
+        <w:t>chooses to toggle headphones.</w:t>
+      </w:r>
+    </w:p>
+    <w:p>
+      <w:pPr>
+        <w:pStyle w:val="ListParagraph"/>
+        <w:numPr>
+          <w:ilvl w:val="0"/>
+          <w:numId w:val="9"/>
+        </w:numPr>
+        <w:shd w:val="clear" w:color="auto" w:fill="FFFFFF"/>
+        <w:spacing w:line="360" w:lineRule="auto"/>
+        <w:rPr>
+          <w:b/>
+          <w:sz w:val="24"/>
+          <w:szCs w:val="24"/>
+        </w:rPr>
+      </w:pPr>
+      <w:r>
+        <w:rPr>
+          <w:bCs/>
+          <w:sz w:val="24"/>
+          <w:szCs w:val="24"/>
+        </w:rPr>
+        <w:t xml:space="preserve">If the headphones are previously disabled, </w:t>
+      </w:r>
+    </w:p>
+    <w:p>
+      <w:pPr>
+        <w:pStyle w:val="ListParagraph"/>
+        <w:shd w:val="clear" w:color="auto" w:fill="FFFFFF"/>
+        <w:spacing w:line="360" w:lineRule="auto"/>
+        <w:ind w:left="1440"/>
+        <w:rPr>
+          <w:bCs/>
+          <w:sz w:val="24"/>
+          <w:szCs w:val="24"/>
+        </w:rPr>
+      </w:pPr>
+      <w:r>
+        <w:rPr>
+          <w:bCs/>
+          <w:sz w:val="24"/>
+          <w:szCs w:val="24"/>
+        </w:rPr>
+        <w:t xml:space="preserve">+ The </w:t>
+      </w:r>
+      <w:r>
+        <w:rPr>
+          <w:b/>
+          <w:sz w:val="24"/>
+          <w:szCs w:val="24"/>
+        </w:rPr>
+        <w:t>system</w:t>
+      </w:r>
+      <w:r>
+        <w:rPr>
+          <w:bCs/>
+          <w:sz w:val="24"/>
+          <w:szCs w:val="24"/>
+        </w:rPr>
+        <w:t xml:space="preserve"> enables headphones.</w:t>
+      </w:r>
+    </w:p>
+    <w:p>
+      <w:pPr>
+        <w:pStyle w:val="ListParagraph"/>
+        <w:shd w:val="clear" w:color="auto" w:fill="FFFFFF"/>
+        <w:spacing w:line="360" w:lineRule="auto"/>
+        <w:ind w:left="1440"/>
+        <w:rPr>
+          <w:bCs/>
+          <w:sz w:val="24"/>
+          <w:szCs w:val="24"/>
+        </w:rPr>
+      </w:pPr>
+      <w:r>
+        <w:rPr>
+          <w:bCs/>
+          <w:sz w:val="24"/>
+          <w:szCs w:val="24"/>
+        </w:rPr>
+        <w:t xml:space="preserve">+ The </w:t>
+      </w:r>
+      <w:r>
+        <w:rPr>
+          <w:b/>
+          <w:sz w:val="24"/>
+          <w:szCs w:val="24"/>
+        </w:rPr>
+        <w:t>system</w:t>
+      </w:r>
+      <w:r>
+        <w:rPr>
+          <w:bCs/>
+          <w:sz w:val="24"/>
+          <w:szCs w:val="24"/>
+        </w:rPr>
+        <w:t xml:space="preserve"> notifies the user of the enabled headphones.</w:t>
+      </w:r>
+    </w:p>
+    <w:p>
+      <w:pPr>
+        <w:pStyle w:val="ListParagraph"/>
+        <w:numPr>
+          <w:ilvl w:val="0"/>
+          <w:numId w:val="9"/>
+        </w:numPr>
+        <w:shd w:val="clear" w:color="auto" w:fill="FFFFFF"/>
+        <w:spacing w:line="360" w:lineRule="auto"/>
+        <w:rPr>
+          <w:b/>
+          <w:sz w:val="24"/>
+          <w:szCs w:val="24"/>
+        </w:rPr>
+      </w:pPr>
+      <w:r>
+        <w:rPr>
+          <w:bCs/>
+          <w:sz w:val="24"/>
+          <w:szCs w:val="24"/>
+        </w:rPr>
+        <w:t>I</w:t>
+      </w:r>
+      <w:r>
+        <w:rPr>
+          <w:bCs/>
+          <w:sz w:val="24"/>
+          <w:szCs w:val="24"/>
+        </w:rPr>
+        <w:t xml:space="preserve">f the </w:t>
+      </w:r>
+      <w:r>
+        <w:rPr>
+          <w:bCs/>
+          <w:sz w:val="24"/>
+          <w:szCs w:val="24"/>
+        </w:rPr>
+        <w:t xml:space="preserve">headphones are previously </w:t>
+      </w:r>
+      <w:r>
+        <w:rPr>
+          <w:bCs/>
+          <w:sz w:val="24"/>
+          <w:szCs w:val="24"/>
+        </w:rPr>
+        <w:t>enabled</w:t>
+      </w:r>
+      <w:r>
+        <w:rPr>
+          <w:bCs/>
+          <w:sz w:val="24"/>
+          <w:szCs w:val="24"/>
+        </w:rPr>
+        <w:t xml:space="preserve">, </w:t>
+      </w:r>
+    </w:p>
+    <w:p>
+      <w:pPr>
+        <w:pStyle w:val="ListParagraph"/>
+        <w:shd w:val="clear" w:color="auto" w:fill="FFFFFF"/>
+        <w:spacing w:line="360" w:lineRule="auto"/>
+        <w:ind w:left="1440"/>
+        <w:rPr>
+          <w:bCs/>
+          <w:sz w:val="24"/>
+          <w:szCs w:val="24"/>
+        </w:rPr>
+      </w:pPr>
+      <w:r>
+        <w:rPr>
+          <w:bCs/>
+          <w:sz w:val="24"/>
+          <w:szCs w:val="24"/>
+        </w:rPr>
+        <w:t xml:space="preserve">+ The </w:t>
+      </w:r>
+      <w:r>
+        <w:rPr>
+          <w:b/>
+          <w:sz w:val="24"/>
+          <w:szCs w:val="24"/>
+        </w:rPr>
+        <w:t>system</w:t>
+      </w:r>
+      <w:r>
+        <w:rPr>
+          <w:bCs/>
+          <w:sz w:val="24"/>
+          <w:szCs w:val="24"/>
+        </w:rPr>
+        <w:t xml:space="preserve"> </w:t>
+      </w:r>
+      <w:r>
+        <w:rPr>
+          <w:bCs/>
+          <w:sz w:val="24"/>
+          <w:szCs w:val="24"/>
+        </w:rPr>
+        <w:t>disables</w:t>
+      </w:r>
+      <w:r>
+        <w:rPr>
+          <w:bCs/>
+          <w:sz w:val="24"/>
+          <w:szCs w:val="24"/>
+        </w:rPr>
+        <w:t xml:space="preserve"> headphones.</w:t>
+      </w:r>
+    </w:p>
+    <w:p>
+      <w:pPr>
+        <w:pStyle w:val="ListParagraph"/>
+        <w:shd w:val="clear" w:color="auto" w:fill="FFFFFF"/>
+        <w:spacing w:line="360" w:lineRule="auto"/>
+        <w:ind w:left="1440"/>
+        <w:rPr>
+          <w:bCs/>
+          <w:sz w:val="24"/>
+          <w:szCs w:val="24"/>
+        </w:rPr>
+      </w:pPr>
+      <w:r>
+        <w:rPr>
+          <w:bCs/>
+          <w:sz w:val="24"/>
+          <w:szCs w:val="24"/>
+        </w:rPr>
+        <w:t xml:space="preserve">+ </w:t>
+      </w:r>
+      <w:r>
+        <w:rPr>
+          <w:bCs/>
+          <w:sz w:val="24"/>
+          <w:szCs w:val="24"/>
+        </w:rPr>
+        <w:t xml:space="preserve">The </w:t>
+      </w:r>
+      <w:r>
+        <w:rPr>
+          <w:b/>
+          <w:sz w:val="24"/>
+          <w:szCs w:val="24"/>
+        </w:rPr>
+        <w:t>system</w:t>
+      </w:r>
+      <w:r>
+        <w:rPr>
+          <w:bCs/>
+          <w:sz w:val="24"/>
+          <w:szCs w:val="24"/>
+        </w:rPr>
+        <w:t xml:space="preserve"> notifies the user of the </w:t>
+      </w:r>
+      <w:r>
+        <w:rPr>
+          <w:bCs/>
+          <w:sz w:val="24"/>
+          <w:szCs w:val="24"/>
+        </w:rPr>
+        <w:t>disabled</w:t>
+      </w:r>
+      <w:r>
+        <w:rPr>
+          <w:bCs/>
+          <w:sz w:val="24"/>
+          <w:szCs w:val="24"/>
+        </w:rPr>
+        <w:t xml:space="preserve"> headphones</w:t>
+      </w:r>
+    </w:p>
+    <w:p>
+      <w:pPr>
+        <w:numPr>
+          <w:ilvl w:val="0"/>
+          <w:numId w:val="6"/>
+        </w:numPr>
+        <w:shd w:val="clear" w:color="auto" w:fill="FFFFFF"/>
+        <w:spacing w:line="360" w:lineRule="auto"/>
+        <w:rPr>
+          <w:b/>
+          <w:sz w:val="24"/>
+          <w:szCs w:val="24"/>
+        </w:rPr>
+      </w:pPr>
+      <w:r>
+        <w:rPr>
+          <w:b/>
+          <w:sz w:val="24"/>
+          <w:szCs w:val="24"/>
+        </w:rPr>
+        <w:t xml:space="preserve">Toggle Microphone </w:t>
+      </w:r>
+      <w:r>
+        <w:rPr>
+          <w:b/>
+          <w:sz w:val="24"/>
+          <w:szCs w:val="24"/>
+        </w:rPr>
+        <w:t>(UC-GAMEPLAY-1</w:t>
+      </w:r>
+      <w:r>
+        <w:rPr>
+          <w:b/>
+          <w:sz w:val="24"/>
+          <w:szCs w:val="24"/>
+        </w:rPr>
+        <w:t>5</w:t>
+      </w:r>
+      <w:r>
+        <w:rPr>
+          <w:b/>
+          <w:sz w:val="24"/>
+          <w:szCs w:val="24"/>
+        </w:rPr>
+        <w:t>)</w:t>
+      </w:r>
+    </w:p>
+    <w:p>
+      <w:pPr>
+        <w:pStyle w:val="ListParagraph"/>
+        <w:numPr>
+          <w:ilvl w:val="0"/>
+          <w:numId w:val="9"/>
+        </w:numPr>
+        <w:shd w:val="clear" w:color="auto" w:fill="FFFFFF"/>
+        <w:spacing w:line="360" w:lineRule="auto"/>
+        <w:rPr>
+          <w:b/>
+          <w:sz w:val="24"/>
+          <w:szCs w:val="24"/>
+        </w:rPr>
+      </w:pPr>
+      <w:r>
+        <w:rPr>
+          <w:bCs/>
+          <w:sz w:val="24"/>
+          <w:szCs w:val="24"/>
+        </w:rPr>
+        <w:t xml:space="preserve">The </w:t>
+      </w:r>
+      <w:r>
+        <w:rPr>
+          <w:b/>
+          <w:sz w:val="24"/>
+          <w:szCs w:val="24"/>
+        </w:rPr>
+        <w:t xml:space="preserve">user </w:t>
+      </w:r>
+      <w:r>
+        <w:rPr>
+          <w:bCs/>
+          <w:sz w:val="24"/>
+          <w:szCs w:val="24"/>
+        </w:rPr>
+        <w:t>chooses to toggle</w:t>
+      </w:r>
+      <w:r>
+        <w:rPr>
+          <w:bCs/>
+          <w:sz w:val="24"/>
+          <w:szCs w:val="24"/>
+        </w:rPr>
+        <w:t xml:space="preserve"> the</w:t>
+      </w:r>
+      <w:r>
+        <w:rPr>
+          <w:bCs/>
+          <w:sz w:val="24"/>
+          <w:szCs w:val="24"/>
+        </w:rPr>
+        <w:t xml:space="preserve"> </w:t>
+      </w:r>
+      <w:r>
+        <w:rPr>
+          <w:bCs/>
+          <w:sz w:val="24"/>
+          <w:szCs w:val="24"/>
+        </w:rPr>
+        <w:t>microphone</w:t>
+      </w:r>
+      <w:r>
+        <w:rPr>
+          <w:bCs/>
+          <w:sz w:val="24"/>
+          <w:szCs w:val="24"/>
+        </w:rPr>
+        <w:t>.</w:t>
+      </w:r>
+    </w:p>
+    <w:p>
+      <w:pPr>
+        <w:pStyle w:val="ListParagraph"/>
+        <w:numPr>
+          <w:ilvl w:val="0"/>
+          <w:numId w:val="9"/>
+        </w:numPr>
+        <w:shd w:val="clear" w:color="auto" w:fill="FFFFFF"/>
+        <w:spacing w:line="360" w:lineRule="auto"/>
+        <w:rPr>
+          <w:b/>
+          <w:sz w:val="24"/>
+          <w:szCs w:val="24"/>
+        </w:rPr>
+      </w:pPr>
+      <w:r>
+        <w:rPr>
+          <w:bCs/>
+          <w:sz w:val="24"/>
+          <w:szCs w:val="24"/>
+        </w:rPr>
+        <w:t xml:space="preserve">If </w:t>
+      </w:r>
+      <w:r>
+        <w:rPr>
+          <w:bCs/>
+          <w:sz w:val="24"/>
+          <w:szCs w:val="24"/>
+        </w:rPr>
+        <w:t>the microphone</w:t>
+      </w:r>
+      <w:r>
+        <w:rPr>
+          <w:bCs/>
+          <w:sz w:val="24"/>
+          <w:szCs w:val="24"/>
+        </w:rPr>
+        <w:t xml:space="preserve"> </w:t>
+      </w:r>
+      <w:r>
+        <w:rPr>
+          <w:bCs/>
+          <w:sz w:val="24"/>
+          <w:szCs w:val="24"/>
+        </w:rPr>
+        <w:t>is</w:t>
+      </w:r>
+      <w:r>
+        <w:rPr>
+          <w:bCs/>
+          <w:sz w:val="24"/>
+          <w:szCs w:val="24"/>
+        </w:rPr>
+        <w:t xml:space="preserve"> previously disabled, </w:t>
+      </w:r>
+    </w:p>
+    <w:p>
+      <w:pPr>
+        <w:pStyle w:val="ListParagraph"/>
+        <w:shd w:val="clear" w:color="auto" w:fill="FFFFFF"/>
+        <w:spacing w:line="360" w:lineRule="auto"/>
+        <w:ind w:left="1440"/>
+        <w:rPr>
+          <w:bCs/>
+          <w:sz w:val="24"/>
+          <w:szCs w:val="24"/>
+        </w:rPr>
+      </w:pPr>
+      <w:r>
+        <w:rPr>
+          <w:bCs/>
+          <w:sz w:val="24"/>
+          <w:szCs w:val="24"/>
+        </w:rPr>
+        <w:t xml:space="preserve">+ The </w:t>
+      </w:r>
+      <w:r>
+        <w:rPr>
+          <w:b/>
+          <w:sz w:val="24"/>
+          <w:szCs w:val="24"/>
+        </w:rPr>
+        <w:t>system</w:t>
+      </w:r>
+      <w:r>
+        <w:rPr>
+          <w:bCs/>
+          <w:sz w:val="24"/>
+          <w:szCs w:val="24"/>
+        </w:rPr>
+        <w:t xml:space="preserve"> enables </w:t>
+      </w:r>
+      <w:r>
+        <w:rPr>
+          <w:bCs/>
+          <w:sz w:val="24"/>
+          <w:szCs w:val="24"/>
+        </w:rPr>
+        <w:t>the microphone</w:t>
+      </w:r>
+      <w:r>
+        <w:rPr>
+          <w:bCs/>
+          <w:sz w:val="24"/>
+          <w:szCs w:val="24"/>
+        </w:rPr>
+        <w:t>.</w:t>
+      </w:r>
+    </w:p>
+    <w:p>
+      <w:pPr>
+        <w:pStyle w:val="ListParagraph"/>
+        <w:shd w:val="clear" w:color="auto" w:fill="FFFFFF"/>
+        <w:spacing w:line="360" w:lineRule="auto"/>
+        <w:ind w:left="1440"/>
+        <w:rPr>
+          <w:bCs/>
+          <w:sz w:val="24"/>
+          <w:szCs w:val="24"/>
+        </w:rPr>
+      </w:pPr>
+      <w:r>
+        <w:rPr>
+          <w:bCs/>
+          <w:sz w:val="24"/>
+          <w:szCs w:val="24"/>
+        </w:rPr>
+        <w:t xml:space="preserve">+ The </w:t>
+      </w:r>
+      <w:r>
+        <w:rPr>
+          <w:b/>
+          <w:sz w:val="24"/>
+          <w:szCs w:val="24"/>
+        </w:rPr>
+        <w:t>system</w:t>
+      </w:r>
+      <w:r>
+        <w:rPr>
+          <w:bCs/>
+          <w:sz w:val="24"/>
+          <w:szCs w:val="24"/>
+        </w:rPr>
+        <w:t xml:space="preserve"> notifies the user of the enabled microphone.</w:t>
+      </w:r>
+    </w:p>
+    <w:p>
+      <w:pPr>
+        <w:pStyle w:val="ListParagraph"/>
+        <w:numPr>
+          <w:ilvl w:val="0"/>
+          <w:numId w:val="9"/>
+        </w:numPr>
+        <w:shd w:val="clear" w:color="auto" w:fill="FFFFFF"/>
+        <w:spacing w:line="360" w:lineRule="auto"/>
+        <w:rPr>
+          <w:bCs/>
+          <w:sz w:val="24"/>
+          <w:szCs w:val="24"/>
+        </w:rPr>
+      </w:pPr>
+      <w:r>
+        <w:rPr>
+          <w:bCs/>
+          <w:sz w:val="24"/>
+          <w:szCs w:val="24"/>
+        </w:rPr>
+        <w:t xml:space="preserve">If </w:t>
+      </w:r>
+      <w:r>
+        <w:rPr>
+          <w:bCs/>
+          <w:sz w:val="24"/>
+          <w:szCs w:val="24"/>
+        </w:rPr>
+        <w:t>the microphone</w:t>
+      </w:r>
+      <w:r>
+        <w:rPr>
+          <w:bCs/>
+          <w:sz w:val="24"/>
+          <w:szCs w:val="24"/>
+        </w:rPr>
+        <w:t xml:space="preserve"> </w:t>
+      </w:r>
+      <w:r>
+        <w:rPr>
+          <w:bCs/>
+          <w:sz w:val="24"/>
+          <w:szCs w:val="24"/>
+        </w:rPr>
+        <w:t>is</w:t>
+      </w:r>
+      <w:r>
+        <w:rPr>
+          <w:bCs/>
+          <w:sz w:val="24"/>
+          <w:szCs w:val="24"/>
+        </w:rPr>
+        <w:t xml:space="preserve"> previously enabled, </w:t>
+      </w:r>
+    </w:p>
+    <w:p>
+      <w:pPr>
+        <w:pStyle w:val="ListParagraph"/>
+        <w:shd w:val="clear" w:color="auto" w:fill="FFFFFF"/>
+        <w:spacing w:line="360" w:lineRule="auto"/>
+        <w:ind w:left="1440"/>
+        <w:rPr>
+          <w:bCs/>
+          <w:sz w:val="24"/>
+          <w:szCs w:val="24"/>
+        </w:rPr>
+      </w:pPr>
+      <w:r>
+        <w:rPr>
+          <w:bCs/>
+          <w:sz w:val="24"/>
+          <w:szCs w:val="24"/>
+        </w:rPr>
+        <w:t xml:space="preserve">+ The </w:t>
+      </w:r>
+      <w:r>
+        <w:rPr>
+          <w:b/>
+          <w:sz w:val="24"/>
+          <w:szCs w:val="24"/>
+        </w:rPr>
+        <w:t>system</w:t>
+      </w:r>
+      <w:r>
+        <w:rPr>
+          <w:bCs/>
+          <w:sz w:val="24"/>
+          <w:szCs w:val="24"/>
+        </w:rPr>
+        <w:t xml:space="preserve"> disables </w:t>
+      </w:r>
+      <w:r>
+        <w:rPr>
+          <w:bCs/>
+          <w:sz w:val="24"/>
+          <w:szCs w:val="24"/>
+        </w:rPr>
+        <w:t xml:space="preserve">the </w:t>
+      </w:r>
+      <w:r>
+        <w:rPr>
+          <w:bCs/>
+          <w:sz w:val="24"/>
+          <w:szCs w:val="24"/>
+        </w:rPr>
+        <w:t>microphone.</w:t>
+      </w:r>
+    </w:p>
+    <w:p>
+      <w:pPr>
+        <w:pStyle w:val="ListParagraph"/>
+        <w:shd w:val="clear" w:color="auto" w:fill="FFFFFF"/>
+        <w:spacing w:line="360" w:lineRule="auto"/>
+        <w:ind w:left="1440"/>
+        <w:rPr>
+          <w:bCs/>
+          <w:sz w:val="24"/>
+          <w:szCs w:val="24"/>
+        </w:rPr>
+      </w:pPr>
+      <w:r>
+        <w:rPr>
+          <w:bCs/>
+          <w:sz w:val="24"/>
+          <w:szCs w:val="24"/>
+        </w:rPr>
+        <w:t xml:space="preserve">+ The </w:t>
+      </w:r>
+      <w:r>
+        <w:rPr>
+          <w:b/>
+          <w:sz w:val="24"/>
+          <w:szCs w:val="24"/>
+        </w:rPr>
+        <w:t>system</w:t>
+      </w:r>
+      <w:r>
+        <w:rPr>
+          <w:bCs/>
+          <w:sz w:val="24"/>
+          <w:szCs w:val="24"/>
+        </w:rPr>
+        <w:t xml:space="preserve"> notifies the user of the disabled microphone</w:t>
+      </w:r>
+    </w:p>
+    <w:p>
+      <w:pPr>
+        <w:numPr>
+          <w:ilvl w:val="0"/>
+          <w:numId w:val="6"/>
+        </w:numPr>
+        <w:shd w:val="clear" w:color="auto" w:fill="FFFFFF"/>
+        <w:spacing w:line="360" w:lineRule="auto"/>
+        <w:rPr>
+          <w:sz w:val="24"/>
+          <w:szCs w:val="24"/>
+        </w:rPr>
+      </w:pPr>
+      <w:r>
+        <w:rPr>
+          <w:b/>
+          <w:sz w:val="24"/>
+          <w:szCs w:val="24"/>
+        </w:rPr>
+        <w:t>Toggle Question Tab</w:t>
+      </w:r>
+      <w:r>
+        <w:rPr>
+          <w:b/>
+          <w:sz w:val="24"/>
+          <w:szCs w:val="24"/>
+        </w:rPr>
+        <w:t>. Highlight. Erase.</w:t>
+      </w:r>
+    </w:p>
+    <w:p>
+      <w:pPr>
+        <w:numPr>
+          <w:ilvl w:val="0"/>
+          <w:numId w:val="6"/>
+        </w:numPr>
+        <w:shd w:val="clear" w:color="auto" w:fill="FFFFFF"/>
+        <w:spacing w:line="360" w:lineRule="auto"/>
+        <w:rPr>
+          <w:sz w:val="24"/>
+          <w:szCs w:val="24"/>
+        </w:rPr>
+      </w:pPr>
+      <w:r>
+        <w:rPr>
+          <w:b/>
+          <w:sz w:val="24"/>
+          <w:szCs w:val="24"/>
+        </w:rPr>
+        <w:lastRenderedPageBreak/>
+        <w:t>Toggle Whiteboard (PRST)</w:t>
+      </w:r>
+    </w:p>
+    <w:p>
+      <w:pPr>
+        <w:shd w:val="clear" w:color="auto" w:fill="FFFFFF"/>
+        <w:spacing w:line="360" w:lineRule="auto"/>
+        <w:rPr>
+          <w:sz w:val="24"/>
+          <w:szCs w:val="24"/>
+        </w:rPr>
+      </w:pPr>
+    </w:p>
+    <w:p>
+      <w:pPr>
         <w:shd w:val="clear" w:color="auto" w:fill="FFFFFF"/>
         <w:tabs>
           <w:tab w:val="left" w:pos="5076"/>
@@ -17194,11 +22020,20 @@
       </w:pPr>
       <w:r>
         <w:rPr>
-          <w:bCs/>
-          <w:sz w:val="24"/>
-          <w:szCs w:val="24"/>
-        </w:rPr>
-        <w:t xml:space="preserve">The </w:t>
+          <w:b/>
+          <w:sz w:val="24"/>
+          <w:szCs w:val="24"/>
+          <w:u w:val="single"/>
+        </w:rPr>
+        <w:t>Post-condition</w:t>
+      </w:r>
+      <w:r>
+        <w:rPr>
+          <w:bCs/>
+          <w:sz w:val="24"/>
+          <w:szCs w:val="24"/>
+        </w:rPr>
+        <w:t xml:space="preserve">: The </w:t>
       </w:r>
       <w:r>
         <w:rPr>
@@ -17214,16 +22049,54 @@
           <w:sz w:val="24"/>
           <w:szCs w:val="24"/>
         </w:rPr>
-        <w:t xml:space="preserve"> chooses Play Solo-Ranked Matches.</w:t>
-      </w:r>
-    </w:p>
-    <w:p>
-      <w:pPr>
-        <w:pStyle w:val="ListParagraph"/>
-        <w:numPr>
-          <w:ilvl w:val="0"/>
-          <w:numId w:val="9"/>
-        </w:numPr>
+        <w:t xml:space="preserve"> </w:t>
+      </w:r>
+      <w:r>
+        <w:rPr>
+          <w:bCs/>
+          <w:sz w:val="24"/>
+          <w:szCs w:val="24"/>
+        </w:rPr>
+        <w:t>is redirected or is already at the Gameplay Interface after any of the above actions take place.</w:t>
+      </w:r>
+    </w:p>
+    <w:p>
+      <w:pPr>
+        <w:shd w:val="clear" w:color="auto" w:fill="FFFFFF"/>
+        <w:spacing w:after="240" w:line="360" w:lineRule="auto"/>
+        <w:rPr>
+          <w:b/>
+          <w:sz w:val="24"/>
+          <w:szCs w:val="24"/>
+        </w:rPr>
+      </w:pPr>
+      <w:r>
+        <w:rPr>
+          <w:b/>
+          <w:sz w:val="24"/>
+          <w:szCs w:val="24"/>
+        </w:rPr>
+        <w:t>4.</w:t>
+      </w:r>
+      <w:r>
+        <w:rPr>
+          <w:b/>
+          <w:sz w:val="24"/>
+          <w:szCs w:val="24"/>
+        </w:rPr>
+        <w:t>6</w:t>
+      </w:r>
+      <w:r>
+        <w:rPr>
+          <w:b/>
+          <w:sz w:val="24"/>
+          <w:szCs w:val="24"/>
+        </w:rPr>
+        <w:t>.3. Functional Requirements</w:t>
+      </w:r>
+    </w:p>
+    <w:p>
+      <w:pPr>
         <w:shd w:val="clear" w:color="auto" w:fill="FFFFFF"/>
         <w:tabs>
           <w:tab w:val="left" w:pos="5076"/>
@@ -17237,43 +22110,20 @@
       </w:pPr>
       <w:r>
         <w:rPr>
-          <w:bCs/>
-          <w:sz w:val="24"/>
-          <w:szCs w:val="24"/>
-        </w:rPr>
-        <w:t xml:space="preserve">The </w:t>
-      </w:r>
-      <w:r>
-        <w:rPr>
-          <w:b/>
-          <w:sz w:val="24"/>
-          <w:szCs w:val="24"/>
-        </w:rPr>
-        <w:t>system</w:t>
-      </w:r>
-      <w:r>
-        <w:rPr>
-          <w:bCs/>
-          <w:sz w:val="24"/>
-          <w:szCs w:val="24"/>
-        </w:rPr>
-        <w:t xml:space="preserve"> sends a request to the matchmaking </w:t>
-      </w:r>
-      <w:r>
-        <w:rPr>
-          <w:b/>
-          <w:sz w:val="24"/>
-          <w:szCs w:val="24"/>
-        </w:rPr>
-        <w:t>server</w:t>
-      </w:r>
-      <w:r>
-        <w:rPr>
-          <w:bCs/>
-          <w:sz w:val="24"/>
-          <w:szCs w:val="24"/>
-        </w:rPr>
-        <w:t>.</w:t>
+          <w:b/>
+          <w:sz w:val="24"/>
+          <w:szCs w:val="24"/>
+          <w:u w:val="single"/>
+        </w:rPr>
+        <w:t>Alternative Thread</w:t>
+      </w:r>
+      <w:r>
+        <w:rPr>
+          <w:bCs/>
+          <w:sz w:val="24"/>
+          <w:szCs w:val="24"/>
+        </w:rPr>
+        <w:t>:</w:t>
       </w:r>
     </w:p>
     <w:p>
@@ -17296,70 +22146,51 @@
       </w:pPr>
       <w:r>
         <w:rPr>
-          <w:bCs/>
-          <w:sz w:val="24"/>
-          <w:szCs w:val="24"/>
-        </w:rPr>
-        <w:t xml:space="preserve">The </w:t>
-      </w:r>
-      <w:r>
-        <w:rPr>
-          <w:b/>
-          <w:sz w:val="24"/>
-          <w:szCs w:val="24"/>
-        </w:rPr>
-        <w:t>server</w:t>
-      </w:r>
-      <w:r>
-        <w:rPr>
-          <w:bCs/>
-          <w:sz w:val="24"/>
-          <w:szCs w:val="24"/>
-        </w:rPr>
-        <w:t xml:space="preserve"> inspects the </w:t>
-      </w:r>
-      <w:r>
-        <w:rPr>
-          <w:b/>
-          <w:sz w:val="24"/>
-          <w:szCs w:val="24"/>
-        </w:rPr>
-        <w:t>user</w:t>
-      </w:r>
-      <w:r>
-        <w:rPr>
-          <w:bCs/>
-          <w:sz w:val="24"/>
-          <w:szCs w:val="24"/>
-        </w:rPr>
-        <w:t>’s ELO.</w:t>
+          <w:b/>
+          <w:sz w:val="24"/>
+          <w:szCs w:val="24"/>
+        </w:rPr>
+        <w:t xml:space="preserve">The user disconnects while </w:t>
+      </w:r>
+      <w:r>
+        <w:rPr>
+          <w:b/>
+          <w:sz w:val="24"/>
+          <w:szCs w:val="24"/>
+        </w:rPr>
+        <w:t>in a game session</w:t>
+      </w:r>
+      <w:r>
+        <w:rPr>
+          <w:bCs/>
+          <w:sz w:val="24"/>
+          <w:szCs w:val="24"/>
+        </w:rPr>
+        <w:t xml:space="preserve">: </w:t>
       </w:r>
     </w:p>
     <w:p>
       <w:pPr>
         <w:pStyle w:val="ListParagraph"/>
-        <w:numPr>
-          <w:ilvl w:val="0"/>
-          <w:numId w:val="9"/>
-        </w:numPr>
         <w:shd w:val="clear" w:color="auto" w:fill="FFFFFF"/>
         <w:tabs>
           <w:tab w:val="left" w:pos="5076"/>
         </w:tabs>
         <w:spacing w:after="240" w:line="360" w:lineRule="auto"/>
-        <w:rPr>
-          <w:bCs/>
-          <w:sz w:val="24"/>
-          <w:szCs w:val="24"/>
-        </w:rPr>
-      </w:pPr>
-      <w:r>
-        <w:rPr>
-          <w:bCs/>
-          <w:sz w:val="24"/>
-          <w:szCs w:val="24"/>
-        </w:rPr>
-        <w:t xml:space="preserve">The </w:t>
+        <w:ind w:left="1440"/>
+        <w:rPr>
+          <w:bCs/>
+          <w:sz w:val="24"/>
+          <w:szCs w:val="24"/>
+        </w:rPr>
+      </w:pPr>
+      <w:r>
+        <w:rPr>
+          <w:bCs/>
+          <w:sz w:val="24"/>
+          <w:szCs w:val="24"/>
+        </w:rPr>
+        <w:t xml:space="preserve">+ The </w:t>
       </w:r>
       <w:r>
         <w:rPr>
@@ -17375,713 +22206,7 @@
           <w:sz w:val="24"/>
           <w:szCs w:val="24"/>
         </w:rPr>
-        <w:t xml:space="preserve"> puts the </w:t>
-      </w:r>
-      <w:r>
-        <w:rPr>
-          <w:b/>
-          <w:sz w:val="24"/>
-          <w:szCs w:val="24"/>
-        </w:rPr>
-        <w:t>user</w:t>
-      </w:r>
-      <w:r>
-        <w:rPr>
-          <w:bCs/>
-          <w:sz w:val="24"/>
-          <w:szCs w:val="24"/>
-        </w:rPr>
-        <w:t xml:space="preserve"> in the queue for 1v1 ranked matches.</w:t>
-      </w:r>
-    </w:p>
-    <w:p>
-      <w:pPr>
-        <w:pStyle w:val="ListParagraph"/>
-        <w:numPr>
-          <w:ilvl w:val="0"/>
-          <w:numId w:val="9"/>
-        </w:numPr>
-        <w:shd w:val="clear" w:color="auto" w:fill="FFFFFF"/>
-        <w:tabs>
-          <w:tab w:val="left" w:pos="5076"/>
-        </w:tabs>
-        <w:spacing w:after="240" w:line="360" w:lineRule="auto"/>
-        <w:rPr>
-          <w:bCs/>
-          <w:sz w:val="24"/>
-          <w:szCs w:val="24"/>
-        </w:rPr>
-      </w:pPr>
-      <w:r>
-        <w:rPr>
-          <w:bCs/>
-          <w:sz w:val="24"/>
-          <w:szCs w:val="24"/>
-        </w:rPr>
-        <w:t xml:space="preserve">The </w:t>
-      </w:r>
-      <w:r>
-        <w:rPr>
-          <w:b/>
-          <w:sz w:val="24"/>
-          <w:szCs w:val="24"/>
-        </w:rPr>
-        <w:t>system</w:t>
-      </w:r>
-      <w:r>
-        <w:rPr>
-          <w:bCs/>
-          <w:sz w:val="24"/>
-          <w:szCs w:val="24"/>
-        </w:rPr>
-        <w:t xml:space="preserve"> notifies the user that he/she is in the queue.</w:t>
-      </w:r>
-    </w:p>
-    <w:p>
-      <w:pPr>
-        <w:pStyle w:val="ListParagraph"/>
-        <w:numPr>
-          <w:ilvl w:val="0"/>
-          <w:numId w:val="9"/>
-        </w:numPr>
-        <w:shd w:val="clear" w:color="auto" w:fill="FFFFFF"/>
-        <w:tabs>
-          <w:tab w:val="left" w:pos="5076"/>
-        </w:tabs>
-        <w:spacing w:after="240" w:line="360" w:lineRule="auto"/>
-        <w:rPr>
-          <w:bCs/>
-          <w:sz w:val="24"/>
-          <w:szCs w:val="24"/>
-        </w:rPr>
-      </w:pPr>
-      <w:r>
-        <w:rPr>
-          <w:bCs/>
-          <w:sz w:val="24"/>
-          <w:szCs w:val="24"/>
-        </w:rPr>
-        <w:t xml:space="preserve">If there is another user in the queue, the </w:t>
-      </w:r>
-      <w:r>
-        <w:rPr>
-          <w:b/>
-          <w:sz w:val="24"/>
-          <w:szCs w:val="24"/>
-        </w:rPr>
-        <w:t>server</w:t>
-      </w:r>
-      <w:r>
-        <w:rPr>
-          <w:bCs/>
-          <w:sz w:val="24"/>
-          <w:szCs w:val="24"/>
-        </w:rPr>
-        <w:t xml:space="preserve"> pops two users from the queue and creates a room.</w:t>
-      </w:r>
-    </w:p>
-    <w:p>
-      <w:pPr>
-        <w:pStyle w:val="ListParagraph"/>
-        <w:numPr>
-          <w:ilvl w:val="0"/>
-          <w:numId w:val="9"/>
-        </w:numPr>
-        <w:shd w:val="clear" w:color="auto" w:fill="FFFFFF"/>
-        <w:tabs>
-          <w:tab w:val="left" w:pos="5076"/>
-        </w:tabs>
-        <w:spacing w:after="240" w:line="360" w:lineRule="auto"/>
-        <w:rPr>
-          <w:bCs/>
-          <w:sz w:val="24"/>
-          <w:szCs w:val="24"/>
-        </w:rPr>
-      </w:pPr>
-      <w:r>
-        <w:rPr>
-          <w:bCs/>
-          <w:sz w:val="24"/>
-          <w:szCs w:val="24"/>
-        </w:rPr>
-        <w:t xml:space="preserve">The </w:t>
-      </w:r>
-      <w:r>
-        <w:rPr>
-          <w:b/>
-          <w:sz w:val="24"/>
-          <w:szCs w:val="24"/>
-        </w:rPr>
-        <w:t>server</w:t>
-      </w:r>
-      <w:r>
-        <w:rPr>
-          <w:bCs/>
-          <w:sz w:val="24"/>
-          <w:szCs w:val="24"/>
-        </w:rPr>
-        <w:t xml:space="preserve"> sends a signal to the </w:t>
-      </w:r>
-      <w:r>
-        <w:rPr>
-          <w:b/>
-          <w:sz w:val="24"/>
-          <w:szCs w:val="24"/>
-        </w:rPr>
-        <w:t>system</w:t>
-      </w:r>
-      <w:r>
-        <w:rPr>
-          <w:bCs/>
-          <w:sz w:val="24"/>
-          <w:szCs w:val="24"/>
-        </w:rPr>
-        <w:t>.</w:t>
-      </w:r>
-    </w:p>
-    <w:p>
-      <w:pPr>
-        <w:pStyle w:val="ListParagraph"/>
-        <w:numPr>
-          <w:ilvl w:val="0"/>
-          <w:numId w:val="9"/>
-        </w:numPr>
-        <w:shd w:val="clear" w:color="auto" w:fill="FFFFFF"/>
-        <w:tabs>
-          <w:tab w:val="left" w:pos="5076"/>
-        </w:tabs>
-        <w:spacing w:after="240" w:line="360" w:lineRule="auto"/>
-        <w:rPr>
-          <w:bCs/>
-          <w:sz w:val="24"/>
-          <w:szCs w:val="24"/>
-        </w:rPr>
-      </w:pPr>
-      <w:r>
-        <w:rPr>
-          <w:bCs/>
-          <w:sz w:val="24"/>
-          <w:szCs w:val="24"/>
-        </w:rPr>
-        <w:t xml:space="preserve">The </w:t>
-      </w:r>
-      <w:r>
-        <w:rPr>
-          <w:b/>
-          <w:sz w:val="24"/>
-          <w:szCs w:val="24"/>
-        </w:rPr>
-        <w:t>system</w:t>
-      </w:r>
-      <w:r>
-        <w:rPr>
-          <w:bCs/>
-          <w:sz w:val="24"/>
-          <w:szCs w:val="24"/>
-        </w:rPr>
-        <w:t xml:space="preserve"> notifies the </w:t>
-      </w:r>
-      <w:r>
-        <w:rPr>
-          <w:b/>
-          <w:sz w:val="24"/>
-          <w:szCs w:val="24"/>
-        </w:rPr>
-        <w:t>user</w:t>
-      </w:r>
-      <w:r>
-        <w:rPr>
-          <w:bCs/>
-          <w:sz w:val="24"/>
-          <w:szCs w:val="24"/>
-        </w:rPr>
-        <w:t xml:space="preserve"> that a game is found.</w:t>
-      </w:r>
-    </w:p>
-    <w:p>
-      <w:pPr>
-        <w:pStyle w:val="ListParagraph"/>
-        <w:numPr>
-          <w:ilvl w:val="0"/>
-          <w:numId w:val="9"/>
-        </w:numPr>
-        <w:shd w:val="clear" w:color="auto" w:fill="FFFFFF"/>
-        <w:tabs>
-          <w:tab w:val="left" w:pos="5076"/>
-        </w:tabs>
-        <w:spacing w:after="240" w:line="360" w:lineRule="auto"/>
-        <w:rPr>
-          <w:bCs/>
-          <w:sz w:val="24"/>
-          <w:szCs w:val="24"/>
-        </w:rPr>
-      </w:pPr>
-      <w:r>
-        <w:rPr>
-          <w:bCs/>
-          <w:sz w:val="24"/>
-          <w:szCs w:val="24"/>
-        </w:rPr>
-        <w:t>The</w:t>
-      </w:r>
-      <w:r>
-        <w:rPr>
-          <w:b/>
-          <w:sz w:val="24"/>
-          <w:szCs w:val="24"/>
-        </w:rPr>
-        <w:t xml:space="preserve"> system </w:t>
-      </w:r>
-      <w:r>
-        <w:rPr>
-          <w:bCs/>
-          <w:sz w:val="24"/>
-          <w:szCs w:val="24"/>
-        </w:rPr>
-        <w:t xml:space="preserve">prompts the </w:t>
-      </w:r>
-      <w:r>
-        <w:rPr>
-          <w:b/>
-          <w:sz w:val="24"/>
-          <w:szCs w:val="24"/>
-        </w:rPr>
-        <w:t>user</w:t>
-      </w:r>
-      <w:r>
-        <w:rPr>
-          <w:bCs/>
-          <w:sz w:val="24"/>
-          <w:szCs w:val="24"/>
-        </w:rPr>
-        <w:t xml:space="preserve"> to confirm their participation.</w:t>
-      </w:r>
-    </w:p>
-    <w:p>
-      <w:pPr>
-        <w:pStyle w:val="ListParagraph"/>
-        <w:numPr>
-          <w:ilvl w:val="0"/>
-          <w:numId w:val="9"/>
-        </w:numPr>
-        <w:shd w:val="clear" w:color="auto" w:fill="FFFFFF"/>
-        <w:tabs>
-          <w:tab w:val="left" w:pos="5076"/>
-        </w:tabs>
-        <w:spacing w:after="240" w:line="360" w:lineRule="auto"/>
-        <w:rPr>
-          <w:bCs/>
-          <w:sz w:val="24"/>
-          <w:szCs w:val="24"/>
-        </w:rPr>
-      </w:pPr>
-      <w:r>
-        <w:rPr>
-          <w:bCs/>
-          <w:sz w:val="24"/>
-          <w:szCs w:val="24"/>
-        </w:rPr>
-        <w:t xml:space="preserve">The </w:t>
-      </w:r>
-      <w:r>
-        <w:rPr>
-          <w:b/>
-          <w:sz w:val="24"/>
-          <w:szCs w:val="24"/>
-        </w:rPr>
-        <w:t xml:space="preserve">user </w:t>
-      </w:r>
-      <w:r>
-        <w:rPr>
-          <w:bCs/>
-          <w:sz w:val="24"/>
-          <w:szCs w:val="24"/>
-        </w:rPr>
-        <w:t>confirms their participation.</w:t>
-      </w:r>
-    </w:p>
-    <w:p>
-      <w:pPr>
-        <w:pStyle w:val="ListParagraph"/>
-        <w:numPr>
-          <w:ilvl w:val="0"/>
-          <w:numId w:val="9"/>
-        </w:numPr>
-        <w:shd w:val="clear" w:color="auto" w:fill="FFFFFF"/>
-        <w:tabs>
-          <w:tab w:val="left" w:pos="5076"/>
-        </w:tabs>
-        <w:spacing w:after="240" w:line="360" w:lineRule="auto"/>
-        <w:rPr>
-          <w:bCs/>
-          <w:sz w:val="24"/>
-          <w:szCs w:val="24"/>
-        </w:rPr>
-      </w:pPr>
-      <w:r>
-        <w:rPr>
-          <w:bCs/>
-          <w:sz w:val="24"/>
-          <w:szCs w:val="24"/>
-        </w:rPr>
-        <w:t xml:space="preserve">The </w:t>
-      </w:r>
-      <w:r>
-        <w:rPr>
-          <w:b/>
-          <w:sz w:val="24"/>
-          <w:szCs w:val="24"/>
-        </w:rPr>
-        <w:t>system</w:t>
-      </w:r>
-      <w:r>
-        <w:rPr>
-          <w:bCs/>
-          <w:sz w:val="24"/>
-          <w:szCs w:val="24"/>
-        </w:rPr>
-        <w:t xml:space="preserve"> redirects the user to the gameplay interface when all players confirm their participation.</w:t>
-      </w:r>
-    </w:p>
-    <w:p>
-      <w:pPr>
-        <w:shd w:val="clear" w:color="auto" w:fill="FFFFFF"/>
-        <w:tabs>
-          <w:tab w:val="left" w:pos="5076"/>
-        </w:tabs>
-        <w:spacing w:after="240" w:line="360" w:lineRule="auto"/>
-        <w:rPr>
-          <w:bCs/>
-          <w:sz w:val="24"/>
-          <w:szCs w:val="24"/>
-        </w:rPr>
-      </w:pPr>
-      <w:r>
-        <w:rPr>
-          <w:b/>
-          <w:sz w:val="24"/>
-          <w:szCs w:val="24"/>
-          <w:u w:val="single"/>
-        </w:rPr>
-        <w:t>Post-condition</w:t>
-      </w:r>
-      <w:r>
-        <w:rPr>
-          <w:bCs/>
-          <w:sz w:val="24"/>
-          <w:szCs w:val="24"/>
-        </w:rPr>
-        <w:t xml:space="preserve">: The </w:t>
-      </w:r>
-      <w:r>
-        <w:rPr>
-          <w:b/>
-          <w:sz w:val="24"/>
-          <w:szCs w:val="24"/>
-        </w:rPr>
-        <w:t>user</w:t>
-      </w:r>
-      <w:r>
-        <w:rPr>
-          <w:bCs/>
-          <w:sz w:val="24"/>
-          <w:szCs w:val="24"/>
-        </w:rPr>
-        <w:t xml:space="preserve"> is in the </w:t>
-      </w:r>
-      <w:r>
-        <w:rPr>
-          <w:bCs/>
-          <w:sz w:val="24"/>
-          <w:szCs w:val="24"/>
-        </w:rPr>
-        <w:t>gameplay interface</w:t>
-      </w:r>
-      <w:r>
-        <w:rPr>
-          <w:bCs/>
-          <w:sz w:val="24"/>
-          <w:szCs w:val="24"/>
-        </w:rPr>
-        <w:t>.</w:t>
-      </w:r>
-      <w:r>
-        <w:rPr>
-          <w:bCs/>
-          <w:sz w:val="24"/>
-          <w:szCs w:val="24"/>
-        </w:rPr>
-        <w:t xml:space="preserve"> The match starts.</w:t>
-      </w:r>
-    </w:p>
-    <w:p>
-      <w:pPr>
-        <w:shd w:val="clear" w:color="auto" w:fill="FFFFFF"/>
-        <w:spacing w:after="240" w:line="360" w:lineRule="auto"/>
-        <w:rPr>
-          <w:b/>
-          <w:sz w:val="24"/>
-          <w:szCs w:val="24"/>
-        </w:rPr>
-      </w:pPr>
-      <w:r>
-        <w:rPr>
-          <w:b/>
-          <w:sz w:val="24"/>
-          <w:szCs w:val="24"/>
-        </w:rPr>
-        <w:t>4.4.3. Functional Requirements</w:t>
-      </w:r>
-    </w:p>
-    <w:p>
-      <w:pPr>
-        <w:shd w:val="clear" w:color="auto" w:fill="FFFFFF"/>
-        <w:tabs>
-          <w:tab w:val="left" w:pos="5076"/>
-        </w:tabs>
-        <w:spacing w:after="240" w:line="360" w:lineRule="auto"/>
-        <w:rPr>
-          <w:bCs/>
-          <w:sz w:val="24"/>
-          <w:szCs w:val="24"/>
-        </w:rPr>
-      </w:pPr>
-      <w:r>
-        <w:rPr>
-          <w:b/>
-          <w:sz w:val="24"/>
-          <w:szCs w:val="24"/>
-          <w:u w:val="single"/>
-        </w:rPr>
-        <w:t>Alternative Thread</w:t>
-      </w:r>
-      <w:r>
-        <w:rPr>
-          <w:bCs/>
-          <w:sz w:val="24"/>
-          <w:szCs w:val="24"/>
-        </w:rPr>
-        <w:t>:</w:t>
-      </w:r>
-    </w:p>
-    <w:p>
-      <w:pPr>
-        <w:pStyle w:val="ListParagraph"/>
-        <w:numPr>
-          <w:ilvl w:val="0"/>
-          <w:numId w:val="9"/>
-        </w:numPr>
-        <w:shd w:val="clear" w:color="auto" w:fill="FFFFFF"/>
-        <w:tabs>
-          <w:tab w:val="left" w:pos="5076"/>
-        </w:tabs>
-        <w:spacing w:after="240" w:line="360" w:lineRule="auto"/>
-        <w:rPr>
-          <w:bCs/>
-          <w:sz w:val="24"/>
-          <w:szCs w:val="24"/>
-        </w:rPr>
-      </w:pPr>
-      <w:r>
-        <w:rPr>
-          <w:b/>
-          <w:sz w:val="24"/>
-          <w:szCs w:val="24"/>
-        </w:rPr>
-        <w:t>The user cancels matchmaking</w:t>
-      </w:r>
-      <w:r>
-        <w:rPr>
-          <w:bCs/>
-          <w:sz w:val="24"/>
-          <w:szCs w:val="24"/>
-        </w:rPr>
-        <w:t xml:space="preserve">: The </w:t>
-      </w:r>
-      <w:r>
-        <w:rPr>
-          <w:b/>
-          <w:sz w:val="24"/>
-          <w:szCs w:val="24"/>
-        </w:rPr>
-        <w:t>server</w:t>
-      </w:r>
-      <w:r>
-        <w:rPr>
-          <w:bCs/>
-          <w:sz w:val="24"/>
-          <w:szCs w:val="24"/>
-        </w:rPr>
-        <w:t xml:space="preserve"> removes the </w:t>
-      </w:r>
-      <w:r>
-        <w:rPr>
-          <w:b/>
-          <w:sz w:val="24"/>
-          <w:szCs w:val="24"/>
-        </w:rPr>
-        <w:t>user</w:t>
-      </w:r>
-      <w:r>
-        <w:rPr>
-          <w:bCs/>
-          <w:sz w:val="24"/>
-          <w:szCs w:val="24"/>
-        </w:rPr>
-        <w:t xml:space="preserve"> from the queue.</w:t>
-      </w:r>
-    </w:p>
-    <w:p>
-      <w:pPr>
-        <w:pStyle w:val="ListParagraph"/>
-        <w:numPr>
-          <w:ilvl w:val="0"/>
-          <w:numId w:val="9"/>
-        </w:numPr>
-        <w:shd w:val="clear" w:color="auto" w:fill="FFFFFF"/>
-        <w:tabs>
-          <w:tab w:val="left" w:pos="5076"/>
-        </w:tabs>
-        <w:spacing w:after="240" w:line="360" w:lineRule="auto"/>
-        <w:rPr>
-          <w:bCs/>
-          <w:sz w:val="24"/>
-          <w:szCs w:val="24"/>
-        </w:rPr>
-      </w:pPr>
-      <w:r>
-        <w:rPr>
-          <w:b/>
-          <w:sz w:val="24"/>
-          <w:szCs w:val="24"/>
-        </w:rPr>
-        <w:lastRenderedPageBreak/>
-        <w:t>The user or the opponent declines participation</w:t>
-      </w:r>
-      <w:r>
-        <w:rPr>
-          <w:bCs/>
-          <w:sz w:val="24"/>
-          <w:szCs w:val="24"/>
-        </w:rPr>
-        <w:t xml:space="preserve">: The </w:t>
-      </w:r>
-      <w:r>
-        <w:rPr>
-          <w:b/>
-          <w:sz w:val="24"/>
-          <w:szCs w:val="24"/>
-        </w:rPr>
-        <w:t>server</w:t>
-      </w:r>
-      <w:r>
-        <w:rPr>
-          <w:bCs/>
-          <w:sz w:val="24"/>
-          <w:szCs w:val="24"/>
-        </w:rPr>
-        <w:t xml:space="preserve"> cancels the </w:t>
-      </w:r>
-      <w:proofErr w:type="gramStart"/>
-      <w:r>
-        <w:rPr>
-          <w:bCs/>
-          <w:sz w:val="24"/>
-          <w:szCs w:val="24"/>
-        </w:rPr>
-        <w:t>room</w:t>
-      </w:r>
-      <w:proofErr w:type="gramEnd"/>
-      <w:r>
-        <w:rPr>
-          <w:bCs/>
-          <w:sz w:val="24"/>
-          <w:szCs w:val="24"/>
-        </w:rPr>
-        <w:t xml:space="preserve"> and the </w:t>
-      </w:r>
-      <w:r>
-        <w:rPr>
-          <w:b/>
-          <w:sz w:val="24"/>
-          <w:szCs w:val="24"/>
-        </w:rPr>
-        <w:t>system</w:t>
-      </w:r>
-      <w:r>
-        <w:rPr>
-          <w:bCs/>
-          <w:sz w:val="24"/>
-          <w:szCs w:val="24"/>
-        </w:rPr>
-        <w:t xml:space="preserve"> directs all players back to the multiplayer interface.</w:t>
-      </w:r>
-    </w:p>
-    <w:p>
-      <w:pPr>
-        <w:pStyle w:val="ListParagraph"/>
-        <w:numPr>
-          <w:ilvl w:val="0"/>
-          <w:numId w:val="9"/>
-        </w:numPr>
-        <w:shd w:val="clear" w:color="auto" w:fill="FFFFFF"/>
-        <w:tabs>
-          <w:tab w:val="left" w:pos="5076"/>
-        </w:tabs>
-        <w:spacing w:after="240" w:line="360" w:lineRule="auto"/>
-        <w:rPr>
-          <w:bCs/>
-          <w:sz w:val="24"/>
-          <w:szCs w:val="24"/>
-        </w:rPr>
-      </w:pPr>
-      <w:r>
-        <w:rPr>
-          <w:b/>
-          <w:sz w:val="24"/>
-          <w:szCs w:val="24"/>
-        </w:rPr>
-        <w:t>The user disconnects while queueing</w:t>
-      </w:r>
-      <w:r>
-        <w:rPr>
-          <w:bCs/>
-          <w:sz w:val="24"/>
-          <w:szCs w:val="24"/>
-        </w:rPr>
-        <w:t xml:space="preserve">: The </w:t>
-      </w:r>
-      <w:r>
-        <w:rPr>
-          <w:b/>
-          <w:sz w:val="24"/>
-          <w:szCs w:val="24"/>
-        </w:rPr>
-        <w:t xml:space="preserve">server </w:t>
-      </w:r>
-      <w:r>
-        <w:rPr>
-          <w:bCs/>
-          <w:sz w:val="24"/>
-          <w:szCs w:val="24"/>
-        </w:rPr>
-        <w:t xml:space="preserve">removes the </w:t>
-      </w:r>
-      <w:r>
-        <w:rPr>
-          <w:b/>
-          <w:sz w:val="24"/>
-          <w:szCs w:val="24"/>
-        </w:rPr>
-        <w:t>user</w:t>
-      </w:r>
-      <w:r>
-        <w:rPr>
-          <w:bCs/>
-          <w:sz w:val="24"/>
-          <w:szCs w:val="24"/>
-        </w:rPr>
-        <w:t xml:space="preserve"> from the queue.</w:t>
+        <w:t xml:space="preserve"> attempts reconnection.</w:t>
       </w:r>
     </w:p>
     <w:p>

--- a/Software Requirements Specification.docx
+++ b/Software Requirements Specification.docx
@@ -185,35 +185,29 @@
       <w:pPr>
         <w:shd w:val="clear" w:color="auto" w:fill="FFFFFF"/>
         <w:spacing w:after="240" w:line="360" w:lineRule="auto"/>
-        <w:jc w:val="center"/>
+        <w:jc w:val="right"/>
         <w:rPr>
           <w:sz w:val="48"/>
           <w:szCs w:val="48"/>
         </w:rPr>
       </w:pPr>
+    </w:p>
+    <w:p>
+      <w:pPr>
+        <w:shd w:val="clear" w:color="auto" w:fill="FFFFFF"/>
+        <w:spacing w:after="240" w:line="360" w:lineRule="auto"/>
+        <w:jc w:val="center"/>
+        <w:rPr>
+          <w:sz w:val="48"/>
+          <w:szCs w:val="48"/>
+        </w:rPr>
+      </w:pPr>
       <w:r>
         <w:rPr>
           <w:sz w:val="30"/>
           <w:szCs w:val="30"/>
         </w:rPr>
-        <w:t xml:space="preserve">Copyright </w:t>
-      </w:r>
-      <w:r>
-        <w:rPr>
-          <w:color w:val="202124"/>
-          <w:sz w:val="30"/>
-          <w:szCs w:val="30"/>
-          <w:highlight w:val="white"/>
-        </w:rPr>
-        <w:t xml:space="preserve">© 2024 by </w:t>
-      </w:r>
-      <w:r>
-        <w:rPr>
-          <w:color w:val="202124"/>
-          <w:sz w:val="30"/>
-          <w:szCs w:val="30"/>
-        </w:rPr>
-        <w:t>Duong Minh Duc</w:t>
+        <w:t>-</w:t>
       </w:r>
       <w:r>
         <w:br w:type="page"/>
@@ -4738,6 +4732,30 @@
         </w:rPr>
         <w:t>GitHub page:</w:t>
       </w:r>
+      <w:r>
+        <w:rPr>
+          <w:sz w:val="24"/>
+          <w:szCs w:val="24"/>
+        </w:rPr>
+        <w:t xml:space="preserve"> </w:t>
+      </w:r>
+      <w:hyperlink r:id="rId7" w:history="1">
+        <w:r>
+          <w:rPr>
+            <w:rStyle w:val="Hyperlink"/>
+            <w:sz w:val="24"/>
+            <w:szCs w:val="24"/>
+          </w:rPr>
+          <w:t>https://github.com/Masunori/DuckCode</w:t>
+        </w:r>
+      </w:hyperlink>
+      <w:r>
+        <w:rPr>
+          <w:sz w:val="24"/>
+          <w:szCs w:val="24"/>
+        </w:rPr>
+        <w:t xml:space="preserve"> </w:t>
+      </w:r>
     </w:p>
     <w:p>
       <w:pPr>
@@ -4760,6 +4778,13 @@
         </w:rPr>
         <w:t>Website:</w:t>
       </w:r>
+      <w:r>
+        <w:rPr>
+          <w:sz w:val="24"/>
+          <w:szCs w:val="24"/>
+        </w:rPr>
+        <w:t xml:space="preserve"> -</w:t>
+      </w:r>
     </w:p>
     <w:p>
       <w:pPr>
@@ -4782,7 +4807,7 @@
         </w:rPr>
         <w:t xml:space="preserve">IEEE Template for System Requirement Specification Documents: </w:t>
       </w:r>
-      <w:hyperlink r:id="rId7">
+      <w:hyperlink r:id="rId8">
         <w:r>
           <w:rPr>
             <w:color w:val="1155CC"/>
@@ -5371,7 +5396,7 @@
           <w:sz w:val="24"/>
           <w:szCs w:val="24"/>
         </w:rPr>
-        <w:t>: The user changes the email that is bound with his/her account.</w:t>
+        <w:t>: The user changes the email bound with his/her account.</w:t>
       </w:r>
     </w:p>
     <w:p>
@@ -6867,7 +6892,51 @@
           <w:sz w:val="24"/>
           <w:szCs w:val="24"/>
         </w:rPr>
-        <w:t>In Team-Ranked Matches, regardless of the match results, it is treated as a loss with the maximum possible point deduction at the current rank. For the next 5 * (2^n) minutes, the user cannot play Team-Ranked Matches, where n is the number of consecutive Team-Ranked Matches the user exits prematurely.</w:t>
+        <w:t xml:space="preserve">In Team-Ranked Matches, regardless of the match results, it is treated as a loss with the maximum possible point deduction at the current rank. For the next </w:t>
+      </w:r>
+      <w:r>
+        <w:rPr>
+          <w:sz w:val="24"/>
+          <w:szCs w:val="24"/>
+        </w:rPr>
+        <w:t>5 * 2</w:t>
+      </w:r>
+      <w:proofErr w:type="gramStart"/>
+      <w:r>
+        <w:rPr>
+          <w:sz w:val="24"/>
+          <w:szCs w:val="24"/>
+        </w:rPr>
+        <w:t>^(</w:t>
+      </w:r>
+      <w:proofErr w:type="gramEnd"/>
+      <w:r>
+        <w:rPr>
+          <w:sz w:val="24"/>
+          <w:szCs w:val="24"/>
+        </w:rPr>
+        <w:t>n – 1)</w:t>
+      </w:r>
+      <w:r>
+        <w:rPr>
+          <w:sz w:val="24"/>
+          <w:szCs w:val="24"/>
+        </w:rPr>
+        <w:t xml:space="preserve"> minutes, the user cannot play Team-Ranked Matches, where n</w:t>
+      </w:r>
+      <w:r>
+        <w:rPr>
+          <w:sz w:val="24"/>
+          <w:szCs w:val="24"/>
+        </w:rPr>
+        <w:t xml:space="preserve"> (n &gt; 1)</w:t>
+      </w:r>
+      <w:r>
+        <w:rPr>
+          <w:sz w:val="24"/>
+          <w:szCs w:val="24"/>
+        </w:rPr>
+        <w:t xml:space="preserve"> is the number of consecutive Team-Ranked Matches the user exits prematurely.</w:t>
       </w:r>
     </w:p>
     <w:p>
@@ -6879,88 +6948,83 @@
         <w:shd w:val="clear" w:color="auto" w:fill="FFFFFF"/>
         <w:spacing w:line="360" w:lineRule="auto"/>
         <w:rPr>
-          <w:sz w:val="24"/>
-          <w:szCs w:val="24"/>
-        </w:rPr>
-      </w:pPr>
-      <w:r>
-        <w:rPr>
-          <w:b/>
-          <w:sz w:val="24"/>
-          <w:szCs w:val="24"/>
-        </w:rPr>
-        <w:t>Kick (T)</w:t>
-      </w:r>
-      <w:r>
-        <w:rPr>
-          <w:sz w:val="24"/>
-          <w:szCs w:val="24"/>
-        </w:rPr>
-        <w:t xml:space="preserve">: Initiate a 20-second vote session to kick a specified player. The countdown timer does not stop during the vote session. </w:t>
-      </w:r>
-    </w:p>
-    <w:p>
-      <w:pPr>
-        <w:numPr>
-          <w:ilvl w:val="0"/>
-          <w:numId w:val="10"/>
-        </w:numPr>
-        <w:shd w:val="clear" w:color="auto" w:fill="FFFFFF"/>
-        <w:spacing w:line="360" w:lineRule="auto"/>
-        <w:rPr>
-          <w:sz w:val="24"/>
-          <w:szCs w:val="24"/>
-        </w:rPr>
-      </w:pPr>
-      <w:r>
-        <w:rPr>
-          <w:sz w:val="24"/>
-          <w:szCs w:val="24"/>
-        </w:rPr>
-        <w:lastRenderedPageBreak/>
-        <w:t>When the user clicks on Kick, the user specifies the targeted player and the reason for the kick. Then the voting session is conducted.</w:t>
-      </w:r>
-    </w:p>
-    <w:p>
-      <w:pPr>
-        <w:numPr>
-          <w:ilvl w:val="0"/>
-          <w:numId w:val="2"/>
-        </w:numPr>
-        <w:shd w:val="clear" w:color="auto" w:fill="FFFFFF"/>
-        <w:spacing w:line="360" w:lineRule="auto"/>
-        <w:rPr>
-          <w:sz w:val="24"/>
-          <w:szCs w:val="24"/>
-        </w:rPr>
-      </w:pPr>
-      <w:r>
-        <w:rPr>
-          <w:sz w:val="24"/>
-          <w:szCs w:val="24"/>
-        </w:rPr>
-        <w:t>All players from both sides can participate in the vote session, except the kicked player.</w:t>
-      </w:r>
-    </w:p>
-    <w:p>
-      <w:pPr>
-        <w:numPr>
-          <w:ilvl w:val="0"/>
-          <w:numId w:val="2"/>
-        </w:numPr>
-        <w:shd w:val="clear" w:color="auto" w:fill="FFFFFF"/>
-        <w:spacing w:line="360" w:lineRule="auto"/>
-        <w:rPr>
-          <w:sz w:val="24"/>
-          <w:szCs w:val="24"/>
-        </w:rPr>
-      </w:pPr>
-      <w:r>
-        <w:rPr>
-          <w:sz w:val="24"/>
-          <w:szCs w:val="24"/>
-        </w:rPr>
-        <w:t>The approval votes must be at least 2 more than the rejection votes to successfully kick a person.</w:t>
+          <w:b/>
+          <w:sz w:val="24"/>
+          <w:szCs w:val="24"/>
+        </w:rPr>
+      </w:pPr>
+      <w:r>
+        <w:rPr>
+          <w:b/>
+          <w:sz w:val="24"/>
+          <w:szCs w:val="24"/>
+        </w:rPr>
+        <w:t xml:space="preserve">Open Individual </w:t>
+      </w:r>
+      <w:r>
+        <w:rPr>
+          <w:b/>
+          <w:sz w:val="24"/>
+          <w:szCs w:val="24"/>
+        </w:rPr>
+        <w:t>Text Editor Tab</w:t>
+      </w:r>
+      <w:r>
+        <w:rPr>
+          <w:b/>
+          <w:sz w:val="24"/>
+          <w:szCs w:val="24"/>
+        </w:rPr>
+        <w:t xml:space="preserve"> (RT)</w:t>
+      </w:r>
+      <w:r>
+        <w:rPr>
+          <w:sz w:val="24"/>
+          <w:szCs w:val="24"/>
+        </w:rPr>
+        <w:t xml:space="preserve">: Open a personal </w:t>
+      </w:r>
+      <w:r>
+        <w:rPr>
+          <w:sz w:val="24"/>
+          <w:szCs w:val="24"/>
+        </w:rPr>
+        <w:t>text editor</w:t>
+      </w:r>
+      <w:r>
+        <w:rPr>
+          <w:sz w:val="24"/>
+          <w:szCs w:val="24"/>
+        </w:rPr>
+        <w:t xml:space="preserve"> tab to work separately from the shared </w:t>
+      </w:r>
+      <w:r>
+        <w:rPr>
+          <w:sz w:val="24"/>
+          <w:szCs w:val="24"/>
+        </w:rPr>
+        <w:t>text editor tab</w:t>
+      </w:r>
+      <w:r>
+        <w:rPr>
+          <w:sz w:val="24"/>
+          <w:szCs w:val="24"/>
+        </w:rPr>
+        <w:t xml:space="preserve">. The user can open as many individual </w:t>
+      </w:r>
+      <w:r>
+        <w:rPr>
+          <w:sz w:val="24"/>
+          <w:szCs w:val="24"/>
+        </w:rPr>
+        <w:t>text editor</w:t>
+      </w:r>
+      <w:r>
+        <w:rPr>
+          <w:sz w:val="24"/>
+          <w:szCs w:val="24"/>
+        </w:rPr>
+        <w:t xml:space="preserve"> tabs as needed.</w:t>
       </w:r>
     </w:p>
     <w:p>
@@ -6983,44 +7047,31 @@
           <w:sz w:val="24"/>
           <w:szCs w:val="24"/>
         </w:rPr>
-        <w:t xml:space="preserve">Open Individual </w:t>
-      </w:r>
-      <w:r>
-        <w:rPr>
-          <w:b/>
-          <w:sz w:val="24"/>
-          <w:szCs w:val="24"/>
-        </w:rPr>
-        <w:t>Text Editor Tab</w:t>
-      </w:r>
-      <w:r>
-        <w:rPr>
-          <w:b/>
-          <w:sz w:val="24"/>
-          <w:szCs w:val="24"/>
-        </w:rPr>
-        <w:t xml:space="preserve"> (RT)</w:t>
-      </w:r>
-      <w:r>
-        <w:rPr>
-          <w:sz w:val="24"/>
-          <w:szCs w:val="24"/>
-        </w:rPr>
-        <w:t xml:space="preserve">: Open a personal </w:t>
-      </w:r>
-      <w:r>
-        <w:rPr>
-          <w:sz w:val="24"/>
-          <w:szCs w:val="24"/>
-        </w:rPr>
-        <w:t>text editor</w:t>
-      </w:r>
-      <w:r>
-        <w:rPr>
-          <w:sz w:val="24"/>
-          <w:szCs w:val="24"/>
-        </w:rPr>
-        <w:t xml:space="preserve"> tab to work separately from the shared </w:t>
+        <w:lastRenderedPageBreak/>
+        <w:t xml:space="preserve">Open New </w:t>
+      </w:r>
+      <w:r>
+        <w:rPr>
+          <w:b/>
+          <w:sz w:val="24"/>
+          <w:szCs w:val="24"/>
+        </w:rPr>
+        <w:t xml:space="preserve">Text Editor Tab </w:t>
+      </w:r>
+      <w:r>
+        <w:rPr>
+          <w:b/>
+          <w:sz w:val="24"/>
+          <w:szCs w:val="24"/>
+        </w:rPr>
+        <w:t>(PS)</w:t>
+      </w:r>
+      <w:r>
+        <w:rPr>
+          <w:sz w:val="24"/>
+          <w:szCs w:val="24"/>
+        </w:rPr>
+        <w:t xml:space="preserve">: Open a new </w:t>
       </w:r>
       <w:r>
         <w:rPr>
@@ -7041,14 +7092,14 @@
           <w:sz w:val="24"/>
           <w:szCs w:val="24"/>
         </w:rPr>
-        <w:t>text editor</w:t>
-      </w:r>
-      <w:r>
-        <w:rPr>
-          <w:sz w:val="24"/>
-          <w:szCs w:val="24"/>
-        </w:rPr>
-        <w:t xml:space="preserve"> tabs as needed.</w:t>
+        <w:t xml:space="preserve">text editor tabs </w:t>
+      </w:r>
+      <w:r>
+        <w:rPr>
+          <w:sz w:val="24"/>
+          <w:szCs w:val="24"/>
+        </w:rPr>
+        <w:t>as needed.</w:t>
       </w:r>
     </w:p>
     <w:p>
@@ -7071,58 +7122,14 @@
           <w:sz w:val="24"/>
           <w:szCs w:val="24"/>
         </w:rPr>
-        <w:t xml:space="preserve">Open New </w:t>
-      </w:r>
-      <w:r>
-        <w:rPr>
-          <w:b/>
-          <w:sz w:val="24"/>
-          <w:szCs w:val="24"/>
-        </w:rPr>
-        <w:t xml:space="preserve">Text Editor Tab </w:t>
-      </w:r>
-      <w:r>
-        <w:rPr>
-          <w:b/>
-          <w:sz w:val="24"/>
-          <w:szCs w:val="24"/>
-        </w:rPr>
-        <w:t>(PS)</w:t>
-      </w:r>
-      <w:r>
-        <w:rPr>
-          <w:sz w:val="24"/>
-          <w:szCs w:val="24"/>
-        </w:rPr>
-        <w:t xml:space="preserve">: Open a new </w:t>
-      </w:r>
-      <w:r>
-        <w:rPr>
-          <w:sz w:val="24"/>
-          <w:szCs w:val="24"/>
-        </w:rPr>
-        <w:t>text editor tab</w:t>
-      </w:r>
-      <w:r>
-        <w:rPr>
-          <w:sz w:val="24"/>
-          <w:szCs w:val="24"/>
-        </w:rPr>
-        <w:t xml:space="preserve">. The user can open as many individual </w:t>
-      </w:r>
-      <w:r>
-        <w:rPr>
-          <w:sz w:val="24"/>
-          <w:szCs w:val="24"/>
-        </w:rPr>
-        <w:t xml:space="preserve">text editor tabs </w:t>
-      </w:r>
-      <w:r>
-        <w:rPr>
-          <w:sz w:val="24"/>
-          <w:szCs w:val="24"/>
-        </w:rPr>
-        <w:t>as needed.</w:t>
+        <w:t>Remove a Test Case (PRST)</w:t>
+      </w:r>
+      <w:r>
+        <w:rPr>
+          <w:sz w:val="24"/>
+          <w:szCs w:val="24"/>
+        </w:rPr>
+        <w:t>: Remove a test case that the user creates. In Team-Ranked Matches, a user can only delete his/her test cases.</w:t>
       </w:r>
     </w:p>
     <w:p>
@@ -7145,14 +7152,14 @@
           <w:sz w:val="24"/>
           <w:szCs w:val="24"/>
         </w:rPr>
-        <w:t>Remove a Test Case (PRST)</w:t>
-      </w:r>
-      <w:r>
-        <w:rPr>
-          <w:sz w:val="24"/>
-          <w:szCs w:val="24"/>
-        </w:rPr>
-        <w:t>: Remove a test case that the user creates. In Team-Ranked Matches, a user can only delete his/her test cases.</w:t>
+        <w:t>Run Test Cases (PRST)</w:t>
+      </w:r>
+      <w:r>
+        <w:rPr>
+          <w:sz w:val="24"/>
+          <w:szCs w:val="24"/>
+        </w:rPr>
+        <w:t xml:space="preserve">: Run a selected copy against the given test cases. </w:t>
       </w:r>
     </w:p>
     <w:p>
@@ -7164,25 +7171,24 @@
         <w:shd w:val="clear" w:color="auto" w:fill="FFFFFF"/>
         <w:spacing w:line="360" w:lineRule="auto"/>
         <w:rPr>
-          <w:b/>
-          <w:sz w:val="24"/>
-          <w:szCs w:val="24"/>
-        </w:rPr>
-      </w:pPr>
-      <w:r>
-        <w:rPr>
-          <w:b/>
-          <w:sz w:val="24"/>
-          <w:szCs w:val="24"/>
-        </w:rPr>
-        <w:t>Run Test Cases (PRST)</w:t>
-      </w:r>
-      <w:r>
-        <w:rPr>
-          <w:sz w:val="24"/>
-          <w:szCs w:val="24"/>
-        </w:rPr>
-        <w:t xml:space="preserve">: Run a selected copy against the given test cases. </w:t>
+          <w:sz w:val="24"/>
+          <w:szCs w:val="24"/>
+        </w:rPr>
+      </w:pPr>
+      <w:r>
+        <w:rPr>
+          <w:b/>
+          <w:sz w:val="24"/>
+          <w:szCs w:val="24"/>
+        </w:rPr>
+        <w:t>Save a Copy (PRST)</w:t>
+      </w:r>
+      <w:r>
+        <w:rPr>
+          <w:sz w:val="24"/>
+          <w:szCs w:val="24"/>
+        </w:rPr>
+        <w:t>: Save a copy of the current code.</w:t>
       </w:r>
     </w:p>
     <w:p>
@@ -7194,24 +7200,25 @@
         <w:shd w:val="clear" w:color="auto" w:fill="FFFFFF"/>
         <w:spacing w:line="360" w:lineRule="auto"/>
         <w:rPr>
-          <w:sz w:val="24"/>
-          <w:szCs w:val="24"/>
-        </w:rPr>
-      </w:pPr>
-      <w:r>
-        <w:rPr>
-          <w:b/>
-          <w:sz w:val="24"/>
-          <w:szCs w:val="24"/>
-        </w:rPr>
-        <w:t>Save a Copy (PRST)</w:t>
-      </w:r>
-      <w:r>
-        <w:rPr>
-          <w:sz w:val="24"/>
-          <w:szCs w:val="24"/>
-        </w:rPr>
-        <w:t>: Save a copy of the current code.</w:t>
+          <w:b/>
+          <w:sz w:val="24"/>
+          <w:szCs w:val="24"/>
+        </w:rPr>
+      </w:pPr>
+      <w:r>
+        <w:rPr>
+          <w:b/>
+          <w:sz w:val="24"/>
+          <w:szCs w:val="24"/>
+        </w:rPr>
+        <w:t>Settings (PRST)</w:t>
+      </w:r>
+      <w:r>
+        <w:rPr>
+          <w:sz w:val="24"/>
+          <w:szCs w:val="24"/>
+        </w:rPr>
+        <w:t>: Open the settings interface. In Solo-Ranked Matches and Team-Ranked Matches, the countdown timer will not stop.</w:t>
       </w:r>
     </w:p>
     <w:p>
@@ -7223,25 +7230,87 @@
         <w:shd w:val="clear" w:color="auto" w:fill="FFFFFF"/>
         <w:spacing w:line="360" w:lineRule="auto"/>
         <w:rPr>
-          <w:b/>
-          <w:sz w:val="24"/>
-          <w:szCs w:val="24"/>
-        </w:rPr>
-      </w:pPr>
-      <w:r>
-        <w:rPr>
-          <w:b/>
-          <w:sz w:val="24"/>
-          <w:szCs w:val="24"/>
-        </w:rPr>
-        <w:t>Settings (PRST)</w:t>
-      </w:r>
-      <w:r>
-        <w:rPr>
-          <w:sz w:val="24"/>
-          <w:szCs w:val="24"/>
-        </w:rPr>
-        <w:t>: Open the settings interface. In Solo-Ranked Matches and Team-Ranked Matches, the countdown timer will not stop.</w:t>
+          <w:sz w:val="24"/>
+          <w:szCs w:val="24"/>
+        </w:rPr>
+      </w:pPr>
+      <w:r>
+        <w:rPr>
+          <w:b/>
+          <w:sz w:val="24"/>
+          <w:szCs w:val="24"/>
+        </w:rPr>
+        <w:t>Submit (PRST)</w:t>
+      </w:r>
+      <w:r>
+        <w:rPr>
+          <w:sz w:val="24"/>
+          <w:szCs w:val="24"/>
+        </w:rPr>
+        <w:t>: Submit a selected copy.</w:t>
+      </w:r>
+    </w:p>
+    <w:p>
+      <w:pPr>
+        <w:numPr>
+          <w:ilvl w:val="0"/>
+          <w:numId w:val="22"/>
+        </w:numPr>
+        <w:shd w:val="clear" w:color="auto" w:fill="FFFFFF"/>
+        <w:spacing w:line="360" w:lineRule="auto"/>
+        <w:rPr>
+          <w:sz w:val="24"/>
+          <w:szCs w:val="24"/>
+        </w:rPr>
+      </w:pPr>
+      <w:r>
+        <w:rPr>
+          <w:sz w:val="24"/>
+          <w:szCs w:val="24"/>
+        </w:rPr>
+        <w:t>In Team-Ranked Matches, only one randomly selected player can submit.</w:t>
+      </w:r>
+    </w:p>
+    <w:p>
+      <w:pPr>
+        <w:numPr>
+          <w:ilvl w:val="0"/>
+          <w:numId w:val="22"/>
+        </w:numPr>
+        <w:shd w:val="clear" w:color="auto" w:fill="FFFFFF"/>
+        <w:spacing w:line="360" w:lineRule="auto"/>
+        <w:rPr>
+          <w:sz w:val="24"/>
+          <w:szCs w:val="24"/>
+        </w:rPr>
+      </w:pPr>
+      <w:r>
+        <w:rPr>
+          <w:sz w:val="24"/>
+          <w:szCs w:val="24"/>
+        </w:rPr>
+        <w:t>When that player submits, each of the three people must review and approve the submission. The copy is only submitted if all players approve the submission.</w:t>
+      </w:r>
+    </w:p>
+    <w:p>
+      <w:pPr>
+        <w:numPr>
+          <w:ilvl w:val="0"/>
+          <w:numId w:val="22"/>
+        </w:numPr>
+        <w:shd w:val="clear" w:color="auto" w:fill="FFFFFF"/>
+        <w:spacing w:line="360" w:lineRule="auto"/>
+        <w:rPr>
+          <w:sz w:val="24"/>
+          <w:szCs w:val="24"/>
+        </w:rPr>
+      </w:pPr>
+      <w:r>
+        <w:rPr>
+          <w:sz w:val="24"/>
+          <w:szCs w:val="24"/>
+        </w:rPr>
+        <w:t>When the player chosen for submission is disconnected or kicked out of the game, the submission role is randomly assigned to another person.</w:t>
       </w:r>
     </w:p>
     <w:p>
@@ -7253,87 +7322,25 @@
         <w:shd w:val="clear" w:color="auto" w:fill="FFFFFF"/>
         <w:spacing w:line="360" w:lineRule="auto"/>
         <w:rPr>
-          <w:sz w:val="24"/>
-          <w:szCs w:val="24"/>
-        </w:rPr>
-      </w:pPr>
-      <w:r>
-        <w:rPr>
-          <w:b/>
-          <w:sz w:val="24"/>
-          <w:szCs w:val="24"/>
-        </w:rPr>
-        <w:t>Submit (PRST)</w:t>
-      </w:r>
-      <w:r>
-        <w:rPr>
-          <w:sz w:val="24"/>
-          <w:szCs w:val="24"/>
-        </w:rPr>
-        <w:t>: Submit a selected copy.</w:t>
-      </w:r>
-    </w:p>
-    <w:p>
-      <w:pPr>
-        <w:numPr>
-          <w:ilvl w:val="0"/>
-          <w:numId w:val="22"/>
-        </w:numPr>
-        <w:shd w:val="clear" w:color="auto" w:fill="FFFFFF"/>
-        <w:spacing w:line="360" w:lineRule="auto"/>
-        <w:rPr>
-          <w:sz w:val="24"/>
-          <w:szCs w:val="24"/>
-        </w:rPr>
-      </w:pPr>
-      <w:r>
-        <w:rPr>
-          <w:sz w:val="24"/>
-          <w:szCs w:val="24"/>
-        </w:rPr>
-        <w:t>In Team-Ranked Matches, only one randomly selected player can submit.</w:t>
-      </w:r>
-    </w:p>
-    <w:p>
-      <w:pPr>
-        <w:numPr>
-          <w:ilvl w:val="0"/>
-          <w:numId w:val="22"/>
-        </w:numPr>
-        <w:shd w:val="clear" w:color="auto" w:fill="FFFFFF"/>
-        <w:spacing w:line="360" w:lineRule="auto"/>
-        <w:rPr>
-          <w:sz w:val="24"/>
-          <w:szCs w:val="24"/>
-        </w:rPr>
-      </w:pPr>
-      <w:r>
-        <w:rPr>
-          <w:sz w:val="24"/>
-          <w:szCs w:val="24"/>
-        </w:rPr>
-        <w:t>When that player submits, each of the three people must review and approve the submission. The copy is only submitted if all players approve the submission.</w:t>
-      </w:r>
-    </w:p>
-    <w:p>
-      <w:pPr>
-        <w:numPr>
-          <w:ilvl w:val="0"/>
-          <w:numId w:val="22"/>
-        </w:numPr>
-        <w:shd w:val="clear" w:color="auto" w:fill="FFFFFF"/>
-        <w:spacing w:line="360" w:lineRule="auto"/>
-        <w:rPr>
-          <w:sz w:val="24"/>
-          <w:szCs w:val="24"/>
-        </w:rPr>
-      </w:pPr>
-      <w:r>
-        <w:rPr>
-          <w:sz w:val="24"/>
-          <w:szCs w:val="24"/>
-        </w:rPr>
-        <w:t>When the player chosen for submission is disconnected or kicked out of the game, the submission role is randomly assigned to another person.</w:t>
+          <w:b/>
+          <w:sz w:val="24"/>
+          <w:szCs w:val="24"/>
+        </w:rPr>
+      </w:pPr>
+      <w:r>
+        <w:rPr>
+          <w:b/>
+          <w:sz w:val="24"/>
+          <w:szCs w:val="24"/>
+        </w:rPr>
+        <w:t>Toggle Headphones (RT)</w:t>
+      </w:r>
+      <w:r>
+        <w:rPr>
+          <w:sz w:val="24"/>
+          <w:szCs w:val="24"/>
+        </w:rPr>
+        <w:t>: In Private Room Practice Matches and Team-Ranked Matches, turn on or off the headphones to listen to teammates.</w:t>
       </w:r>
     </w:p>
     <w:p>
@@ -7356,14 +7363,14 @@
           <w:sz w:val="24"/>
           <w:szCs w:val="24"/>
         </w:rPr>
-        <w:t>Toggle Headphones (RT)</w:t>
-      </w:r>
-      <w:r>
-        <w:rPr>
-          <w:sz w:val="24"/>
-          <w:szCs w:val="24"/>
-        </w:rPr>
-        <w:t>: In Private Room Practice Matches and Team-Ranked Matches, turn on or off the headphones to listen to teammates.</w:t>
+        <w:t>Toggle Microphone (RT)</w:t>
+      </w:r>
+      <w:r>
+        <w:rPr>
+          <w:sz w:val="24"/>
+          <w:szCs w:val="24"/>
+        </w:rPr>
+        <w:t>: In Private Room Practice Matches and Team-Ranked Matches, turn on or off the microphone to communicate with teammates.</w:t>
       </w:r>
     </w:p>
     <w:p>
@@ -7375,25 +7382,82 @@
         <w:shd w:val="clear" w:color="auto" w:fill="FFFFFF"/>
         <w:spacing w:line="360" w:lineRule="auto"/>
         <w:rPr>
-          <w:b/>
-          <w:sz w:val="24"/>
-          <w:szCs w:val="24"/>
-        </w:rPr>
-      </w:pPr>
-      <w:r>
-        <w:rPr>
-          <w:b/>
-          <w:sz w:val="24"/>
-          <w:szCs w:val="24"/>
-        </w:rPr>
-        <w:t>Toggle Microphone (RT)</w:t>
-      </w:r>
-      <w:r>
-        <w:rPr>
-          <w:sz w:val="24"/>
-          <w:szCs w:val="24"/>
-        </w:rPr>
-        <w:t>: In Private Room Practice Matches and Team-Ranked Matches, turn on or off the microphone to communicate with teammates.</w:t>
+          <w:sz w:val="24"/>
+          <w:szCs w:val="24"/>
+        </w:rPr>
+      </w:pPr>
+      <w:r>
+        <w:rPr>
+          <w:b/>
+          <w:sz w:val="24"/>
+          <w:szCs w:val="24"/>
+        </w:rPr>
+        <w:t>Toggle Question Tab (PRST)</w:t>
+      </w:r>
+      <w:r>
+        <w:rPr>
+          <w:sz w:val="24"/>
+          <w:szCs w:val="24"/>
+        </w:rPr>
+        <w:t>: Open the question tab if it is closed, and vice versa. There is only ONE question tab.</w:t>
+      </w:r>
+    </w:p>
+    <w:p>
+      <w:pPr>
+        <w:numPr>
+          <w:ilvl w:val="0"/>
+          <w:numId w:val="20"/>
+        </w:numPr>
+        <w:shd w:val="clear" w:color="auto" w:fill="FFFFFF"/>
+        <w:spacing w:line="360" w:lineRule="auto"/>
+        <w:rPr>
+          <w:sz w:val="24"/>
+          <w:szCs w:val="24"/>
+        </w:rPr>
+      </w:pPr>
+      <w:r>
+        <w:rPr>
+          <w:b/>
+          <w:sz w:val="24"/>
+          <w:szCs w:val="24"/>
+        </w:rPr>
+        <w:t>Highlight</w:t>
+      </w:r>
+      <w:r>
+        <w:rPr>
+          <w:sz w:val="24"/>
+          <w:szCs w:val="24"/>
+        </w:rPr>
+        <w:t xml:space="preserve">: Highlight anything in the question tab. </w:t>
+      </w:r>
+    </w:p>
+    <w:p>
+      <w:pPr>
+        <w:numPr>
+          <w:ilvl w:val="0"/>
+          <w:numId w:val="20"/>
+        </w:numPr>
+        <w:shd w:val="clear" w:color="auto" w:fill="FFFFFF"/>
+        <w:spacing w:line="360" w:lineRule="auto"/>
+        <w:rPr>
+          <w:sz w:val="24"/>
+          <w:szCs w:val="24"/>
+        </w:rPr>
+      </w:pPr>
+      <w:r>
+        <w:rPr>
+          <w:b/>
+          <w:sz w:val="24"/>
+          <w:szCs w:val="24"/>
+        </w:rPr>
+        <w:t>Erase</w:t>
+      </w:r>
+      <w:r>
+        <w:rPr>
+          <w:sz w:val="24"/>
+          <w:szCs w:val="24"/>
+        </w:rPr>
+        <w:t>: Erase the specified highlighted tab.</w:t>
       </w:r>
     </w:p>
     <w:p>
@@ -7415,14 +7479,14 @@
           <w:sz w:val="24"/>
           <w:szCs w:val="24"/>
         </w:rPr>
-        <w:t>Toggle Question Tab (PRST)</w:t>
-      </w:r>
-      <w:r>
-        <w:rPr>
-          <w:sz w:val="24"/>
-          <w:szCs w:val="24"/>
-        </w:rPr>
-        <w:t>: Open the question tab if it is closed, and vice versa. There is only ONE question tab.</w:t>
+        <w:t>Toggle Whiteboard (PRST)</w:t>
+      </w:r>
+      <w:r>
+        <w:rPr>
+          <w:sz w:val="24"/>
+          <w:szCs w:val="24"/>
+        </w:rPr>
+        <w:t>: Open the shared whiteboard tab if it is closed, and vice versa. There is only ONE whiteboard tab, but it has an infinite area.</w:t>
       </w:r>
     </w:p>
     <w:p>
@@ -7451,7 +7515,7 @@
           <w:sz w:val="24"/>
           <w:szCs w:val="24"/>
         </w:rPr>
-        <w:t xml:space="preserve">: Highlight anything in the question tab. </w:t>
+        <w:t xml:space="preserve">: Highlight anything in the whiteboard tab. </w:t>
       </w:r>
     </w:p>
     <w:p>
@@ -7473,44 +7537,14 @@
           <w:sz w:val="24"/>
           <w:szCs w:val="24"/>
         </w:rPr>
-        <w:lastRenderedPageBreak/>
-        <w:t>Erase</w:t>
-      </w:r>
-      <w:r>
-        <w:rPr>
-          <w:sz w:val="24"/>
-          <w:szCs w:val="24"/>
-        </w:rPr>
-        <w:t>: Erase the specified highlighted tab.</w:t>
-      </w:r>
-    </w:p>
-    <w:p>
-      <w:pPr>
-        <w:numPr>
-          <w:ilvl w:val="0"/>
-          <w:numId w:val="6"/>
-        </w:numPr>
-        <w:shd w:val="clear" w:color="auto" w:fill="FFFFFF"/>
-        <w:spacing w:line="360" w:lineRule="auto"/>
-        <w:rPr>
-          <w:sz w:val="24"/>
-          <w:szCs w:val="24"/>
-        </w:rPr>
-      </w:pPr>
-      <w:r>
-        <w:rPr>
-          <w:b/>
-          <w:sz w:val="24"/>
-          <w:szCs w:val="24"/>
-        </w:rPr>
-        <w:t>Toggle Whiteboard (PRST)</w:t>
-      </w:r>
-      <w:r>
-        <w:rPr>
-          <w:sz w:val="24"/>
-          <w:szCs w:val="24"/>
-        </w:rPr>
-        <w:t>: Open the shared whiteboard tab if it is closed, and vice versa. There is only ONE whiteboard tab, but it has an infinite area.</w:t>
+        <w:t>Pen</w:t>
+      </w:r>
+      <w:r>
+        <w:rPr>
+          <w:sz w:val="24"/>
+          <w:szCs w:val="24"/>
+        </w:rPr>
+        <w:t>: Write anything in the whiteboard tab.</w:t>
       </w:r>
     </w:p>
     <w:p>
@@ -7532,14 +7566,14 @@
           <w:sz w:val="24"/>
           <w:szCs w:val="24"/>
         </w:rPr>
-        <w:t>Highlight</w:t>
-      </w:r>
-      <w:r>
-        <w:rPr>
-          <w:sz w:val="24"/>
-          <w:szCs w:val="24"/>
-        </w:rPr>
-        <w:t xml:space="preserve">: Highlight anything in the whiteboard tab. </w:t>
+        <w:t>Text Box</w:t>
+      </w:r>
+      <w:r>
+        <w:rPr>
+          <w:sz w:val="24"/>
+          <w:szCs w:val="24"/>
+        </w:rPr>
+        <w:t>: Open a text box where you can type within it. The textbox is resizable.</w:t>
       </w:r>
     </w:p>
     <w:p>
@@ -7549,64 +7583,6 @@
           <w:numId w:val="20"/>
         </w:numPr>
         <w:shd w:val="clear" w:color="auto" w:fill="FFFFFF"/>
-        <w:spacing w:line="360" w:lineRule="auto"/>
-        <w:rPr>
-          <w:sz w:val="24"/>
-          <w:szCs w:val="24"/>
-        </w:rPr>
-      </w:pPr>
-      <w:r>
-        <w:rPr>
-          <w:b/>
-          <w:sz w:val="24"/>
-          <w:szCs w:val="24"/>
-        </w:rPr>
-        <w:t>Pen</w:t>
-      </w:r>
-      <w:r>
-        <w:rPr>
-          <w:sz w:val="24"/>
-          <w:szCs w:val="24"/>
-        </w:rPr>
-        <w:t>: Write anything in the whiteboard tab.</w:t>
-      </w:r>
-    </w:p>
-    <w:p>
-      <w:pPr>
-        <w:numPr>
-          <w:ilvl w:val="0"/>
-          <w:numId w:val="20"/>
-        </w:numPr>
-        <w:shd w:val="clear" w:color="auto" w:fill="FFFFFF"/>
-        <w:spacing w:line="360" w:lineRule="auto"/>
-        <w:rPr>
-          <w:sz w:val="24"/>
-          <w:szCs w:val="24"/>
-        </w:rPr>
-      </w:pPr>
-      <w:r>
-        <w:rPr>
-          <w:b/>
-          <w:sz w:val="24"/>
-          <w:szCs w:val="24"/>
-        </w:rPr>
-        <w:t>Text Box</w:t>
-      </w:r>
-      <w:r>
-        <w:rPr>
-          <w:sz w:val="24"/>
-          <w:szCs w:val="24"/>
-        </w:rPr>
-        <w:t>: Open a text box where you can type within it. The textbox is resizable.</w:t>
-      </w:r>
-    </w:p>
-    <w:p>
-      <w:pPr>
-        <w:numPr>
-          <w:ilvl w:val="0"/>
-          <w:numId w:val="20"/>
-        </w:numPr>
-        <w:shd w:val="clear" w:color="auto" w:fill="FFFFFF"/>
         <w:spacing w:after="240" w:line="360" w:lineRule="auto"/>
         <w:rPr>
           <w:sz w:val="24"/>
@@ -7628,17 +7604,6 @@
         </w:rPr>
         <w:t>: Erase the specified highlighted tab.</w:t>
       </w:r>
-    </w:p>
-    <w:p>
-      <w:pPr>
-        <w:shd w:val="clear" w:color="auto" w:fill="FFFFFF"/>
-        <w:spacing w:after="240" w:line="360" w:lineRule="auto"/>
-        <w:rPr>
-          <w:b/>
-          <w:sz w:val="24"/>
-          <w:szCs w:val="24"/>
-        </w:rPr>
-      </w:pPr>
       <w:r>
         <w:br w:type="page"/>
       </w:r>
@@ -8491,7 +8456,35 @@
           <w:sz w:val="24"/>
           <w:szCs w:val="24"/>
         </w:rPr>
-        <w:t>: When receiving a friend invitation, reject it to not make friends with the requesting player. They will not be notified if the invitation is rejected.</w:t>
+        <w:t xml:space="preserve">: When receiving a friend invitation, reject it </w:t>
+      </w:r>
+      <w:r>
+        <w:rPr>
+          <w:sz w:val="24"/>
+          <w:szCs w:val="24"/>
+        </w:rPr>
+        <w:t>not to make friends with the requesting player</w:t>
+      </w:r>
+      <w:r>
+        <w:rPr>
+          <w:sz w:val="24"/>
+          <w:szCs w:val="24"/>
+        </w:rPr>
+        <w:t xml:space="preserve">. They will not be notified if the invitation is </w:t>
+      </w:r>
+      <w:r>
+        <w:rPr>
+          <w:sz w:val="24"/>
+          <w:szCs w:val="24"/>
+        </w:rPr>
+        <w:t>declined</w:t>
+      </w:r>
+      <w:r>
+        <w:rPr>
+          <w:sz w:val="24"/>
+          <w:szCs w:val="24"/>
+        </w:rPr>
+        <w:t>.</w:t>
       </w:r>
     </w:p>
     <w:p>
@@ -8582,6 +8575,14 @@
           <w:szCs w:val="24"/>
         </w:rPr>
         <w:t>: Direct the user to the leaderboard interface</w:t>
+      </w:r>
+      <w:r>
+        <w:rPr>
+          <w:bCs/>
+          <w:sz w:val="24"/>
+          <w:szCs w:val="24"/>
+        </w:rPr>
+        <w:t>.</w:t>
       </w:r>
     </w:p>
     <w:p>
@@ -8667,7 +8668,21 @@
           <w:sz w:val="24"/>
           <w:szCs w:val="24"/>
         </w:rPr>
-        <w:t>To be discussed.</w:t>
+        <w:t xml:space="preserve">To be </w:t>
+      </w:r>
+      <w:r>
+        <w:rPr>
+          <w:sz w:val="24"/>
+          <w:szCs w:val="24"/>
+        </w:rPr>
+        <w:t>added in future versions</w:t>
+      </w:r>
+      <w:r>
+        <w:rPr>
+          <w:sz w:val="24"/>
+          <w:szCs w:val="24"/>
+        </w:rPr>
+        <w:t>.</w:t>
       </w:r>
     </w:p>
     <w:p>
@@ -8760,6 +8775,29 @@
         </w:rPr>
         <w:t>Perform actions accordingly when a user is reported a certain number of times.</w:t>
       </w:r>
+      <w:r>
+        <w:rPr>
+          <w:sz w:val="24"/>
+          <w:szCs w:val="24"/>
+        </w:rPr>
+        <w:t xml:space="preserve"> The player report </w:t>
+      </w:r>
+      <w:proofErr w:type="gramStart"/>
+      <w:r>
+        <w:rPr>
+          <w:sz w:val="24"/>
+          <w:szCs w:val="24"/>
+        </w:rPr>
+        <w:t>handling</w:t>
+      </w:r>
+      <w:proofErr w:type="gramEnd"/>
+      <w:r>
+        <w:rPr>
+          <w:sz w:val="24"/>
+          <w:szCs w:val="24"/>
+        </w:rPr>
+        <w:t xml:space="preserve"> and anti-cheat logic will be discussed in the development phase.</w:t>
+      </w:r>
     </w:p>
     <w:p>
       <w:pPr>
@@ -9029,7 +9067,21 @@
           <w:sz w:val="24"/>
           <w:szCs w:val="24"/>
         </w:rPr>
-        <w:t xml:space="preserve">To be discussed. </w:t>
+        <w:t>To be discussed</w:t>
+      </w:r>
+      <w:r>
+        <w:rPr>
+          <w:sz w:val="24"/>
+          <w:szCs w:val="24"/>
+        </w:rPr>
+        <w:t xml:space="preserve"> in the development phase</w:t>
+      </w:r>
+      <w:r>
+        <w:rPr>
+          <w:sz w:val="24"/>
+          <w:szCs w:val="24"/>
+        </w:rPr>
+        <w:t xml:space="preserve">. </w:t>
       </w:r>
     </w:p>
     <w:p>
@@ -9056,17 +9108,20 @@
         <w:shd w:val="clear" w:color="auto" w:fill="FFFFFF"/>
         <w:spacing w:after="240" w:line="360" w:lineRule="auto"/>
         <w:rPr>
-          <w:b/>
-          <w:sz w:val="24"/>
-          <w:szCs w:val="24"/>
-        </w:rPr>
-      </w:pPr>
-      <w:r>
-        <w:rPr>
-          <w:sz w:val="24"/>
-          <w:szCs w:val="24"/>
-        </w:rPr>
-        <w:t>To be discussed</w:t>
+          <w:color w:val="1F2328"/>
+          <w:sz w:val="24"/>
+          <w:szCs w:val="24"/>
+          <w:shd w:val="clear" w:color="auto" w:fill="FFFFFF"/>
+        </w:rPr>
+      </w:pPr>
+      <w:r>
+        <w:rPr>
+          <w:color w:val="1F2328"/>
+          <w:sz w:val="24"/>
+          <w:szCs w:val="24"/>
+          <w:shd w:val="clear" w:color="auto" w:fill="FFFFFF"/>
+        </w:rPr>
+        <w:t xml:space="preserve">Describe any items or issues that will limit the options available to the developers. These might include: </w:t>
       </w:r>
     </w:p>
     <w:p>
@@ -9074,6 +9129,233 @@
         <w:shd w:val="clear" w:color="auto" w:fill="FFFFFF"/>
         <w:spacing w:after="240" w:line="360" w:lineRule="auto"/>
         <w:rPr>
+          <w:color w:val="1F2328"/>
+          <w:sz w:val="24"/>
+          <w:szCs w:val="24"/>
+          <w:shd w:val="clear" w:color="auto" w:fill="FFFFFF"/>
+        </w:rPr>
+      </w:pPr>
+      <w:r>
+        <w:rPr>
+          <w:color w:val="1F2328"/>
+          <w:sz w:val="24"/>
+          <w:szCs w:val="24"/>
+          <w:shd w:val="clear" w:color="auto" w:fill="FFFFFF"/>
+        </w:rPr>
+        <w:t>- C</w:t>
+      </w:r>
+      <w:r>
+        <w:rPr>
+          <w:color w:val="1F2328"/>
+          <w:sz w:val="24"/>
+          <w:szCs w:val="24"/>
+          <w:shd w:val="clear" w:color="auto" w:fill="FFFFFF"/>
+        </w:rPr>
+        <w:t xml:space="preserve">orporate or regulatory </w:t>
+      </w:r>
+      <w:proofErr w:type="gramStart"/>
+      <w:r>
+        <w:rPr>
+          <w:color w:val="1F2328"/>
+          <w:sz w:val="24"/>
+          <w:szCs w:val="24"/>
+          <w:shd w:val="clear" w:color="auto" w:fill="FFFFFF"/>
+        </w:rPr>
+        <w:t>policies;</w:t>
+      </w:r>
+      <w:proofErr w:type="gramEnd"/>
+      <w:r>
+        <w:rPr>
+          <w:color w:val="1F2328"/>
+          <w:sz w:val="24"/>
+          <w:szCs w:val="24"/>
+          <w:shd w:val="clear" w:color="auto" w:fill="FFFFFF"/>
+        </w:rPr>
+        <w:t xml:space="preserve"> </w:t>
+      </w:r>
+    </w:p>
+    <w:p>
+      <w:pPr>
+        <w:shd w:val="clear" w:color="auto" w:fill="FFFFFF"/>
+        <w:spacing w:after="240" w:line="360" w:lineRule="auto"/>
+        <w:rPr>
+          <w:color w:val="1F2328"/>
+          <w:sz w:val="24"/>
+          <w:szCs w:val="24"/>
+          <w:shd w:val="clear" w:color="auto" w:fill="FFFFFF"/>
+        </w:rPr>
+      </w:pPr>
+      <w:r>
+        <w:rPr>
+          <w:color w:val="1F2328"/>
+          <w:sz w:val="24"/>
+          <w:szCs w:val="24"/>
+          <w:shd w:val="clear" w:color="auto" w:fill="FFFFFF"/>
+        </w:rPr>
+        <w:t>- H</w:t>
+      </w:r>
+      <w:r>
+        <w:rPr>
+          <w:color w:val="1F2328"/>
+          <w:sz w:val="24"/>
+          <w:szCs w:val="24"/>
+          <w:shd w:val="clear" w:color="auto" w:fill="FFFFFF"/>
+        </w:rPr>
+        <w:t>ardware limitations (timing requirements, memory requirements)</w:t>
+      </w:r>
+    </w:p>
+    <w:p>
+      <w:pPr>
+        <w:shd w:val="clear" w:color="auto" w:fill="FFFFFF"/>
+        <w:spacing w:after="240" w:line="360" w:lineRule="auto"/>
+        <w:rPr>
+          <w:color w:val="1F2328"/>
+          <w:sz w:val="24"/>
+          <w:szCs w:val="24"/>
+          <w:shd w:val="clear" w:color="auto" w:fill="FFFFFF"/>
+        </w:rPr>
+      </w:pPr>
+      <w:r>
+        <w:rPr>
+          <w:color w:val="1F2328"/>
+          <w:sz w:val="24"/>
+          <w:szCs w:val="24"/>
+          <w:shd w:val="clear" w:color="auto" w:fill="FFFFFF"/>
+        </w:rPr>
+        <w:t>- I</w:t>
+      </w:r>
+      <w:r>
+        <w:rPr>
+          <w:color w:val="1F2328"/>
+          <w:sz w:val="24"/>
+          <w:szCs w:val="24"/>
+          <w:shd w:val="clear" w:color="auto" w:fill="FFFFFF"/>
+        </w:rPr>
+        <w:t>nterfaces to other applications</w:t>
+      </w:r>
+    </w:p>
+    <w:p>
+      <w:pPr>
+        <w:shd w:val="clear" w:color="auto" w:fill="FFFFFF"/>
+        <w:spacing w:after="240" w:line="360" w:lineRule="auto"/>
+        <w:rPr>
+          <w:color w:val="1F2328"/>
+          <w:sz w:val="24"/>
+          <w:szCs w:val="24"/>
+          <w:shd w:val="clear" w:color="auto" w:fill="FFFFFF"/>
+        </w:rPr>
+      </w:pPr>
+      <w:r>
+        <w:rPr>
+          <w:color w:val="1F2328"/>
+          <w:sz w:val="24"/>
+          <w:szCs w:val="24"/>
+          <w:shd w:val="clear" w:color="auto" w:fill="FFFFFF"/>
+        </w:rPr>
+        <w:t>-</w:t>
+      </w:r>
+      <w:r>
+        <w:rPr>
+          <w:color w:val="1F2328"/>
+          <w:sz w:val="24"/>
+          <w:szCs w:val="24"/>
+          <w:shd w:val="clear" w:color="auto" w:fill="FFFFFF"/>
+        </w:rPr>
+        <w:t xml:space="preserve"> </w:t>
+      </w:r>
+      <w:r>
+        <w:rPr>
+          <w:color w:val="1F2328"/>
+          <w:sz w:val="24"/>
+          <w:szCs w:val="24"/>
+          <w:shd w:val="clear" w:color="auto" w:fill="FFFFFF"/>
+        </w:rPr>
+        <w:t>S</w:t>
+      </w:r>
+      <w:r>
+        <w:rPr>
+          <w:color w:val="1F2328"/>
+          <w:sz w:val="24"/>
+          <w:szCs w:val="24"/>
+          <w:shd w:val="clear" w:color="auto" w:fill="FFFFFF"/>
+        </w:rPr>
+        <w:t>pecific technologies, tools, and databases to be used</w:t>
+      </w:r>
+      <w:r>
+        <w:rPr>
+          <w:color w:val="1F2328"/>
+          <w:sz w:val="24"/>
+          <w:szCs w:val="24"/>
+          <w:shd w:val="clear" w:color="auto" w:fill="FFFFFF"/>
+        </w:rPr>
+        <w:t>.</w:t>
+      </w:r>
+    </w:p>
+    <w:p>
+      <w:pPr>
+        <w:shd w:val="clear" w:color="auto" w:fill="FFFFFF"/>
+        <w:spacing w:after="240" w:line="360" w:lineRule="auto"/>
+        <w:rPr>
+          <w:color w:val="1F2328"/>
+          <w:sz w:val="24"/>
+          <w:szCs w:val="24"/>
+          <w:shd w:val="clear" w:color="auto" w:fill="FFFFFF"/>
+        </w:rPr>
+      </w:pPr>
+      <w:r>
+        <w:rPr>
+          <w:color w:val="1F2328"/>
+          <w:sz w:val="24"/>
+          <w:szCs w:val="24"/>
+          <w:shd w:val="clear" w:color="auto" w:fill="FFFFFF"/>
+        </w:rPr>
+        <w:t>- P</w:t>
+      </w:r>
+      <w:r>
+        <w:rPr>
+          <w:color w:val="1F2328"/>
+          <w:sz w:val="24"/>
+          <w:szCs w:val="24"/>
+          <w:shd w:val="clear" w:color="auto" w:fill="FFFFFF"/>
+        </w:rPr>
+        <w:t>arallel operations; language requirements; communications protocols</w:t>
+      </w:r>
+    </w:p>
+    <w:p>
+      <w:pPr>
+        <w:shd w:val="clear" w:color="auto" w:fill="FFFFFF"/>
+        <w:spacing w:after="240" w:line="360" w:lineRule="auto"/>
+        <w:rPr>
+          <w:color w:val="1F2328"/>
+          <w:sz w:val="24"/>
+          <w:szCs w:val="24"/>
+          <w:shd w:val="clear" w:color="auto" w:fill="FFFFFF"/>
+        </w:rPr>
+      </w:pPr>
+      <w:r>
+        <w:rPr>
+          <w:color w:val="1F2328"/>
+          <w:sz w:val="24"/>
+          <w:szCs w:val="24"/>
+          <w:shd w:val="clear" w:color="auto" w:fill="FFFFFF"/>
+        </w:rPr>
+        <w:t>- S</w:t>
+      </w:r>
+      <w:r>
+        <w:rPr>
+          <w:color w:val="1F2328"/>
+          <w:sz w:val="24"/>
+          <w:szCs w:val="24"/>
+          <w:shd w:val="clear" w:color="auto" w:fill="FFFFFF"/>
+        </w:rPr>
+        <w:t>ecurity considerations; design conventions or programming standards (for example, if the customer’s organization will be responsible for maintaining the delivered software).</w:t>
+      </w:r>
+    </w:p>
+    <w:p>
+      <w:pPr>
+        <w:shd w:val="clear" w:color="auto" w:fill="FFFFFF"/>
+        <w:spacing w:after="240" w:line="360" w:lineRule="auto"/>
+        <w:rPr>
           <w:b/>
           <w:sz w:val="24"/>
           <w:szCs w:val="24"/>
@@ -9128,41 +9410,15 @@
       <w:pPr>
         <w:shd w:val="clear" w:color="auto" w:fill="FFFFFF"/>
         <w:spacing w:after="240" w:line="360" w:lineRule="auto"/>
-      </w:pPr>
-      <w:r>
-        <w:rPr>
-          <w:sz w:val="24"/>
-          <w:szCs w:val="24"/>
-        </w:rPr>
-        <w:t>Questions and test cases are taken from a third party (</w:t>
-      </w:r>
-      <w:proofErr w:type="spellStart"/>
-      <w:r>
-        <w:rPr>
-          <w:sz w:val="24"/>
-          <w:szCs w:val="24"/>
-        </w:rPr>
-        <w:t>VJudge</w:t>
-      </w:r>
-      <w:proofErr w:type="spellEnd"/>
-      <w:r>
-        <w:rPr>
-          <w:sz w:val="24"/>
-          <w:szCs w:val="24"/>
-        </w:rPr>
-        <w:t>). The final marking of a user’s code is also delegated to the same third party.</w:t>
-      </w:r>
-    </w:p>
-    <w:p>
-      <w:pPr>
-        <w:shd w:val="clear" w:color="auto" w:fill="FFFFFF"/>
-        <w:spacing w:after="240" w:line="360" w:lineRule="auto"/>
-        <w:rPr>
-          <w:b/>
-          <w:sz w:val="24"/>
-          <w:szCs w:val="24"/>
-        </w:rPr>
-      </w:pPr>
+        <w:rPr>
+          <w:b/>
+          <w:sz w:val="24"/>
+          <w:szCs w:val="24"/>
+        </w:rPr>
+      </w:pPr>
+      <w:r>
+        <w:t>To be discussed during the development phase.</w:t>
+      </w:r>
       <w:r>
         <w:br w:type="page"/>
       </w:r>
@@ -9259,6 +9515,13 @@
         </w:rPr>
         <w:t>To be discussed</w:t>
       </w:r>
+      <w:r>
+        <w:rPr>
+          <w:sz w:val="24"/>
+          <w:szCs w:val="24"/>
+        </w:rPr>
+        <w:t xml:space="preserve"> in the development phase.</w:t>
+      </w:r>
     </w:p>
     <w:p>
       <w:pPr>
@@ -9296,6 +9559,13 @@
         </w:rPr>
         <w:t>To be discussed</w:t>
       </w:r>
+      <w:r>
+        <w:rPr>
+          <w:sz w:val="24"/>
+          <w:szCs w:val="24"/>
+        </w:rPr>
+        <w:t xml:space="preserve"> in the development phase.</w:t>
+      </w:r>
     </w:p>
     <w:p>
       <w:pPr>
@@ -9341,6 +9611,13 @@
           <w:szCs w:val="24"/>
         </w:rPr>
         <w:t xml:space="preserve"> requires a constant internet connection to access its content.</w:t>
+      </w:r>
+      <w:r>
+        <w:rPr>
+          <w:sz w:val="24"/>
+          <w:szCs w:val="24"/>
+        </w:rPr>
+        <w:t xml:space="preserve"> Offline mode will be discussed in future versions.</w:t>
       </w:r>
       <w:r>
         <w:br w:type="page"/>
@@ -9398,17 +9675,6 @@
         </w:rPr>
         <w:t>Unless specified otherwise, all features share the same precondition that the user is connected to the internet AND has a compatible device.</w:t>
       </w:r>
-    </w:p>
-    <w:p>
-      <w:pPr>
-        <w:shd w:val="clear" w:color="auto" w:fill="FFFFFF"/>
-        <w:spacing w:after="240" w:line="360" w:lineRule="auto"/>
-        <w:rPr>
-          <w:bCs/>
-          <w:sz w:val="24"/>
-          <w:szCs w:val="24"/>
-        </w:rPr>
-      </w:pPr>
     </w:p>
     <w:p>
       <w:pPr>
@@ -17689,49 +17955,15 @@
           <w:sz w:val="24"/>
           <w:szCs w:val="24"/>
         </w:rPr>
-        <w:t xml:space="preserve">Disable </w:t>
-      </w:r>
-      <w:proofErr w:type="gramStart"/>
-      <w:r>
-        <w:rPr>
-          <w:b/>
-          <w:sz w:val="24"/>
-          <w:szCs w:val="24"/>
-        </w:rPr>
-        <w:t xml:space="preserve">Edit </w:t>
-      </w:r>
-      <w:r>
-        <w:rPr>
-          <w:b/>
-          <w:sz w:val="24"/>
-          <w:szCs w:val="24"/>
-        </w:rPr>
-        <w:t xml:space="preserve"> (</w:t>
-      </w:r>
-      <w:proofErr w:type="gramEnd"/>
-      <w:r>
-        <w:rPr>
-          <w:b/>
-          <w:sz w:val="24"/>
-          <w:szCs w:val="24"/>
-        </w:rPr>
-        <w:t>UC-GAMEPLAY-</w:t>
-      </w:r>
-      <w:r>
-        <w:rPr>
-          <w:b/>
-          <w:sz w:val="24"/>
-          <w:szCs w:val="24"/>
-        </w:rPr>
-        <w:t>2</w:t>
-      </w:r>
-      <w:r>
-        <w:rPr>
-          <w:b/>
-          <w:sz w:val="24"/>
-          <w:szCs w:val="24"/>
-        </w:rPr>
-        <w:t>)</w:t>
+        <w:t xml:space="preserve">Disable Edit </w:t>
+      </w:r>
+      <w:r>
+        <w:rPr>
+          <w:b/>
+          <w:sz w:val="24"/>
+          <w:szCs w:val="24"/>
+        </w:rPr>
+        <w:t>(UC-GAMEPLAY-2)</w:t>
       </w:r>
     </w:p>
     <w:p>
@@ -17883,49 +18115,15 @@
           <w:sz w:val="24"/>
           <w:szCs w:val="24"/>
         </w:rPr>
-        <w:t xml:space="preserve">Display Solution to </w:t>
-      </w:r>
-      <w:proofErr w:type="gramStart"/>
-      <w:r>
-        <w:rPr>
-          <w:b/>
-          <w:sz w:val="24"/>
-          <w:szCs w:val="24"/>
-        </w:rPr>
-        <w:t xml:space="preserve">Opponent </w:t>
-      </w:r>
-      <w:r>
-        <w:rPr>
-          <w:b/>
-          <w:sz w:val="24"/>
-          <w:szCs w:val="24"/>
-        </w:rPr>
-        <w:t xml:space="preserve"> (</w:t>
-      </w:r>
-      <w:proofErr w:type="gramEnd"/>
-      <w:r>
-        <w:rPr>
-          <w:b/>
-          <w:sz w:val="24"/>
-          <w:szCs w:val="24"/>
-        </w:rPr>
-        <w:t>UC-GAMEPLAY-</w:t>
-      </w:r>
-      <w:r>
-        <w:rPr>
-          <w:b/>
-          <w:sz w:val="24"/>
-          <w:szCs w:val="24"/>
-        </w:rPr>
-        <w:t>3</w:t>
-      </w:r>
-      <w:r>
-        <w:rPr>
-          <w:b/>
-          <w:sz w:val="24"/>
-          <w:szCs w:val="24"/>
-        </w:rPr>
-        <w:t>)</w:t>
+        <w:t>Display Solution to Opponent</w:t>
+      </w:r>
+      <w:r>
+        <w:rPr>
+          <w:b/>
+          <w:sz w:val="24"/>
+          <w:szCs w:val="24"/>
+        </w:rPr>
+        <w:t xml:space="preserve"> (UC-GAMEPLAY-3)</w:t>
       </w:r>
     </w:p>
     <w:p>
@@ -18077,49 +18275,15 @@
           <w:sz w:val="24"/>
           <w:szCs w:val="24"/>
         </w:rPr>
-        <w:t xml:space="preserve">Enable </w:t>
-      </w:r>
-      <w:proofErr w:type="gramStart"/>
-      <w:r>
-        <w:rPr>
-          <w:b/>
-          <w:sz w:val="24"/>
-          <w:szCs w:val="24"/>
-        </w:rPr>
-        <w:t xml:space="preserve">Edit </w:t>
-      </w:r>
-      <w:r>
-        <w:rPr>
-          <w:b/>
-          <w:sz w:val="24"/>
-          <w:szCs w:val="24"/>
-        </w:rPr>
-        <w:t xml:space="preserve"> (</w:t>
-      </w:r>
-      <w:proofErr w:type="gramEnd"/>
-      <w:r>
-        <w:rPr>
-          <w:b/>
-          <w:sz w:val="24"/>
-          <w:szCs w:val="24"/>
-        </w:rPr>
-        <w:t>UC-GAMEPLAY-</w:t>
-      </w:r>
-      <w:r>
-        <w:rPr>
-          <w:b/>
-          <w:sz w:val="24"/>
-          <w:szCs w:val="24"/>
-        </w:rPr>
-        <w:t>4</w:t>
-      </w:r>
-      <w:r>
-        <w:rPr>
-          <w:b/>
-          <w:sz w:val="24"/>
-          <w:szCs w:val="24"/>
-        </w:rPr>
-        <w:t>)</w:t>
+        <w:t xml:space="preserve">Enable Edit </w:t>
+      </w:r>
+      <w:r>
+        <w:rPr>
+          <w:b/>
+          <w:sz w:val="24"/>
+          <w:szCs w:val="24"/>
+        </w:rPr>
+        <w:t>(UC-GAMEPLAY-4)</w:t>
       </w:r>
     </w:p>
     <w:p>
@@ -18266,47 +18430,21 @@
           <w:szCs w:val="24"/>
         </w:rPr>
       </w:pPr>
-      <w:proofErr w:type="gramStart"/>
-      <w:r>
-        <w:rPr>
-          <w:b/>
-          <w:sz w:val="24"/>
-          <w:szCs w:val="24"/>
-        </w:rPr>
-        <w:t xml:space="preserve">Exit </w:t>
-      </w:r>
-      <w:r>
-        <w:rPr>
-          <w:b/>
-          <w:sz w:val="24"/>
-          <w:szCs w:val="24"/>
-        </w:rPr>
-        <w:t xml:space="preserve"> (</w:t>
-      </w:r>
-      <w:proofErr w:type="gramEnd"/>
-      <w:r>
-        <w:rPr>
-          <w:b/>
-          <w:sz w:val="24"/>
-          <w:szCs w:val="24"/>
-        </w:rPr>
-        <w:t>UC-GAMEPLAY-</w:t>
-      </w:r>
-      <w:r>
-        <w:rPr>
-          <w:b/>
-          <w:sz w:val="24"/>
-          <w:szCs w:val="24"/>
-        </w:rPr>
-        <w:t>5</w:t>
-      </w:r>
-      <w:r>
-        <w:rPr>
-          <w:b/>
-          <w:sz w:val="24"/>
-          <w:szCs w:val="24"/>
-        </w:rPr>
-        <w:t>)</w:t>
+      <w:r>
+        <w:rPr>
+          <w:b/>
+          <w:sz w:val="24"/>
+          <w:szCs w:val="24"/>
+        </w:rPr>
+        <w:t>Exit</w:t>
+      </w:r>
+      <w:r>
+        <w:rPr>
+          <w:b/>
+          <w:sz w:val="24"/>
+          <w:szCs w:val="24"/>
+        </w:rPr>
+        <w:t xml:space="preserve"> (UC-GAMEPLAY-5)</w:t>
       </w:r>
     </w:p>
     <w:p>
@@ -18735,35 +18873,42 @@
         <w:shd w:val="clear" w:color="auto" w:fill="FFFFFF"/>
         <w:spacing w:line="360" w:lineRule="auto"/>
         <w:rPr>
-          <w:sz w:val="24"/>
-          <w:szCs w:val="24"/>
-        </w:rPr>
-      </w:pPr>
-      <w:proofErr w:type="gramStart"/>
-      <w:r>
-        <w:rPr>
-          <w:b/>
-          <w:sz w:val="24"/>
-          <w:szCs w:val="24"/>
-        </w:rPr>
-        <w:t xml:space="preserve">Kick </w:t>
-      </w:r>
-      <w:r>
-        <w:rPr>
-          <w:b/>
-          <w:sz w:val="24"/>
-          <w:szCs w:val="24"/>
-        </w:rPr>
-        <w:t xml:space="preserve"> (</w:t>
-      </w:r>
-      <w:proofErr w:type="gramEnd"/>
-      <w:r>
-        <w:rPr>
-          <w:b/>
-          <w:sz w:val="24"/>
-          <w:szCs w:val="24"/>
-        </w:rPr>
-        <w:t>UC-GAMEPLAY-</w:t>
+          <w:b/>
+          <w:sz w:val="24"/>
+          <w:szCs w:val="24"/>
+        </w:rPr>
+      </w:pPr>
+      <w:r>
+        <w:rPr>
+          <w:b/>
+          <w:sz w:val="24"/>
+          <w:szCs w:val="24"/>
+        </w:rPr>
+        <w:t xml:space="preserve">Open Individual </w:t>
+      </w:r>
+      <w:r>
+        <w:rPr>
+          <w:b/>
+          <w:sz w:val="24"/>
+          <w:szCs w:val="24"/>
+        </w:rPr>
+        <w:t>Text Editor Tab</w:t>
+      </w:r>
+      <w:r>
+        <w:rPr>
+          <w:b/>
+          <w:sz w:val="24"/>
+          <w:szCs w:val="24"/>
+        </w:rPr>
+        <w:t xml:space="preserve"> </w:t>
+      </w:r>
+      <w:r>
+        <w:rPr>
+          <w:b/>
+          <w:sz w:val="24"/>
+          <w:szCs w:val="24"/>
+        </w:rPr>
+        <w:t>(UC-GAMEPLAY-</w:t>
       </w:r>
       <w:r>
         <w:rPr>
@@ -18792,32 +18937,58 @@
         <w:shd w:val="clear" w:color="auto" w:fill="FFFFFF"/>
         <w:spacing w:line="360" w:lineRule="auto"/>
         <w:rPr>
-          <w:sz w:val="24"/>
-          <w:szCs w:val="24"/>
-        </w:rPr>
-      </w:pPr>
-      <w:r>
-        <w:rPr>
-          <w:sz w:val="24"/>
-          <w:szCs w:val="24"/>
-        </w:rPr>
-        <w:t xml:space="preserve">The </w:t>
-      </w:r>
-      <w:r>
-        <w:rPr>
-          <w:b/>
-          <w:bCs/>
-          <w:sz w:val="24"/>
-          <w:szCs w:val="24"/>
-        </w:rPr>
-        <w:t xml:space="preserve">user </w:t>
-      </w:r>
-      <w:r>
-        <w:rPr>
-          <w:sz w:val="24"/>
-          <w:szCs w:val="24"/>
-        </w:rPr>
-        <w:t>chooses to Kick.</w:t>
+          <w:b/>
+          <w:sz w:val="24"/>
+          <w:szCs w:val="24"/>
+        </w:rPr>
+      </w:pPr>
+      <w:r>
+        <w:rPr>
+          <w:bCs/>
+          <w:sz w:val="24"/>
+          <w:szCs w:val="24"/>
+        </w:rPr>
+        <w:t>In Team-Ranked Matches, t</w:t>
+      </w:r>
+      <w:r>
+        <w:rPr>
+          <w:bCs/>
+          <w:sz w:val="24"/>
+          <w:szCs w:val="24"/>
+        </w:rPr>
+        <w:t xml:space="preserve">he </w:t>
+      </w:r>
+      <w:r>
+        <w:rPr>
+          <w:b/>
+          <w:sz w:val="24"/>
+          <w:szCs w:val="24"/>
+        </w:rPr>
+        <w:t>user</w:t>
+      </w:r>
+      <w:r>
+        <w:rPr>
+          <w:bCs/>
+          <w:sz w:val="24"/>
+          <w:szCs w:val="24"/>
+        </w:rPr>
+        <w:t xml:space="preserve"> chooses to open</w:t>
+      </w:r>
+      <w:r>
+        <w:rPr>
+          <w:bCs/>
+          <w:sz w:val="24"/>
+          <w:szCs w:val="24"/>
+        </w:rPr>
+        <w:t xml:space="preserve"> an</w:t>
+      </w:r>
+      <w:r>
+        <w:rPr>
+          <w:bCs/>
+          <w:sz w:val="24"/>
+          <w:szCs w:val="24"/>
+        </w:rPr>
+        <w:t xml:space="preserve"> Individual Text Editor Tab.</w:t>
       </w:r>
     </w:p>
     <w:p>
@@ -18830,12 +19001,14 @@
         <w:shd w:val="clear" w:color="auto" w:fill="FFFFFF"/>
         <w:spacing w:line="360" w:lineRule="auto"/>
         <w:rPr>
-          <w:sz w:val="24"/>
-          <w:szCs w:val="24"/>
-        </w:rPr>
-      </w:pPr>
-      <w:r>
-        <w:rPr>
+          <w:b/>
+          <w:sz w:val="24"/>
+          <w:szCs w:val="24"/>
+        </w:rPr>
+      </w:pPr>
+      <w:r>
+        <w:rPr>
+          <w:bCs/>
           <w:sz w:val="24"/>
           <w:szCs w:val="24"/>
         </w:rPr>
@@ -18844,7 +19017,6 @@
       <w:r>
         <w:rPr>
           <w:b/>
-          <w:bCs/>
           <w:sz w:val="24"/>
           <w:szCs w:val="24"/>
         </w:rPr>
@@ -18852,26 +19024,66 @@
       </w:r>
       <w:r>
         <w:rPr>
-          <w:sz w:val="24"/>
-          <w:szCs w:val="24"/>
-        </w:rPr>
-        <w:t xml:space="preserve"> prompts the </w:t>
-      </w:r>
-      <w:r>
-        <w:rPr>
-          <w:b/>
-          <w:bCs/>
-          <w:sz w:val="24"/>
-          <w:szCs w:val="24"/>
-        </w:rPr>
-        <w:t xml:space="preserve">user </w:t>
-      </w:r>
-      <w:r>
-        <w:rPr>
-          <w:sz w:val="24"/>
-          <w:szCs w:val="24"/>
-        </w:rPr>
-        <w:t>to choose a player to kick.</w:t>
+          <w:bCs/>
+          <w:sz w:val="24"/>
+          <w:szCs w:val="24"/>
+        </w:rPr>
+        <w:t xml:space="preserve"> creates a text editor tab with an “individual” label.</w:t>
+      </w:r>
+    </w:p>
+    <w:p>
+      <w:pPr>
+        <w:numPr>
+          <w:ilvl w:val="0"/>
+          <w:numId w:val="6"/>
+        </w:numPr>
+        <w:shd w:val="clear" w:color="auto" w:fill="FFFFFF"/>
+        <w:spacing w:line="360" w:lineRule="auto"/>
+        <w:rPr>
+          <w:b/>
+          <w:sz w:val="24"/>
+          <w:szCs w:val="24"/>
+        </w:rPr>
+      </w:pPr>
+      <w:r>
+        <w:rPr>
+          <w:b/>
+          <w:sz w:val="24"/>
+          <w:szCs w:val="24"/>
+        </w:rPr>
+        <w:t xml:space="preserve">Open New </w:t>
+      </w:r>
+      <w:r>
+        <w:rPr>
+          <w:b/>
+          <w:sz w:val="24"/>
+          <w:szCs w:val="24"/>
+        </w:rPr>
+        <w:t>Text Editor Tab</w:t>
+      </w:r>
+      <w:r>
+        <w:rPr>
+          <w:b/>
+          <w:sz w:val="24"/>
+          <w:szCs w:val="24"/>
+        </w:rPr>
+        <w:t xml:space="preserve"> (UC-GAMEPLAY-</w:t>
+      </w:r>
+      <w:r>
+        <w:rPr>
+          <w:b/>
+          <w:sz w:val="24"/>
+          <w:szCs w:val="24"/>
+        </w:rPr>
+        <w:t>7</w:t>
+      </w:r>
+      <w:r>
+        <w:rPr>
+          <w:b/>
+          <w:sz w:val="24"/>
+          <w:szCs w:val="24"/>
+        </w:rPr>
+        <w:t>)</w:t>
       </w:r>
     </w:p>
     <w:p>
@@ -18884,21 +19096,22 @@
         <w:shd w:val="clear" w:color="auto" w:fill="FFFFFF"/>
         <w:spacing w:line="360" w:lineRule="auto"/>
         <w:rPr>
-          <w:sz w:val="24"/>
-          <w:szCs w:val="24"/>
-        </w:rPr>
-      </w:pPr>
-      <w:r>
-        <w:rPr>
-          <w:sz w:val="24"/>
-          <w:szCs w:val="24"/>
-        </w:rPr>
-        <w:t xml:space="preserve">The </w:t>
-      </w:r>
-      <w:r>
-        <w:rPr>
-          <w:b/>
-          <w:bCs/>
+          <w:b/>
+          <w:sz w:val="24"/>
+          <w:szCs w:val="24"/>
+        </w:rPr>
+      </w:pPr>
+      <w:r>
+        <w:rPr>
+          <w:bCs/>
+          <w:sz w:val="24"/>
+          <w:szCs w:val="24"/>
+        </w:rPr>
+        <w:t xml:space="preserve">In Solo-Ranked Matches, the </w:t>
+      </w:r>
+      <w:r>
+        <w:rPr>
+          <w:b/>
           <w:sz w:val="24"/>
           <w:szCs w:val="24"/>
         </w:rPr>
@@ -18906,10 +19119,11 @@
       </w:r>
       <w:r>
         <w:rPr>
-          <w:sz w:val="24"/>
-          <w:szCs w:val="24"/>
-        </w:rPr>
-        <w:t xml:space="preserve"> chooses the player and confirms.</w:t>
+          <w:bCs/>
+          <w:sz w:val="24"/>
+          <w:szCs w:val="24"/>
+        </w:rPr>
+        <w:t xml:space="preserve"> chooses to open a new Text Editor Tab.</w:t>
       </w:r>
     </w:p>
     <w:p>
@@ -18922,12 +19136,14 @@
         <w:shd w:val="clear" w:color="auto" w:fill="FFFFFF"/>
         <w:spacing w:line="360" w:lineRule="auto"/>
         <w:rPr>
-          <w:sz w:val="24"/>
-          <w:szCs w:val="24"/>
-        </w:rPr>
-      </w:pPr>
-      <w:r>
-        <w:rPr>
+          <w:b/>
+          <w:sz w:val="24"/>
+          <w:szCs w:val="24"/>
+        </w:rPr>
+      </w:pPr>
+      <w:r>
+        <w:rPr>
+          <w:bCs/>
           <w:sz w:val="24"/>
           <w:szCs w:val="24"/>
         </w:rPr>
@@ -18936,7 +19152,6 @@
       <w:r>
         <w:rPr>
           <w:b/>
-          <w:bCs/>
           <w:sz w:val="24"/>
           <w:szCs w:val="24"/>
         </w:rPr>
@@ -18944,26 +19159,58 @@
       </w:r>
       <w:r>
         <w:rPr>
-          <w:sz w:val="24"/>
-          <w:szCs w:val="24"/>
-        </w:rPr>
-        <w:t xml:space="preserve"> prompts all </w:t>
-      </w:r>
-      <w:r>
-        <w:rPr>
-          <w:b/>
-          <w:bCs/>
-          <w:sz w:val="24"/>
-          <w:szCs w:val="24"/>
-        </w:rPr>
-        <w:t>users</w:t>
-      </w:r>
-      <w:r>
-        <w:rPr>
-          <w:sz w:val="24"/>
-          <w:szCs w:val="24"/>
-        </w:rPr>
-        <w:t xml:space="preserve"> except the targeted player that a 20-second voting session will take place.</w:t>
+          <w:bCs/>
+          <w:sz w:val="24"/>
+          <w:szCs w:val="24"/>
+        </w:rPr>
+        <w:t xml:space="preserve"> creates a text editor tab.</w:t>
+      </w:r>
+    </w:p>
+    <w:p>
+      <w:pPr>
+        <w:numPr>
+          <w:ilvl w:val="0"/>
+          <w:numId w:val="6"/>
+        </w:numPr>
+        <w:shd w:val="clear" w:color="auto" w:fill="FFFFFF"/>
+        <w:spacing w:line="360" w:lineRule="auto"/>
+        <w:rPr>
+          <w:b/>
+          <w:sz w:val="24"/>
+          <w:szCs w:val="24"/>
+        </w:rPr>
+      </w:pPr>
+      <w:r>
+        <w:rPr>
+          <w:b/>
+          <w:sz w:val="24"/>
+          <w:szCs w:val="24"/>
+        </w:rPr>
+        <w:t>Remove a Test Case</w:t>
+      </w:r>
+      <w:r>
+        <w:rPr>
+          <w:b/>
+          <w:sz w:val="24"/>
+          <w:szCs w:val="24"/>
+        </w:rPr>
+        <w:t xml:space="preserve"> (UC-GAMEPLAY-</w:t>
+      </w:r>
+      <w:r>
+        <w:rPr>
+          <w:b/>
+          <w:sz w:val="24"/>
+          <w:szCs w:val="24"/>
+        </w:rPr>
+        <w:t>8</w:t>
+      </w:r>
+      <w:r>
+        <w:rPr>
+          <w:b/>
+          <w:sz w:val="24"/>
+          <w:szCs w:val="24"/>
+        </w:rPr>
+        <w:t>)</w:t>
       </w:r>
     </w:p>
     <w:p>
@@ -18976,21 +19223,22 @@
         <w:shd w:val="clear" w:color="auto" w:fill="FFFFFF"/>
         <w:spacing w:line="360" w:lineRule="auto"/>
         <w:rPr>
-          <w:sz w:val="24"/>
-          <w:szCs w:val="24"/>
-        </w:rPr>
-      </w:pPr>
-      <w:r>
-        <w:rPr>
-          <w:sz w:val="24"/>
-          <w:szCs w:val="24"/>
-        </w:rPr>
-        <w:t xml:space="preserve">Each </w:t>
-      </w:r>
-      <w:r>
-        <w:rPr>
-          <w:b/>
-          <w:bCs/>
+          <w:b/>
+          <w:sz w:val="24"/>
+          <w:szCs w:val="24"/>
+        </w:rPr>
+      </w:pPr>
+      <w:r>
+        <w:rPr>
+          <w:bCs/>
+          <w:sz w:val="24"/>
+          <w:szCs w:val="24"/>
+        </w:rPr>
+        <w:t xml:space="preserve">The </w:t>
+      </w:r>
+      <w:r>
+        <w:rPr>
+          <w:b/>
           <w:sz w:val="24"/>
           <w:szCs w:val="24"/>
         </w:rPr>
@@ -18998,10 +19246,11 @@
       </w:r>
       <w:r>
         <w:rPr>
-          <w:sz w:val="24"/>
-          <w:szCs w:val="24"/>
-        </w:rPr>
-        <w:t xml:space="preserve"> chooses either to agree or decline to kick.</w:t>
+          <w:bCs/>
+          <w:sz w:val="24"/>
+          <w:szCs w:val="24"/>
+        </w:rPr>
+        <w:t xml:space="preserve"> chooses to remove his/her customised test case added by the ‘Add a Test Case’ operation.</w:t>
       </w:r>
     </w:p>
     <w:p>
@@ -19014,40 +19263,22 @@
         <w:shd w:val="clear" w:color="auto" w:fill="FFFFFF"/>
         <w:spacing w:line="360" w:lineRule="auto"/>
         <w:rPr>
-          <w:sz w:val="24"/>
-          <w:szCs w:val="24"/>
-        </w:rPr>
-      </w:pPr>
-      <w:r>
-        <w:rPr>
-          <w:sz w:val="24"/>
-          <w:szCs w:val="24"/>
-        </w:rPr>
-        <w:t xml:space="preserve">If more than 70% of the players agree to kick, </w:t>
-      </w:r>
-    </w:p>
-    <w:p>
-      <w:pPr>
-        <w:pStyle w:val="ListParagraph"/>
-        <w:shd w:val="clear" w:color="auto" w:fill="FFFFFF"/>
-        <w:spacing w:line="360" w:lineRule="auto"/>
-        <w:ind w:left="1440"/>
-        <w:rPr>
-          <w:sz w:val="24"/>
-          <w:szCs w:val="24"/>
-        </w:rPr>
-      </w:pPr>
-      <w:r>
-        <w:rPr>
-          <w:sz w:val="24"/>
-          <w:szCs w:val="24"/>
-        </w:rPr>
-        <w:t xml:space="preserve">+ The </w:t>
-      </w:r>
-      <w:r>
-        <w:rPr>
-          <w:b/>
-          <w:bCs/>
+          <w:b/>
+          <w:sz w:val="24"/>
+          <w:szCs w:val="24"/>
+        </w:rPr>
+      </w:pPr>
+      <w:r>
+        <w:rPr>
+          <w:bCs/>
+          <w:sz w:val="24"/>
+          <w:szCs w:val="24"/>
+        </w:rPr>
+        <w:t xml:space="preserve">The </w:t>
+      </w:r>
+      <w:r>
+        <w:rPr>
+          <w:b/>
           <w:sz w:val="24"/>
           <w:szCs w:val="24"/>
         </w:rPr>
@@ -19055,112 +19286,27 @@
       </w:r>
       <w:r>
         <w:rPr>
-          <w:sz w:val="24"/>
-          <w:szCs w:val="24"/>
-        </w:rPr>
-        <w:t xml:space="preserve"> sends a request to the </w:t>
-      </w:r>
-      <w:r>
-        <w:rPr>
-          <w:b/>
-          <w:bCs/>
-          <w:sz w:val="24"/>
-          <w:szCs w:val="24"/>
-        </w:rPr>
-        <w:t>server</w:t>
-      </w:r>
-      <w:r>
-        <w:rPr>
-          <w:sz w:val="24"/>
-          <w:szCs w:val="24"/>
-        </w:rPr>
-        <w:t>.</w:t>
-      </w:r>
-    </w:p>
-    <w:p>
-      <w:pPr>
-        <w:pStyle w:val="ListParagraph"/>
-        <w:shd w:val="clear" w:color="auto" w:fill="FFFFFF"/>
-        <w:spacing w:line="360" w:lineRule="auto"/>
-        <w:ind w:left="1440"/>
-        <w:rPr>
-          <w:sz w:val="24"/>
-          <w:szCs w:val="24"/>
-        </w:rPr>
-      </w:pPr>
-      <w:r>
-        <w:rPr>
-          <w:sz w:val="24"/>
-          <w:szCs w:val="24"/>
-        </w:rPr>
-        <w:t xml:space="preserve">+ The </w:t>
-      </w:r>
-      <w:r>
-        <w:rPr>
-          <w:b/>
-          <w:bCs/>
-          <w:sz w:val="24"/>
-          <w:szCs w:val="24"/>
-        </w:rPr>
-        <w:t xml:space="preserve">server </w:t>
-      </w:r>
-      <w:r>
-        <w:rPr>
-          <w:sz w:val="24"/>
-          <w:szCs w:val="24"/>
-        </w:rPr>
-        <w:t>removes the targeted player from the room.</w:t>
-      </w:r>
-    </w:p>
-    <w:p>
-      <w:pPr>
-        <w:pStyle w:val="ListParagraph"/>
-        <w:shd w:val="clear" w:color="auto" w:fill="FFFFFF"/>
-        <w:spacing w:line="360" w:lineRule="auto"/>
-        <w:ind w:left="1440"/>
-        <w:rPr>
-          <w:sz w:val="24"/>
-          <w:szCs w:val="24"/>
-        </w:rPr>
-      </w:pPr>
-      <w:r>
-        <w:rPr>
-          <w:sz w:val="24"/>
-          <w:szCs w:val="24"/>
-        </w:rPr>
-        <w:t xml:space="preserve">+ The </w:t>
-      </w:r>
-      <w:r>
-        <w:rPr>
-          <w:b/>
-          <w:bCs/>
-          <w:sz w:val="24"/>
-          <w:szCs w:val="24"/>
-        </w:rPr>
-        <w:t xml:space="preserve">system </w:t>
-      </w:r>
-      <w:r>
-        <w:rPr>
-          <w:sz w:val="24"/>
-          <w:szCs w:val="24"/>
-        </w:rPr>
-        <w:t xml:space="preserve">notifies all </w:t>
-      </w:r>
-      <w:r>
-        <w:rPr>
-          <w:b/>
-          <w:bCs/>
-          <w:sz w:val="24"/>
-          <w:szCs w:val="24"/>
-        </w:rPr>
-        <w:t>users</w:t>
-      </w:r>
-      <w:r>
-        <w:rPr>
-          <w:sz w:val="24"/>
-          <w:szCs w:val="24"/>
-        </w:rPr>
-        <w:t xml:space="preserve"> that the targeted player is kicked.</w:t>
+          <w:bCs/>
+          <w:sz w:val="24"/>
+          <w:szCs w:val="24"/>
+        </w:rPr>
+        <w:t xml:space="preserve"> prompts the </w:t>
+      </w:r>
+      <w:r>
+        <w:rPr>
+          <w:b/>
+          <w:sz w:val="24"/>
+          <w:szCs w:val="24"/>
+        </w:rPr>
+        <w:t>user</w:t>
+      </w:r>
+      <w:r>
+        <w:rPr>
+          <w:bCs/>
+          <w:sz w:val="24"/>
+          <w:szCs w:val="24"/>
+        </w:rPr>
+        <w:t xml:space="preserve"> to confirm the removal.</w:t>
       </w:r>
     </w:p>
     <w:p>
@@ -19173,16 +19319,34 @@
         <w:shd w:val="clear" w:color="auto" w:fill="FFFFFF"/>
         <w:spacing w:line="360" w:lineRule="auto"/>
         <w:rPr>
-          <w:sz w:val="24"/>
-          <w:szCs w:val="24"/>
-        </w:rPr>
-      </w:pPr>
-      <w:r>
-        <w:rPr>
-          <w:sz w:val="24"/>
-          <w:szCs w:val="24"/>
-        </w:rPr>
-        <w:t>Else,</w:t>
+          <w:b/>
+          <w:sz w:val="24"/>
+          <w:szCs w:val="24"/>
+        </w:rPr>
+      </w:pPr>
+      <w:r>
+        <w:rPr>
+          <w:bCs/>
+          <w:sz w:val="24"/>
+          <w:szCs w:val="24"/>
+        </w:rPr>
+        <w:t xml:space="preserve">If the </w:t>
+      </w:r>
+      <w:r>
+        <w:rPr>
+          <w:b/>
+          <w:sz w:val="24"/>
+          <w:szCs w:val="24"/>
+        </w:rPr>
+        <w:t xml:space="preserve">user </w:t>
+      </w:r>
+      <w:r>
+        <w:rPr>
+          <w:bCs/>
+          <w:sz w:val="24"/>
+          <w:szCs w:val="24"/>
+        </w:rPr>
+        <w:t>confirms the removal,</w:t>
       </w:r>
     </w:p>
     <w:p>
@@ -19192,12 +19356,14 @@
         <w:spacing w:line="360" w:lineRule="auto"/>
         <w:ind w:left="1440"/>
         <w:rPr>
-          <w:sz w:val="24"/>
-          <w:szCs w:val="24"/>
-        </w:rPr>
-      </w:pPr>
-      <w:r>
-        <w:rPr>
+          <w:bCs/>
+          <w:sz w:val="24"/>
+          <w:szCs w:val="24"/>
+        </w:rPr>
+      </w:pPr>
+      <w:r>
+        <w:rPr>
+          <w:bCs/>
           <w:sz w:val="24"/>
           <w:szCs w:val="24"/>
         </w:rPr>
@@ -19206,7 +19372,6 @@
       <w:r>
         <w:rPr>
           <w:b/>
-          <w:bCs/>
           <w:sz w:val="24"/>
           <w:szCs w:val="24"/>
         </w:rPr>
@@ -19214,107 +19379,64 @@
       </w:r>
       <w:r>
         <w:rPr>
-          <w:sz w:val="24"/>
-          <w:szCs w:val="24"/>
-        </w:rPr>
-        <w:t xml:space="preserve"> notifies all </w:t>
-      </w:r>
-      <w:r>
-        <w:rPr>
-          <w:b/>
-          <w:bCs/>
-          <w:sz w:val="24"/>
-          <w:szCs w:val="24"/>
-        </w:rPr>
-        <w:t>users</w:t>
-      </w:r>
-      <w:r>
-        <w:rPr>
-          <w:sz w:val="24"/>
-          <w:szCs w:val="24"/>
-        </w:rPr>
-        <w:t xml:space="preserve"> that the targeted player is not kicked.</w:t>
-      </w:r>
-    </w:p>
-    <w:p>
-      <w:pPr>
-        <w:numPr>
-          <w:ilvl w:val="0"/>
-          <w:numId w:val="6"/>
-        </w:numPr>
+          <w:bCs/>
+          <w:sz w:val="24"/>
+          <w:szCs w:val="24"/>
+        </w:rPr>
+        <w:t xml:space="preserve"> removes the test case.</w:t>
+      </w:r>
+    </w:p>
+    <w:p>
+      <w:pPr>
+        <w:pStyle w:val="ListParagraph"/>
         <w:shd w:val="clear" w:color="auto" w:fill="FFFFFF"/>
         <w:spacing w:line="360" w:lineRule="auto"/>
-        <w:rPr>
-          <w:b/>
-          <w:sz w:val="24"/>
-          <w:szCs w:val="24"/>
-        </w:rPr>
-      </w:pPr>
-      <w:r>
-        <w:rPr>
-          <w:b/>
-          <w:sz w:val="24"/>
-          <w:szCs w:val="24"/>
-        </w:rPr>
-        <w:t xml:space="preserve">Open Individual </w:t>
-      </w:r>
-      <w:r>
-        <w:rPr>
-          <w:b/>
-          <w:sz w:val="24"/>
-          <w:szCs w:val="24"/>
-        </w:rPr>
-        <w:t xml:space="preserve">Text Editor </w:t>
-      </w:r>
-      <w:proofErr w:type="gramStart"/>
-      <w:r>
-        <w:rPr>
-          <w:b/>
-          <w:sz w:val="24"/>
-          <w:szCs w:val="24"/>
-        </w:rPr>
-        <w:t>Tab</w:t>
-      </w:r>
-      <w:r>
-        <w:rPr>
-          <w:b/>
-          <w:sz w:val="24"/>
-          <w:szCs w:val="24"/>
-        </w:rPr>
-        <w:t xml:space="preserve"> </w:t>
-      </w:r>
-      <w:r>
-        <w:rPr>
-          <w:b/>
-          <w:sz w:val="24"/>
-          <w:szCs w:val="24"/>
-        </w:rPr>
-        <w:t xml:space="preserve"> (</w:t>
-      </w:r>
-      <w:proofErr w:type="gramEnd"/>
-      <w:r>
-        <w:rPr>
-          <w:b/>
-          <w:sz w:val="24"/>
-          <w:szCs w:val="24"/>
-        </w:rPr>
-        <w:t>UC-GAMEPLAY-</w:t>
-      </w:r>
-      <w:r>
-        <w:rPr>
-          <w:b/>
-          <w:sz w:val="24"/>
-          <w:szCs w:val="24"/>
-        </w:rPr>
-        <w:t>7</w:t>
-      </w:r>
-      <w:r>
-        <w:rPr>
-          <w:b/>
-          <w:sz w:val="24"/>
-          <w:szCs w:val="24"/>
-        </w:rPr>
-        <w:t>)</w:t>
+        <w:ind w:left="1440"/>
+        <w:rPr>
+          <w:bCs/>
+          <w:sz w:val="24"/>
+          <w:szCs w:val="24"/>
+        </w:rPr>
+      </w:pPr>
+      <w:r>
+        <w:rPr>
+          <w:bCs/>
+          <w:sz w:val="24"/>
+          <w:szCs w:val="24"/>
+        </w:rPr>
+        <w:t xml:space="preserve">+ The </w:t>
+      </w:r>
+      <w:r>
+        <w:rPr>
+          <w:b/>
+          <w:sz w:val="24"/>
+          <w:szCs w:val="24"/>
+        </w:rPr>
+        <w:t xml:space="preserve">system </w:t>
+      </w:r>
+      <w:r>
+        <w:rPr>
+          <w:bCs/>
+          <w:sz w:val="24"/>
+          <w:szCs w:val="24"/>
+        </w:rPr>
+        <w:t xml:space="preserve">notifies the </w:t>
+      </w:r>
+      <w:r>
+        <w:rPr>
+          <w:b/>
+          <w:sz w:val="24"/>
+          <w:szCs w:val="24"/>
+        </w:rPr>
+        <w:t>user</w:t>
+      </w:r>
+      <w:r>
+        <w:rPr>
+          <w:bCs/>
+          <w:sz w:val="24"/>
+          <w:szCs w:val="24"/>
+        </w:rPr>
+        <w:t xml:space="preserve"> of the successful removal.</w:t>
       </w:r>
     </w:p>
     <w:p>
@@ -19327,58 +19449,118 @@
         <w:shd w:val="clear" w:color="auto" w:fill="FFFFFF"/>
         <w:spacing w:line="360" w:lineRule="auto"/>
         <w:rPr>
-          <w:b/>
-          <w:sz w:val="24"/>
-          <w:szCs w:val="24"/>
-        </w:rPr>
-      </w:pPr>
-      <w:r>
-        <w:rPr>
-          <w:bCs/>
-          <w:sz w:val="24"/>
-          <w:szCs w:val="24"/>
-        </w:rPr>
-        <w:t>In Team-Ranked Matches, t</w:t>
-      </w:r>
-      <w:r>
-        <w:rPr>
-          <w:bCs/>
-          <w:sz w:val="24"/>
-          <w:szCs w:val="24"/>
-        </w:rPr>
-        <w:t xml:space="preserve">he </w:t>
-      </w:r>
-      <w:r>
-        <w:rPr>
-          <w:b/>
-          <w:sz w:val="24"/>
-          <w:szCs w:val="24"/>
-        </w:rPr>
-        <w:t>user</w:t>
-      </w:r>
-      <w:r>
-        <w:rPr>
-          <w:bCs/>
-          <w:sz w:val="24"/>
-          <w:szCs w:val="24"/>
-        </w:rPr>
-        <w:t xml:space="preserve"> chooses to open</w:t>
-      </w:r>
-      <w:r>
-        <w:rPr>
-          <w:bCs/>
-          <w:sz w:val="24"/>
-          <w:szCs w:val="24"/>
-        </w:rPr>
-        <w:t xml:space="preserve"> an</w:t>
-      </w:r>
-      <w:r>
-        <w:rPr>
-          <w:bCs/>
-          <w:sz w:val="24"/>
-          <w:szCs w:val="24"/>
-        </w:rPr>
-        <w:t xml:space="preserve"> Individual Text Editor Tab.</w:t>
+          <w:bCs/>
+          <w:sz w:val="24"/>
+          <w:szCs w:val="24"/>
+        </w:rPr>
+      </w:pPr>
+      <w:r>
+        <w:rPr>
+          <w:bCs/>
+          <w:sz w:val="24"/>
+          <w:szCs w:val="24"/>
+        </w:rPr>
+        <w:t>Else,</w:t>
+      </w:r>
+    </w:p>
+    <w:p>
+      <w:pPr>
+        <w:pStyle w:val="ListParagraph"/>
+        <w:shd w:val="clear" w:color="auto" w:fill="FFFFFF"/>
+        <w:spacing w:line="360" w:lineRule="auto"/>
+        <w:ind w:left="1440"/>
+        <w:rPr>
+          <w:bCs/>
+          <w:sz w:val="24"/>
+          <w:szCs w:val="24"/>
+        </w:rPr>
+      </w:pPr>
+      <w:r>
+        <w:rPr>
+          <w:bCs/>
+          <w:sz w:val="24"/>
+          <w:szCs w:val="24"/>
+        </w:rPr>
+        <w:t xml:space="preserve">+ The </w:t>
+      </w:r>
+      <w:r>
+        <w:rPr>
+          <w:b/>
+          <w:sz w:val="24"/>
+          <w:szCs w:val="24"/>
+        </w:rPr>
+        <w:t>system</w:t>
+      </w:r>
+      <w:r>
+        <w:rPr>
+          <w:bCs/>
+          <w:sz w:val="24"/>
+          <w:szCs w:val="24"/>
+        </w:rPr>
+        <w:t xml:space="preserve"> notifies the </w:t>
+      </w:r>
+      <w:r>
+        <w:rPr>
+          <w:b/>
+          <w:sz w:val="24"/>
+          <w:szCs w:val="24"/>
+        </w:rPr>
+        <w:t xml:space="preserve">user </w:t>
+      </w:r>
+      <w:r>
+        <w:rPr>
+          <w:bCs/>
+          <w:sz w:val="24"/>
+          <w:szCs w:val="24"/>
+        </w:rPr>
+        <w:t>that the removal is successful.</w:t>
+      </w:r>
+    </w:p>
+    <w:p>
+      <w:pPr>
+        <w:numPr>
+          <w:ilvl w:val="0"/>
+          <w:numId w:val="6"/>
+        </w:numPr>
+        <w:shd w:val="clear" w:color="auto" w:fill="FFFFFF"/>
+        <w:spacing w:line="360" w:lineRule="auto"/>
+        <w:rPr>
+          <w:b/>
+          <w:sz w:val="24"/>
+          <w:szCs w:val="24"/>
+        </w:rPr>
+      </w:pPr>
+      <w:r>
+        <w:rPr>
+          <w:b/>
+          <w:sz w:val="24"/>
+          <w:szCs w:val="24"/>
+        </w:rPr>
+        <w:t>Run Test Cases</w:t>
+      </w:r>
+      <w:r>
+        <w:rPr>
+          <w:b/>
+          <w:sz w:val="24"/>
+          <w:szCs w:val="24"/>
+        </w:rPr>
+        <w:t xml:space="preserve"> (UC-GAMEPLAY-</w:t>
+      </w:r>
+      <w:r>
+        <w:rPr>
+          <w:b/>
+          <w:sz w:val="24"/>
+          <w:szCs w:val="24"/>
+        </w:rPr>
+        <w:t>9</w:t>
+      </w:r>
+      <w:r>
+        <w:rPr>
+          <w:b/>
+          <w:sz w:val="24"/>
+          <w:szCs w:val="24"/>
+        </w:rPr>
+        <w:t>)</w:t>
       </w:r>
     </w:p>
     <w:p>
@@ -19410,96 +19592,15 @@
           <w:sz w:val="24"/>
           <w:szCs w:val="24"/>
         </w:rPr>
-        <w:t>system</w:t>
-      </w:r>
-      <w:r>
-        <w:rPr>
-          <w:bCs/>
-          <w:sz w:val="24"/>
-          <w:szCs w:val="24"/>
-        </w:rPr>
-        <w:t xml:space="preserve"> creates a text editor tab with an “individual” label.</w:t>
-      </w:r>
-    </w:p>
-    <w:p>
-      <w:pPr>
-        <w:numPr>
-          <w:ilvl w:val="0"/>
-          <w:numId w:val="6"/>
-        </w:numPr>
-        <w:shd w:val="clear" w:color="auto" w:fill="FFFFFF"/>
-        <w:spacing w:line="360" w:lineRule="auto"/>
-        <w:rPr>
-          <w:b/>
-          <w:sz w:val="24"/>
-          <w:szCs w:val="24"/>
-        </w:rPr>
-      </w:pPr>
-      <w:r>
-        <w:rPr>
-          <w:b/>
-          <w:sz w:val="24"/>
-          <w:szCs w:val="24"/>
-        </w:rPr>
-        <w:t xml:space="preserve">Open New </w:t>
-      </w:r>
-      <w:r>
-        <w:rPr>
-          <w:b/>
-          <w:sz w:val="24"/>
-          <w:szCs w:val="24"/>
-        </w:rPr>
-        <w:t xml:space="preserve">Text Editor </w:t>
-      </w:r>
-      <w:proofErr w:type="gramStart"/>
-      <w:r>
-        <w:rPr>
-          <w:b/>
-          <w:sz w:val="24"/>
-          <w:szCs w:val="24"/>
-        </w:rPr>
-        <w:t>Tab</w:t>
-      </w:r>
-      <w:r>
-        <w:rPr>
-          <w:b/>
-          <w:sz w:val="24"/>
-          <w:szCs w:val="24"/>
-        </w:rPr>
-        <w:t xml:space="preserve"> </w:t>
-      </w:r>
-      <w:r>
-        <w:rPr>
-          <w:b/>
-          <w:sz w:val="24"/>
-          <w:szCs w:val="24"/>
-        </w:rPr>
-        <w:t xml:space="preserve"> (</w:t>
-      </w:r>
-      <w:proofErr w:type="gramEnd"/>
-      <w:r>
-        <w:rPr>
-          <w:b/>
-          <w:sz w:val="24"/>
-          <w:szCs w:val="24"/>
-        </w:rPr>
-        <w:t>UC-GAMEPLAY-</w:t>
-      </w:r>
-      <w:r>
-        <w:rPr>
-          <w:b/>
-          <w:sz w:val="24"/>
-          <w:szCs w:val="24"/>
-        </w:rPr>
-        <w:t>8</w:t>
-      </w:r>
-      <w:r>
-        <w:rPr>
-          <w:b/>
-          <w:sz w:val="24"/>
-          <w:szCs w:val="24"/>
-        </w:rPr>
-        <w:t>)</w:t>
+        <w:t>user</w:t>
+      </w:r>
+      <w:r>
+        <w:rPr>
+          <w:bCs/>
+          <w:sz w:val="24"/>
+          <w:szCs w:val="24"/>
+        </w:rPr>
+        <w:t xml:space="preserve"> chooses to run all test cases.</w:t>
       </w:r>
     </w:p>
     <w:p>
@@ -19523,23 +19624,23 @@
           <w:sz w:val="24"/>
           <w:szCs w:val="24"/>
         </w:rPr>
-        <w:t xml:space="preserve">In Solo-Ranked Matches, the </w:t>
-      </w:r>
-      <w:r>
-        <w:rPr>
-          <w:b/>
-          <w:sz w:val="24"/>
-          <w:szCs w:val="24"/>
-        </w:rPr>
-        <w:t>user</w:t>
-      </w:r>
-      <w:r>
-        <w:rPr>
-          <w:bCs/>
-          <w:sz w:val="24"/>
-          <w:szCs w:val="24"/>
-        </w:rPr>
-        <w:t xml:space="preserve"> chooses to open a new Text Editor Tab.</w:t>
+        <w:t xml:space="preserve">The </w:t>
+      </w:r>
+      <w:r>
+        <w:rPr>
+          <w:b/>
+          <w:sz w:val="24"/>
+          <w:szCs w:val="24"/>
+        </w:rPr>
+        <w:t xml:space="preserve">system </w:t>
+      </w:r>
+      <w:r>
+        <w:rPr>
+          <w:bCs/>
+          <w:sz w:val="24"/>
+          <w:szCs w:val="24"/>
+        </w:rPr>
+        <w:t>runs all test cases based on the programming language, using the corresponding online compiler/interpreter.</w:t>
       </w:r>
     </w:p>
     <w:p>
@@ -19563,7 +19664,23 @@
           <w:sz w:val="24"/>
           <w:szCs w:val="24"/>
         </w:rPr>
-        <w:t xml:space="preserve">The </w:t>
+        <w:t xml:space="preserve">If the </w:t>
+      </w:r>
+      <w:r>
+        <w:rPr>
+          <w:b/>
+          <w:sz w:val="24"/>
+          <w:szCs w:val="24"/>
+        </w:rPr>
+        <w:t>user</w:t>
+      </w:r>
+      <w:r>
+        <w:rPr>
+          <w:bCs/>
+          <w:sz w:val="24"/>
+          <w:szCs w:val="24"/>
+        </w:rPr>
+        <w:t xml:space="preserve"> passes all test cases, the </w:t>
       </w:r>
       <w:r>
         <w:rPr>
@@ -19579,72 +19696,7 @@
           <w:sz w:val="24"/>
           <w:szCs w:val="24"/>
         </w:rPr>
-        <w:t xml:space="preserve"> creates a text editor tab.</w:t>
-      </w:r>
-    </w:p>
-    <w:p>
-      <w:pPr>
-        <w:numPr>
-          <w:ilvl w:val="0"/>
-          <w:numId w:val="6"/>
-        </w:numPr>
-        <w:shd w:val="clear" w:color="auto" w:fill="FFFFFF"/>
-        <w:spacing w:line="360" w:lineRule="auto"/>
-        <w:rPr>
-          <w:b/>
-          <w:sz w:val="24"/>
-          <w:szCs w:val="24"/>
-        </w:rPr>
-      </w:pPr>
-      <w:r>
-        <w:rPr>
-          <w:b/>
-          <w:sz w:val="24"/>
-          <w:szCs w:val="24"/>
-        </w:rPr>
-        <w:t xml:space="preserve">Remove a Test </w:t>
-      </w:r>
-      <w:proofErr w:type="gramStart"/>
-      <w:r>
-        <w:rPr>
-          <w:b/>
-          <w:sz w:val="24"/>
-          <w:szCs w:val="24"/>
-        </w:rPr>
-        <w:t xml:space="preserve">Case </w:t>
-      </w:r>
-      <w:r>
-        <w:rPr>
-          <w:b/>
-          <w:sz w:val="24"/>
-          <w:szCs w:val="24"/>
-        </w:rPr>
-        <w:t xml:space="preserve"> (</w:t>
-      </w:r>
-      <w:proofErr w:type="gramEnd"/>
-      <w:r>
-        <w:rPr>
-          <w:b/>
-          <w:sz w:val="24"/>
-          <w:szCs w:val="24"/>
-        </w:rPr>
-        <w:t>UC-GAMEPLAY-</w:t>
-      </w:r>
-      <w:r>
-        <w:rPr>
-          <w:b/>
-          <w:sz w:val="24"/>
-          <w:szCs w:val="24"/>
-        </w:rPr>
-        <w:t>9</w:t>
-      </w:r>
-      <w:r>
-        <w:rPr>
-          <w:b/>
-          <w:sz w:val="24"/>
-          <w:szCs w:val="24"/>
-        </w:rPr>
-        <w:t>)</w:t>
+        <w:t xml:space="preserve"> notifies the user that all tests pass.</w:t>
       </w:r>
     </w:p>
     <w:p>
@@ -19669,7 +19721,23 @@
           <w:szCs w:val="24"/>
         </w:rPr>
         <w:lastRenderedPageBreak/>
-        <w:t xml:space="preserve">The </w:t>
+        <w:t xml:space="preserve">Else if more than one public test case fails, the </w:t>
+      </w:r>
+      <w:r>
+        <w:rPr>
+          <w:b/>
+          <w:sz w:val="24"/>
+          <w:szCs w:val="24"/>
+        </w:rPr>
+        <w:t>system</w:t>
+      </w:r>
+      <w:r>
+        <w:rPr>
+          <w:bCs/>
+          <w:sz w:val="24"/>
+          <w:szCs w:val="24"/>
+        </w:rPr>
+        <w:t xml:space="preserve"> notifies the </w:t>
       </w:r>
       <w:r>
         <w:rPr>
@@ -19685,7 +19753,15 @@
           <w:sz w:val="24"/>
           <w:szCs w:val="24"/>
         </w:rPr>
-        <w:t xml:space="preserve"> chooses to remove his/her customised test case added by the ‘Add a Test Case’ operation.</w:t>
+        <w:t xml:space="preserve"> of the first public test case that fails, along with the input, expected and actual output.</w:t>
+      </w:r>
+      <w:r>
+        <w:rPr>
+          <w:bCs/>
+          <w:sz w:val="24"/>
+          <w:szCs w:val="24"/>
+        </w:rPr>
+        <w:t xml:space="preserve"> (A failed public test case will be prioritised for notification over a failed private test case.)</w:t>
       </w:r>
     </w:p>
     <w:p>
@@ -19709,7 +19785,7 @@
           <w:sz w:val="24"/>
           <w:szCs w:val="24"/>
         </w:rPr>
-        <w:t xml:space="preserve">The </w:t>
+        <w:t xml:space="preserve">Else if more than one private test case fails, the </w:t>
       </w:r>
       <w:r>
         <w:rPr>
@@ -19725,7 +19801,7 @@
           <w:sz w:val="24"/>
           <w:szCs w:val="24"/>
         </w:rPr>
-        <w:t xml:space="preserve"> prompts the </w:t>
+        <w:t xml:space="preserve"> notifies the </w:t>
       </w:r>
       <w:r>
         <w:rPr>
@@ -19741,7 +19817,53 @@
           <w:sz w:val="24"/>
           <w:szCs w:val="24"/>
         </w:rPr>
-        <w:t xml:space="preserve"> to confirm the removal.</w:t>
+        <w:t xml:space="preserve"> of the first private test case that fails, along with the input, expected and actual output.</w:t>
+      </w:r>
+    </w:p>
+    <w:p>
+      <w:pPr>
+        <w:numPr>
+          <w:ilvl w:val="0"/>
+          <w:numId w:val="6"/>
+        </w:numPr>
+        <w:shd w:val="clear" w:color="auto" w:fill="FFFFFF"/>
+        <w:spacing w:line="360" w:lineRule="auto"/>
+        <w:rPr>
+          <w:sz w:val="24"/>
+          <w:szCs w:val="24"/>
+        </w:rPr>
+      </w:pPr>
+      <w:r>
+        <w:rPr>
+          <w:b/>
+          <w:sz w:val="24"/>
+          <w:szCs w:val="24"/>
+        </w:rPr>
+        <w:t xml:space="preserve">Save a Copy </w:t>
+      </w:r>
+      <w:r>
+        <w:rPr>
+          <w:b/>
+          <w:sz w:val="24"/>
+          <w:szCs w:val="24"/>
+        </w:rPr>
+        <w:t>(UC-GAMEPLAY-1</w:t>
+      </w:r>
+      <w:r>
+        <w:rPr>
+          <w:b/>
+          <w:sz w:val="24"/>
+          <w:szCs w:val="24"/>
+        </w:rPr>
+        <w:t>0</w:t>
+      </w:r>
+      <w:r>
+        <w:rPr>
+          <w:b/>
+          <w:sz w:val="24"/>
+          <w:szCs w:val="24"/>
+        </w:rPr>
+        <w:t>)</w:t>
       </w:r>
     </w:p>
     <w:p>
@@ -19754,112 +19876,21 @@
         <w:shd w:val="clear" w:color="auto" w:fill="FFFFFF"/>
         <w:spacing w:line="360" w:lineRule="auto"/>
         <w:rPr>
-          <w:b/>
-          <w:sz w:val="24"/>
-          <w:szCs w:val="24"/>
-        </w:rPr>
-      </w:pPr>
-      <w:r>
-        <w:rPr>
-          <w:bCs/>
-          <w:sz w:val="24"/>
-          <w:szCs w:val="24"/>
-        </w:rPr>
-        <w:t xml:space="preserve">If the </w:t>
-      </w:r>
-      <w:r>
-        <w:rPr>
-          <w:b/>
-          <w:sz w:val="24"/>
-          <w:szCs w:val="24"/>
-        </w:rPr>
-        <w:t xml:space="preserve">user </w:t>
-      </w:r>
-      <w:r>
-        <w:rPr>
-          <w:bCs/>
-          <w:sz w:val="24"/>
-          <w:szCs w:val="24"/>
-        </w:rPr>
-        <w:t>confirms the removal,</w:t>
-      </w:r>
-    </w:p>
-    <w:p>
-      <w:pPr>
-        <w:pStyle w:val="ListParagraph"/>
-        <w:shd w:val="clear" w:color="auto" w:fill="FFFFFF"/>
-        <w:spacing w:line="360" w:lineRule="auto"/>
-        <w:ind w:left="1440"/>
-        <w:rPr>
-          <w:bCs/>
-          <w:sz w:val="24"/>
-          <w:szCs w:val="24"/>
-        </w:rPr>
-      </w:pPr>
-      <w:r>
-        <w:rPr>
-          <w:bCs/>
-          <w:sz w:val="24"/>
-          <w:szCs w:val="24"/>
-        </w:rPr>
-        <w:t xml:space="preserve">+ The </w:t>
-      </w:r>
-      <w:r>
-        <w:rPr>
-          <w:b/>
-          <w:sz w:val="24"/>
-          <w:szCs w:val="24"/>
-        </w:rPr>
-        <w:t>system</w:t>
-      </w:r>
-      <w:r>
-        <w:rPr>
-          <w:bCs/>
-          <w:sz w:val="24"/>
-          <w:szCs w:val="24"/>
-        </w:rPr>
-        <w:t xml:space="preserve"> removes the test case.</w:t>
-      </w:r>
-    </w:p>
-    <w:p>
-      <w:pPr>
-        <w:pStyle w:val="ListParagraph"/>
-        <w:shd w:val="clear" w:color="auto" w:fill="FFFFFF"/>
-        <w:spacing w:line="360" w:lineRule="auto"/>
-        <w:ind w:left="1440"/>
-        <w:rPr>
-          <w:bCs/>
-          <w:sz w:val="24"/>
-          <w:szCs w:val="24"/>
-        </w:rPr>
-      </w:pPr>
-      <w:r>
-        <w:rPr>
-          <w:bCs/>
-          <w:sz w:val="24"/>
-          <w:szCs w:val="24"/>
-        </w:rPr>
-        <w:t xml:space="preserve">+ The </w:t>
-      </w:r>
-      <w:r>
-        <w:rPr>
-          <w:b/>
-          <w:sz w:val="24"/>
-          <w:szCs w:val="24"/>
-        </w:rPr>
-        <w:t xml:space="preserve">system </w:t>
-      </w:r>
-      <w:r>
-        <w:rPr>
-          <w:bCs/>
-          <w:sz w:val="24"/>
-          <w:szCs w:val="24"/>
-        </w:rPr>
-        <w:t xml:space="preserve">notifies the </w:t>
-      </w:r>
-      <w:r>
-        <w:rPr>
-          <w:b/>
+          <w:sz w:val="24"/>
+          <w:szCs w:val="24"/>
+        </w:rPr>
+      </w:pPr>
+      <w:r>
+        <w:rPr>
+          <w:sz w:val="24"/>
+          <w:szCs w:val="24"/>
+        </w:rPr>
+        <w:t xml:space="preserve">The </w:t>
+      </w:r>
+      <w:r>
+        <w:rPr>
+          <w:b/>
+          <w:bCs/>
           <w:sz w:val="24"/>
           <w:szCs w:val="24"/>
         </w:rPr>
@@ -19867,11 +19898,10 @@
       </w:r>
       <w:r>
         <w:rPr>
-          <w:bCs/>
-          <w:sz w:val="24"/>
-          <w:szCs w:val="24"/>
-        </w:rPr>
-        <w:t xml:space="preserve"> of the successful removal.</w:t>
+          <w:sz w:val="24"/>
+          <w:szCs w:val="24"/>
+        </w:rPr>
+        <w:t xml:space="preserve"> chooses to save a copy of his/her code in a specified text editor tab.</w:t>
       </w:r>
     </w:p>
     <w:p>
@@ -19884,43 +19914,21 @@
         <w:shd w:val="clear" w:color="auto" w:fill="FFFFFF"/>
         <w:spacing w:line="360" w:lineRule="auto"/>
         <w:rPr>
-          <w:bCs/>
-          <w:sz w:val="24"/>
-          <w:szCs w:val="24"/>
-        </w:rPr>
-      </w:pPr>
-      <w:r>
-        <w:rPr>
-          <w:bCs/>
-          <w:sz w:val="24"/>
-          <w:szCs w:val="24"/>
-        </w:rPr>
-        <w:t>Else,</w:t>
-      </w:r>
-    </w:p>
-    <w:p>
-      <w:pPr>
-        <w:pStyle w:val="ListParagraph"/>
-        <w:shd w:val="clear" w:color="auto" w:fill="FFFFFF"/>
-        <w:spacing w:line="360" w:lineRule="auto"/>
-        <w:ind w:left="1440"/>
-        <w:rPr>
-          <w:bCs/>
-          <w:sz w:val="24"/>
-          <w:szCs w:val="24"/>
-        </w:rPr>
-      </w:pPr>
-      <w:r>
-        <w:rPr>
-          <w:bCs/>
-          <w:sz w:val="24"/>
-          <w:szCs w:val="24"/>
-        </w:rPr>
-        <w:t xml:space="preserve">+ The </w:t>
-      </w:r>
-      <w:r>
-        <w:rPr>
-          <w:b/>
+          <w:sz w:val="24"/>
+          <w:szCs w:val="24"/>
+        </w:rPr>
+      </w:pPr>
+      <w:r>
+        <w:rPr>
+          <w:sz w:val="24"/>
+          <w:szCs w:val="24"/>
+        </w:rPr>
+        <w:t xml:space="preserve">The </w:t>
+      </w:r>
+      <w:r>
+        <w:rPr>
+          <w:b/>
+          <w:bCs/>
           <w:sz w:val="24"/>
           <w:szCs w:val="24"/>
         </w:rPr>
@@ -19928,74 +19936,10 @@
       </w:r>
       <w:r>
         <w:rPr>
-          <w:bCs/>
-          <w:sz w:val="24"/>
-          <w:szCs w:val="24"/>
-        </w:rPr>
-        <w:t xml:space="preserve"> notifies the </w:t>
-      </w:r>
-      <w:r>
-        <w:rPr>
-          <w:b/>
-          <w:sz w:val="24"/>
-          <w:szCs w:val="24"/>
-        </w:rPr>
-        <w:t xml:space="preserve">user </w:t>
-      </w:r>
-      <w:r>
-        <w:rPr>
-          <w:bCs/>
-          <w:sz w:val="24"/>
-          <w:szCs w:val="24"/>
-        </w:rPr>
-        <w:t>that the removal is successful.</w:t>
-      </w:r>
-    </w:p>
-    <w:p>
-      <w:pPr>
-        <w:numPr>
-          <w:ilvl w:val="0"/>
-          <w:numId w:val="6"/>
-        </w:numPr>
-        <w:shd w:val="clear" w:color="auto" w:fill="FFFFFF"/>
-        <w:spacing w:line="360" w:lineRule="auto"/>
-        <w:rPr>
-          <w:b/>
-          <w:sz w:val="24"/>
-          <w:szCs w:val="24"/>
-        </w:rPr>
-      </w:pPr>
-      <w:r>
-        <w:rPr>
-          <w:b/>
-          <w:sz w:val="24"/>
-          <w:szCs w:val="24"/>
-        </w:rPr>
-        <w:t>Run Test Cases</w:t>
-      </w:r>
-      <w:r>
-        <w:rPr>
-          <w:b/>
-          <w:sz w:val="24"/>
-          <w:szCs w:val="24"/>
-        </w:rPr>
-        <w:t xml:space="preserve"> (UC-GAMEPLAY-1</w:t>
-      </w:r>
-      <w:r>
-        <w:rPr>
-          <w:b/>
-          <w:sz w:val="24"/>
-          <w:szCs w:val="24"/>
-        </w:rPr>
-        <w:t>0</w:t>
-      </w:r>
-      <w:r>
-        <w:rPr>
-          <w:b/>
-          <w:sz w:val="24"/>
-          <w:szCs w:val="24"/>
-        </w:rPr>
-        <w:t>)</w:t>
+          <w:sz w:val="24"/>
+          <w:szCs w:val="24"/>
+        </w:rPr>
+        <w:t xml:space="preserve"> opens a new text editor tab with his/her code copied to this tab.</w:t>
       </w:r>
     </w:p>
     <w:p>
@@ -20008,14 +19952,12 @@
         <w:shd w:val="clear" w:color="auto" w:fill="FFFFFF"/>
         <w:spacing w:line="360" w:lineRule="auto"/>
         <w:rPr>
-          <w:b/>
-          <w:sz w:val="24"/>
-          <w:szCs w:val="24"/>
-        </w:rPr>
-      </w:pPr>
-      <w:r>
-        <w:rPr>
-          <w:bCs/>
+          <w:sz w:val="24"/>
+          <w:szCs w:val="24"/>
+        </w:rPr>
+      </w:pPr>
+      <w:r>
+        <w:rPr>
           <w:sz w:val="24"/>
           <w:szCs w:val="24"/>
         </w:rPr>
@@ -20024,6 +19966,23 @@
       <w:r>
         <w:rPr>
           <w:b/>
+          <w:bCs/>
+          <w:sz w:val="24"/>
+          <w:szCs w:val="24"/>
+        </w:rPr>
+        <w:t>system</w:t>
+      </w:r>
+      <w:r>
+        <w:rPr>
+          <w:sz w:val="24"/>
+          <w:szCs w:val="24"/>
+        </w:rPr>
+        <w:t xml:space="preserve"> notifies the </w:t>
+      </w:r>
+      <w:r>
+        <w:rPr>
+          <w:b/>
+          <w:bCs/>
           <w:sz w:val="24"/>
           <w:szCs w:val="24"/>
         </w:rPr>
@@ -20031,11 +19990,57 @@
       </w:r>
       <w:r>
         <w:rPr>
-          <w:bCs/>
-          <w:sz w:val="24"/>
-          <w:szCs w:val="24"/>
-        </w:rPr>
-        <w:t xml:space="preserve"> chooses to run all test cases.</w:t>
+          <w:sz w:val="24"/>
+          <w:szCs w:val="24"/>
+        </w:rPr>
+        <w:t xml:space="preserve"> of the successful copy.</w:t>
+      </w:r>
+    </w:p>
+    <w:p>
+      <w:pPr>
+        <w:numPr>
+          <w:ilvl w:val="0"/>
+          <w:numId w:val="6"/>
+        </w:numPr>
+        <w:shd w:val="clear" w:color="auto" w:fill="FFFFFF"/>
+        <w:spacing w:line="360" w:lineRule="auto"/>
+        <w:rPr>
+          <w:b/>
+          <w:sz w:val="24"/>
+          <w:szCs w:val="24"/>
+        </w:rPr>
+      </w:pPr>
+      <w:r>
+        <w:rPr>
+          <w:b/>
+          <w:sz w:val="24"/>
+          <w:szCs w:val="24"/>
+        </w:rPr>
+        <w:t xml:space="preserve">Settings </w:t>
+      </w:r>
+      <w:r>
+        <w:rPr>
+          <w:b/>
+          <w:sz w:val="24"/>
+          <w:szCs w:val="24"/>
+        </w:rPr>
+        <w:t>(UC-GAMEPLAY-1</w:t>
+      </w:r>
+      <w:r>
+        <w:rPr>
+          <w:b/>
+          <w:sz w:val="24"/>
+          <w:szCs w:val="24"/>
+        </w:rPr>
+        <w:t>1</w:t>
+      </w:r>
+      <w:r>
+        <w:rPr>
+          <w:b/>
+          <w:sz w:val="24"/>
+          <w:szCs w:val="24"/>
+        </w:rPr>
+        <w:t>)</w:t>
       </w:r>
     </w:p>
     <w:p>
@@ -20067,15 +20072,15 @@
           <w:sz w:val="24"/>
           <w:szCs w:val="24"/>
         </w:rPr>
-        <w:t xml:space="preserve">system </w:t>
-      </w:r>
-      <w:r>
-        <w:rPr>
-          <w:bCs/>
-          <w:sz w:val="24"/>
-          <w:szCs w:val="24"/>
-        </w:rPr>
-        <w:t>runs all test cases based on the programming language, using the corresponding online compiler/interpreter.</w:t>
+        <w:t>user</w:t>
+      </w:r>
+      <w:r>
+        <w:rPr>
+          <w:bCs/>
+          <w:sz w:val="24"/>
+          <w:szCs w:val="24"/>
+        </w:rPr>
+        <w:t xml:space="preserve"> chooses to open settings.</w:t>
       </w:r>
     </w:p>
     <w:p>
@@ -20099,39 +20104,7 @@
           <w:sz w:val="24"/>
           <w:szCs w:val="24"/>
         </w:rPr>
-        <w:t>I</w:t>
-      </w:r>
-      <w:r>
-        <w:rPr>
-          <w:bCs/>
-          <w:sz w:val="24"/>
-          <w:szCs w:val="24"/>
-        </w:rPr>
-        <w:t xml:space="preserve">f </w:t>
-      </w:r>
-      <w:r>
-        <w:rPr>
-          <w:bCs/>
-          <w:sz w:val="24"/>
-          <w:szCs w:val="24"/>
-        </w:rPr>
-        <w:t xml:space="preserve">the </w:t>
-      </w:r>
-      <w:r>
-        <w:rPr>
-          <w:b/>
-          <w:sz w:val="24"/>
-          <w:szCs w:val="24"/>
-        </w:rPr>
-        <w:t>user</w:t>
-      </w:r>
-      <w:r>
-        <w:rPr>
-          <w:bCs/>
-          <w:sz w:val="24"/>
-          <w:szCs w:val="24"/>
-        </w:rPr>
-        <w:t xml:space="preserve"> passes all test cases, the </w:t>
+        <w:t xml:space="preserve">The </w:t>
       </w:r>
       <w:r>
         <w:rPr>
@@ -20147,7 +20120,53 @@
           <w:sz w:val="24"/>
           <w:szCs w:val="24"/>
         </w:rPr>
-        <w:t xml:space="preserve"> notifies the user that all tests pass.</w:t>
+        <w:t xml:space="preserve"> displays the settings window (basically looking the same as the Settings Interface).</w:t>
+      </w:r>
+    </w:p>
+    <w:p>
+      <w:pPr>
+        <w:numPr>
+          <w:ilvl w:val="0"/>
+          <w:numId w:val="6"/>
+        </w:numPr>
+        <w:shd w:val="clear" w:color="auto" w:fill="FFFFFF"/>
+        <w:spacing w:line="360" w:lineRule="auto"/>
+        <w:rPr>
+          <w:sz w:val="24"/>
+          <w:szCs w:val="24"/>
+        </w:rPr>
+      </w:pPr>
+      <w:r>
+        <w:rPr>
+          <w:b/>
+          <w:sz w:val="24"/>
+          <w:szCs w:val="24"/>
+        </w:rPr>
+        <w:t xml:space="preserve">Submit </w:t>
+      </w:r>
+      <w:r>
+        <w:rPr>
+          <w:b/>
+          <w:sz w:val="24"/>
+          <w:szCs w:val="24"/>
+        </w:rPr>
+        <w:t>(UC-GAMEPLAY-1</w:t>
+      </w:r>
+      <w:r>
+        <w:rPr>
+          <w:b/>
+          <w:sz w:val="24"/>
+          <w:szCs w:val="24"/>
+        </w:rPr>
+        <w:t>2</w:t>
+      </w:r>
+      <w:r>
+        <w:rPr>
+          <w:b/>
+          <w:sz w:val="24"/>
+          <w:szCs w:val="24"/>
+        </w:rPr>
+        <w:t>)</w:t>
       </w:r>
     </w:p>
     <w:p>
@@ -20160,58 +20179,46 @@
         <w:shd w:val="clear" w:color="auto" w:fill="FFFFFF"/>
         <w:spacing w:line="360" w:lineRule="auto"/>
         <w:rPr>
-          <w:b/>
-          <w:sz w:val="24"/>
-          <w:szCs w:val="24"/>
-        </w:rPr>
-      </w:pPr>
-      <w:r>
-        <w:rPr>
-          <w:bCs/>
-          <w:sz w:val="24"/>
-          <w:szCs w:val="24"/>
-        </w:rPr>
-        <w:t xml:space="preserve">Else if more than one public test case fails, the </w:t>
-      </w:r>
-      <w:r>
-        <w:rPr>
-          <w:b/>
-          <w:sz w:val="24"/>
-          <w:szCs w:val="24"/>
-        </w:rPr>
-        <w:t>system</w:t>
-      </w:r>
-      <w:r>
-        <w:rPr>
-          <w:bCs/>
-          <w:sz w:val="24"/>
-          <w:szCs w:val="24"/>
-        </w:rPr>
-        <w:t xml:space="preserve"> notifies the </w:t>
-      </w:r>
-      <w:r>
-        <w:rPr>
-          <w:b/>
-          <w:sz w:val="24"/>
-          <w:szCs w:val="24"/>
-        </w:rPr>
-        <w:t>user</w:t>
-      </w:r>
-      <w:r>
-        <w:rPr>
-          <w:bCs/>
-          <w:sz w:val="24"/>
-          <w:szCs w:val="24"/>
-        </w:rPr>
-        <w:t xml:space="preserve"> of the first public test case that fails, along with the input, expected and actual output.</w:t>
-      </w:r>
-      <w:r>
-        <w:rPr>
-          <w:bCs/>
-          <w:sz w:val="24"/>
-          <w:szCs w:val="24"/>
-        </w:rPr>
-        <w:t xml:space="preserve"> (A failed public test case will be prioritised for notification over a failed private test case.)</w:t>
+          <w:sz w:val="24"/>
+          <w:szCs w:val="24"/>
+        </w:rPr>
+      </w:pPr>
+      <w:r>
+        <w:rPr>
+          <w:sz w:val="24"/>
+          <w:szCs w:val="24"/>
+        </w:rPr>
+        <w:t>When there is time left, the</w:t>
+      </w:r>
+      <w:r>
+        <w:rPr>
+          <w:sz w:val="24"/>
+          <w:szCs w:val="24"/>
+        </w:rPr>
+        <w:t xml:space="preserve"> </w:t>
+      </w:r>
+      <w:r>
+        <w:rPr>
+          <w:b/>
+          <w:bCs/>
+          <w:sz w:val="24"/>
+          <w:szCs w:val="24"/>
+        </w:rPr>
+        <w:t xml:space="preserve">user </w:t>
+      </w:r>
+      <w:r>
+        <w:rPr>
+          <w:sz w:val="24"/>
+          <w:szCs w:val="24"/>
+        </w:rPr>
+        <w:t>chooses to submit a specified file.</w:t>
+      </w:r>
+      <w:r>
+        <w:rPr>
+          <w:sz w:val="24"/>
+          <w:szCs w:val="24"/>
+        </w:rPr>
+        <w:t xml:space="preserve"> If there is no time left, this is automatically run for both teams.</w:t>
       </w:r>
     </w:p>
     <w:p>
@@ -20224,38 +20231,21 @@
         <w:shd w:val="clear" w:color="auto" w:fill="FFFFFF"/>
         <w:spacing w:line="360" w:lineRule="auto"/>
         <w:rPr>
-          <w:b/>
-          <w:sz w:val="24"/>
-          <w:szCs w:val="24"/>
-        </w:rPr>
-      </w:pPr>
-      <w:r>
-        <w:rPr>
-          <w:bCs/>
-          <w:sz w:val="24"/>
-          <w:szCs w:val="24"/>
-        </w:rPr>
-        <w:t xml:space="preserve">Else if more than one </w:t>
-      </w:r>
-      <w:r>
-        <w:rPr>
-          <w:bCs/>
-          <w:sz w:val="24"/>
-          <w:szCs w:val="24"/>
-        </w:rPr>
-        <w:t>private</w:t>
-      </w:r>
-      <w:r>
-        <w:rPr>
-          <w:bCs/>
-          <w:sz w:val="24"/>
-          <w:szCs w:val="24"/>
-        </w:rPr>
-        <w:t xml:space="preserve"> test case fails, the </w:t>
-      </w:r>
-      <w:r>
-        <w:rPr>
-          <w:b/>
+          <w:sz w:val="24"/>
+          <w:szCs w:val="24"/>
+        </w:rPr>
+      </w:pPr>
+      <w:r>
+        <w:rPr>
+          <w:sz w:val="24"/>
+          <w:szCs w:val="24"/>
+        </w:rPr>
+        <w:t xml:space="preserve">The </w:t>
+      </w:r>
+      <w:r>
+        <w:rPr>
+          <w:b/>
+          <w:bCs/>
           <w:sz w:val="24"/>
           <w:szCs w:val="24"/>
         </w:rPr>
@@ -20263,15 +20253,15 @@
       </w:r>
       <w:r>
         <w:rPr>
-          <w:bCs/>
-          <w:sz w:val="24"/>
-          <w:szCs w:val="24"/>
-        </w:rPr>
-        <w:t xml:space="preserve"> notifies the </w:t>
-      </w:r>
-      <w:r>
-        <w:rPr>
-          <w:b/>
+          <w:sz w:val="24"/>
+          <w:szCs w:val="24"/>
+        </w:rPr>
+        <w:t xml:space="preserve"> prompts the </w:t>
+      </w:r>
+      <w:r>
+        <w:rPr>
+          <w:b/>
+          <w:bCs/>
           <w:sz w:val="24"/>
           <w:szCs w:val="24"/>
         </w:rPr>
@@ -20279,73 +20269,24 @@
       </w:r>
       <w:r>
         <w:rPr>
-          <w:bCs/>
-          <w:sz w:val="24"/>
-          <w:szCs w:val="24"/>
-        </w:rPr>
-        <w:t xml:space="preserve"> of the first </w:t>
-      </w:r>
-      <w:r>
-        <w:rPr>
-          <w:bCs/>
-          <w:sz w:val="24"/>
-          <w:szCs w:val="24"/>
-        </w:rPr>
-        <w:t>private</w:t>
-      </w:r>
-      <w:r>
-        <w:rPr>
-          <w:bCs/>
-          <w:sz w:val="24"/>
-          <w:szCs w:val="24"/>
-        </w:rPr>
-        <w:t xml:space="preserve"> test case that fails, along with the input, expected and actual output.</w:t>
-      </w:r>
-    </w:p>
-    <w:p>
-      <w:pPr>
-        <w:numPr>
-          <w:ilvl w:val="0"/>
-          <w:numId w:val="6"/>
-        </w:numPr>
-        <w:shd w:val="clear" w:color="auto" w:fill="FFFFFF"/>
-        <w:spacing w:line="360" w:lineRule="auto"/>
-        <w:rPr>
-          <w:sz w:val="24"/>
-          <w:szCs w:val="24"/>
-        </w:rPr>
-      </w:pPr>
-      <w:r>
-        <w:rPr>
-          <w:b/>
-          <w:sz w:val="24"/>
-          <w:szCs w:val="24"/>
-        </w:rPr>
-        <w:t xml:space="preserve">Save a Copy </w:t>
-      </w:r>
-      <w:r>
-        <w:rPr>
-          <w:b/>
-          <w:sz w:val="24"/>
-          <w:szCs w:val="24"/>
-        </w:rPr>
-        <w:t>(UC-GAMEPLAY-1</w:t>
-      </w:r>
-      <w:r>
-        <w:rPr>
-          <w:b/>
-          <w:sz w:val="24"/>
-          <w:szCs w:val="24"/>
-        </w:rPr>
-        <w:t>1</w:t>
-      </w:r>
-      <w:r>
-        <w:rPr>
-          <w:b/>
-          <w:sz w:val="24"/>
-          <w:szCs w:val="24"/>
-        </w:rPr>
-        <w:t>)</w:t>
+          <w:sz w:val="24"/>
+          <w:szCs w:val="24"/>
+        </w:rPr>
+        <w:t xml:space="preserve"> to </w:t>
+      </w:r>
+      <w:r>
+        <w:rPr>
+          <w:sz w:val="24"/>
+          <w:szCs w:val="24"/>
+        </w:rPr>
+        <w:t xml:space="preserve">either rerun all test cases or </w:t>
+      </w:r>
+      <w:r>
+        <w:rPr>
+          <w:sz w:val="24"/>
+          <w:szCs w:val="24"/>
+        </w:rPr>
+        <w:t>confirm the submission.</w:t>
       </w:r>
     </w:p>
     <w:p>
@@ -20367,23 +20308,58 @@
           <w:sz w:val="24"/>
           <w:szCs w:val="24"/>
         </w:rPr>
-        <w:t xml:space="preserve">The </w:t>
-      </w:r>
-      <w:r>
-        <w:rPr>
-          <w:b/>
-          <w:bCs/>
-          <w:sz w:val="24"/>
-          <w:szCs w:val="24"/>
-        </w:rPr>
-        <w:t>user</w:t>
-      </w:r>
-      <w:r>
-        <w:rPr>
-          <w:sz w:val="24"/>
-          <w:szCs w:val="24"/>
-        </w:rPr>
-        <w:t xml:space="preserve"> chooses to save a copy of his/her code in a specified text editor tab.</w:t>
+        <w:t xml:space="preserve">If the </w:t>
+      </w:r>
+      <w:r>
+        <w:rPr>
+          <w:b/>
+          <w:bCs/>
+          <w:sz w:val="24"/>
+          <w:szCs w:val="24"/>
+        </w:rPr>
+        <w:t xml:space="preserve">user </w:t>
+      </w:r>
+      <w:r>
+        <w:rPr>
+          <w:sz w:val="24"/>
+          <w:szCs w:val="24"/>
+        </w:rPr>
+        <w:t>chooses to Run all Test Cases</w:t>
+      </w:r>
+    </w:p>
+    <w:p>
+      <w:pPr>
+        <w:pStyle w:val="ListParagraph"/>
+        <w:shd w:val="clear" w:color="auto" w:fill="FFFFFF"/>
+        <w:spacing w:line="360" w:lineRule="auto"/>
+        <w:ind w:left="1440"/>
+        <w:rPr>
+          <w:sz w:val="24"/>
+          <w:szCs w:val="24"/>
+        </w:rPr>
+      </w:pPr>
+      <w:r>
+        <w:rPr>
+          <w:sz w:val="24"/>
+          <w:szCs w:val="24"/>
+        </w:rPr>
+        <w:t xml:space="preserve">+ The </w:t>
+      </w:r>
+      <w:r>
+        <w:rPr>
+          <w:b/>
+          <w:bCs/>
+          <w:sz w:val="24"/>
+          <w:szCs w:val="24"/>
+        </w:rPr>
+        <w:t xml:space="preserve">system </w:t>
+      </w:r>
+      <w:r>
+        <w:rPr>
+          <w:sz w:val="24"/>
+          <w:szCs w:val="24"/>
+        </w:rPr>
+        <w:t>runs all test cases as per the specifications of UC-GAMEPLAY-10.</w:t>
       </w:r>
     </w:p>
     <w:p>
@@ -20405,7 +20381,42 @@
           <w:sz w:val="24"/>
           <w:szCs w:val="24"/>
         </w:rPr>
-        <w:t xml:space="preserve">The </w:t>
+        <w:t xml:space="preserve">If the </w:t>
+      </w:r>
+      <w:r>
+        <w:rPr>
+          <w:b/>
+          <w:bCs/>
+          <w:sz w:val="24"/>
+          <w:szCs w:val="24"/>
+        </w:rPr>
+        <w:t>user</w:t>
+      </w:r>
+      <w:r>
+        <w:rPr>
+          <w:sz w:val="24"/>
+          <w:szCs w:val="24"/>
+        </w:rPr>
+        <w:t xml:space="preserve"> confirms the submission, </w:t>
+      </w:r>
+    </w:p>
+    <w:p>
+      <w:pPr>
+        <w:pStyle w:val="ListParagraph"/>
+        <w:shd w:val="clear" w:color="auto" w:fill="FFFFFF"/>
+        <w:spacing w:line="360" w:lineRule="auto"/>
+        <w:ind w:left="1440"/>
+        <w:rPr>
+          <w:sz w:val="24"/>
+          <w:szCs w:val="24"/>
+        </w:rPr>
+      </w:pPr>
+      <w:r>
+        <w:rPr>
+          <w:sz w:val="24"/>
+          <w:szCs w:val="24"/>
+        </w:rPr>
+        <w:t xml:space="preserve">+ The </w:t>
       </w:r>
       <w:r>
         <w:rPr>
@@ -20421,7 +20432,212 @@
           <w:sz w:val="24"/>
           <w:szCs w:val="24"/>
         </w:rPr>
-        <w:t xml:space="preserve"> opens a new text editor tab with his/her code copied to this tab.</w:t>
+        <w:t xml:space="preserve"> runs all test cases again.</w:t>
+      </w:r>
+    </w:p>
+    <w:p>
+      <w:pPr>
+        <w:pStyle w:val="ListParagraph"/>
+        <w:shd w:val="clear" w:color="auto" w:fill="FFFFFF"/>
+        <w:spacing w:line="360" w:lineRule="auto"/>
+        <w:ind w:left="1440"/>
+        <w:rPr>
+          <w:sz w:val="24"/>
+          <w:szCs w:val="24"/>
+        </w:rPr>
+      </w:pPr>
+      <w:r>
+        <w:rPr>
+          <w:sz w:val="24"/>
+          <w:szCs w:val="24"/>
+        </w:rPr>
+        <w:t xml:space="preserve">+ The </w:t>
+      </w:r>
+      <w:r>
+        <w:rPr>
+          <w:b/>
+          <w:bCs/>
+          <w:sz w:val="24"/>
+          <w:szCs w:val="24"/>
+        </w:rPr>
+        <w:t xml:space="preserve">system </w:t>
+      </w:r>
+      <w:r>
+        <w:rPr>
+          <w:sz w:val="24"/>
+          <w:szCs w:val="24"/>
+        </w:rPr>
+        <w:t>computes the score based on the number of test cases passed and the remaining time.</w:t>
+      </w:r>
+    </w:p>
+    <w:p>
+      <w:pPr>
+        <w:pStyle w:val="ListParagraph"/>
+        <w:shd w:val="clear" w:color="auto" w:fill="FFFFFF"/>
+        <w:spacing w:line="360" w:lineRule="auto"/>
+        <w:ind w:left="1440"/>
+        <w:rPr>
+          <w:sz w:val="24"/>
+          <w:szCs w:val="24"/>
+        </w:rPr>
+      </w:pPr>
+      <w:r>
+        <w:rPr>
+          <w:sz w:val="24"/>
+          <w:szCs w:val="24"/>
+        </w:rPr>
+        <w:t xml:space="preserve">+ The </w:t>
+      </w:r>
+      <w:r>
+        <w:rPr>
+          <w:b/>
+          <w:bCs/>
+          <w:sz w:val="24"/>
+          <w:szCs w:val="24"/>
+        </w:rPr>
+        <w:t xml:space="preserve">system </w:t>
+      </w:r>
+      <w:r>
+        <w:rPr>
+          <w:sz w:val="24"/>
+          <w:szCs w:val="24"/>
+        </w:rPr>
+        <w:t xml:space="preserve">notifies the </w:t>
+      </w:r>
+      <w:r>
+        <w:rPr>
+          <w:b/>
+          <w:bCs/>
+          <w:sz w:val="24"/>
+          <w:szCs w:val="24"/>
+        </w:rPr>
+        <w:t xml:space="preserve">user </w:t>
+      </w:r>
+      <w:r>
+        <w:rPr>
+          <w:sz w:val="24"/>
+          <w:szCs w:val="24"/>
+        </w:rPr>
+        <w:t>of the successful submission.</w:t>
+      </w:r>
+    </w:p>
+    <w:p>
+      <w:pPr>
+        <w:pStyle w:val="ListParagraph"/>
+        <w:shd w:val="clear" w:color="auto" w:fill="FFFFFF"/>
+        <w:spacing w:line="360" w:lineRule="auto"/>
+        <w:ind w:left="1440"/>
+        <w:rPr>
+          <w:sz w:val="24"/>
+          <w:szCs w:val="24"/>
+        </w:rPr>
+      </w:pPr>
+      <w:r>
+        <w:rPr>
+          <w:sz w:val="24"/>
+          <w:szCs w:val="24"/>
+        </w:rPr>
+        <w:t xml:space="preserve">+ If the other </w:t>
+      </w:r>
+      <w:r>
+        <w:rPr>
+          <w:b/>
+          <w:bCs/>
+          <w:sz w:val="24"/>
+          <w:szCs w:val="24"/>
+        </w:rPr>
+        <w:t>user/team</w:t>
+      </w:r>
+      <w:r>
+        <w:rPr>
+          <w:sz w:val="24"/>
+          <w:szCs w:val="24"/>
+        </w:rPr>
+        <w:t xml:space="preserve"> has not submitted, nothing will change until the other </w:t>
+      </w:r>
+      <w:r>
+        <w:rPr>
+          <w:b/>
+          <w:bCs/>
+          <w:sz w:val="24"/>
+          <w:szCs w:val="24"/>
+        </w:rPr>
+        <w:t>user/team</w:t>
+      </w:r>
+      <w:r>
+        <w:rPr>
+          <w:sz w:val="24"/>
+          <w:szCs w:val="24"/>
+        </w:rPr>
+        <w:t xml:space="preserve"> submits. The </w:t>
+      </w:r>
+      <w:r>
+        <w:rPr>
+          <w:b/>
+          <w:bCs/>
+          <w:sz w:val="24"/>
+          <w:szCs w:val="24"/>
+        </w:rPr>
+        <w:t>user</w:t>
+      </w:r>
+      <w:r>
+        <w:rPr>
+          <w:sz w:val="24"/>
+          <w:szCs w:val="24"/>
+        </w:rPr>
+        <w:t xml:space="preserve"> can still do things in the game session as normal, but there will be no re-submission.</w:t>
+      </w:r>
+    </w:p>
+    <w:p>
+      <w:pPr>
+        <w:pStyle w:val="ListParagraph"/>
+        <w:shd w:val="clear" w:color="auto" w:fill="FFFFFF"/>
+        <w:spacing w:line="360" w:lineRule="auto"/>
+        <w:ind w:left="1440"/>
+        <w:rPr>
+          <w:sz w:val="24"/>
+          <w:szCs w:val="24"/>
+        </w:rPr>
+      </w:pPr>
+      <w:r>
+        <w:rPr>
+          <w:sz w:val="24"/>
+          <w:szCs w:val="24"/>
+        </w:rPr>
+        <w:lastRenderedPageBreak/>
+        <w:t xml:space="preserve">+ If the other </w:t>
+      </w:r>
+      <w:r>
+        <w:rPr>
+          <w:b/>
+          <w:bCs/>
+          <w:sz w:val="24"/>
+          <w:szCs w:val="24"/>
+        </w:rPr>
+        <w:t>user/team</w:t>
+      </w:r>
+      <w:r>
+        <w:rPr>
+          <w:sz w:val="24"/>
+          <w:szCs w:val="24"/>
+        </w:rPr>
+        <w:t xml:space="preserve"> has submitted or the time is up, the </w:t>
+      </w:r>
+      <w:r>
+        <w:rPr>
+          <w:b/>
+          <w:bCs/>
+          <w:sz w:val="24"/>
+          <w:szCs w:val="24"/>
+        </w:rPr>
+        <w:t xml:space="preserve">system </w:t>
+      </w:r>
+      <w:r>
+        <w:rPr>
+          <w:sz w:val="24"/>
+          <w:szCs w:val="24"/>
+        </w:rPr>
+        <w:t>redirects both users to the end-game interface and displays end-game statistics.</w:t>
       </w:r>
     </w:p>
     <w:p>
@@ -20443,7 +20659,7 @@
           <w:sz w:val="24"/>
           <w:szCs w:val="24"/>
         </w:rPr>
-        <w:t xml:space="preserve">The </w:t>
+        <w:t xml:space="preserve">Else, the </w:t>
       </w:r>
       <w:r>
         <w:rPr>
@@ -20475,7 +20691,7 @@
           <w:sz w:val="24"/>
           <w:szCs w:val="24"/>
         </w:rPr>
-        <w:t xml:space="preserve"> of the successful copy.</w:t>
+        <w:t xml:space="preserve"> of the failed submission.</w:t>
       </w:r>
     </w:p>
     <w:p>
@@ -20498,7 +20714,7 @@
           <w:sz w:val="24"/>
           <w:szCs w:val="24"/>
         </w:rPr>
-        <w:t xml:space="preserve">Settings </w:t>
+        <w:t xml:space="preserve">Toggle Headphones </w:t>
       </w:r>
       <w:r>
         <w:rPr>
@@ -20514,7 +20730,7 @@
           <w:sz w:val="24"/>
           <w:szCs w:val="24"/>
         </w:rPr>
-        <w:t>2</w:t>
+        <w:t>3</w:t>
       </w:r>
       <w:r>
         <w:rPr>
@@ -20554,15 +20770,15 @@
           <w:sz w:val="24"/>
           <w:szCs w:val="24"/>
         </w:rPr>
-        <w:t>user</w:t>
-      </w:r>
-      <w:r>
-        <w:rPr>
-          <w:bCs/>
-          <w:sz w:val="24"/>
-          <w:szCs w:val="24"/>
-        </w:rPr>
-        <w:t xml:space="preserve"> chooses to open settings.</w:t>
+        <w:t xml:space="preserve">user </w:t>
+      </w:r>
+      <w:r>
+        <w:rPr>
+          <w:bCs/>
+          <w:sz w:val="24"/>
+          <w:szCs w:val="24"/>
+        </w:rPr>
+        <w:t>chooses to toggle headphones.</w:t>
       </w:r>
     </w:p>
     <w:p>
@@ -20586,7 +20802,28 @@
           <w:sz w:val="24"/>
           <w:szCs w:val="24"/>
         </w:rPr>
-        <w:t xml:space="preserve">The </w:t>
+        <w:t xml:space="preserve">If the headphones are previously disabled, </w:t>
+      </w:r>
+    </w:p>
+    <w:p>
+      <w:pPr>
+        <w:pStyle w:val="ListParagraph"/>
+        <w:shd w:val="clear" w:color="auto" w:fill="FFFFFF"/>
+        <w:spacing w:line="360" w:lineRule="auto"/>
+        <w:ind w:left="1440"/>
+        <w:rPr>
+          <w:bCs/>
+          <w:sz w:val="24"/>
+          <w:szCs w:val="24"/>
+        </w:rPr>
+      </w:pPr>
+      <w:r>
+        <w:rPr>
+          <w:bCs/>
+          <w:sz w:val="24"/>
+          <w:szCs w:val="24"/>
+        </w:rPr>
+        <w:t xml:space="preserve">+ The </w:t>
       </w:r>
       <w:r>
         <w:rPr>
@@ -20602,53 +20839,44 @@
           <w:sz w:val="24"/>
           <w:szCs w:val="24"/>
         </w:rPr>
-        <w:t xml:space="preserve"> displays the settings window (basically looking the same as the Settings Interface).</w:t>
-      </w:r>
-    </w:p>
-    <w:p>
-      <w:pPr>
-        <w:numPr>
-          <w:ilvl w:val="0"/>
-          <w:numId w:val="6"/>
-        </w:numPr>
+        <w:t xml:space="preserve"> enables headphones.</w:t>
+      </w:r>
+    </w:p>
+    <w:p>
+      <w:pPr>
+        <w:pStyle w:val="ListParagraph"/>
         <w:shd w:val="clear" w:color="auto" w:fill="FFFFFF"/>
         <w:spacing w:line="360" w:lineRule="auto"/>
-        <w:rPr>
-          <w:sz w:val="24"/>
-          <w:szCs w:val="24"/>
-        </w:rPr>
-      </w:pPr>
-      <w:r>
-        <w:rPr>
-          <w:b/>
-          <w:sz w:val="24"/>
-          <w:szCs w:val="24"/>
-        </w:rPr>
-        <w:t xml:space="preserve">Submit </w:t>
-      </w:r>
-      <w:r>
-        <w:rPr>
-          <w:b/>
-          <w:sz w:val="24"/>
-          <w:szCs w:val="24"/>
-        </w:rPr>
-        <w:t>(UC-GAMEPLAY-1</w:t>
-      </w:r>
-      <w:r>
-        <w:rPr>
-          <w:b/>
-          <w:sz w:val="24"/>
-          <w:szCs w:val="24"/>
-        </w:rPr>
-        <w:t>3</w:t>
-      </w:r>
-      <w:r>
-        <w:rPr>
-          <w:b/>
-          <w:sz w:val="24"/>
-          <w:szCs w:val="24"/>
-        </w:rPr>
-        <w:t>)</w:t>
+        <w:ind w:left="1440"/>
+        <w:rPr>
+          <w:bCs/>
+          <w:sz w:val="24"/>
+          <w:szCs w:val="24"/>
+        </w:rPr>
+      </w:pPr>
+      <w:r>
+        <w:rPr>
+          <w:bCs/>
+          <w:sz w:val="24"/>
+          <w:szCs w:val="24"/>
+        </w:rPr>
+        <w:t xml:space="preserve">+ The </w:t>
+      </w:r>
+      <w:r>
+        <w:rPr>
+          <w:b/>
+          <w:sz w:val="24"/>
+          <w:szCs w:val="24"/>
+        </w:rPr>
+        <w:t>system</w:t>
+      </w:r>
+      <w:r>
+        <w:rPr>
+          <w:bCs/>
+          <w:sz w:val="24"/>
+          <w:szCs w:val="24"/>
+        </w:rPr>
+        <w:t xml:space="preserve"> notifies the user of the enabled headphones.</w:t>
       </w:r>
     </w:p>
     <w:p>
@@ -20661,46 +20889,139 @@
         <w:shd w:val="clear" w:color="auto" w:fill="FFFFFF"/>
         <w:spacing w:line="360" w:lineRule="auto"/>
         <w:rPr>
-          <w:sz w:val="24"/>
-          <w:szCs w:val="24"/>
-        </w:rPr>
-      </w:pPr>
-      <w:r>
-        <w:rPr>
-          <w:sz w:val="24"/>
-          <w:szCs w:val="24"/>
-        </w:rPr>
-        <w:t>When there is time left, the</w:t>
-      </w:r>
-      <w:r>
-        <w:rPr>
-          <w:sz w:val="24"/>
-          <w:szCs w:val="24"/>
-        </w:rPr>
-        <w:t xml:space="preserve"> </w:t>
-      </w:r>
-      <w:r>
-        <w:rPr>
-          <w:b/>
-          <w:bCs/>
-          <w:sz w:val="24"/>
-          <w:szCs w:val="24"/>
-        </w:rPr>
-        <w:t xml:space="preserve">user </w:t>
-      </w:r>
-      <w:r>
-        <w:rPr>
-          <w:sz w:val="24"/>
-          <w:szCs w:val="24"/>
-        </w:rPr>
-        <w:t>chooses to submit a specified file.</w:t>
-      </w:r>
-      <w:r>
-        <w:rPr>
-          <w:sz w:val="24"/>
-          <w:szCs w:val="24"/>
-        </w:rPr>
-        <w:t xml:space="preserve"> If there is no time left, this is automatically run for both teams.</w:t>
+          <w:b/>
+          <w:sz w:val="24"/>
+          <w:szCs w:val="24"/>
+        </w:rPr>
+      </w:pPr>
+      <w:r>
+        <w:rPr>
+          <w:bCs/>
+          <w:sz w:val="24"/>
+          <w:szCs w:val="24"/>
+        </w:rPr>
+        <w:t xml:space="preserve">If the headphones are previously enabled, </w:t>
+      </w:r>
+    </w:p>
+    <w:p>
+      <w:pPr>
+        <w:pStyle w:val="ListParagraph"/>
+        <w:shd w:val="clear" w:color="auto" w:fill="FFFFFF"/>
+        <w:spacing w:line="360" w:lineRule="auto"/>
+        <w:ind w:left="1440"/>
+        <w:rPr>
+          <w:bCs/>
+          <w:sz w:val="24"/>
+          <w:szCs w:val="24"/>
+        </w:rPr>
+      </w:pPr>
+      <w:r>
+        <w:rPr>
+          <w:bCs/>
+          <w:sz w:val="24"/>
+          <w:szCs w:val="24"/>
+        </w:rPr>
+        <w:t xml:space="preserve">+ The </w:t>
+      </w:r>
+      <w:r>
+        <w:rPr>
+          <w:b/>
+          <w:sz w:val="24"/>
+          <w:szCs w:val="24"/>
+        </w:rPr>
+        <w:t>system</w:t>
+      </w:r>
+      <w:r>
+        <w:rPr>
+          <w:bCs/>
+          <w:sz w:val="24"/>
+          <w:szCs w:val="24"/>
+        </w:rPr>
+        <w:t xml:space="preserve"> disables headphones.</w:t>
+      </w:r>
+    </w:p>
+    <w:p>
+      <w:pPr>
+        <w:pStyle w:val="ListParagraph"/>
+        <w:shd w:val="clear" w:color="auto" w:fill="FFFFFF"/>
+        <w:spacing w:line="360" w:lineRule="auto"/>
+        <w:ind w:left="1440"/>
+        <w:rPr>
+          <w:bCs/>
+          <w:sz w:val="24"/>
+          <w:szCs w:val="24"/>
+        </w:rPr>
+      </w:pPr>
+      <w:r>
+        <w:rPr>
+          <w:bCs/>
+          <w:sz w:val="24"/>
+          <w:szCs w:val="24"/>
+        </w:rPr>
+        <w:t xml:space="preserve">+ The </w:t>
+      </w:r>
+      <w:r>
+        <w:rPr>
+          <w:b/>
+          <w:sz w:val="24"/>
+          <w:szCs w:val="24"/>
+        </w:rPr>
+        <w:t>system</w:t>
+      </w:r>
+      <w:r>
+        <w:rPr>
+          <w:bCs/>
+          <w:sz w:val="24"/>
+          <w:szCs w:val="24"/>
+        </w:rPr>
+        <w:t xml:space="preserve"> notifies the user of the disabled headphones</w:t>
+      </w:r>
+    </w:p>
+    <w:p>
+      <w:pPr>
+        <w:numPr>
+          <w:ilvl w:val="0"/>
+          <w:numId w:val="6"/>
+        </w:numPr>
+        <w:shd w:val="clear" w:color="auto" w:fill="FFFFFF"/>
+        <w:spacing w:line="360" w:lineRule="auto"/>
+        <w:rPr>
+          <w:b/>
+          <w:sz w:val="24"/>
+          <w:szCs w:val="24"/>
+        </w:rPr>
+      </w:pPr>
+      <w:r>
+        <w:rPr>
+          <w:b/>
+          <w:sz w:val="24"/>
+          <w:szCs w:val="24"/>
+        </w:rPr>
+        <w:t xml:space="preserve">Toggle Microphone </w:t>
+      </w:r>
+      <w:r>
+        <w:rPr>
+          <w:b/>
+          <w:sz w:val="24"/>
+          <w:szCs w:val="24"/>
+        </w:rPr>
+        <w:t>(UC-GAMEPLAY-1</w:t>
+      </w:r>
+      <w:r>
+        <w:rPr>
+          <w:b/>
+          <w:sz w:val="24"/>
+          <w:szCs w:val="24"/>
+        </w:rPr>
+        <w:t>4</w:t>
+      </w:r>
+      <w:r>
+        <w:rPr>
+          <w:b/>
+          <w:sz w:val="24"/>
+          <w:szCs w:val="24"/>
+        </w:rPr>
+        <w:t>)</w:t>
       </w:r>
     </w:p>
     <w:p>
@@ -20713,63 +21034,34 @@
         <w:shd w:val="clear" w:color="auto" w:fill="FFFFFF"/>
         <w:spacing w:line="360" w:lineRule="auto"/>
         <w:rPr>
-          <w:sz w:val="24"/>
-          <w:szCs w:val="24"/>
-        </w:rPr>
-      </w:pPr>
-      <w:r>
-        <w:rPr>
-          <w:sz w:val="24"/>
-          <w:szCs w:val="24"/>
-        </w:rPr>
-        <w:lastRenderedPageBreak/>
+          <w:b/>
+          <w:sz w:val="24"/>
+          <w:szCs w:val="24"/>
+        </w:rPr>
+      </w:pPr>
+      <w:r>
+        <w:rPr>
+          <w:bCs/>
+          <w:sz w:val="24"/>
+          <w:szCs w:val="24"/>
+        </w:rPr>
         <w:t xml:space="preserve">The </w:t>
       </w:r>
       <w:r>
         <w:rPr>
           <w:b/>
-          <w:bCs/>
-          <w:sz w:val="24"/>
-          <w:szCs w:val="24"/>
-        </w:rPr>
-        <w:t>system</w:t>
-      </w:r>
-      <w:r>
-        <w:rPr>
-          <w:sz w:val="24"/>
-          <w:szCs w:val="24"/>
-        </w:rPr>
-        <w:t xml:space="preserve"> prompts the </w:t>
-      </w:r>
-      <w:r>
-        <w:rPr>
-          <w:b/>
-          <w:bCs/>
-          <w:sz w:val="24"/>
-          <w:szCs w:val="24"/>
-        </w:rPr>
-        <w:t>user</w:t>
-      </w:r>
-      <w:r>
-        <w:rPr>
-          <w:sz w:val="24"/>
-          <w:szCs w:val="24"/>
-        </w:rPr>
-        <w:t xml:space="preserve"> to </w:t>
-      </w:r>
-      <w:r>
-        <w:rPr>
-          <w:sz w:val="24"/>
-          <w:szCs w:val="24"/>
-        </w:rPr>
-        <w:t xml:space="preserve">either rerun all test cases or </w:t>
-      </w:r>
-      <w:r>
-        <w:rPr>
-          <w:sz w:val="24"/>
-          <w:szCs w:val="24"/>
-        </w:rPr>
-        <w:t>confirm the submission.</w:t>
+          <w:sz w:val="24"/>
+          <w:szCs w:val="24"/>
+        </w:rPr>
+        <w:t xml:space="preserve">user </w:t>
+      </w:r>
+      <w:r>
+        <w:rPr>
+          <w:bCs/>
+          <w:sz w:val="24"/>
+          <w:szCs w:val="24"/>
+        </w:rPr>
+        <w:t>chooses to toggle the microphone.</w:t>
       </w:r>
     </w:p>
     <w:p>
@@ -20782,32 +21074,50 @@
         <w:shd w:val="clear" w:color="auto" w:fill="FFFFFF"/>
         <w:spacing w:line="360" w:lineRule="auto"/>
         <w:rPr>
-          <w:sz w:val="24"/>
-          <w:szCs w:val="24"/>
-        </w:rPr>
-      </w:pPr>
-      <w:r>
-        <w:rPr>
-          <w:sz w:val="24"/>
-          <w:szCs w:val="24"/>
-        </w:rPr>
-        <w:t xml:space="preserve">If the </w:t>
-      </w:r>
-      <w:r>
-        <w:rPr>
-          <w:b/>
-          <w:bCs/>
-          <w:sz w:val="24"/>
-          <w:szCs w:val="24"/>
-        </w:rPr>
-        <w:t xml:space="preserve">user </w:t>
-      </w:r>
-      <w:r>
-        <w:rPr>
-          <w:sz w:val="24"/>
-          <w:szCs w:val="24"/>
-        </w:rPr>
-        <w:t>chooses to Run all Test Cases</w:t>
+          <w:b/>
+          <w:sz w:val="24"/>
+          <w:szCs w:val="24"/>
+        </w:rPr>
+      </w:pPr>
+      <w:r>
+        <w:rPr>
+          <w:bCs/>
+          <w:sz w:val="24"/>
+          <w:szCs w:val="24"/>
+        </w:rPr>
+        <w:t xml:space="preserve">If </w:t>
+      </w:r>
+      <w:r>
+        <w:rPr>
+          <w:bCs/>
+          <w:sz w:val="24"/>
+          <w:szCs w:val="24"/>
+        </w:rPr>
+        <w:t>the microphone</w:t>
+      </w:r>
+      <w:r>
+        <w:rPr>
+          <w:bCs/>
+          <w:sz w:val="24"/>
+          <w:szCs w:val="24"/>
+        </w:rPr>
+        <w:t xml:space="preserve"> </w:t>
+      </w:r>
+      <w:r>
+        <w:rPr>
+          <w:bCs/>
+          <w:sz w:val="24"/>
+          <w:szCs w:val="24"/>
+        </w:rPr>
+        <w:t>is</w:t>
+      </w:r>
+      <w:r>
+        <w:rPr>
+          <w:bCs/>
+          <w:sz w:val="24"/>
+          <w:szCs w:val="24"/>
+        </w:rPr>
+        <w:t xml:space="preserve"> previously disabled, </w:t>
       </w:r>
     </w:p>
     <w:p>
@@ -20817,12 +21127,14 @@
         <w:spacing w:line="360" w:lineRule="auto"/>
         <w:ind w:left="1440"/>
         <w:rPr>
-          <w:sz w:val="24"/>
-          <w:szCs w:val="24"/>
-        </w:rPr>
-      </w:pPr>
-      <w:r>
-        <w:rPr>
+          <w:bCs/>
+          <w:sz w:val="24"/>
+          <w:szCs w:val="24"/>
+        </w:rPr>
+      </w:pPr>
+      <w:r>
+        <w:rPr>
+          <w:bCs/>
           <w:sz w:val="24"/>
           <w:szCs w:val="24"/>
         </w:rPr>
@@ -20831,18 +21143,55 @@
       <w:r>
         <w:rPr>
           <w:b/>
-          <w:bCs/>
-          <w:sz w:val="24"/>
-          <w:szCs w:val="24"/>
-        </w:rPr>
-        <w:t xml:space="preserve">system </w:t>
-      </w:r>
-      <w:r>
-        <w:rPr>
-          <w:sz w:val="24"/>
-          <w:szCs w:val="24"/>
-        </w:rPr>
-        <w:t>runs all test cases as per the specifications of UC-GAMEPLAY-10.</w:t>
+          <w:sz w:val="24"/>
+          <w:szCs w:val="24"/>
+        </w:rPr>
+        <w:t>system</w:t>
+      </w:r>
+      <w:r>
+        <w:rPr>
+          <w:bCs/>
+          <w:sz w:val="24"/>
+          <w:szCs w:val="24"/>
+        </w:rPr>
+        <w:t xml:space="preserve"> enables the microphone.</w:t>
+      </w:r>
+    </w:p>
+    <w:p>
+      <w:pPr>
+        <w:pStyle w:val="ListParagraph"/>
+        <w:shd w:val="clear" w:color="auto" w:fill="FFFFFF"/>
+        <w:spacing w:line="360" w:lineRule="auto"/>
+        <w:ind w:left="1440"/>
+        <w:rPr>
+          <w:bCs/>
+          <w:sz w:val="24"/>
+          <w:szCs w:val="24"/>
+        </w:rPr>
+      </w:pPr>
+      <w:r>
+        <w:rPr>
+          <w:bCs/>
+          <w:sz w:val="24"/>
+          <w:szCs w:val="24"/>
+        </w:rPr>
+        <w:t xml:space="preserve">+ The </w:t>
+      </w:r>
+      <w:r>
+        <w:rPr>
+          <w:b/>
+          <w:sz w:val="24"/>
+          <w:szCs w:val="24"/>
+        </w:rPr>
+        <w:t>system</w:t>
+      </w:r>
+      <w:r>
+        <w:rPr>
+          <w:bCs/>
+          <w:sz w:val="24"/>
+          <w:szCs w:val="24"/>
+        </w:rPr>
+        <w:t xml:space="preserve"> notifies the user of the enabled microphone.</w:t>
       </w:r>
     </w:p>
     <w:p>
@@ -20855,32 +21204,50 @@
         <w:shd w:val="clear" w:color="auto" w:fill="FFFFFF"/>
         <w:spacing w:line="360" w:lineRule="auto"/>
         <w:rPr>
-          <w:sz w:val="24"/>
-          <w:szCs w:val="24"/>
-        </w:rPr>
-      </w:pPr>
-      <w:r>
-        <w:rPr>
-          <w:sz w:val="24"/>
-          <w:szCs w:val="24"/>
-        </w:rPr>
-        <w:t xml:space="preserve">If the </w:t>
-      </w:r>
-      <w:r>
-        <w:rPr>
-          <w:b/>
-          <w:bCs/>
-          <w:sz w:val="24"/>
-          <w:szCs w:val="24"/>
-        </w:rPr>
-        <w:t>user</w:t>
-      </w:r>
-      <w:r>
-        <w:rPr>
-          <w:sz w:val="24"/>
-          <w:szCs w:val="24"/>
-        </w:rPr>
-        <w:t xml:space="preserve"> confirms the submission, </w:t>
+          <w:bCs/>
+          <w:sz w:val="24"/>
+          <w:szCs w:val="24"/>
+        </w:rPr>
+      </w:pPr>
+      <w:r>
+        <w:rPr>
+          <w:bCs/>
+          <w:sz w:val="24"/>
+          <w:szCs w:val="24"/>
+        </w:rPr>
+        <w:t xml:space="preserve">If </w:t>
+      </w:r>
+      <w:r>
+        <w:rPr>
+          <w:bCs/>
+          <w:sz w:val="24"/>
+          <w:szCs w:val="24"/>
+        </w:rPr>
+        <w:t>the microphone</w:t>
+      </w:r>
+      <w:r>
+        <w:rPr>
+          <w:bCs/>
+          <w:sz w:val="24"/>
+          <w:szCs w:val="24"/>
+        </w:rPr>
+        <w:t xml:space="preserve"> </w:t>
+      </w:r>
+      <w:r>
+        <w:rPr>
+          <w:bCs/>
+          <w:sz w:val="24"/>
+          <w:szCs w:val="24"/>
+        </w:rPr>
+        <w:t>is</w:t>
+      </w:r>
+      <w:r>
+        <w:rPr>
+          <w:bCs/>
+          <w:sz w:val="24"/>
+          <w:szCs w:val="24"/>
+        </w:rPr>
+        <w:t xml:space="preserve"> previously enabled, </w:t>
       </w:r>
     </w:p>
     <w:p>
@@ -20890,12 +21257,14 @@
         <w:spacing w:line="360" w:lineRule="auto"/>
         <w:ind w:left="1440"/>
         <w:rPr>
-          <w:sz w:val="24"/>
-          <w:szCs w:val="24"/>
-        </w:rPr>
-      </w:pPr>
-      <w:r>
-        <w:rPr>
+          <w:bCs/>
+          <w:sz w:val="24"/>
+          <w:szCs w:val="24"/>
+        </w:rPr>
+      </w:pPr>
+      <w:r>
+        <w:rPr>
+          <w:bCs/>
           <w:sz w:val="24"/>
           <w:szCs w:val="24"/>
         </w:rPr>
@@ -20904,7 +21273,6 @@
       <w:r>
         <w:rPr>
           <w:b/>
-          <w:bCs/>
           <w:sz w:val="24"/>
           <w:szCs w:val="24"/>
         </w:rPr>
@@ -20912,10 +21280,11 @@
       </w:r>
       <w:r>
         <w:rPr>
-          <w:sz w:val="24"/>
-          <w:szCs w:val="24"/>
-        </w:rPr>
-        <w:t xml:space="preserve"> runs all test cases again.</w:t>
+          <w:bCs/>
+          <w:sz w:val="24"/>
+          <w:szCs w:val="24"/>
+        </w:rPr>
+        <w:t xml:space="preserve"> disables the microphone.</w:t>
       </w:r>
     </w:p>
     <w:p>
@@ -20925,12 +21294,14 @@
         <w:spacing w:line="360" w:lineRule="auto"/>
         <w:ind w:left="1440"/>
         <w:rPr>
-          <w:sz w:val="24"/>
-          <w:szCs w:val="24"/>
-        </w:rPr>
-      </w:pPr>
-      <w:r>
-        <w:rPr>
+          <w:bCs/>
+          <w:sz w:val="24"/>
+          <w:szCs w:val="24"/>
+        </w:rPr>
+      </w:pPr>
+      <w:r>
+        <w:rPr>
+          <w:bCs/>
           <w:sz w:val="24"/>
           <w:szCs w:val="24"/>
         </w:rPr>
@@ -20939,187 +21310,72 @@
       <w:r>
         <w:rPr>
           <w:b/>
-          <w:bCs/>
-          <w:sz w:val="24"/>
-          <w:szCs w:val="24"/>
-        </w:rPr>
-        <w:t xml:space="preserve">system </w:t>
-      </w:r>
-      <w:r>
-        <w:rPr>
-          <w:sz w:val="24"/>
-          <w:szCs w:val="24"/>
-        </w:rPr>
-        <w:t>computes the score based on the number of test cases passed and the remaining time.</w:t>
-      </w:r>
-    </w:p>
-    <w:p>
-      <w:pPr>
-        <w:pStyle w:val="ListParagraph"/>
+          <w:sz w:val="24"/>
+          <w:szCs w:val="24"/>
+        </w:rPr>
+        <w:t>system</w:t>
+      </w:r>
+      <w:r>
+        <w:rPr>
+          <w:bCs/>
+          <w:sz w:val="24"/>
+          <w:szCs w:val="24"/>
+        </w:rPr>
+        <w:t xml:space="preserve"> notifies the user of the disabled microphone</w:t>
+      </w:r>
+    </w:p>
+    <w:p>
+      <w:pPr>
+        <w:numPr>
+          <w:ilvl w:val="0"/>
+          <w:numId w:val="6"/>
+        </w:numPr>
         <w:shd w:val="clear" w:color="auto" w:fill="FFFFFF"/>
         <w:spacing w:line="360" w:lineRule="auto"/>
-        <w:ind w:left="1440"/>
-        <w:rPr>
-          <w:sz w:val="24"/>
-          <w:szCs w:val="24"/>
-        </w:rPr>
-      </w:pPr>
-      <w:r>
-        <w:rPr>
-          <w:sz w:val="24"/>
-          <w:szCs w:val="24"/>
-        </w:rPr>
-        <w:t xml:space="preserve">+ The </w:t>
-      </w:r>
-      <w:r>
-        <w:rPr>
-          <w:b/>
-          <w:bCs/>
-          <w:sz w:val="24"/>
-          <w:szCs w:val="24"/>
-        </w:rPr>
-        <w:t xml:space="preserve">system </w:t>
-      </w:r>
-      <w:r>
-        <w:rPr>
-          <w:sz w:val="24"/>
-          <w:szCs w:val="24"/>
-        </w:rPr>
-        <w:t xml:space="preserve">notifies the </w:t>
-      </w:r>
-      <w:r>
-        <w:rPr>
-          <w:b/>
-          <w:bCs/>
-          <w:sz w:val="24"/>
-          <w:szCs w:val="24"/>
-        </w:rPr>
-        <w:t xml:space="preserve">user </w:t>
-      </w:r>
-      <w:r>
-        <w:rPr>
-          <w:sz w:val="24"/>
-          <w:szCs w:val="24"/>
-        </w:rPr>
-        <w:t>of the successful submission.</w:t>
-      </w:r>
-    </w:p>
-    <w:p>
-      <w:pPr>
-        <w:pStyle w:val="ListParagraph"/>
-        <w:shd w:val="clear" w:color="auto" w:fill="FFFFFF"/>
-        <w:spacing w:line="360" w:lineRule="auto"/>
-        <w:ind w:left="1440"/>
-        <w:rPr>
-          <w:sz w:val="24"/>
-          <w:szCs w:val="24"/>
-        </w:rPr>
-      </w:pPr>
-      <w:r>
-        <w:rPr>
-          <w:sz w:val="24"/>
-          <w:szCs w:val="24"/>
-        </w:rPr>
-        <w:t xml:space="preserve">+ If the other </w:t>
-      </w:r>
-      <w:r>
-        <w:rPr>
-          <w:b/>
-          <w:bCs/>
-          <w:sz w:val="24"/>
-          <w:szCs w:val="24"/>
-        </w:rPr>
-        <w:t>user/team</w:t>
-      </w:r>
-      <w:r>
-        <w:rPr>
-          <w:sz w:val="24"/>
-          <w:szCs w:val="24"/>
-        </w:rPr>
-        <w:t xml:space="preserve"> has not submitted, nothing will change until the other </w:t>
-      </w:r>
-      <w:r>
-        <w:rPr>
-          <w:b/>
-          <w:bCs/>
-          <w:sz w:val="24"/>
-          <w:szCs w:val="24"/>
-        </w:rPr>
-        <w:t>user/team</w:t>
-      </w:r>
-      <w:r>
-        <w:rPr>
-          <w:sz w:val="24"/>
-          <w:szCs w:val="24"/>
-        </w:rPr>
-        <w:t xml:space="preserve"> submits. The </w:t>
-      </w:r>
-      <w:r>
-        <w:rPr>
-          <w:b/>
-          <w:bCs/>
-          <w:sz w:val="24"/>
-          <w:szCs w:val="24"/>
-        </w:rPr>
-        <w:t>user</w:t>
-      </w:r>
-      <w:r>
-        <w:rPr>
-          <w:sz w:val="24"/>
-          <w:szCs w:val="24"/>
-        </w:rPr>
-        <w:t xml:space="preserve"> can still do things in the game session as normal, but there will be no re-submission.</w:t>
-      </w:r>
-    </w:p>
-    <w:p>
-      <w:pPr>
-        <w:pStyle w:val="ListParagraph"/>
-        <w:shd w:val="clear" w:color="auto" w:fill="FFFFFF"/>
-        <w:spacing w:line="360" w:lineRule="auto"/>
-        <w:ind w:left="1440"/>
-        <w:rPr>
-          <w:sz w:val="24"/>
-          <w:szCs w:val="24"/>
-        </w:rPr>
-      </w:pPr>
-      <w:r>
-        <w:rPr>
-          <w:sz w:val="24"/>
-          <w:szCs w:val="24"/>
-        </w:rPr>
-        <w:t xml:space="preserve">+ If the other </w:t>
-      </w:r>
-      <w:r>
-        <w:rPr>
-          <w:b/>
-          <w:bCs/>
-          <w:sz w:val="24"/>
-          <w:szCs w:val="24"/>
-        </w:rPr>
-        <w:t>user/team</w:t>
-      </w:r>
-      <w:r>
-        <w:rPr>
-          <w:sz w:val="24"/>
-          <w:szCs w:val="24"/>
-        </w:rPr>
-        <w:t xml:space="preserve"> has submitted or the time is up, the </w:t>
-      </w:r>
-      <w:r>
-        <w:rPr>
-          <w:b/>
-          <w:bCs/>
-          <w:sz w:val="24"/>
-          <w:szCs w:val="24"/>
-        </w:rPr>
-        <w:t xml:space="preserve">system </w:t>
-      </w:r>
-      <w:r>
-        <w:rPr>
-          <w:sz w:val="24"/>
-          <w:szCs w:val="24"/>
-        </w:rPr>
-        <w:t>redirects both users to the end-game interface and displays end-game statistics.</w:t>
+        <w:rPr>
+          <w:sz w:val="24"/>
+          <w:szCs w:val="24"/>
+        </w:rPr>
+      </w:pPr>
+      <w:r>
+        <w:rPr>
+          <w:b/>
+          <w:sz w:val="24"/>
+          <w:szCs w:val="24"/>
+        </w:rPr>
+        <w:t>Toggle Question Tab</w:t>
+      </w:r>
+      <w:r>
+        <w:rPr>
+          <w:b/>
+          <w:sz w:val="24"/>
+          <w:szCs w:val="24"/>
+        </w:rPr>
+        <w:t xml:space="preserve"> </w:t>
+      </w:r>
+      <w:r>
+        <w:rPr>
+          <w:b/>
+          <w:sz w:val="24"/>
+          <w:szCs w:val="24"/>
+        </w:rPr>
+        <w:t>(UC-GAMEPLAY-1</w:t>
+      </w:r>
+      <w:r>
+        <w:rPr>
+          <w:b/>
+          <w:sz w:val="24"/>
+          <w:szCs w:val="24"/>
+        </w:rPr>
+        <w:t>5</w:t>
+      </w:r>
+      <w:r>
+        <w:rPr>
+          <w:b/>
+          <w:sz w:val="24"/>
+          <w:szCs w:val="24"/>
+        </w:rPr>
+        <w:t>)</w:t>
       </w:r>
     </w:p>
     <w:p>
@@ -21141,23 +21397,7 @@
           <w:sz w:val="24"/>
           <w:szCs w:val="24"/>
         </w:rPr>
-        <w:t xml:space="preserve">Else, the </w:t>
-      </w:r>
-      <w:r>
-        <w:rPr>
-          <w:b/>
-          <w:bCs/>
-          <w:sz w:val="24"/>
-          <w:szCs w:val="24"/>
-        </w:rPr>
-        <w:t>system</w:t>
-      </w:r>
-      <w:r>
-        <w:rPr>
-          <w:sz w:val="24"/>
-          <w:szCs w:val="24"/>
-        </w:rPr>
-        <w:t xml:space="preserve"> notifies the </w:t>
+        <w:t xml:space="preserve">The </w:t>
       </w:r>
       <w:r>
         <w:rPr>
@@ -21173,54 +21413,21 @@
           <w:sz w:val="24"/>
           <w:szCs w:val="24"/>
         </w:rPr>
-        <w:t xml:space="preserve"> of the failed submission.</w:t>
-      </w:r>
-    </w:p>
-    <w:p>
-      <w:pPr>
-        <w:numPr>
-          <w:ilvl w:val="0"/>
-          <w:numId w:val="6"/>
-        </w:numPr>
-        <w:shd w:val="clear" w:color="auto" w:fill="FFFFFF"/>
-        <w:spacing w:line="360" w:lineRule="auto"/>
-        <w:rPr>
-          <w:b/>
-          <w:sz w:val="24"/>
-          <w:szCs w:val="24"/>
-        </w:rPr>
-      </w:pPr>
-      <w:r>
-        <w:rPr>
-          <w:b/>
-          <w:sz w:val="24"/>
-          <w:szCs w:val="24"/>
-        </w:rPr>
-        <w:t xml:space="preserve">Toggle Headphones </w:t>
-      </w:r>
-      <w:r>
-        <w:rPr>
-          <w:b/>
-          <w:sz w:val="24"/>
-          <w:szCs w:val="24"/>
-        </w:rPr>
-        <w:t>(UC-GAMEPLAY-1</w:t>
-      </w:r>
-      <w:r>
-        <w:rPr>
-          <w:b/>
-          <w:sz w:val="24"/>
-          <w:szCs w:val="24"/>
-        </w:rPr>
-        <w:t>4</w:t>
-      </w:r>
-      <w:r>
-        <w:rPr>
-          <w:b/>
-          <w:sz w:val="24"/>
-          <w:szCs w:val="24"/>
-        </w:rPr>
-        <w:t>)</w:t>
+        <w:t xml:space="preserve"> chooses to open </w:t>
+      </w:r>
+      <w:r>
+        <w:rPr>
+          <w:sz w:val="24"/>
+          <w:szCs w:val="24"/>
+        </w:rPr>
+        <w:t xml:space="preserve">the </w:t>
+      </w:r>
+      <w:r>
+        <w:rPr>
+          <w:sz w:val="24"/>
+          <w:szCs w:val="24"/>
+        </w:rPr>
+        <w:t>question tab.</w:t>
       </w:r>
     </w:p>
     <w:p>
@@ -21233,14 +21440,12 @@
         <w:shd w:val="clear" w:color="auto" w:fill="FFFFFF"/>
         <w:spacing w:line="360" w:lineRule="auto"/>
         <w:rPr>
-          <w:b/>
-          <w:sz w:val="24"/>
-          <w:szCs w:val="24"/>
-        </w:rPr>
-      </w:pPr>
-      <w:r>
-        <w:rPr>
-          <w:bCs/>
+          <w:sz w:val="24"/>
+          <w:szCs w:val="24"/>
+        </w:rPr>
+      </w:pPr>
+      <w:r>
+        <w:rPr>
           <w:sz w:val="24"/>
           <w:szCs w:val="24"/>
         </w:rPr>
@@ -21249,18 +21454,78 @@
       <w:r>
         <w:rPr>
           <w:b/>
-          <w:sz w:val="24"/>
-          <w:szCs w:val="24"/>
-        </w:rPr>
-        <w:t xml:space="preserve">user </w:t>
-      </w:r>
-      <w:r>
-        <w:rPr>
-          <w:bCs/>
-          <w:sz w:val="24"/>
-          <w:szCs w:val="24"/>
-        </w:rPr>
-        <w:t>chooses to toggle headphones.</w:t>
+          <w:bCs/>
+          <w:sz w:val="24"/>
+          <w:szCs w:val="24"/>
+        </w:rPr>
+        <w:t>system</w:t>
+      </w:r>
+      <w:r>
+        <w:rPr>
+          <w:sz w:val="24"/>
+          <w:szCs w:val="24"/>
+        </w:rPr>
+        <w:t xml:space="preserve"> </w:t>
+      </w:r>
+      <w:r>
+        <w:rPr>
+          <w:sz w:val="24"/>
+          <w:szCs w:val="24"/>
+        </w:rPr>
+        <w:t>displays</w:t>
+      </w:r>
+      <w:r>
+        <w:rPr>
+          <w:sz w:val="24"/>
+          <w:szCs w:val="24"/>
+        </w:rPr>
+        <w:t xml:space="preserve"> the question tab if the </w:t>
+      </w:r>
+      <w:r>
+        <w:rPr>
+          <w:b/>
+          <w:bCs/>
+          <w:sz w:val="24"/>
+          <w:szCs w:val="24"/>
+        </w:rPr>
+        <w:t>user</w:t>
+      </w:r>
+      <w:r>
+        <w:rPr>
+          <w:b/>
+          <w:bCs/>
+          <w:sz w:val="24"/>
+          <w:szCs w:val="24"/>
+        </w:rPr>
+        <w:t xml:space="preserve">’s </w:t>
+      </w:r>
+      <w:r>
+        <w:rPr>
+          <w:sz w:val="24"/>
+          <w:szCs w:val="24"/>
+        </w:rPr>
+        <w:t xml:space="preserve">question tab is hidden </w:t>
+      </w:r>
+      <w:r>
+        <w:rPr>
+          <w:sz w:val="24"/>
+          <w:szCs w:val="24"/>
+        </w:rPr>
+        <w:t xml:space="preserve">and </w:t>
+      </w:r>
+      <w:r>
+        <w:rPr>
+          <w:sz w:val="24"/>
+          <w:szCs w:val="24"/>
+        </w:rPr>
+        <w:t>hides</w:t>
+      </w:r>
+      <w:r>
+        <w:rPr>
+          <w:sz w:val="24"/>
+          <w:szCs w:val="24"/>
+        </w:rPr>
+        <w:t xml:space="preserve"> the question tab otherwise.</w:t>
       </w:r>
     </w:p>
     <w:p>
@@ -21273,18 +21538,33 @@
         <w:shd w:val="clear" w:color="auto" w:fill="FFFFFF"/>
         <w:spacing w:line="360" w:lineRule="auto"/>
         <w:rPr>
-          <w:b/>
-          <w:sz w:val="24"/>
-          <w:szCs w:val="24"/>
-        </w:rPr>
-      </w:pPr>
-      <w:r>
-        <w:rPr>
-          <w:bCs/>
-          <w:sz w:val="24"/>
-          <w:szCs w:val="24"/>
-        </w:rPr>
-        <w:t xml:space="preserve">If the headphones are previously disabled, </w:t>
+          <w:sz w:val="24"/>
+          <w:szCs w:val="24"/>
+        </w:rPr>
+      </w:pPr>
+      <w:r>
+        <w:rPr>
+          <w:b/>
+          <w:sz w:val="24"/>
+          <w:szCs w:val="24"/>
+        </w:rPr>
+        <w:t xml:space="preserve">Question Tab Utility: </w:t>
+      </w:r>
+      <w:r>
+        <w:rPr>
+          <w:b/>
+          <w:sz w:val="24"/>
+          <w:szCs w:val="24"/>
+        </w:rPr>
+        <w:t>Highlight</w:t>
+      </w:r>
+      <w:r>
+        <w:rPr>
+          <w:b/>
+          <w:sz w:val="24"/>
+          <w:szCs w:val="24"/>
+        </w:rPr>
+        <w:t>, Erase</w:t>
       </w:r>
     </w:p>
     <w:p>
@@ -21313,15 +21593,31 @@
           <w:sz w:val="24"/>
           <w:szCs w:val="24"/>
         </w:rPr>
-        <w:t>system</w:t>
-      </w:r>
-      <w:r>
-        <w:rPr>
-          <w:bCs/>
-          <w:sz w:val="24"/>
-          <w:szCs w:val="24"/>
-        </w:rPr>
-        <w:t xml:space="preserve"> enables headphones.</w:t>
+        <w:t>user</w:t>
+      </w:r>
+      <w:r>
+        <w:rPr>
+          <w:bCs/>
+          <w:sz w:val="24"/>
+          <w:szCs w:val="24"/>
+        </w:rPr>
+        <w:t xml:space="preserve"> chooses to use the </w:t>
+      </w:r>
+      <w:r>
+        <w:rPr>
+          <w:bCs/>
+          <w:sz w:val="24"/>
+          <w:szCs w:val="24"/>
+        </w:rPr>
+        <w:t>specified utility</w:t>
+      </w:r>
+      <w:r>
+        <w:rPr>
+          <w:bCs/>
+          <w:sz w:val="24"/>
+          <w:szCs w:val="24"/>
+        </w:rPr>
+        <w:t>.</w:t>
       </w:r>
     </w:p>
     <w:p>
@@ -21358,7 +21654,101 @@
           <w:sz w:val="24"/>
           <w:szCs w:val="24"/>
         </w:rPr>
-        <w:t xml:space="preserve"> notifies the user of the enabled headphones.</w:t>
+        <w:t xml:space="preserve"> converts the cursor to the </w:t>
+      </w:r>
+      <w:r>
+        <w:rPr>
+          <w:bCs/>
+          <w:sz w:val="24"/>
+          <w:szCs w:val="24"/>
+        </w:rPr>
+        <w:t>specified utility</w:t>
+      </w:r>
+      <w:r>
+        <w:rPr>
+          <w:bCs/>
+          <w:sz w:val="24"/>
+          <w:szCs w:val="24"/>
+        </w:rPr>
+        <w:t xml:space="preserve"> if the </w:t>
+      </w:r>
+      <w:r>
+        <w:rPr>
+          <w:b/>
+          <w:sz w:val="24"/>
+          <w:szCs w:val="24"/>
+        </w:rPr>
+        <w:t xml:space="preserve">user’s </w:t>
+      </w:r>
+      <w:r>
+        <w:rPr>
+          <w:bCs/>
+          <w:sz w:val="24"/>
+          <w:szCs w:val="24"/>
+        </w:rPr>
+        <w:t>cursor is not t</w:t>
+      </w:r>
+      <w:r>
+        <w:rPr>
+          <w:bCs/>
+          <w:sz w:val="24"/>
+          <w:szCs w:val="24"/>
+        </w:rPr>
+        <w:t>hat utility</w:t>
+      </w:r>
+      <w:r>
+        <w:rPr>
+          <w:bCs/>
+          <w:sz w:val="24"/>
+          <w:szCs w:val="24"/>
+        </w:rPr>
+        <w:t xml:space="preserve"> and converts the highlighter to the pointer cursor otherwise.</w:t>
+      </w:r>
+    </w:p>
+    <w:p>
+      <w:pPr>
+        <w:numPr>
+          <w:ilvl w:val="0"/>
+          <w:numId w:val="6"/>
+        </w:numPr>
+        <w:shd w:val="clear" w:color="auto" w:fill="FFFFFF"/>
+        <w:spacing w:line="360" w:lineRule="auto"/>
+        <w:rPr>
+          <w:sz w:val="24"/>
+          <w:szCs w:val="24"/>
+        </w:rPr>
+      </w:pPr>
+      <w:r>
+        <w:rPr>
+          <w:b/>
+          <w:sz w:val="24"/>
+          <w:szCs w:val="24"/>
+        </w:rPr>
+        <w:t xml:space="preserve">Toggle Whiteboard </w:t>
+      </w:r>
+      <w:r>
+        <w:rPr>
+          <w:b/>
+          <w:sz w:val="24"/>
+          <w:szCs w:val="24"/>
+        </w:rPr>
+        <w:t>(UC-GAMEPLAY-1</w:t>
+      </w:r>
+      <w:r>
+        <w:rPr>
+          <w:b/>
+          <w:sz w:val="24"/>
+          <w:szCs w:val="24"/>
+        </w:rPr>
+        <w:t>6</w:t>
+      </w:r>
+      <w:r>
+        <w:rPr>
+          <w:b/>
+          <w:sz w:val="24"/>
+          <w:szCs w:val="24"/>
+        </w:rPr>
+        <w:t>)</w:t>
       </w:r>
     </w:p>
     <w:p>
@@ -21371,128 +21761,12 @@
         <w:shd w:val="clear" w:color="auto" w:fill="FFFFFF"/>
         <w:spacing w:line="360" w:lineRule="auto"/>
         <w:rPr>
-          <w:b/>
-          <w:sz w:val="24"/>
-          <w:szCs w:val="24"/>
-        </w:rPr>
-      </w:pPr>
-      <w:r>
-        <w:rPr>
-          <w:bCs/>
-          <w:sz w:val="24"/>
-          <w:szCs w:val="24"/>
-        </w:rPr>
-        <w:t>I</w:t>
-      </w:r>
-      <w:r>
-        <w:rPr>
-          <w:bCs/>
-          <w:sz w:val="24"/>
-          <w:szCs w:val="24"/>
-        </w:rPr>
-        <w:t xml:space="preserve">f the </w:t>
-      </w:r>
-      <w:r>
-        <w:rPr>
-          <w:bCs/>
-          <w:sz w:val="24"/>
-          <w:szCs w:val="24"/>
-        </w:rPr>
-        <w:t xml:space="preserve">headphones are previously </w:t>
-      </w:r>
-      <w:r>
-        <w:rPr>
-          <w:bCs/>
-          <w:sz w:val="24"/>
-          <w:szCs w:val="24"/>
-        </w:rPr>
-        <w:t>enabled</w:t>
-      </w:r>
-      <w:r>
-        <w:rPr>
-          <w:bCs/>
-          <w:sz w:val="24"/>
-          <w:szCs w:val="24"/>
-        </w:rPr>
-        <w:t xml:space="preserve">, </w:t>
-      </w:r>
-    </w:p>
-    <w:p>
-      <w:pPr>
-        <w:pStyle w:val="ListParagraph"/>
-        <w:shd w:val="clear" w:color="auto" w:fill="FFFFFF"/>
-        <w:spacing w:line="360" w:lineRule="auto"/>
-        <w:ind w:left="1440"/>
-        <w:rPr>
-          <w:bCs/>
-          <w:sz w:val="24"/>
-          <w:szCs w:val="24"/>
-        </w:rPr>
-      </w:pPr>
-      <w:r>
-        <w:rPr>
-          <w:bCs/>
-          <w:sz w:val="24"/>
-          <w:szCs w:val="24"/>
-        </w:rPr>
-        <w:t xml:space="preserve">+ The </w:t>
-      </w:r>
-      <w:r>
-        <w:rPr>
-          <w:b/>
-          <w:sz w:val="24"/>
-          <w:szCs w:val="24"/>
-        </w:rPr>
-        <w:t>system</w:t>
-      </w:r>
-      <w:r>
-        <w:rPr>
-          <w:bCs/>
-          <w:sz w:val="24"/>
-          <w:szCs w:val="24"/>
-        </w:rPr>
-        <w:t xml:space="preserve"> </w:t>
-      </w:r>
-      <w:r>
-        <w:rPr>
-          <w:bCs/>
-          <w:sz w:val="24"/>
-          <w:szCs w:val="24"/>
-        </w:rPr>
-        <w:t>disables</w:t>
-      </w:r>
-      <w:r>
-        <w:rPr>
-          <w:bCs/>
-          <w:sz w:val="24"/>
-          <w:szCs w:val="24"/>
-        </w:rPr>
-        <w:t xml:space="preserve"> headphones.</w:t>
-      </w:r>
-    </w:p>
-    <w:p>
-      <w:pPr>
-        <w:pStyle w:val="ListParagraph"/>
-        <w:shd w:val="clear" w:color="auto" w:fill="FFFFFF"/>
-        <w:spacing w:line="360" w:lineRule="auto"/>
-        <w:ind w:left="1440"/>
-        <w:rPr>
-          <w:bCs/>
-          <w:sz w:val="24"/>
-          <w:szCs w:val="24"/>
-        </w:rPr>
-      </w:pPr>
-      <w:r>
-        <w:rPr>
-          <w:bCs/>
-          <w:sz w:val="24"/>
-          <w:szCs w:val="24"/>
-        </w:rPr>
-        <w:t xml:space="preserve">+ </w:t>
-      </w:r>
-      <w:r>
-        <w:rPr>
-          <w:bCs/>
+          <w:sz w:val="24"/>
+          <w:szCs w:val="24"/>
+        </w:rPr>
+      </w:pPr>
+      <w:r>
+        <w:rPr>
           <w:sz w:val="24"/>
           <w:szCs w:val="24"/>
         </w:rPr>
@@ -21501,81 +21775,18 @@
       <w:r>
         <w:rPr>
           <w:b/>
-          <w:sz w:val="24"/>
-          <w:szCs w:val="24"/>
-        </w:rPr>
-        <w:t>system</w:t>
-      </w:r>
-      <w:r>
-        <w:rPr>
-          <w:bCs/>
-          <w:sz w:val="24"/>
-          <w:szCs w:val="24"/>
-        </w:rPr>
-        <w:t xml:space="preserve"> notifies the user of the </w:t>
-      </w:r>
-      <w:r>
-        <w:rPr>
-          <w:bCs/>
-          <w:sz w:val="24"/>
-          <w:szCs w:val="24"/>
-        </w:rPr>
-        <w:t>disabled</w:t>
-      </w:r>
-      <w:r>
-        <w:rPr>
-          <w:bCs/>
-          <w:sz w:val="24"/>
-          <w:szCs w:val="24"/>
-        </w:rPr>
-        <w:t xml:space="preserve"> headphones</w:t>
-      </w:r>
-    </w:p>
-    <w:p>
-      <w:pPr>
-        <w:numPr>
-          <w:ilvl w:val="0"/>
-          <w:numId w:val="6"/>
-        </w:numPr>
-        <w:shd w:val="clear" w:color="auto" w:fill="FFFFFF"/>
-        <w:spacing w:line="360" w:lineRule="auto"/>
-        <w:rPr>
-          <w:b/>
-          <w:sz w:val="24"/>
-          <w:szCs w:val="24"/>
-        </w:rPr>
-      </w:pPr>
-      <w:r>
-        <w:rPr>
-          <w:b/>
-          <w:sz w:val="24"/>
-          <w:szCs w:val="24"/>
-        </w:rPr>
-        <w:t xml:space="preserve">Toggle Microphone </w:t>
-      </w:r>
-      <w:r>
-        <w:rPr>
-          <w:b/>
-          <w:sz w:val="24"/>
-          <w:szCs w:val="24"/>
-        </w:rPr>
-        <w:t>(UC-GAMEPLAY-1</w:t>
-      </w:r>
-      <w:r>
-        <w:rPr>
-          <w:b/>
-          <w:sz w:val="24"/>
-          <w:szCs w:val="24"/>
-        </w:rPr>
-        <w:t>5</w:t>
-      </w:r>
-      <w:r>
-        <w:rPr>
-          <w:b/>
-          <w:sz w:val="24"/>
-          <w:szCs w:val="24"/>
-        </w:rPr>
-        <w:t>)</w:t>
+          <w:bCs/>
+          <w:sz w:val="24"/>
+          <w:szCs w:val="24"/>
+        </w:rPr>
+        <w:t>user</w:t>
+      </w:r>
+      <w:r>
+        <w:rPr>
+          <w:sz w:val="24"/>
+          <w:szCs w:val="24"/>
+        </w:rPr>
+        <w:t xml:space="preserve"> chooses to open the whiteboard tab.</w:t>
       </w:r>
     </w:p>
     <w:p>
@@ -21588,14 +21799,12 @@
         <w:shd w:val="clear" w:color="auto" w:fill="FFFFFF"/>
         <w:spacing w:line="360" w:lineRule="auto"/>
         <w:rPr>
-          <w:b/>
-          <w:sz w:val="24"/>
-          <w:szCs w:val="24"/>
-        </w:rPr>
-      </w:pPr>
-      <w:r>
-        <w:rPr>
-          <w:bCs/>
+          <w:sz w:val="24"/>
+          <w:szCs w:val="24"/>
+        </w:rPr>
+      </w:pPr>
+      <w:r>
+        <w:rPr>
           <w:sz w:val="24"/>
           <w:szCs w:val="24"/>
         </w:rPr>
@@ -21604,50 +21813,34 @@
       <w:r>
         <w:rPr>
           <w:b/>
-          <w:sz w:val="24"/>
-          <w:szCs w:val="24"/>
-        </w:rPr>
-        <w:t xml:space="preserve">user </w:t>
-      </w:r>
-      <w:r>
-        <w:rPr>
-          <w:bCs/>
-          <w:sz w:val="24"/>
-          <w:szCs w:val="24"/>
-        </w:rPr>
-        <w:t>chooses to toggle</w:t>
-      </w:r>
-      <w:r>
-        <w:rPr>
-          <w:bCs/>
-          <w:sz w:val="24"/>
-          <w:szCs w:val="24"/>
-        </w:rPr>
-        <w:t xml:space="preserve"> the</w:t>
-      </w:r>
-      <w:r>
-        <w:rPr>
-          <w:bCs/>
-          <w:sz w:val="24"/>
-          <w:szCs w:val="24"/>
-        </w:rPr>
-        <w:t xml:space="preserve"> </w:t>
-      </w:r>
-      <w:r>
-        <w:rPr>
-          <w:bCs/>
-          <w:sz w:val="24"/>
-          <w:szCs w:val="24"/>
-        </w:rPr>
-        <w:t>microphone</w:t>
-      </w:r>
-      <w:r>
-        <w:rPr>
-          <w:bCs/>
-          <w:sz w:val="24"/>
-          <w:szCs w:val="24"/>
-        </w:rPr>
-        <w:t>.</w:t>
+          <w:bCs/>
+          <w:sz w:val="24"/>
+          <w:szCs w:val="24"/>
+        </w:rPr>
+        <w:t>system</w:t>
+      </w:r>
+      <w:r>
+        <w:rPr>
+          <w:sz w:val="24"/>
+          <w:szCs w:val="24"/>
+        </w:rPr>
+        <w:t xml:space="preserve"> displays the whiteboard tab if the </w:t>
+      </w:r>
+      <w:r>
+        <w:rPr>
+          <w:b/>
+          <w:bCs/>
+          <w:sz w:val="24"/>
+          <w:szCs w:val="24"/>
+        </w:rPr>
+        <w:t>user’s</w:t>
+      </w:r>
+      <w:r>
+        <w:rPr>
+          <w:sz w:val="24"/>
+          <w:szCs w:val="24"/>
+        </w:rPr>
+        <w:t xml:space="preserve"> whiteboard tab is hidden and hides the whiteboard tab otherwise.</w:t>
       </w:r>
     </w:p>
     <w:p>
@@ -21660,50 +21853,18 @@
         <w:shd w:val="clear" w:color="auto" w:fill="FFFFFF"/>
         <w:spacing w:line="360" w:lineRule="auto"/>
         <w:rPr>
-          <w:b/>
-          <w:sz w:val="24"/>
-          <w:szCs w:val="24"/>
-        </w:rPr>
-      </w:pPr>
-      <w:r>
-        <w:rPr>
-          <w:bCs/>
-          <w:sz w:val="24"/>
-          <w:szCs w:val="24"/>
-        </w:rPr>
-        <w:t xml:space="preserve">If </w:t>
-      </w:r>
-      <w:r>
-        <w:rPr>
-          <w:bCs/>
-          <w:sz w:val="24"/>
-          <w:szCs w:val="24"/>
-        </w:rPr>
-        <w:t>the microphone</w:t>
-      </w:r>
-      <w:r>
-        <w:rPr>
-          <w:bCs/>
-          <w:sz w:val="24"/>
-          <w:szCs w:val="24"/>
-        </w:rPr>
-        <w:t xml:space="preserve"> </w:t>
-      </w:r>
-      <w:r>
-        <w:rPr>
-          <w:bCs/>
-          <w:sz w:val="24"/>
-          <w:szCs w:val="24"/>
-        </w:rPr>
-        <w:t>is</w:t>
-      </w:r>
-      <w:r>
-        <w:rPr>
-          <w:bCs/>
-          <w:sz w:val="24"/>
-          <w:szCs w:val="24"/>
-        </w:rPr>
-        <w:t xml:space="preserve"> previously disabled, </w:t>
+          <w:sz w:val="24"/>
+          <w:szCs w:val="24"/>
+        </w:rPr>
+      </w:pPr>
+      <w:r>
+        <w:rPr>
+          <w:b/>
+          <w:bCs/>
+          <w:sz w:val="24"/>
+          <w:szCs w:val="24"/>
+        </w:rPr>
+        <w:t>Whiteboard Tab Utility: Highlight, Erase, Pen, Text Box</w:t>
       </w:r>
     </w:p>
     <w:p>
@@ -21713,50 +21874,33 @@
         <w:spacing w:line="360" w:lineRule="auto"/>
         <w:ind w:left="1440"/>
         <w:rPr>
-          <w:bCs/>
-          <w:sz w:val="24"/>
-          <w:szCs w:val="24"/>
-        </w:rPr>
-      </w:pPr>
-      <w:r>
-        <w:rPr>
-          <w:bCs/>
-          <w:sz w:val="24"/>
-          <w:szCs w:val="24"/>
-        </w:rPr>
+          <w:sz w:val="24"/>
+          <w:szCs w:val="24"/>
+        </w:rPr>
+      </w:pPr>
+      <w:r>
+        <w:rPr>
+          <w:sz w:val="24"/>
+          <w:szCs w:val="24"/>
+        </w:rPr>
+        <w:lastRenderedPageBreak/>
         <w:t xml:space="preserve">+ The </w:t>
       </w:r>
       <w:r>
         <w:rPr>
           <w:b/>
-          <w:sz w:val="24"/>
-          <w:szCs w:val="24"/>
-        </w:rPr>
-        <w:t>system</w:t>
-      </w:r>
-      <w:r>
-        <w:rPr>
-          <w:bCs/>
-          <w:sz w:val="24"/>
-          <w:szCs w:val="24"/>
-        </w:rPr>
-        <w:t xml:space="preserve"> enables </w:t>
-      </w:r>
-      <w:r>
-        <w:rPr>
-          <w:bCs/>
-          <w:sz w:val="24"/>
-          <w:szCs w:val="24"/>
-        </w:rPr>
-        <w:t>the microphone</w:t>
-      </w:r>
-      <w:r>
-        <w:rPr>
-          <w:bCs/>
-          <w:sz w:val="24"/>
-          <w:szCs w:val="24"/>
-        </w:rPr>
-        <w:t>.</w:t>
+          <w:bCs/>
+          <w:sz w:val="24"/>
+          <w:szCs w:val="24"/>
+        </w:rPr>
+        <w:t xml:space="preserve">user </w:t>
+      </w:r>
+      <w:r>
+        <w:rPr>
+          <w:sz w:val="24"/>
+          <w:szCs w:val="24"/>
+        </w:rPr>
+        <w:t>chooses to use the utility.</w:t>
       </w:r>
     </w:p>
     <w:p>
@@ -21766,22 +21910,37 @@
         <w:spacing w:line="360" w:lineRule="auto"/>
         <w:ind w:left="1440"/>
         <w:rPr>
-          <w:bCs/>
-          <w:sz w:val="24"/>
-          <w:szCs w:val="24"/>
-        </w:rPr>
-      </w:pPr>
-      <w:r>
-        <w:rPr>
-          <w:bCs/>
-          <w:sz w:val="24"/>
-          <w:szCs w:val="24"/>
-        </w:rPr>
-        <w:t xml:space="preserve">+ The </w:t>
-      </w:r>
-      <w:r>
-        <w:rPr>
-          <w:b/>
+          <w:sz w:val="24"/>
+          <w:szCs w:val="24"/>
+        </w:rPr>
+      </w:pPr>
+      <w:r>
+        <w:rPr>
+          <w:sz w:val="24"/>
+          <w:szCs w:val="24"/>
+        </w:rPr>
+        <w:t xml:space="preserve">+ If the </w:t>
+      </w:r>
+      <w:r>
+        <w:rPr>
+          <w:b/>
+          <w:bCs/>
+          <w:sz w:val="24"/>
+          <w:szCs w:val="24"/>
+        </w:rPr>
+        <w:t>user’s</w:t>
+      </w:r>
+      <w:r>
+        <w:rPr>
+          <w:sz w:val="24"/>
+          <w:szCs w:val="24"/>
+        </w:rPr>
+        <w:t xml:space="preserve"> cursor is not the specified utility, the </w:t>
+      </w:r>
+      <w:r>
+        <w:rPr>
+          <w:b/>
+          <w:bCs/>
           <w:sz w:val="24"/>
           <w:szCs w:val="24"/>
         </w:rPr>
@@ -21789,11 +21948,173 @@
       </w:r>
       <w:r>
         <w:rPr>
-          <w:bCs/>
-          <w:sz w:val="24"/>
-          <w:szCs w:val="24"/>
-        </w:rPr>
-        <w:t xml:space="preserve"> notifies the user of the enabled microphone.</w:t>
+          <w:sz w:val="24"/>
+          <w:szCs w:val="24"/>
+        </w:rPr>
+        <w:t xml:space="preserve"> switches the cursor to that utility. Else, the </w:t>
+      </w:r>
+      <w:r>
+        <w:rPr>
+          <w:b/>
+          <w:bCs/>
+          <w:sz w:val="24"/>
+          <w:szCs w:val="24"/>
+        </w:rPr>
+        <w:t>system</w:t>
+      </w:r>
+      <w:r>
+        <w:rPr>
+          <w:sz w:val="24"/>
+          <w:szCs w:val="24"/>
+        </w:rPr>
+        <w:t xml:space="preserve"> switches back to the pointer cursor. </w:t>
+      </w:r>
+    </w:p>
+    <w:p>
+      <w:pPr>
+        <w:shd w:val="clear" w:color="auto" w:fill="FFFFFF"/>
+        <w:spacing w:line="360" w:lineRule="auto"/>
+        <w:rPr>
+          <w:sz w:val="24"/>
+          <w:szCs w:val="24"/>
+        </w:rPr>
+      </w:pPr>
+    </w:p>
+    <w:p>
+      <w:pPr>
+        <w:shd w:val="clear" w:color="auto" w:fill="FFFFFF"/>
+        <w:tabs>
+          <w:tab w:val="left" w:pos="5076"/>
+        </w:tabs>
+        <w:spacing w:after="240" w:line="360" w:lineRule="auto"/>
+        <w:rPr>
+          <w:bCs/>
+          <w:sz w:val="24"/>
+          <w:szCs w:val="24"/>
+        </w:rPr>
+      </w:pPr>
+      <w:r>
+        <w:rPr>
+          <w:b/>
+          <w:sz w:val="24"/>
+          <w:szCs w:val="24"/>
+          <w:u w:val="single"/>
+        </w:rPr>
+        <w:t>Post-condition</w:t>
+      </w:r>
+      <w:r>
+        <w:rPr>
+          <w:bCs/>
+          <w:sz w:val="24"/>
+          <w:szCs w:val="24"/>
+        </w:rPr>
+        <w:t xml:space="preserve">: The </w:t>
+      </w:r>
+      <w:r>
+        <w:rPr>
+          <w:b/>
+          <w:sz w:val="24"/>
+          <w:szCs w:val="24"/>
+        </w:rPr>
+        <w:t>user</w:t>
+      </w:r>
+      <w:r>
+        <w:rPr>
+          <w:bCs/>
+          <w:sz w:val="24"/>
+          <w:szCs w:val="24"/>
+        </w:rPr>
+        <w:t xml:space="preserve"> </w:t>
+      </w:r>
+      <w:r>
+        <w:rPr>
+          <w:bCs/>
+          <w:sz w:val="24"/>
+          <w:szCs w:val="24"/>
+        </w:rPr>
+        <w:t xml:space="preserve">is redirected or is already at the </w:t>
+      </w:r>
+      <w:r>
+        <w:rPr>
+          <w:bCs/>
+          <w:sz w:val="24"/>
+          <w:szCs w:val="24"/>
+        </w:rPr>
+        <w:t>respective interface</w:t>
+      </w:r>
+      <w:r>
+        <w:rPr>
+          <w:bCs/>
+          <w:sz w:val="24"/>
+          <w:szCs w:val="24"/>
+        </w:rPr>
+        <w:t xml:space="preserve"> after any of the above actions take place.</w:t>
+      </w:r>
+    </w:p>
+    <w:p>
+      <w:pPr>
+        <w:shd w:val="clear" w:color="auto" w:fill="FFFFFF"/>
+        <w:spacing w:after="240" w:line="360" w:lineRule="auto"/>
+        <w:rPr>
+          <w:b/>
+          <w:sz w:val="24"/>
+          <w:szCs w:val="24"/>
+        </w:rPr>
+      </w:pPr>
+      <w:r>
+        <w:rPr>
+          <w:b/>
+          <w:sz w:val="24"/>
+          <w:szCs w:val="24"/>
+        </w:rPr>
+        <w:t>4.</w:t>
+      </w:r>
+      <w:r>
+        <w:rPr>
+          <w:b/>
+          <w:sz w:val="24"/>
+          <w:szCs w:val="24"/>
+        </w:rPr>
+        <w:t>6</w:t>
+      </w:r>
+      <w:r>
+        <w:rPr>
+          <w:b/>
+          <w:sz w:val="24"/>
+          <w:szCs w:val="24"/>
+        </w:rPr>
+        <w:t>.3. Functional Requirements</w:t>
+      </w:r>
+    </w:p>
+    <w:p>
+      <w:pPr>
+        <w:shd w:val="clear" w:color="auto" w:fill="FFFFFF"/>
+        <w:tabs>
+          <w:tab w:val="left" w:pos="5076"/>
+        </w:tabs>
+        <w:spacing w:after="240" w:line="360" w:lineRule="auto"/>
+        <w:rPr>
+          <w:bCs/>
+          <w:sz w:val="24"/>
+          <w:szCs w:val="24"/>
+        </w:rPr>
+      </w:pPr>
+      <w:r>
+        <w:rPr>
+          <w:b/>
+          <w:sz w:val="24"/>
+          <w:szCs w:val="24"/>
+          <w:u w:val="single"/>
+        </w:rPr>
+        <w:t>Alternative Thread</w:t>
+      </w:r>
+      <w:r>
+        <w:rPr>
+          <w:bCs/>
+          <w:sz w:val="24"/>
+          <w:szCs w:val="24"/>
+        </w:rPr>
+        <w:t>:</w:t>
       </w:r>
     </w:p>
     <w:p>
@@ -21804,336 +22125,6 @@
           <w:numId w:val="9"/>
         </w:numPr>
         <w:shd w:val="clear" w:color="auto" w:fill="FFFFFF"/>
-        <w:spacing w:line="360" w:lineRule="auto"/>
-        <w:rPr>
-          <w:bCs/>
-          <w:sz w:val="24"/>
-          <w:szCs w:val="24"/>
-        </w:rPr>
-      </w:pPr>
-      <w:r>
-        <w:rPr>
-          <w:bCs/>
-          <w:sz w:val="24"/>
-          <w:szCs w:val="24"/>
-        </w:rPr>
-        <w:t xml:space="preserve">If </w:t>
-      </w:r>
-      <w:r>
-        <w:rPr>
-          <w:bCs/>
-          <w:sz w:val="24"/>
-          <w:szCs w:val="24"/>
-        </w:rPr>
-        <w:t>the microphone</w:t>
-      </w:r>
-      <w:r>
-        <w:rPr>
-          <w:bCs/>
-          <w:sz w:val="24"/>
-          <w:szCs w:val="24"/>
-        </w:rPr>
-        <w:t xml:space="preserve"> </w:t>
-      </w:r>
-      <w:r>
-        <w:rPr>
-          <w:bCs/>
-          <w:sz w:val="24"/>
-          <w:szCs w:val="24"/>
-        </w:rPr>
-        <w:t>is</w:t>
-      </w:r>
-      <w:r>
-        <w:rPr>
-          <w:bCs/>
-          <w:sz w:val="24"/>
-          <w:szCs w:val="24"/>
-        </w:rPr>
-        <w:t xml:space="preserve"> previously enabled, </w:t>
-      </w:r>
-    </w:p>
-    <w:p>
-      <w:pPr>
-        <w:pStyle w:val="ListParagraph"/>
-        <w:shd w:val="clear" w:color="auto" w:fill="FFFFFF"/>
-        <w:spacing w:line="360" w:lineRule="auto"/>
-        <w:ind w:left="1440"/>
-        <w:rPr>
-          <w:bCs/>
-          <w:sz w:val="24"/>
-          <w:szCs w:val="24"/>
-        </w:rPr>
-      </w:pPr>
-      <w:r>
-        <w:rPr>
-          <w:bCs/>
-          <w:sz w:val="24"/>
-          <w:szCs w:val="24"/>
-        </w:rPr>
-        <w:t xml:space="preserve">+ The </w:t>
-      </w:r>
-      <w:r>
-        <w:rPr>
-          <w:b/>
-          <w:sz w:val="24"/>
-          <w:szCs w:val="24"/>
-        </w:rPr>
-        <w:t>system</w:t>
-      </w:r>
-      <w:r>
-        <w:rPr>
-          <w:bCs/>
-          <w:sz w:val="24"/>
-          <w:szCs w:val="24"/>
-        </w:rPr>
-        <w:t xml:space="preserve"> disables </w:t>
-      </w:r>
-      <w:r>
-        <w:rPr>
-          <w:bCs/>
-          <w:sz w:val="24"/>
-          <w:szCs w:val="24"/>
-        </w:rPr>
-        <w:t xml:space="preserve">the </w:t>
-      </w:r>
-      <w:r>
-        <w:rPr>
-          <w:bCs/>
-          <w:sz w:val="24"/>
-          <w:szCs w:val="24"/>
-        </w:rPr>
-        <w:t>microphone.</w:t>
-      </w:r>
-    </w:p>
-    <w:p>
-      <w:pPr>
-        <w:pStyle w:val="ListParagraph"/>
-        <w:shd w:val="clear" w:color="auto" w:fill="FFFFFF"/>
-        <w:spacing w:line="360" w:lineRule="auto"/>
-        <w:ind w:left="1440"/>
-        <w:rPr>
-          <w:bCs/>
-          <w:sz w:val="24"/>
-          <w:szCs w:val="24"/>
-        </w:rPr>
-      </w:pPr>
-      <w:r>
-        <w:rPr>
-          <w:bCs/>
-          <w:sz w:val="24"/>
-          <w:szCs w:val="24"/>
-        </w:rPr>
-        <w:t xml:space="preserve">+ The </w:t>
-      </w:r>
-      <w:r>
-        <w:rPr>
-          <w:b/>
-          <w:sz w:val="24"/>
-          <w:szCs w:val="24"/>
-        </w:rPr>
-        <w:t>system</w:t>
-      </w:r>
-      <w:r>
-        <w:rPr>
-          <w:bCs/>
-          <w:sz w:val="24"/>
-          <w:szCs w:val="24"/>
-        </w:rPr>
-        <w:t xml:space="preserve"> notifies the user of the disabled microphone</w:t>
-      </w:r>
-    </w:p>
-    <w:p>
-      <w:pPr>
-        <w:numPr>
-          <w:ilvl w:val="0"/>
-          <w:numId w:val="6"/>
-        </w:numPr>
-        <w:shd w:val="clear" w:color="auto" w:fill="FFFFFF"/>
-        <w:spacing w:line="360" w:lineRule="auto"/>
-        <w:rPr>
-          <w:sz w:val="24"/>
-          <w:szCs w:val="24"/>
-        </w:rPr>
-      </w:pPr>
-      <w:r>
-        <w:rPr>
-          <w:b/>
-          <w:sz w:val="24"/>
-          <w:szCs w:val="24"/>
-        </w:rPr>
-        <w:t>Toggle Question Tab</w:t>
-      </w:r>
-      <w:r>
-        <w:rPr>
-          <w:b/>
-          <w:sz w:val="24"/>
-          <w:szCs w:val="24"/>
-        </w:rPr>
-        <w:t>. Highlight. Erase.</w:t>
-      </w:r>
-    </w:p>
-    <w:p>
-      <w:pPr>
-        <w:numPr>
-          <w:ilvl w:val="0"/>
-          <w:numId w:val="6"/>
-        </w:numPr>
-        <w:shd w:val="clear" w:color="auto" w:fill="FFFFFF"/>
-        <w:spacing w:line="360" w:lineRule="auto"/>
-        <w:rPr>
-          <w:sz w:val="24"/>
-          <w:szCs w:val="24"/>
-        </w:rPr>
-      </w:pPr>
-      <w:r>
-        <w:rPr>
-          <w:b/>
-          <w:sz w:val="24"/>
-          <w:szCs w:val="24"/>
-        </w:rPr>
-        <w:lastRenderedPageBreak/>
-        <w:t>Toggle Whiteboard (PRST)</w:t>
-      </w:r>
-    </w:p>
-    <w:p>
-      <w:pPr>
-        <w:shd w:val="clear" w:color="auto" w:fill="FFFFFF"/>
-        <w:spacing w:line="360" w:lineRule="auto"/>
-        <w:rPr>
-          <w:sz w:val="24"/>
-          <w:szCs w:val="24"/>
-        </w:rPr>
-      </w:pPr>
-    </w:p>
-    <w:p>
-      <w:pPr>
-        <w:shd w:val="clear" w:color="auto" w:fill="FFFFFF"/>
-        <w:tabs>
-          <w:tab w:val="left" w:pos="5076"/>
-        </w:tabs>
-        <w:spacing w:after="240" w:line="360" w:lineRule="auto"/>
-        <w:rPr>
-          <w:bCs/>
-          <w:sz w:val="24"/>
-          <w:szCs w:val="24"/>
-        </w:rPr>
-      </w:pPr>
-      <w:r>
-        <w:rPr>
-          <w:b/>
-          <w:sz w:val="24"/>
-          <w:szCs w:val="24"/>
-          <w:u w:val="single"/>
-        </w:rPr>
-        <w:t>Post-condition</w:t>
-      </w:r>
-      <w:r>
-        <w:rPr>
-          <w:bCs/>
-          <w:sz w:val="24"/>
-          <w:szCs w:val="24"/>
-        </w:rPr>
-        <w:t xml:space="preserve">: The </w:t>
-      </w:r>
-      <w:r>
-        <w:rPr>
-          <w:b/>
-          <w:sz w:val="24"/>
-          <w:szCs w:val="24"/>
-        </w:rPr>
-        <w:t>user</w:t>
-      </w:r>
-      <w:r>
-        <w:rPr>
-          <w:bCs/>
-          <w:sz w:val="24"/>
-          <w:szCs w:val="24"/>
-        </w:rPr>
-        <w:t xml:space="preserve"> </w:t>
-      </w:r>
-      <w:r>
-        <w:rPr>
-          <w:bCs/>
-          <w:sz w:val="24"/>
-          <w:szCs w:val="24"/>
-        </w:rPr>
-        <w:t>is redirected or is already at the Gameplay Interface after any of the above actions take place.</w:t>
-      </w:r>
-    </w:p>
-    <w:p>
-      <w:pPr>
-        <w:shd w:val="clear" w:color="auto" w:fill="FFFFFF"/>
-        <w:spacing w:after="240" w:line="360" w:lineRule="auto"/>
-        <w:rPr>
-          <w:b/>
-          <w:sz w:val="24"/>
-          <w:szCs w:val="24"/>
-        </w:rPr>
-      </w:pPr>
-      <w:r>
-        <w:rPr>
-          <w:b/>
-          <w:sz w:val="24"/>
-          <w:szCs w:val="24"/>
-        </w:rPr>
-        <w:t>4.</w:t>
-      </w:r>
-      <w:r>
-        <w:rPr>
-          <w:b/>
-          <w:sz w:val="24"/>
-          <w:szCs w:val="24"/>
-        </w:rPr>
-        <w:t>6</w:t>
-      </w:r>
-      <w:r>
-        <w:rPr>
-          <w:b/>
-          <w:sz w:val="24"/>
-          <w:szCs w:val="24"/>
-        </w:rPr>
-        <w:t>.3. Functional Requirements</w:t>
-      </w:r>
-    </w:p>
-    <w:p>
-      <w:pPr>
-        <w:shd w:val="clear" w:color="auto" w:fill="FFFFFF"/>
-        <w:tabs>
-          <w:tab w:val="left" w:pos="5076"/>
-        </w:tabs>
-        <w:spacing w:after="240" w:line="360" w:lineRule="auto"/>
-        <w:rPr>
-          <w:bCs/>
-          <w:sz w:val="24"/>
-          <w:szCs w:val="24"/>
-        </w:rPr>
-      </w:pPr>
-      <w:r>
-        <w:rPr>
-          <w:b/>
-          <w:sz w:val="24"/>
-          <w:szCs w:val="24"/>
-          <w:u w:val="single"/>
-        </w:rPr>
-        <w:t>Alternative Thread</w:t>
-      </w:r>
-      <w:r>
-        <w:rPr>
-          <w:bCs/>
-          <w:sz w:val="24"/>
-          <w:szCs w:val="24"/>
-        </w:rPr>
-        <w:t>:</w:t>
-      </w:r>
-    </w:p>
-    <w:p>
-      <w:pPr>
-        <w:pStyle w:val="ListParagraph"/>
-        <w:numPr>
-          <w:ilvl w:val="0"/>
-          <w:numId w:val="9"/>
-        </w:numPr>
-        <w:shd w:val="clear" w:color="auto" w:fill="FFFFFF"/>
         <w:tabs>
           <w:tab w:val="left" w:pos="5076"/>
         </w:tabs>
@@ -22409,7 +22400,7 @@
           <w:sz w:val="24"/>
           <w:szCs w:val="24"/>
         </w:rPr>
-        <w:t xml:space="preserve">  When a user creates an account, he or she must provide a binding email to reset the password. This email is encrypted in the system's database and will not be shown to the user anywhere in the game. This minimises the opportunity for unauthorised access, and even if the username and password are stolen, the password cannot be changed.</w:t>
+        <w:t>To be discussed in the development phase.</w:t>
       </w:r>
     </w:p>
     <w:p>
@@ -22417,18 +22408,18 @@
         <w:shd w:val="clear" w:color="auto" w:fill="FFFFFF"/>
         <w:spacing w:after="240" w:line="360" w:lineRule="auto"/>
         <w:rPr>
-          <w:bCs/>
-          <w:sz w:val="24"/>
-          <w:szCs w:val="24"/>
-        </w:rPr>
-      </w:pPr>
-      <w:r>
-        <w:rPr>
-          <w:bCs/>
-          <w:sz w:val="24"/>
-          <w:szCs w:val="24"/>
-        </w:rPr>
-        <w:t xml:space="preserve">  When the user first creates an account, the system will ask for a token permission that stores the user’s device. Should the account be logged into a device not the same as the one stored in the token, a verification email will be sent to the user to confirm their identity.</w:t>
+          <w:b/>
+          <w:sz w:val="24"/>
+          <w:szCs w:val="24"/>
+        </w:rPr>
+      </w:pPr>
+      <w:r>
+        <w:rPr>
+          <w:b/>
+          <w:sz w:val="24"/>
+          <w:szCs w:val="24"/>
+        </w:rPr>
+        <w:t>5.4. Software Quality Attributes</w:t>
       </w:r>
     </w:p>
     <w:p>
@@ -22436,18 +22427,34 @@
         <w:shd w:val="clear" w:color="auto" w:fill="FFFFFF"/>
         <w:spacing w:after="240" w:line="360" w:lineRule="auto"/>
         <w:rPr>
-          <w:b/>
-          <w:sz w:val="24"/>
-          <w:szCs w:val="24"/>
-        </w:rPr>
-      </w:pPr>
-      <w:r>
-        <w:rPr>
-          <w:b/>
-          <w:sz w:val="24"/>
-          <w:szCs w:val="24"/>
-        </w:rPr>
-        <w:t>5.4. Software Quality Attributes</w:t>
+          <w:bCs/>
+          <w:sz w:val="24"/>
+          <w:szCs w:val="24"/>
+        </w:rPr>
+      </w:pPr>
+      <w:r>
+        <w:rPr>
+          <w:bCs/>
+          <w:sz w:val="24"/>
+          <w:szCs w:val="24"/>
+        </w:rPr>
+        <w:t>To be discussed</w:t>
+      </w:r>
+      <w:r>
+        <w:rPr>
+          <w:bCs/>
+          <w:sz w:val="24"/>
+          <w:szCs w:val="24"/>
+        </w:rPr>
+        <w:t xml:space="preserve"> in the development phase</w:t>
+      </w:r>
+      <w:r>
+        <w:rPr>
+          <w:bCs/>
+          <w:sz w:val="24"/>
+          <w:szCs w:val="24"/>
+        </w:rPr>
+        <w:t>.</w:t>
       </w:r>
     </w:p>
     <w:p>
@@ -22455,18 +22462,18 @@
         <w:shd w:val="clear" w:color="auto" w:fill="FFFFFF"/>
         <w:spacing w:after="240" w:line="360" w:lineRule="auto"/>
         <w:rPr>
-          <w:bCs/>
-          <w:sz w:val="24"/>
-          <w:szCs w:val="24"/>
-        </w:rPr>
-      </w:pPr>
-      <w:r>
-        <w:rPr>
-          <w:bCs/>
-          <w:sz w:val="24"/>
-          <w:szCs w:val="24"/>
-        </w:rPr>
-        <w:t>To be discussed.</w:t>
+          <w:b/>
+          <w:sz w:val="24"/>
+          <w:szCs w:val="24"/>
+        </w:rPr>
+      </w:pPr>
+      <w:r>
+        <w:rPr>
+          <w:b/>
+          <w:sz w:val="24"/>
+          <w:szCs w:val="24"/>
+        </w:rPr>
+        <w:t>5.5. Business Rules</w:t>
       </w:r>
     </w:p>
     <w:p>
@@ -22474,38 +22481,34 @@
         <w:shd w:val="clear" w:color="auto" w:fill="FFFFFF"/>
         <w:spacing w:after="240" w:line="360" w:lineRule="auto"/>
         <w:rPr>
-          <w:b/>
-          <w:sz w:val="24"/>
-          <w:szCs w:val="24"/>
-        </w:rPr>
-      </w:pPr>
-      <w:r>
-        <w:rPr>
-          <w:b/>
-          <w:sz w:val="24"/>
-          <w:szCs w:val="24"/>
-        </w:rPr>
-        <w:t>5.5. Business Rules</w:t>
-      </w:r>
-    </w:p>
-    <w:p>
-      <w:pPr>
-        <w:shd w:val="clear" w:color="auto" w:fill="FFFFFF"/>
-        <w:spacing w:after="240" w:line="360" w:lineRule="auto"/>
-        <w:rPr>
-          <w:bCs/>
-          <w:sz w:val="24"/>
-          <w:szCs w:val="24"/>
-        </w:rPr>
-      </w:pPr>
-      <w:r>
-        <w:rPr>
-          <w:bCs/>
-          <w:sz w:val="24"/>
-          <w:szCs w:val="24"/>
-        </w:rPr>
-        <w:lastRenderedPageBreak/>
-        <w:t>To be discussed.</w:t>
+          <w:bCs/>
+          <w:sz w:val="24"/>
+          <w:szCs w:val="24"/>
+        </w:rPr>
+      </w:pPr>
+      <w:r>
+        <w:rPr>
+          <w:bCs/>
+          <w:sz w:val="24"/>
+          <w:szCs w:val="24"/>
+        </w:rPr>
+        <w:t>To be discussed</w:t>
+      </w:r>
+      <w:r>
+        <w:rPr>
+          <w:bCs/>
+          <w:sz w:val="24"/>
+          <w:szCs w:val="24"/>
+        </w:rPr>
+        <w:t xml:space="preserve"> in future versions</w:t>
+      </w:r>
+      <w:r>
+        <w:rPr>
+          <w:bCs/>
+          <w:sz w:val="24"/>
+          <w:szCs w:val="24"/>
+        </w:rPr>
+        <w:t>.</w:t>
       </w:r>
     </w:p>
     <w:p>
@@ -22564,7 +22567,23 @@
           <w:sz w:val="24"/>
           <w:szCs w:val="24"/>
         </w:rPr>
-        <w:t xml:space="preserve"> would need a user database and matchmaking servers. A question database is optional.</w:t>
+        <w:t xml:space="preserve"> would need a user database</w:t>
+      </w:r>
+      <w:r>
+        <w:rPr>
+          <w:bCs/>
+          <w:sz w:val="24"/>
+          <w:szCs w:val="24"/>
+        </w:rPr>
+        <w:t>, a question database</w:t>
+      </w:r>
+      <w:r>
+        <w:rPr>
+          <w:bCs/>
+          <w:sz w:val="24"/>
+          <w:szCs w:val="24"/>
+        </w:rPr>
+        <w:t xml:space="preserve"> and matchmaking servers. </w:t>
       </w:r>
       <w:r>
         <w:br w:type="page"/>
@@ -22643,9 +22662,9 @@
       </w:pPr>
     </w:p>
     <w:sectPr>
-      <w:headerReference w:type="default" r:id="rId8"/>
-      <w:footerReference w:type="default" r:id="rId9"/>
-      <w:headerReference w:type="first" r:id="rId10"/>
+      <w:headerReference w:type="default" r:id="rId9"/>
+      <w:footerReference w:type="default" r:id="rId10"/>
+      <w:headerReference w:type="first" r:id="rId11"/>
       <w:pgSz w:w="11909" w:h="16834"/>
       <w:pgMar w:top="1440" w:right="1440" w:bottom="1440" w:left="1440" w:header="720" w:footer="720" w:gutter="0"/>
       <w:pgNumType w:start="0"/>
@@ -27888,6 +27907,29 @@
       </w:tblBorders>
     </w:tblPr>
   </w:style>
+  <w:style w:type="character" w:styleId="Hyperlink">
+    <w:name w:val="Hyperlink"/>
+    <w:basedOn w:val="DefaultParagraphFont"/>
+    <w:uiPriority w:val="99"/>
+    <w:unhideWhenUsed/>
+    <w:rsid w:val="00396C2F"/>
+    <w:rPr>
+      <w:color w:val="0000FF" w:themeColor="hyperlink"/>
+      <w:u w:val="single"/>
+    </w:rPr>
+  </w:style>
+  <w:style w:type="character" w:styleId="UnresolvedMention">
+    <w:name w:val="Unresolved Mention"/>
+    <w:basedOn w:val="DefaultParagraphFont"/>
+    <w:uiPriority w:val="99"/>
+    <w:semiHidden/>
+    <w:unhideWhenUsed/>
+    <w:rsid w:val="00396C2F"/>
+    <w:rPr>
+      <w:color w:val="605E5C"/>
+      <w:shd w:val="clear" w:color="auto" w:fill="E1DFDD"/>
+    </w:rPr>
+  </w:style>
 </w:styles>
 </file>
 

--- a/Software Requirements Specification.docx
+++ b/Software Requirements Specification.docx
@@ -5880,7 +5880,21 @@
           <w:sz w:val="24"/>
           <w:szCs w:val="24"/>
         </w:rPr>
-        <w:t>: Choose the theme for the user’s programming environment’s background.</w:t>
+        <w:t xml:space="preserve">: Choose the theme for the user’s </w:t>
+      </w:r>
+      <w:r>
+        <w:rPr>
+          <w:sz w:val="24"/>
+          <w:szCs w:val="24"/>
+        </w:rPr>
+        <w:t>code editor</w:t>
+      </w:r>
+      <w:r>
+        <w:rPr>
+          <w:sz w:val="24"/>
+          <w:szCs w:val="24"/>
+        </w:rPr>
+        <w:t xml:space="preserve"> background.</w:t>
       </w:r>
     </w:p>
     <w:p>
@@ -5931,14 +5945,42 @@
           <w:sz w:val="24"/>
           <w:szCs w:val="24"/>
         </w:rPr>
-        <w:t>Customise Configuration Script</w:t>
-      </w:r>
-      <w:r>
-        <w:rPr>
-          <w:sz w:val="24"/>
-          <w:szCs w:val="24"/>
-        </w:rPr>
-        <w:t xml:space="preserve">: The user can write the configuration script to better edit texts in the programming environment. </w:t>
+        <w:t>Disable Mouse</w:t>
+      </w:r>
+      <w:r>
+        <w:rPr>
+          <w:sz w:val="24"/>
+          <w:szCs w:val="24"/>
+        </w:rPr>
+        <w:t>: When in matches, the cursor will disappear</w:t>
+      </w:r>
+      <w:r>
+        <w:rPr>
+          <w:sz w:val="24"/>
+          <w:szCs w:val="24"/>
+        </w:rPr>
+        <w:t xml:space="preserve"> in the text editing region</w:t>
+      </w:r>
+      <w:r>
+        <w:rPr>
+          <w:sz w:val="24"/>
+          <w:szCs w:val="24"/>
+        </w:rPr>
+        <w:t xml:space="preserve">. </w:t>
+      </w:r>
+      <w:r>
+        <w:rPr>
+          <w:sz w:val="24"/>
+          <w:szCs w:val="24"/>
+        </w:rPr>
+        <w:t>If this is chosen, Keyboard Mode is automatically enabled and cannot be disabled</w:t>
+      </w:r>
+      <w:r>
+        <w:rPr>
+          <w:sz w:val="24"/>
+          <w:szCs w:val="24"/>
+        </w:rPr>
+        <w:t>.</w:t>
       </w:r>
     </w:p>
     <w:p>
@@ -5960,63 +6002,6 @@
           <w:sz w:val="24"/>
           <w:szCs w:val="24"/>
         </w:rPr>
-        <w:t>Disable Mouse</w:t>
-      </w:r>
-      <w:r>
-        <w:rPr>
-          <w:sz w:val="24"/>
-          <w:szCs w:val="24"/>
-        </w:rPr>
-        <w:t>: When in matches, the cursor will disappear</w:t>
-      </w:r>
-      <w:r>
-        <w:rPr>
-          <w:sz w:val="24"/>
-          <w:szCs w:val="24"/>
-        </w:rPr>
-        <w:t xml:space="preserve"> in the text editing region</w:t>
-      </w:r>
-      <w:r>
-        <w:rPr>
-          <w:sz w:val="24"/>
-          <w:szCs w:val="24"/>
-        </w:rPr>
-        <w:t xml:space="preserve">. </w:t>
-      </w:r>
-      <w:r>
-        <w:rPr>
-          <w:sz w:val="24"/>
-          <w:szCs w:val="24"/>
-        </w:rPr>
-        <w:t>If this is chosen, Keyboard Mode is automatically enabled and cannot be disabled</w:t>
-      </w:r>
-      <w:r>
-        <w:rPr>
-          <w:sz w:val="24"/>
-          <w:szCs w:val="24"/>
-        </w:rPr>
-        <w:t>.</w:t>
-      </w:r>
-    </w:p>
-    <w:p>
-      <w:pPr>
-        <w:numPr>
-          <w:ilvl w:val="0"/>
-          <w:numId w:val="11"/>
-        </w:numPr>
-        <w:shd w:val="clear" w:color="auto" w:fill="FFFFFF"/>
-        <w:spacing w:line="360" w:lineRule="auto"/>
-        <w:rPr>
-          <w:sz w:val="24"/>
-          <w:szCs w:val="24"/>
-        </w:rPr>
-      </w:pPr>
-      <w:r>
-        <w:rPr>
-          <w:b/>
-          <w:sz w:val="24"/>
-          <w:szCs w:val="24"/>
-        </w:rPr>
         <w:t>Enable Keyboard Mode</w:t>
       </w:r>
       <w:r>
@@ -6070,122 +6055,6 @@
           <w:numId w:val="14"/>
         </w:numPr>
         <w:shd w:val="clear" w:color="auto" w:fill="FFFFFF"/>
-        <w:spacing w:line="360" w:lineRule="auto"/>
-        <w:rPr>
-          <w:sz w:val="24"/>
-          <w:szCs w:val="24"/>
-        </w:rPr>
-      </w:pPr>
-      <w:r>
-        <w:rPr>
-          <w:b/>
-          <w:sz w:val="24"/>
-          <w:szCs w:val="24"/>
-        </w:rPr>
-        <w:t>Add programming languages</w:t>
-      </w:r>
-      <w:r>
-        <w:rPr>
-          <w:sz w:val="24"/>
-          <w:szCs w:val="24"/>
-        </w:rPr>
-        <w:t>: Add a new programming language that the user can switch between in the Programming Languages interface. Prompt set compiler, set interpreter or set SDK depending on language.</w:t>
-      </w:r>
-    </w:p>
-    <w:p>
-      <w:pPr>
-        <w:numPr>
-          <w:ilvl w:val="0"/>
-          <w:numId w:val="14"/>
-        </w:numPr>
-        <w:shd w:val="clear" w:color="auto" w:fill="FFFFFF"/>
-        <w:spacing w:line="360" w:lineRule="auto"/>
-        <w:rPr>
-          <w:sz w:val="24"/>
-          <w:szCs w:val="24"/>
-        </w:rPr>
-      </w:pPr>
-      <w:r>
-        <w:rPr>
-          <w:b/>
-          <w:sz w:val="24"/>
-          <w:szCs w:val="24"/>
-        </w:rPr>
-        <w:t>Remove programming language</w:t>
-      </w:r>
-      <w:r>
-        <w:rPr>
-          <w:sz w:val="24"/>
-          <w:szCs w:val="24"/>
-        </w:rPr>
-        <w:t>: Delete the specified programming language from the list of added languages. Automatically remove the associated compiler, interpreter or SDK.</w:t>
-      </w:r>
-    </w:p>
-    <w:p>
-      <w:pPr>
-        <w:numPr>
-          <w:ilvl w:val="0"/>
-          <w:numId w:val="14"/>
-        </w:numPr>
-        <w:shd w:val="clear" w:color="auto" w:fill="FFFFFF"/>
-        <w:spacing w:line="360" w:lineRule="auto"/>
-        <w:rPr>
-          <w:sz w:val="24"/>
-          <w:szCs w:val="24"/>
-        </w:rPr>
-      </w:pPr>
-      <w:r>
-        <w:rPr>
-          <w:b/>
-          <w:sz w:val="24"/>
-          <w:szCs w:val="24"/>
-        </w:rPr>
-        <w:t>Set compiler</w:t>
-      </w:r>
-      <w:r>
-        <w:rPr>
-          <w:sz w:val="24"/>
-          <w:szCs w:val="24"/>
-        </w:rPr>
-        <w:t>: Set the compiler for compiled languages.</w:t>
-      </w:r>
-    </w:p>
-    <w:p>
-      <w:pPr>
-        <w:numPr>
-          <w:ilvl w:val="0"/>
-          <w:numId w:val="14"/>
-        </w:numPr>
-        <w:shd w:val="clear" w:color="auto" w:fill="FFFFFF"/>
-        <w:spacing w:line="360" w:lineRule="auto"/>
-        <w:rPr>
-          <w:sz w:val="24"/>
-          <w:szCs w:val="24"/>
-        </w:rPr>
-      </w:pPr>
-      <w:r>
-        <w:rPr>
-          <w:b/>
-          <w:sz w:val="24"/>
-          <w:szCs w:val="24"/>
-        </w:rPr>
-        <w:t>Set interpreter</w:t>
-      </w:r>
-      <w:r>
-        <w:rPr>
-          <w:sz w:val="24"/>
-          <w:szCs w:val="24"/>
-        </w:rPr>
-        <w:t>: Set the interpreter for interpreted languages.</w:t>
-      </w:r>
-    </w:p>
-    <w:p>
-      <w:pPr>
-        <w:numPr>
-          <w:ilvl w:val="0"/>
-          <w:numId w:val="14"/>
-        </w:numPr>
-        <w:shd w:val="clear" w:color="auto" w:fill="FFFFFF"/>
         <w:spacing w:after="240" w:line="360" w:lineRule="auto"/>
         <w:rPr>
           <w:sz w:val="24"/>
@@ -6198,14 +6067,15 @@
           <w:sz w:val="24"/>
           <w:szCs w:val="24"/>
         </w:rPr>
-        <w:t>Set programming languages</w:t>
-      </w:r>
-      <w:r>
-        <w:rPr>
-          <w:sz w:val="24"/>
-          <w:szCs w:val="24"/>
-        </w:rPr>
-        <w:t>: Set the default programming language for multiplayer and practice matches.</w:t>
+        <w:t>Select Programming Language</w:t>
+      </w:r>
+      <w:r>
+        <w:rPr>
+          <w:bCs/>
+          <w:sz w:val="24"/>
+          <w:szCs w:val="24"/>
+        </w:rPr>
+        <w:t>: Choose the desired programming language for use.</w:t>
       </w:r>
     </w:p>
     <w:p>
@@ -6228,7 +6098,6 @@
           <w:sz w:val="24"/>
           <w:szCs w:val="24"/>
         </w:rPr>
-        <w:lastRenderedPageBreak/>
         <w:t>Report</w:t>
       </w:r>
       <w:r>
@@ -8780,23 +8649,7 @@
           <w:sz w:val="24"/>
           <w:szCs w:val="24"/>
         </w:rPr>
-        <w:t xml:space="preserve"> The player report </w:t>
-      </w:r>
-      <w:proofErr w:type="gramStart"/>
-      <w:r>
-        <w:rPr>
-          <w:sz w:val="24"/>
-          <w:szCs w:val="24"/>
-        </w:rPr>
-        <w:t>handling</w:t>
-      </w:r>
-      <w:proofErr w:type="gramEnd"/>
-      <w:r>
-        <w:rPr>
-          <w:sz w:val="24"/>
-          <w:szCs w:val="24"/>
-        </w:rPr>
-        <w:t xml:space="preserve"> and anti-cheat logic will be discussed in the development phase.</w:t>
+        <w:t xml:space="preserve"> The player report handling and anti-cheat logic will be discussed in the development phase.</w:t>
       </w:r>
     </w:p>
     <w:p>
@@ -9356,6 +9209,102 @@
         <w:shd w:val="clear" w:color="auto" w:fill="FFFFFF"/>
         <w:spacing w:after="240" w:line="360" w:lineRule="auto"/>
         <w:rPr>
+          <w:color w:val="1F2328"/>
+          <w:sz w:val="24"/>
+          <w:szCs w:val="24"/>
+          <w:shd w:val="clear" w:color="auto" w:fill="FFFFFF"/>
+        </w:rPr>
+      </w:pPr>
+    </w:p>
+    <w:p>
+      <w:pPr>
+        <w:shd w:val="clear" w:color="auto" w:fill="FFFFFF"/>
+        <w:spacing w:after="240" w:line="360" w:lineRule="auto"/>
+        <w:rPr>
+          <w:color w:val="1F2328"/>
+          <w:sz w:val="24"/>
+          <w:szCs w:val="24"/>
+          <w:shd w:val="clear" w:color="auto" w:fill="FFFFFF"/>
+        </w:rPr>
+      </w:pPr>
+      <w:r>
+        <w:rPr>
+          <w:color w:val="1F2328"/>
+          <w:sz w:val="24"/>
+          <w:szCs w:val="24"/>
+          <w:shd w:val="clear" w:color="auto" w:fill="FFFFFF"/>
+        </w:rPr>
+        <w:t>User Interface and Frontend will be implemented using the React framework of JS.</w:t>
+      </w:r>
+    </w:p>
+    <w:p>
+      <w:pPr>
+        <w:shd w:val="clear" w:color="auto" w:fill="FFFFFF"/>
+        <w:spacing w:after="240" w:line="360" w:lineRule="auto"/>
+        <w:rPr>
+          <w:color w:val="1F2328"/>
+          <w:sz w:val="24"/>
+          <w:szCs w:val="24"/>
+          <w:shd w:val="clear" w:color="auto" w:fill="FFFFFF"/>
+        </w:rPr>
+      </w:pPr>
+      <w:r>
+        <w:rPr>
+          <w:color w:val="1F2328"/>
+          <w:sz w:val="24"/>
+          <w:szCs w:val="24"/>
+          <w:shd w:val="clear" w:color="auto" w:fill="FFFFFF"/>
+        </w:rPr>
+        <w:t xml:space="preserve">Backend will use Express.js framework of Node.js. Submissions of code will be handled by Judge0 CE API, code execution will be handled by either </w:t>
+      </w:r>
+      <w:proofErr w:type="spellStart"/>
+      <w:r>
+        <w:rPr>
+          <w:color w:val="1F2328"/>
+          <w:sz w:val="24"/>
+          <w:szCs w:val="24"/>
+          <w:shd w:val="clear" w:color="auto" w:fill="FFFFFF"/>
+        </w:rPr>
+        <w:t>PistonAPI</w:t>
+      </w:r>
+      <w:proofErr w:type="spellEnd"/>
+      <w:r>
+        <w:rPr>
+          <w:color w:val="1F2328"/>
+          <w:sz w:val="24"/>
+          <w:szCs w:val="24"/>
+          <w:shd w:val="clear" w:color="auto" w:fill="FFFFFF"/>
+        </w:rPr>
+        <w:t xml:space="preserve"> or Judge0 CE API.</w:t>
+      </w:r>
+    </w:p>
+    <w:p>
+      <w:pPr>
+        <w:shd w:val="clear" w:color="auto" w:fill="FFFFFF"/>
+        <w:spacing w:after="240" w:line="360" w:lineRule="auto"/>
+        <w:rPr>
+          <w:color w:val="1F2328"/>
+          <w:sz w:val="24"/>
+          <w:szCs w:val="24"/>
+          <w:shd w:val="clear" w:color="auto" w:fill="FFFFFF"/>
+        </w:rPr>
+      </w:pPr>
+      <w:r>
+        <w:rPr>
+          <w:color w:val="1F2328"/>
+          <w:sz w:val="24"/>
+          <w:szCs w:val="24"/>
+          <w:shd w:val="clear" w:color="auto" w:fill="FFFFFF"/>
+        </w:rPr>
+        <w:lastRenderedPageBreak/>
+        <w:t xml:space="preserve">Database management system will be PostgreSQL. </w:t>
+      </w:r>
+    </w:p>
+    <w:p>
+      <w:pPr>
+        <w:shd w:val="clear" w:color="auto" w:fill="FFFFFF"/>
+        <w:spacing w:after="240" w:line="360" w:lineRule="auto"/>
+        <w:rPr>
           <w:b/>
           <w:sz w:val="24"/>
           <w:szCs w:val="24"/>
@@ -21351,31 +21300,7 @@
           <w:sz w:val="24"/>
           <w:szCs w:val="24"/>
         </w:rPr>
-        <w:t xml:space="preserve"> </w:t>
-      </w:r>
-      <w:r>
-        <w:rPr>
-          <w:b/>
-          <w:sz w:val="24"/>
-          <w:szCs w:val="24"/>
-        </w:rPr>
-        <w:t>(UC-GAMEPLAY-1</w:t>
-      </w:r>
-      <w:r>
-        <w:rPr>
-          <w:b/>
-          <w:sz w:val="24"/>
-          <w:szCs w:val="24"/>
-        </w:rPr>
-        <w:t>5</w:t>
-      </w:r>
-      <w:r>
-        <w:rPr>
-          <w:b/>
-          <w:sz w:val="24"/>
-          <w:szCs w:val="24"/>
-        </w:rPr>
-        <w:t>)</w:t>
+        <w:t xml:space="preserve"> (UC-GAMEPLAY-15)</w:t>
       </w:r>
     </w:p>
     <w:p>
@@ -21732,23 +21657,7 @@
           <w:sz w:val="24"/>
           <w:szCs w:val="24"/>
         </w:rPr>
-        <w:t>(UC-GAMEPLAY-1</w:t>
-      </w:r>
-      <w:r>
-        <w:rPr>
-          <w:b/>
-          <w:sz w:val="24"/>
-          <w:szCs w:val="24"/>
-        </w:rPr>
-        <w:t>6</w:t>
-      </w:r>
-      <w:r>
-        <w:rPr>
-          <w:b/>
-          <w:sz w:val="24"/>
-          <w:szCs w:val="24"/>
-        </w:rPr>
-        <w:t>)</w:t>
+        <w:t>(UC-GAMEPLAY-16)</w:t>
       </w:r>
     </w:p>
     <w:p>

--- a/Software Requirements Specification.docx
+++ b/Software Requirements Specification.docx
@@ -1,6 +1,6 @@
 
 <file path=word/document.xml><?xml version="1.0" encoding="utf-8"?>
-<w:document xmlns:wpc="http://schemas.microsoft.com/office/word/2010/wordprocessingCanvas" xmlns:cx="http://schemas.microsoft.com/office/drawing/2014/chartex" xmlns:cx1="http://schemas.microsoft.com/office/drawing/2015/9/8/chartex" xmlns:cx2="http://schemas.microsoft.com/office/drawing/2015/10/21/chartex" xmlns:cx3="http://schemas.microsoft.com/office/drawing/2016/5/9/chartex" xmlns:cx4="http://schemas.microsoft.com/office/drawing/2016/5/10/chartex" xmlns:cx5="http://schemas.microsoft.com/office/drawing/2016/5/11/chartex" xmlns:cx6="http://schemas.microsoft.com/office/drawing/2016/5/12/chartex" xmlns:cx7="http://schemas.microsoft.com/office/drawing/2016/5/13/chartex" xmlns:cx8="http://schemas.microsoft.com/office/drawing/2016/5/14/chartex" xmlns:mc="http://schemas.openxmlformats.org/markup-compatibility/2006" xmlns:aink="http://schemas.microsoft.com/office/drawing/2016/ink" xmlns:am3d="http://schemas.microsoft.com/office/drawing/2017/model3d" xmlns:o="urn:schemas-microsoft-com:office:office" xmlns:oel="http://schemas.microsoft.com/office/2019/extlst" xmlns:r="http://schemas.openxmlformats.org/officeDocument/2006/relationships" xmlns:m="http://schemas.openxmlformats.org/officeDocument/2006/math" xmlns:v="urn:schemas-microsoft-com:vml" xmlns:wp14="http://schemas.microsoft.com/office/word/2010/wordprocessingDrawing" xmlns:wp="http://schemas.openxmlformats.org/drawingml/2006/wordprocessingDrawing" xmlns:w10="urn:schemas-microsoft-com:office:word" xmlns:w="http://schemas.openxmlformats.org/wordprocessingml/2006/main" xmlns:w14="http://schemas.microsoft.com/office/word/2010/wordml" xmlns:w15="http://schemas.microsoft.com/office/word/2012/wordml" xmlns:w16cex="http://schemas.microsoft.com/office/word/2018/wordml/cex" xmlns:w16cid="http://schemas.microsoft.com/office/word/2016/wordml/cid" xmlns:w16="http://schemas.microsoft.com/office/word/2018/wordml" xmlns:w16du="http://schemas.microsoft.com/office/word/2023/wordml/word16du" xmlns:w16sdtdh="http://schemas.microsoft.com/office/word/2020/wordml/sdtdatahash" xmlns:w16se="http://schemas.microsoft.com/office/word/2015/wordml/symex" xmlns:wpg="http://schemas.microsoft.com/office/word/2010/wordprocessingGroup" xmlns:wpi="http://schemas.microsoft.com/office/word/2010/wordprocessingInk" xmlns:wne="http://schemas.microsoft.com/office/word/2006/wordml" xmlns:wps="http://schemas.microsoft.com/office/word/2010/wordprocessingShape" mc:Ignorable="w14 w15 w16se w16cid w16 w16cex w16sdtdh w16du wp14">
+<w:document xmlns:wpc="http://schemas.microsoft.com/office/word/2010/wordprocessingCanvas" xmlns:cx="http://schemas.microsoft.com/office/drawing/2014/chartex" xmlns:cx1="http://schemas.microsoft.com/office/drawing/2015/9/8/chartex" xmlns:cx2="http://schemas.microsoft.com/office/drawing/2015/10/21/chartex" xmlns:cx3="http://schemas.microsoft.com/office/drawing/2016/5/9/chartex" xmlns:cx4="http://schemas.microsoft.com/office/drawing/2016/5/10/chartex" xmlns:cx5="http://schemas.microsoft.com/office/drawing/2016/5/11/chartex" xmlns:cx6="http://schemas.microsoft.com/office/drawing/2016/5/12/chartex" xmlns:cx7="http://schemas.microsoft.com/office/drawing/2016/5/13/chartex" xmlns:cx8="http://schemas.microsoft.com/office/drawing/2016/5/14/chartex" xmlns:mc="http://schemas.openxmlformats.org/markup-compatibility/2006" xmlns:aink="http://schemas.microsoft.com/office/drawing/2016/ink" xmlns:am3d="http://schemas.microsoft.com/office/drawing/2017/model3d" xmlns:o="urn:schemas-microsoft-com:office:office" xmlns:oel="http://schemas.microsoft.com/office/2019/extlst" xmlns:r="http://schemas.openxmlformats.org/officeDocument/2006/relationships" xmlns:m="http://schemas.openxmlformats.org/officeDocument/2006/math" xmlns:v="urn:schemas-microsoft-com:vml" xmlns:wp14="http://schemas.microsoft.com/office/word/2010/wordprocessingDrawing" xmlns:wp="http://schemas.openxmlformats.org/drawingml/2006/wordprocessingDrawing" xmlns:w10="urn:schemas-microsoft-com:office:word" xmlns:w="http://schemas.openxmlformats.org/wordprocessingml/2006/main" xmlns:w14="http://schemas.microsoft.com/office/word/2010/wordml" xmlns:w15="http://schemas.microsoft.com/office/word/2012/wordml" xmlns:w16cex="http://schemas.microsoft.com/office/word/2018/wordml/cex" xmlns:w16cid="http://schemas.microsoft.com/office/word/2016/wordml/cid" xmlns:w16="http://schemas.microsoft.com/office/word/2018/wordml" xmlns:w16du="http://schemas.microsoft.com/office/word/2023/wordml/word16du" xmlns:w16sdtdh="http://schemas.microsoft.com/office/word/2020/wordml/sdtdatahash" xmlns:w16sdtfl="http://schemas.microsoft.com/office/word/2024/wordml/sdtformatlock" xmlns:w16se="http://schemas.microsoft.com/office/word/2015/wordml/symex" xmlns:wpg="http://schemas.microsoft.com/office/word/2010/wordprocessingGroup" xmlns:wpi="http://schemas.microsoft.com/office/word/2010/wordprocessingInk" xmlns:wne="http://schemas.microsoft.com/office/word/2006/wordml" xmlns:wps="http://schemas.microsoft.com/office/word/2010/wordprocessingShape" mc:Ignorable="w14 w15 w16se w16cid w16 w16cex w16sdtdh w16sdtfl w16du wp14">
   <w:body>
     <w:p>
       <w:pPr>
@@ -4950,7 +4950,15 @@
           <w:sz w:val="24"/>
           <w:szCs w:val="24"/>
         </w:rPr>
-        <w:t>Login Page</w:t>
+        <w:t>Landing</w:t>
+      </w:r>
+      <w:r>
+        <w:rPr>
+          <w:b/>
+          <w:sz w:val="24"/>
+          <w:szCs w:val="24"/>
+        </w:rPr>
+        <w:t xml:space="preserve"> Page</w:t>
       </w:r>
       <w:r>
         <w:rPr>
@@ -4979,14 +4987,21 @@
           <w:sz w:val="24"/>
           <w:szCs w:val="24"/>
         </w:rPr>
-        <w:t>Reset Password</w:t>
-      </w:r>
-      <w:r>
-        <w:rPr>
-          <w:sz w:val="24"/>
-          <w:szCs w:val="24"/>
-        </w:rPr>
-        <w:t>: The user keys in the bound Google account and receives a reset password email.</w:t>
+        <w:t>Login</w:t>
+      </w:r>
+      <w:r>
+        <w:rPr>
+          <w:sz w:val="24"/>
+          <w:szCs w:val="24"/>
+        </w:rPr>
+        <w:t xml:space="preserve">: </w:t>
+      </w:r>
+      <w:r>
+        <w:rPr>
+          <w:sz w:val="24"/>
+          <w:szCs w:val="24"/>
+        </w:rPr>
+        <w:t>Open the login popup.</w:t>
       </w:r>
     </w:p>
     <w:p>
@@ -4998,69 +5013,353 @@
         <w:shd w:val="clear" w:color="auto" w:fill="FFFFFF"/>
         <w:spacing w:line="360" w:lineRule="auto"/>
         <w:rPr>
-          <w:sz w:val="24"/>
-          <w:szCs w:val="24"/>
-        </w:rPr>
-      </w:pPr>
-      <w:r>
-        <w:rPr>
-          <w:b/>
-          <w:sz w:val="24"/>
-          <w:szCs w:val="24"/>
-        </w:rPr>
-        <w:t>Login</w:t>
-      </w:r>
-      <w:r>
-        <w:rPr>
-          <w:sz w:val="24"/>
-          <w:szCs w:val="24"/>
-        </w:rPr>
-        <w:t>: Enter username and password to log in.</w:t>
-      </w:r>
-    </w:p>
-    <w:p>
-      <w:pPr>
+          <w:b/>
+          <w:sz w:val="24"/>
+          <w:szCs w:val="24"/>
+        </w:rPr>
+      </w:pPr>
+      <w:r>
+        <w:rPr>
+          <w:b/>
+          <w:sz w:val="24"/>
+          <w:szCs w:val="24"/>
+        </w:rPr>
+        <w:t>Sign up</w:t>
+      </w:r>
+      <w:r>
+        <w:rPr>
+          <w:sz w:val="24"/>
+          <w:szCs w:val="24"/>
+        </w:rPr>
+        <w:t xml:space="preserve">: </w:t>
+      </w:r>
+      <w:r>
+        <w:rPr>
+          <w:sz w:val="24"/>
+          <w:szCs w:val="24"/>
+        </w:rPr>
+        <w:t xml:space="preserve">Open the </w:t>
+      </w:r>
+      <w:proofErr w:type="gramStart"/>
+      <w:r>
+        <w:rPr>
+          <w:sz w:val="24"/>
+          <w:szCs w:val="24"/>
+        </w:rPr>
+        <w:t>sign up</w:t>
+      </w:r>
+      <w:proofErr w:type="gramEnd"/>
+      <w:r>
+        <w:rPr>
+          <w:sz w:val="24"/>
+          <w:szCs w:val="24"/>
+        </w:rPr>
+        <w:t xml:space="preserve"> popup</w:t>
+      </w:r>
+      <w:r>
+        <w:rPr>
+          <w:sz w:val="24"/>
+          <w:szCs w:val="24"/>
+        </w:rPr>
+        <w:t>.</w:t>
+      </w:r>
+    </w:p>
+    <w:p>
+      <w:pPr>
+        <w:shd w:val="clear" w:color="auto" w:fill="FFFFFF"/>
+        <w:spacing w:line="360" w:lineRule="auto"/>
+        <w:rPr>
+          <w:b/>
+          <w:sz w:val="24"/>
+          <w:szCs w:val="24"/>
+        </w:rPr>
+      </w:pPr>
+    </w:p>
+    <w:p>
+      <w:pPr>
+        <w:shd w:val="clear" w:color="auto" w:fill="FFFFFF"/>
+        <w:spacing w:line="360" w:lineRule="auto"/>
+        <w:rPr>
+          <w:sz w:val="24"/>
+          <w:szCs w:val="24"/>
+        </w:rPr>
+      </w:pPr>
+      <w:r>
+        <w:rPr>
+          <w:b/>
+          <w:bCs/>
+          <w:sz w:val="24"/>
+          <w:szCs w:val="24"/>
+        </w:rPr>
+        <w:t>Login Interface</w:t>
+      </w:r>
+      <w:r>
+        <w:rPr>
+          <w:sz w:val="24"/>
+          <w:szCs w:val="24"/>
+        </w:rPr>
+        <w:t>:</w:t>
+      </w:r>
+    </w:p>
+    <w:p>
+      <w:pPr>
+        <w:pStyle w:val="ListParagraph"/>
         <w:numPr>
           <w:ilvl w:val="0"/>
-          <w:numId w:val="13"/>
+          <w:numId w:val="40"/>
         </w:numPr>
         <w:shd w:val="clear" w:color="auto" w:fill="FFFFFF"/>
         <w:spacing w:line="360" w:lineRule="auto"/>
         <w:rPr>
-          <w:b/>
-          <w:sz w:val="24"/>
-          <w:szCs w:val="24"/>
-        </w:rPr>
-      </w:pPr>
-      <w:r>
-        <w:rPr>
-          <w:b/>
-          <w:sz w:val="24"/>
-          <w:szCs w:val="24"/>
-        </w:rPr>
-        <w:t>Sign up</w:t>
-      </w:r>
-      <w:r>
-        <w:rPr>
-          <w:sz w:val="24"/>
-          <w:szCs w:val="24"/>
-        </w:rPr>
-        <w:t>: Create an account with the user’s specified username and password</w:t>
-      </w:r>
-      <w:r>
-        <w:rPr>
-          <w:sz w:val="24"/>
-          <w:szCs w:val="24"/>
-        </w:rPr>
-        <w:t xml:space="preserve"> and Google account</w:t>
-      </w:r>
-      <w:r>
-        <w:rPr>
-          <w:sz w:val="24"/>
-          <w:szCs w:val="24"/>
-        </w:rPr>
-        <w:t xml:space="preserve">. </w:t>
-      </w:r>
+          <w:sz w:val="24"/>
+          <w:szCs w:val="24"/>
+        </w:rPr>
+      </w:pPr>
+      <w:r>
+        <w:rPr>
+          <w:b/>
+          <w:bCs/>
+          <w:sz w:val="24"/>
+          <w:szCs w:val="24"/>
+        </w:rPr>
+        <w:t>(Traditional) Login</w:t>
+      </w:r>
+      <w:r>
+        <w:rPr>
+          <w:sz w:val="24"/>
+          <w:szCs w:val="24"/>
+        </w:rPr>
+        <w:t>: After the user keys in the username and password, verify their credentials and log them into the system.</w:t>
+      </w:r>
+    </w:p>
+    <w:p>
+      <w:pPr>
+        <w:pStyle w:val="ListParagraph"/>
+        <w:numPr>
+          <w:ilvl w:val="0"/>
+          <w:numId w:val="40"/>
+        </w:numPr>
+        <w:shd w:val="clear" w:color="auto" w:fill="FFFFFF"/>
+        <w:spacing w:line="360" w:lineRule="auto"/>
+        <w:rPr>
+          <w:sz w:val="24"/>
+          <w:szCs w:val="24"/>
+        </w:rPr>
+      </w:pPr>
+      <w:r>
+        <w:rPr>
+          <w:b/>
+          <w:bCs/>
+          <w:sz w:val="24"/>
+          <w:szCs w:val="24"/>
+        </w:rPr>
+        <w:t>(Third-party) Login</w:t>
+      </w:r>
+      <w:r>
+        <w:rPr>
+          <w:sz w:val="24"/>
+          <w:szCs w:val="24"/>
+        </w:rPr>
+        <w:t>: Click on the corresponding third-party provider to redirect the user to the provider’s authentication.</w:t>
+      </w:r>
+    </w:p>
+    <w:p>
+      <w:pPr>
+        <w:pStyle w:val="ListParagraph"/>
+        <w:numPr>
+          <w:ilvl w:val="0"/>
+          <w:numId w:val="40"/>
+        </w:numPr>
+        <w:shd w:val="clear" w:color="auto" w:fill="FFFFFF"/>
+        <w:spacing w:line="360" w:lineRule="auto"/>
+        <w:rPr>
+          <w:sz w:val="24"/>
+          <w:szCs w:val="24"/>
+        </w:rPr>
+      </w:pPr>
+      <w:r>
+        <w:rPr>
+          <w:b/>
+          <w:bCs/>
+          <w:sz w:val="24"/>
+          <w:szCs w:val="24"/>
+        </w:rPr>
+        <w:t>Reset Password</w:t>
+      </w:r>
+      <w:r>
+        <w:rPr>
+          <w:sz w:val="24"/>
+          <w:szCs w:val="24"/>
+        </w:rPr>
+        <w:t>:</w:t>
+      </w:r>
+      <w:r>
+        <w:rPr>
+          <w:sz w:val="24"/>
+          <w:szCs w:val="24"/>
+        </w:rPr>
+        <w:t xml:space="preserve"> Bring the user to the password reset interface.</w:t>
+      </w:r>
+    </w:p>
+    <w:p>
+      <w:pPr>
+        <w:shd w:val="clear" w:color="auto" w:fill="FFFFFF"/>
+        <w:spacing w:line="360" w:lineRule="auto"/>
+        <w:rPr>
+          <w:sz w:val="24"/>
+          <w:szCs w:val="24"/>
+        </w:rPr>
+      </w:pPr>
+    </w:p>
+    <w:p>
+      <w:pPr>
+        <w:shd w:val="clear" w:color="auto" w:fill="FFFFFF"/>
+        <w:spacing w:line="360" w:lineRule="auto"/>
+        <w:rPr>
+          <w:sz w:val="24"/>
+          <w:szCs w:val="24"/>
+        </w:rPr>
+      </w:pPr>
+      <w:r>
+        <w:rPr>
+          <w:b/>
+          <w:bCs/>
+          <w:sz w:val="24"/>
+          <w:szCs w:val="24"/>
+        </w:rPr>
+        <w:t>Signup</w:t>
+      </w:r>
+      <w:r>
+        <w:rPr>
+          <w:b/>
+          <w:bCs/>
+          <w:sz w:val="24"/>
+          <w:szCs w:val="24"/>
+        </w:rPr>
+        <w:t xml:space="preserve"> Interface</w:t>
+      </w:r>
+      <w:r>
+        <w:rPr>
+          <w:sz w:val="24"/>
+          <w:szCs w:val="24"/>
+        </w:rPr>
+        <w:t>:</w:t>
+      </w:r>
+    </w:p>
+    <w:p>
+      <w:pPr>
+        <w:pStyle w:val="ListParagraph"/>
+        <w:numPr>
+          <w:ilvl w:val="0"/>
+          <w:numId w:val="40"/>
+        </w:numPr>
+        <w:shd w:val="clear" w:color="auto" w:fill="FFFFFF"/>
+        <w:spacing w:line="360" w:lineRule="auto"/>
+        <w:rPr>
+          <w:sz w:val="24"/>
+          <w:szCs w:val="24"/>
+        </w:rPr>
+      </w:pPr>
+      <w:r>
+        <w:rPr>
+          <w:b/>
+          <w:bCs/>
+          <w:sz w:val="24"/>
+          <w:szCs w:val="24"/>
+        </w:rPr>
+        <w:t xml:space="preserve">(Traditional) </w:t>
+      </w:r>
+      <w:r>
+        <w:rPr>
+          <w:b/>
+          <w:bCs/>
+          <w:sz w:val="24"/>
+          <w:szCs w:val="24"/>
+        </w:rPr>
+        <w:t>Sign Up</w:t>
+      </w:r>
+      <w:r>
+        <w:rPr>
+          <w:sz w:val="24"/>
+          <w:szCs w:val="24"/>
+        </w:rPr>
+        <w:t xml:space="preserve">: After the user keys in the username and password, </w:t>
+      </w:r>
+      <w:r>
+        <w:rPr>
+          <w:sz w:val="24"/>
+          <w:szCs w:val="24"/>
+        </w:rPr>
+        <w:t>create a new account</w:t>
+      </w:r>
+      <w:r>
+        <w:rPr>
+          <w:sz w:val="24"/>
+          <w:szCs w:val="24"/>
+        </w:rPr>
+        <w:t xml:space="preserve"> and log them into the system.</w:t>
+      </w:r>
+    </w:p>
+    <w:p>
+      <w:pPr>
+        <w:pStyle w:val="ListParagraph"/>
+        <w:numPr>
+          <w:ilvl w:val="0"/>
+          <w:numId w:val="40"/>
+        </w:numPr>
+        <w:shd w:val="clear" w:color="auto" w:fill="FFFFFF"/>
+        <w:spacing w:line="360" w:lineRule="auto"/>
+        <w:rPr>
+          <w:sz w:val="24"/>
+          <w:szCs w:val="24"/>
+        </w:rPr>
+      </w:pPr>
+      <w:r>
+        <w:rPr>
+          <w:b/>
+          <w:bCs/>
+          <w:sz w:val="24"/>
+          <w:szCs w:val="24"/>
+        </w:rPr>
+        <w:t xml:space="preserve">(Third-party) </w:t>
+      </w:r>
+      <w:r>
+        <w:rPr>
+          <w:b/>
+          <w:bCs/>
+          <w:sz w:val="24"/>
+          <w:szCs w:val="24"/>
+        </w:rPr>
+        <w:t>Sign Up</w:t>
+      </w:r>
+      <w:r>
+        <w:rPr>
+          <w:sz w:val="24"/>
+          <w:szCs w:val="24"/>
+        </w:rPr>
+        <w:t>: Click on the corresponding third-party provider to redirect the user to the provider’s authentication.</w:t>
+      </w:r>
+    </w:p>
+    <w:p>
+      <w:pPr>
+        <w:shd w:val="clear" w:color="auto" w:fill="FFFFFF"/>
+        <w:spacing w:line="360" w:lineRule="auto"/>
+        <w:rPr>
+          <w:sz w:val="24"/>
+          <w:szCs w:val="24"/>
+        </w:rPr>
+      </w:pPr>
+    </w:p>
+    <w:p>
+      <w:pPr>
+        <w:shd w:val="clear" w:color="auto" w:fill="FFFFFF"/>
+        <w:spacing w:line="360" w:lineRule="auto"/>
+        <w:rPr>
+          <w:b/>
+          <w:sz w:val="24"/>
+          <w:szCs w:val="24"/>
+        </w:rPr>
+      </w:pPr>
       <w:r>
         <w:rPr>
           <w:sz w:val="24"/>
@@ -5628,9 +5927,10 @@
     </w:p>
     <w:p>
       <w:pPr>
+        <w:pStyle w:val="ListParagraph"/>
         <w:numPr>
           <w:ilvl w:val="0"/>
-          <w:numId w:val="8"/>
+          <w:numId w:val="40"/>
         </w:numPr>
         <w:shd w:val="clear" w:color="auto" w:fill="FFFFFF"/>
         <w:spacing w:line="360" w:lineRule="auto"/>
@@ -5642,24 +5942,26 @@
       <w:r>
         <w:rPr>
           <w:b/>
-          <w:sz w:val="24"/>
-          <w:szCs w:val="24"/>
-        </w:rPr>
-        <w:t>Audio</w:t>
-      </w:r>
-      <w:r>
-        <w:rPr>
-          <w:sz w:val="24"/>
-          <w:szCs w:val="24"/>
-        </w:rPr>
-        <w:t>: Opens audio interface</w:t>
-      </w:r>
-    </w:p>
-    <w:p>
-      <w:pPr>
+          <w:bCs/>
+          <w:sz w:val="24"/>
+          <w:szCs w:val="24"/>
+        </w:rPr>
+        <w:t>General</w:t>
+      </w:r>
+      <w:r>
+        <w:rPr>
+          <w:sz w:val="24"/>
+          <w:szCs w:val="24"/>
+        </w:rPr>
+        <w:t>:</w:t>
+      </w:r>
+    </w:p>
+    <w:p>
+      <w:pPr>
+        <w:pStyle w:val="ListParagraph"/>
         <w:numPr>
           <w:ilvl w:val="0"/>
-          <w:numId w:val="3"/>
+          <w:numId w:val="27"/>
         </w:numPr>
         <w:shd w:val="clear" w:color="auto" w:fill="FFFFFF"/>
         <w:spacing w:line="360" w:lineRule="auto"/>
@@ -5671,77 +5973,127 @@
       <w:r>
         <w:rPr>
           <w:b/>
-          <w:sz w:val="24"/>
-          <w:szCs w:val="24"/>
-        </w:rPr>
-        <w:t>Change volume</w:t>
-      </w:r>
-      <w:r>
-        <w:rPr>
-          <w:sz w:val="24"/>
-          <w:szCs w:val="24"/>
-        </w:rPr>
-        <w:t>: Set the volume of teammates’ microphones in Ranked Matches.</w:t>
-      </w:r>
-    </w:p>
-    <w:p>
-      <w:pPr>
+          <w:bCs/>
+          <w:sz w:val="24"/>
+          <w:szCs w:val="24"/>
+        </w:rPr>
+        <w:t>Change theme</w:t>
+      </w:r>
+      <w:r>
+        <w:rPr>
+          <w:sz w:val="24"/>
+          <w:szCs w:val="24"/>
+        </w:rPr>
+        <w:t xml:space="preserve">: Change the </w:t>
+      </w:r>
+      <w:r>
+        <w:rPr>
+          <w:sz w:val="24"/>
+          <w:szCs w:val="24"/>
+        </w:rPr>
+        <w:t xml:space="preserve">colour scheme of </w:t>
+      </w:r>
+      <w:proofErr w:type="spellStart"/>
+      <w:r>
+        <w:rPr>
+          <w:sz w:val="24"/>
+          <w:szCs w:val="24"/>
+        </w:rPr>
+        <w:t>DuckCode</w:t>
+      </w:r>
+      <w:proofErr w:type="spellEnd"/>
+      <w:r>
+        <w:rPr>
+          <w:sz w:val="24"/>
+          <w:szCs w:val="24"/>
+        </w:rPr>
+        <w:t xml:space="preserve"> based on the user’s preference.</w:t>
+      </w:r>
+    </w:p>
+    <w:p>
+      <w:pPr>
+        <w:pStyle w:val="ListParagraph"/>
         <w:numPr>
           <w:ilvl w:val="0"/>
-          <w:numId w:val="12"/>
+          <w:numId w:val="27"/>
         </w:numPr>
         <w:shd w:val="clear" w:color="auto" w:fill="FFFFFF"/>
         <w:spacing w:line="360" w:lineRule="auto"/>
         <w:rPr>
-          <w:b/>
-          <w:sz w:val="24"/>
-          <w:szCs w:val="24"/>
-        </w:rPr>
-      </w:pPr>
-      <w:r>
-        <w:rPr>
-          <w:b/>
-          <w:sz w:val="24"/>
-          <w:szCs w:val="24"/>
-        </w:rPr>
-        <w:t>Exit</w:t>
-      </w:r>
-      <w:r>
-        <w:rPr>
-          <w:sz w:val="24"/>
-          <w:szCs w:val="24"/>
-        </w:rPr>
-        <w:t>: Return to the main interface.</w:t>
-      </w:r>
-    </w:p>
-    <w:p>
-      <w:pPr>
+          <w:sz w:val="24"/>
+          <w:szCs w:val="24"/>
+        </w:rPr>
+      </w:pPr>
+      <w:r>
+        <w:rPr>
+          <w:b/>
+          <w:bCs/>
+          <w:sz w:val="24"/>
+          <w:szCs w:val="24"/>
+        </w:rPr>
+        <w:t>Change font</w:t>
+      </w:r>
+      <w:r>
+        <w:rPr>
+          <w:sz w:val="24"/>
+          <w:szCs w:val="24"/>
+        </w:rPr>
+        <w:t xml:space="preserve">: Change the font used for text in </w:t>
+      </w:r>
+      <w:proofErr w:type="spellStart"/>
+      <w:r>
+        <w:rPr>
+          <w:sz w:val="24"/>
+          <w:szCs w:val="24"/>
+        </w:rPr>
+        <w:t>DuckCode</w:t>
+      </w:r>
+      <w:proofErr w:type="spellEnd"/>
+      <w:r>
+        <w:rPr>
+          <w:sz w:val="24"/>
+          <w:szCs w:val="24"/>
+        </w:rPr>
+        <w:t xml:space="preserve"> based on the user’s preference.</w:t>
+      </w:r>
+    </w:p>
+    <w:p>
+      <w:pPr>
+        <w:pStyle w:val="ListParagraph"/>
         <w:numPr>
           <w:ilvl w:val="0"/>
-          <w:numId w:val="8"/>
+          <w:numId w:val="40"/>
         </w:numPr>
         <w:shd w:val="clear" w:color="auto" w:fill="FFFFFF"/>
         <w:spacing w:line="360" w:lineRule="auto"/>
         <w:rPr>
-          <w:b/>
-          <w:sz w:val="24"/>
-          <w:szCs w:val="24"/>
-        </w:rPr>
-      </w:pPr>
-      <w:r>
-        <w:rPr>
-          <w:b/>
-          <w:sz w:val="24"/>
-          <w:szCs w:val="24"/>
-        </w:rPr>
-        <w:t>General</w:t>
-      </w:r>
-    </w:p>
-    <w:p>
-      <w:pPr>
+          <w:sz w:val="24"/>
+          <w:szCs w:val="24"/>
+        </w:rPr>
+      </w:pPr>
+      <w:r>
+        <w:rPr>
+          <w:b/>
+          <w:bCs/>
+          <w:sz w:val="24"/>
+          <w:szCs w:val="24"/>
+        </w:rPr>
+        <w:t>Code Editor</w:t>
+      </w:r>
+      <w:r>
+        <w:rPr>
+          <w:sz w:val="24"/>
+          <w:szCs w:val="24"/>
+        </w:rPr>
+        <w:t>:</w:t>
+      </w:r>
+    </w:p>
+    <w:p>
+      <w:pPr>
+        <w:pStyle w:val="ListParagraph"/>
         <w:numPr>
           <w:ilvl w:val="0"/>
-          <w:numId w:val="26"/>
+          <w:numId w:val="27"/>
         </w:numPr>
         <w:shd w:val="clear" w:color="auto" w:fill="FFFFFF"/>
         <w:spacing w:line="360" w:lineRule="auto"/>
@@ -5753,24 +6105,42 @@
       <w:r>
         <w:rPr>
           <w:b/>
-          <w:sz w:val="24"/>
-          <w:szCs w:val="24"/>
-        </w:rPr>
-        <w:t>Display Line Numbers</w:t>
-      </w:r>
-      <w:r>
-        <w:rPr>
-          <w:sz w:val="24"/>
-          <w:szCs w:val="24"/>
-        </w:rPr>
-        <w:t>: Shows the line numbers in the programming environment.</w:t>
-      </w:r>
-    </w:p>
-    <w:p>
-      <w:pPr>
+          <w:bCs/>
+          <w:sz w:val="24"/>
+          <w:szCs w:val="24"/>
+        </w:rPr>
+        <w:t>Change theme</w:t>
+      </w:r>
+      <w:r>
+        <w:rPr>
+          <w:sz w:val="24"/>
+          <w:szCs w:val="24"/>
+        </w:rPr>
+        <w:t xml:space="preserve">: Change the theme of the code editor used in </w:t>
+      </w:r>
+      <w:proofErr w:type="spellStart"/>
+      <w:r>
+        <w:rPr>
+          <w:sz w:val="24"/>
+          <w:szCs w:val="24"/>
+        </w:rPr>
+        <w:t>DuckCode</w:t>
+      </w:r>
+      <w:proofErr w:type="spellEnd"/>
+      <w:r>
+        <w:rPr>
+          <w:sz w:val="24"/>
+          <w:szCs w:val="24"/>
+        </w:rPr>
+        <w:t xml:space="preserve"> based on the user’s preference. Custom theme will be available in future versions.</w:t>
+      </w:r>
+    </w:p>
+    <w:p>
+      <w:pPr>
+        <w:pStyle w:val="ListParagraph"/>
         <w:numPr>
           <w:ilvl w:val="0"/>
-          <w:numId w:val="26"/>
+          <w:numId w:val="27"/>
         </w:numPr>
         <w:shd w:val="clear" w:color="auto" w:fill="FFFFFF"/>
         <w:spacing w:line="360" w:lineRule="auto"/>
@@ -5782,24 +6152,42 @@
       <w:r>
         <w:rPr>
           <w:b/>
-          <w:sz w:val="24"/>
-          <w:szCs w:val="24"/>
-        </w:rPr>
-        <w:t>Set Indentation</w:t>
-      </w:r>
-      <w:r>
-        <w:rPr>
-          <w:sz w:val="24"/>
-          <w:szCs w:val="24"/>
-        </w:rPr>
-        <w:t xml:space="preserve">: Set indentation rules for the user’s code. </w:t>
-      </w:r>
-    </w:p>
-    <w:p>
-      <w:pPr>
+          <w:bCs/>
+          <w:sz w:val="24"/>
+          <w:szCs w:val="24"/>
+        </w:rPr>
+        <w:t>Change programming language</w:t>
+      </w:r>
+      <w:r>
+        <w:rPr>
+          <w:sz w:val="24"/>
+          <w:szCs w:val="24"/>
+        </w:rPr>
+        <w:t xml:space="preserve">: Change the programming language used for the code editor in </w:t>
+      </w:r>
+      <w:proofErr w:type="spellStart"/>
+      <w:r>
+        <w:rPr>
+          <w:sz w:val="24"/>
+          <w:szCs w:val="24"/>
+        </w:rPr>
+        <w:t>DuckCode</w:t>
+      </w:r>
+      <w:proofErr w:type="spellEnd"/>
+      <w:r>
+        <w:rPr>
+          <w:sz w:val="24"/>
+          <w:szCs w:val="24"/>
+        </w:rPr>
+        <w:t>.</w:t>
+      </w:r>
+    </w:p>
+    <w:p>
+      <w:pPr>
+        <w:pStyle w:val="ListParagraph"/>
         <w:numPr>
           <w:ilvl w:val="0"/>
-          <w:numId w:val="26"/>
+          <w:numId w:val="27"/>
         </w:numPr>
         <w:shd w:val="clear" w:color="auto" w:fill="FFFFFF"/>
         <w:spacing w:line="360" w:lineRule="auto"/>
@@ -5811,25 +6199,42 @@
       <w:r>
         <w:rPr>
           <w:b/>
-          <w:sz w:val="24"/>
-          <w:szCs w:val="24"/>
-        </w:rPr>
-        <w:t>Set Line Space</w:t>
-      </w:r>
-      <w:r>
-        <w:rPr>
-          <w:bCs/>
-          <w:sz w:val="24"/>
-          <w:szCs w:val="24"/>
-        </w:rPr>
-        <w:t>: Set the distance between lines of code.</w:t>
-      </w:r>
-    </w:p>
-    <w:p>
-      <w:pPr>
+          <w:bCs/>
+          <w:sz w:val="24"/>
+          <w:szCs w:val="24"/>
+        </w:rPr>
+        <w:t>Change font</w:t>
+      </w:r>
+      <w:r>
+        <w:rPr>
+          <w:sz w:val="24"/>
+          <w:szCs w:val="24"/>
+        </w:rPr>
+        <w:t xml:space="preserve">: Change the monospace font used by the code editor in </w:t>
+      </w:r>
+      <w:proofErr w:type="spellStart"/>
+      <w:r>
+        <w:rPr>
+          <w:sz w:val="24"/>
+          <w:szCs w:val="24"/>
+        </w:rPr>
+        <w:t>DuckCode</w:t>
+      </w:r>
+      <w:proofErr w:type="spellEnd"/>
+      <w:r>
+        <w:rPr>
+          <w:sz w:val="24"/>
+          <w:szCs w:val="24"/>
+        </w:rPr>
+        <w:t>.</w:t>
+      </w:r>
+    </w:p>
+    <w:p>
+      <w:pPr>
+        <w:pStyle w:val="ListParagraph"/>
         <w:numPr>
           <w:ilvl w:val="0"/>
-          <w:numId w:val="26"/>
+          <w:numId w:val="40"/>
         </w:numPr>
         <w:shd w:val="clear" w:color="auto" w:fill="FFFFFF"/>
         <w:spacing w:line="360" w:lineRule="auto"/>
@@ -5841,24 +6246,26 @@
       <w:r>
         <w:rPr>
           <w:b/>
-          <w:sz w:val="24"/>
-          <w:szCs w:val="24"/>
-        </w:rPr>
-        <w:t>Syntax Highlighting</w:t>
-      </w:r>
-      <w:r>
-        <w:rPr>
-          <w:sz w:val="24"/>
-          <w:szCs w:val="24"/>
-        </w:rPr>
-        <w:t>: Choose the theme for the syntax.</w:t>
-      </w:r>
-    </w:p>
-    <w:p>
-      <w:pPr>
+          <w:bCs/>
+          <w:sz w:val="24"/>
+          <w:szCs w:val="24"/>
+        </w:rPr>
+        <w:t>Key Binding</w:t>
+      </w:r>
+      <w:r>
+        <w:rPr>
+          <w:sz w:val="24"/>
+          <w:szCs w:val="24"/>
+        </w:rPr>
+        <w:t>:</w:t>
+      </w:r>
+    </w:p>
+    <w:p>
+      <w:pPr>
+        <w:pStyle w:val="ListParagraph"/>
         <w:numPr>
           <w:ilvl w:val="0"/>
-          <w:numId w:val="26"/>
+          <w:numId w:val="27"/>
         </w:numPr>
         <w:shd w:val="clear" w:color="auto" w:fill="FFFFFF"/>
         <w:spacing w:line="360" w:lineRule="auto"/>
@@ -5869,39 +6276,18 @@
       </w:pPr>
       <w:r>
         <w:rPr>
-          <w:b/>
-          <w:sz w:val="24"/>
-          <w:szCs w:val="24"/>
-        </w:rPr>
-        <w:t>Themes</w:t>
-      </w:r>
-      <w:r>
-        <w:rPr>
-          <w:sz w:val="24"/>
-          <w:szCs w:val="24"/>
-        </w:rPr>
-        <w:t xml:space="preserve">: Choose the theme for the user’s </w:t>
-      </w:r>
-      <w:r>
-        <w:rPr>
-          <w:sz w:val="24"/>
-          <w:szCs w:val="24"/>
-        </w:rPr>
-        <w:t>code editor</w:t>
-      </w:r>
-      <w:r>
-        <w:rPr>
-          <w:sz w:val="24"/>
-          <w:szCs w:val="24"/>
-        </w:rPr>
-        <w:t xml:space="preserve"> background.</w:t>
-      </w:r>
-    </w:p>
-    <w:p>
-      <w:pPr>
+          <w:sz w:val="24"/>
+          <w:szCs w:val="24"/>
+        </w:rPr>
+        <w:t>Will allow the user to change key binding in future versions.</w:t>
+      </w:r>
+    </w:p>
+    <w:p>
+      <w:pPr>
+        <w:pStyle w:val="ListParagraph"/>
         <w:numPr>
           <w:ilvl w:val="0"/>
-          <w:numId w:val="1"/>
+          <w:numId w:val="40"/>
         </w:numPr>
         <w:shd w:val="clear" w:color="auto" w:fill="FFFFFF"/>
         <w:spacing w:line="360" w:lineRule="auto"/>
@@ -5913,24 +6299,26 @@
       <w:r>
         <w:rPr>
           <w:b/>
-          <w:sz w:val="24"/>
-          <w:szCs w:val="24"/>
-        </w:rPr>
-        <w:t>Key binding</w:t>
-      </w:r>
-      <w:r>
-        <w:rPr>
-          <w:sz w:val="24"/>
-          <w:szCs w:val="24"/>
-        </w:rPr>
-        <w:t>:</w:t>
-      </w:r>
-    </w:p>
-    <w:p>
-      <w:pPr>
+          <w:bCs/>
+          <w:sz w:val="24"/>
+          <w:szCs w:val="24"/>
+        </w:rPr>
+        <w:t>Reset</w:t>
+      </w:r>
+      <w:r>
+        <w:rPr>
+          <w:sz w:val="24"/>
+          <w:szCs w:val="24"/>
+        </w:rPr>
+        <w:t>: Reset to the default settings.</w:t>
+      </w:r>
+    </w:p>
+    <w:p>
+      <w:pPr>
+        <w:pStyle w:val="ListParagraph"/>
         <w:numPr>
           <w:ilvl w:val="0"/>
-          <w:numId w:val="11"/>
+          <w:numId w:val="40"/>
         </w:numPr>
         <w:shd w:val="clear" w:color="auto" w:fill="FFFFFF"/>
         <w:spacing w:line="360" w:lineRule="auto"/>
@@ -5942,52 +6330,26 @@
       <w:r>
         <w:rPr>
           <w:b/>
-          <w:sz w:val="24"/>
-          <w:szCs w:val="24"/>
-        </w:rPr>
-        <w:t>Disable Mouse</w:t>
-      </w:r>
-      <w:r>
-        <w:rPr>
-          <w:sz w:val="24"/>
-          <w:szCs w:val="24"/>
-        </w:rPr>
-        <w:t>: When in matches, the cursor will disappear</w:t>
-      </w:r>
-      <w:r>
-        <w:rPr>
-          <w:sz w:val="24"/>
-          <w:szCs w:val="24"/>
-        </w:rPr>
-        <w:t xml:space="preserve"> in the text editing region</w:t>
-      </w:r>
-      <w:r>
-        <w:rPr>
-          <w:sz w:val="24"/>
-          <w:szCs w:val="24"/>
-        </w:rPr>
-        <w:t xml:space="preserve">. </w:t>
-      </w:r>
-      <w:r>
-        <w:rPr>
-          <w:sz w:val="24"/>
-          <w:szCs w:val="24"/>
-        </w:rPr>
-        <w:t>If this is chosen, Keyboard Mode is automatically enabled and cannot be disabled</w:t>
-      </w:r>
-      <w:r>
-        <w:rPr>
-          <w:sz w:val="24"/>
-          <w:szCs w:val="24"/>
-        </w:rPr>
-        <w:t>.</w:t>
-      </w:r>
-    </w:p>
-    <w:p>
-      <w:pPr>
+          <w:bCs/>
+          <w:sz w:val="24"/>
+          <w:szCs w:val="24"/>
+        </w:rPr>
+        <w:t>Exit</w:t>
+      </w:r>
+      <w:r>
+        <w:rPr>
+          <w:sz w:val="24"/>
+          <w:szCs w:val="24"/>
+        </w:rPr>
+        <w:t>: Exit from settings.</w:t>
+      </w:r>
+    </w:p>
+    <w:p>
+      <w:pPr>
+        <w:pStyle w:val="ListParagraph"/>
         <w:numPr>
           <w:ilvl w:val="0"/>
-          <w:numId w:val="11"/>
+          <w:numId w:val="40"/>
         </w:numPr>
         <w:shd w:val="clear" w:color="auto" w:fill="FFFFFF"/>
         <w:spacing w:line="360" w:lineRule="auto"/>
@@ -5999,24 +6361,26 @@
       <w:r>
         <w:rPr>
           <w:b/>
-          <w:sz w:val="24"/>
-          <w:szCs w:val="24"/>
-        </w:rPr>
-        <w:t>Enable Keyboard Mode</w:t>
-      </w:r>
-      <w:r>
-        <w:rPr>
-          <w:sz w:val="24"/>
-          <w:szCs w:val="24"/>
-        </w:rPr>
-        <w:t xml:space="preserve">: Navigate around the programming environment using keyboard commands. </w:t>
-      </w:r>
-    </w:p>
-    <w:p>
-      <w:pPr>
+          <w:bCs/>
+          <w:sz w:val="24"/>
+          <w:szCs w:val="24"/>
+        </w:rPr>
+        <w:t>Revert</w:t>
+      </w:r>
+      <w:r>
+        <w:rPr>
+          <w:sz w:val="24"/>
+          <w:szCs w:val="24"/>
+        </w:rPr>
+        <w:t>: If the user just applied a change and haven’t exited the settings, revert to the previous settings.</w:t>
+      </w:r>
+    </w:p>
+    <w:p>
+      <w:pPr>
+        <w:pStyle w:val="ListParagraph"/>
         <w:numPr>
           <w:ilvl w:val="0"/>
-          <w:numId w:val="15"/>
+          <w:numId w:val="40"/>
         </w:numPr>
         <w:shd w:val="clear" w:color="auto" w:fill="FFFFFF"/>
         <w:spacing w:line="360" w:lineRule="auto"/>
@@ -6028,33 +6392,1330 @@
       <w:r>
         <w:rPr>
           <w:b/>
-          <w:sz w:val="24"/>
-          <w:szCs w:val="24"/>
-        </w:rPr>
-        <w:t>Programming Languages</w:t>
-      </w:r>
-      <w:r>
-        <w:rPr>
-          <w:sz w:val="24"/>
-          <w:szCs w:val="24"/>
-        </w:rPr>
-        <w:t>: Open programming languages interface</w:t>
-      </w:r>
-      <w:r>
-        <w:rPr>
-          <w:sz w:val="24"/>
-          <w:szCs w:val="24"/>
-        </w:rPr>
-        <w:t>.</w:t>
-      </w:r>
-    </w:p>
-    <w:p>
-      <w:pPr>
+          <w:bCs/>
+          <w:sz w:val="24"/>
+          <w:szCs w:val="24"/>
+        </w:rPr>
+        <w:t>Save</w:t>
+      </w:r>
+      <w:r>
+        <w:rPr>
+          <w:sz w:val="24"/>
+          <w:szCs w:val="24"/>
+        </w:rPr>
+        <w:t>: Apply the user’s settings.</w:t>
+      </w:r>
+    </w:p>
+    <w:p>
+      <w:pPr>
+        <w:shd w:val="clear" w:color="auto" w:fill="FFFFFF"/>
+        <w:spacing w:after="240" w:line="360" w:lineRule="auto"/>
+        <w:rPr>
+          <w:sz w:val="24"/>
+          <w:szCs w:val="24"/>
+        </w:rPr>
+      </w:pPr>
+      <w:r>
+        <w:br w:type="page"/>
+      </w:r>
+    </w:p>
+    <w:p>
+      <w:pPr>
+        <w:shd w:val="clear" w:color="auto" w:fill="FFFFFF"/>
+        <w:spacing w:after="240" w:line="360" w:lineRule="auto"/>
+        <w:rPr>
+          <w:sz w:val="24"/>
+          <w:szCs w:val="24"/>
+        </w:rPr>
+      </w:pPr>
+      <w:r>
+        <w:rPr>
+          <w:b/>
+          <w:sz w:val="24"/>
+          <w:szCs w:val="24"/>
+        </w:rPr>
+        <w:lastRenderedPageBreak/>
+        <w:t>Multiplayer</w:t>
+      </w:r>
+      <w:r>
+        <w:rPr>
+          <w:sz w:val="24"/>
+          <w:szCs w:val="24"/>
+        </w:rPr>
+        <w:t>:</w:t>
+      </w:r>
+    </w:p>
+    <w:p>
+      <w:pPr>
+        <w:numPr>
+          <w:ilvl w:val="0"/>
+          <w:numId w:val="4"/>
+        </w:numPr>
+        <w:shd w:val="clear" w:color="auto" w:fill="FFFFFF"/>
+        <w:spacing w:line="360" w:lineRule="auto"/>
+        <w:rPr>
+          <w:sz w:val="24"/>
+          <w:szCs w:val="24"/>
+        </w:rPr>
+      </w:pPr>
+      <w:r>
+        <w:rPr>
+          <w:b/>
+          <w:sz w:val="24"/>
+          <w:szCs w:val="24"/>
+        </w:rPr>
+        <w:t>Exit</w:t>
+      </w:r>
+      <w:r>
+        <w:rPr>
+          <w:sz w:val="24"/>
+          <w:szCs w:val="24"/>
+        </w:rPr>
+        <w:t>: Return to the main interface.</w:t>
+      </w:r>
+    </w:p>
+    <w:p>
+      <w:pPr>
+        <w:numPr>
+          <w:ilvl w:val="0"/>
+          <w:numId w:val="4"/>
+        </w:numPr>
+        <w:shd w:val="clear" w:color="auto" w:fill="FFFFFF"/>
+        <w:spacing w:line="360" w:lineRule="auto"/>
+        <w:rPr>
+          <w:sz w:val="24"/>
+          <w:szCs w:val="24"/>
+        </w:rPr>
+      </w:pPr>
+      <w:r>
+        <w:rPr>
+          <w:b/>
+          <w:sz w:val="24"/>
+          <w:szCs w:val="24"/>
+        </w:rPr>
+        <w:t>Invite Friends</w:t>
+      </w:r>
+      <w:r>
+        <w:rPr>
+          <w:sz w:val="24"/>
+          <w:szCs w:val="24"/>
+        </w:rPr>
+        <w:t>: The user’s friends can join the same lobby. A maximum of 3 friends can join. Teammates should use the same programming language.</w:t>
+      </w:r>
+    </w:p>
+    <w:p>
+      <w:pPr>
+        <w:numPr>
+          <w:ilvl w:val="0"/>
+          <w:numId w:val="4"/>
+        </w:numPr>
+        <w:shd w:val="clear" w:color="auto" w:fill="FFFFFF"/>
+        <w:spacing w:line="360" w:lineRule="auto"/>
+        <w:rPr>
+          <w:sz w:val="24"/>
+          <w:szCs w:val="24"/>
+        </w:rPr>
+      </w:pPr>
+      <w:r>
+        <w:rPr>
+          <w:b/>
+          <w:sz w:val="24"/>
+          <w:szCs w:val="24"/>
+        </w:rPr>
+        <w:t>Play Solo-Ranked Matches</w:t>
+      </w:r>
+      <w:r>
+        <w:rPr>
+          <w:sz w:val="24"/>
+          <w:szCs w:val="24"/>
+        </w:rPr>
+        <w:t>: The user enters the queue for 1v1 ranked matches.</w:t>
+      </w:r>
+    </w:p>
+    <w:p>
+      <w:pPr>
+        <w:numPr>
+          <w:ilvl w:val="0"/>
+          <w:numId w:val="4"/>
+        </w:numPr>
+        <w:shd w:val="clear" w:color="auto" w:fill="FFFFFF"/>
+        <w:spacing w:line="360" w:lineRule="auto"/>
+        <w:rPr>
+          <w:sz w:val="24"/>
+          <w:szCs w:val="24"/>
+        </w:rPr>
+      </w:pPr>
+      <w:r>
+        <w:rPr>
+          <w:b/>
+          <w:sz w:val="24"/>
+          <w:szCs w:val="24"/>
+        </w:rPr>
+        <w:t>Play Team-Ranked Matches</w:t>
+      </w:r>
+      <w:r>
+        <w:rPr>
+          <w:sz w:val="24"/>
+          <w:szCs w:val="24"/>
+        </w:rPr>
+        <w:t>: The user and his/her teammates in the lobby enter the queue for team-ranked matches. The number of players in a team is capped at 4.</w:t>
+      </w:r>
+    </w:p>
+    <w:p>
+      <w:pPr>
+        <w:numPr>
+          <w:ilvl w:val="0"/>
+          <w:numId w:val="4"/>
+        </w:numPr>
+        <w:shd w:val="clear" w:color="auto" w:fill="FFFFFF"/>
+        <w:spacing w:line="360" w:lineRule="auto"/>
+        <w:rPr>
+          <w:b/>
+          <w:sz w:val="24"/>
+          <w:szCs w:val="24"/>
+        </w:rPr>
+      </w:pPr>
+      <w:r>
+        <w:rPr>
+          <w:b/>
+          <w:sz w:val="24"/>
+          <w:szCs w:val="24"/>
+        </w:rPr>
+        <w:t>Toggle Headphones</w:t>
+      </w:r>
+      <w:r>
+        <w:rPr>
+          <w:sz w:val="24"/>
+          <w:szCs w:val="24"/>
+        </w:rPr>
+        <w:t>: In Team-Ranked Matches, turn on or off the headphones to listen to teammates.</w:t>
+      </w:r>
+    </w:p>
+    <w:p>
+      <w:pPr>
+        <w:numPr>
+          <w:ilvl w:val="0"/>
+          <w:numId w:val="4"/>
+        </w:numPr>
+        <w:shd w:val="clear" w:color="auto" w:fill="FFFFFF"/>
+        <w:spacing w:after="240" w:line="360" w:lineRule="auto"/>
+        <w:rPr>
+          <w:b/>
+          <w:sz w:val="24"/>
+          <w:szCs w:val="24"/>
+        </w:rPr>
+      </w:pPr>
+      <w:r>
+        <w:rPr>
+          <w:b/>
+          <w:sz w:val="24"/>
+          <w:szCs w:val="24"/>
+        </w:rPr>
+        <w:t>Toggle Microphone</w:t>
+      </w:r>
+      <w:r>
+        <w:rPr>
+          <w:sz w:val="24"/>
+          <w:szCs w:val="24"/>
+        </w:rPr>
+        <w:t>: In Team-Ranked Matches, turn on or off the microphone to communicate with teammates.</w:t>
+      </w:r>
+    </w:p>
+    <w:p>
+      <w:pPr>
+        <w:shd w:val="clear" w:color="auto" w:fill="FFFFFF"/>
+        <w:spacing w:after="240" w:line="360" w:lineRule="auto"/>
+        <w:rPr>
+          <w:sz w:val="24"/>
+          <w:szCs w:val="24"/>
+        </w:rPr>
+      </w:pPr>
+    </w:p>
+    <w:p>
+      <w:pPr>
+        <w:shd w:val="clear" w:color="auto" w:fill="FFFFFF"/>
+        <w:spacing w:after="240" w:line="360" w:lineRule="auto"/>
+        <w:rPr>
+          <w:b/>
+          <w:sz w:val="24"/>
+          <w:szCs w:val="24"/>
+        </w:rPr>
+      </w:pPr>
+      <w:r>
+        <w:br w:type="page"/>
+      </w:r>
+    </w:p>
+    <w:p>
+      <w:pPr>
+        <w:shd w:val="clear" w:color="auto" w:fill="FFFFFF"/>
+        <w:spacing w:after="240" w:line="360" w:lineRule="auto"/>
+        <w:rPr>
+          <w:b/>
+          <w:sz w:val="24"/>
+          <w:szCs w:val="24"/>
+        </w:rPr>
+      </w:pPr>
+      <w:r>
+        <w:rPr>
+          <w:b/>
+          <w:sz w:val="24"/>
+          <w:szCs w:val="24"/>
+        </w:rPr>
+        <w:lastRenderedPageBreak/>
+        <w:t>Gameplay (is redirected to after any match is found):</w:t>
+      </w:r>
+    </w:p>
+    <w:p>
+      <w:pPr>
+        <w:shd w:val="clear" w:color="auto" w:fill="FFFFFF"/>
+        <w:spacing w:after="240" w:line="360" w:lineRule="auto"/>
+        <w:rPr>
+          <w:sz w:val="24"/>
+          <w:szCs w:val="24"/>
+        </w:rPr>
+      </w:pPr>
+      <w:r>
+        <w:rPr>
+          <w:sz w:val="24"/>
+          <w:szCs w:val="24"/>
+        </w:rPr>
+        <w:t xml:space="preserve">(At the start of each listed function, </w:t>
+      </w:r>
+      <w:r>
+        <w:rPr>
+          <w:b/>
+          <w:sz w:val="24"/>
+          <w:szCs w:val="24"/>
+        </w:rPr>
+        <w:t xml:space="preserve">P, R, S, and T </w:t>
+      </w:r>
+      <w:r>
+        <w:rPr>
+          <w:sz w:val="24"/>
+          <w:szCs w:val="24"/>
+        </w:rPr>
+        <w:t xml:space="preserve">specify that the function is available in Untimed </w:t>
+      </w:r>
+      <w:r>
+        <w:rPr>
+          <w:b/>
+          <w:sz w:val="24"/>
+          <w:szCs w:val="24"/>
+        </w:rPr>
+        <w:t>P</w:t>
+      </w:r>
+      <w:r>
+        <w:rPr>
+          <w:sz w:val="24"/>
+          <w:szCs w:val="24"/>
+        </w:rPr>
+        <w:t xml:space="preserve">ractice Matches, Private </w:t>
+      </w:r>
+      <w:r>
+        <w:rPr>
+          <w:b/>
+          <w:sz w:val="24"/>
+          <w:szCs w:val="24"/>
+        </w:rPr>
+        <w:t>R</w:t>
+      </w:r>
+      <w:r>
+        <w:rPr>
+          <w:sz w:val="24"/>
+          <w:szCs w:val="24"/>
+        </w:rPr>
+        <w:t xml:space="preserve">oom Practice Matches, </w:t>
+      </w:r>
+      <w:r>
+        <w:rPr>
+          <w:b/>
+          <w:sz w:val="24"/>
+          <w:szCs w:val="24"/>
+        </w:rPr>
+        <w:t>S</w:t>
+      </w:r>
+      <w:r>
+        <w:rPr>
+          <w:sz w:val="24"/>
+          <w:szCs w:val="24"/>
+        </w:rPr>
+        <w:t xml:space="preserve">olo-Ranked Matches and </w:t>
+      </w:r>
+      <w:r>
+        <w:rPr>
+          <w:b/>
+          <w:sz w:val="24"/>
+          <w:szCs w:val="24"/>
+        </w:rPr>
+        <w:t>T</w:t>
+      </w:r>
+      <w:r>
+        <w:rPr>
+          <w:sz w:val="24"/>
+          <w:szCs w:val="24"/>
+        </w:rPr>
+        <w:t xml:space="preserve">eam-Ranked Matches respectively </w:t>
+      </w:r>
+    </w:p>
+    <w:p>
+      <w:pPr>
+        <w:shd w:val="clear" w:color="auto" w:fill="FFFFFF"/>
+        <w:spacing w:after="240" w:line="360" w:lineRule="auto"/>
+        <w:rPr>
+          <w:sz w:val="24"/>
+          <w:szCs w:val="24"/>
+        </w:rPr>
+      </w:pPr>
+      <w:r>
+        <w:rPr>
+          <w:sz w:val="24"/>
+          <w:szCs w:val="24"/>
+        </w:rPr>
+        <w:t>(In Team-Ranked Matches, when using any written annotation tool, each person’s tool will be displayed in a different colour. The user can choose to hide or display any other teammate’s annotations).</w:t>
+      </w:r>
+    </w:p>
+    <w:p>
+      <w:pPr>
+        <w:numPr>
+          <w:ilvl w:val="0"/>
+          <w:numId w:val="6"/>
+        </w:numPr>
+        <w:shd w:val="clear" w:color="auto" w:fill="FFFFFF"/>
+        <w:spacing w:line="360" w:lineRule="auto"/>
+        <w:rPr>
+          <w:sz w:val="24"/>
+          <w:szCs w:val="24"/>
+        </w:rPr>
+      </w:pPr>
+      <w:r>
+        <w:rPr>
+          <w:b/>
+          <w:sz w:val="24"/>
+          <w:szCs w:val="24"/>
+        </w:rPr>
+        <w:t>Add a Test Case (PRST)</w:t>
+      </w:r>
+      <w:r>
+        <w:rPr>
+          <w:sz w:val="24"/>
+          <w:szCs w:val="24"/>
+        </w:rPr>
+        <w:t>: Manually enter the inputs and expected outputs.</w:t>
+      </w:r>
+    </w:p>
+    <w:p>
+      <w:pPr>
+        <w:numPr>
+          <w:ilvl w:val="0"/>
+          <w:numId w:val="6"/>
+        </w:numPr>
+        <w:shd w:val="clear" w:color="auto" w:fill="FFFFFF"/>
+        <w:spacing w:line="360" w:lineRule="auto"/>
+        <w:rPr>
+          <w:sz w:val="24"/>
+          <w:szCs w:val="24"/>
+        </w:rPr>
+      </w:pPr>
+      <w:r>
+        <w:rPr>
+          <w:b/>
+          <w:sz w:val="24"/>
+          <w:szCs w:val="24"/>
+        </w:rPr>
+        <w:t>Disable Edit (PRST)</w:t>
+      </w:r>
+      <w:r>
+        <w:rPr>
+          <w:sz w:val="24"/>
+          <w:szCs w:val="24"/>
+        </w:rPr>
+        <w:t xml:space="preserve">: Typing on the shared </w:t>
+      </w:r>
+      <w:r>
+        <w:rPr>
+          <w:sz w:val="24"/>
+          <w:szCs w:val="24"/>
+        </w:rPr>
+        <w:t>code editor tab</w:t>
+      </w:r>
+      <w:r>
+        <w:rPr>
+          <w:sz w:val="24"/>
+          <w:szCs w:val="24"/>
+        </w:rPr>
+        <w:t xml:space="preserve"> and whiteboard is disabled. The user can still read the content on the </w:t>
+      </w:r>
+      <w:r>
+        <w:rPr>
+          <w:sz w:val="24"/>
+          <w:szCs w:val="24"/>
+        </w:rPr>
+        <w:t>code editor</w:t>
+      </w:r>
+      <w:r>
+        <w:rPr>
+          <w:sz w:val="24"/>
+          <w:szCs w:val="24"/>
+        </w:rPr>
+        <w:t xml:space="preserve"> and whiteboard.</w:t>
+      </w:r>
+    </w:p>
+    <w:p>
+      <w:pPr>
+        <w:numPr>
+          <w:ilvl w:val="0"/>
+          <w:numId w:val="6"/>
+        </w:numPr>
+        <w:shd w:val="clear" w:color="auto" w:fill="FFFFFF"/>
+        <w:spacing w:line="360" w:lineRule="auto"/>
+        <w:rPr>
+          <w:sz w:val="24"/>
+          <w:szCs w:val="24"/>
+        </w:rPr>
+      </w:pPr>
+      <w:r>
+        <w:rPr>
+          <w:b/>
+          <w:sz w:val="24"/>
+          <w:szCs w:val="24"/>
+        </w:rPr>
+        <w:t>Display Solution to Opponent (RST)</w:t>
+      </w:r>
+      <w:r>
+        <w:rPr>
+          <w:sz w:val="24"/>
+          <w:szCs w:val="24"/>
+        </w:rPr>
+        <w:t>: In Team-Ranked Matches, if at the end of the game, all players in the user’s team choose Yes for this option, the piece of code your team submitted will be displayed to the opponent at the end of the match. In Solo-Ranked Matches, the user can toggle this to Yes to display his submitted code to the opponent after the game ends.</w:t>
+      </w:r>
+    </w:p>
+    <w:p>
+      <w:pPr>
+        <w:numPr>
+          <w:ilvl w:val="0"/>
+          <w:numId w:val="6"/>
+        </w:numPr>
+        <w:shd w:val="clear" w:color="auto" w:fill="FFFFFF"/>
+        <w:spacing w:line="360" w:lineRule="auto"/>
+        <w:rPr>
+          <w:sz w:val="24"/>
+          <w:szCs w:val="24"/>
+        </w:rPr>
+      </w:pPr>
+      <w:r>
+        <w:rPr>
+          <w:b/>
+          <w:sz w:val="24"/>
+          <w:szCs w:val="24"/>
+        </w:rPr>
+        <w:t>Enable Edit (PRST)</w:t>
+      </w:r>
+      <w:r>
+        <w:rPr>
+          <w:sz w:val="24"/>
+          <w:szCs w:val="24"/>
+        </w:rPr>
+        <w:t xml:space="preserve">: The user can write on the shared </w:t>
+      </w:r>
+      <w:r>
+        <w:rPr>
+          <w:sz w:val="24"/>
+          <w:szCs w:val="24"/>
+        </w:rPr>
+        <w:t>code editor tab</w:t>
+      </w:r>
+      <w:r>
+        <w:rPr>
+          <w:sz w:val="24"/>
+          <w:szCs w:val="24"/>
+        </w:rPr>
+        <w:t xml:space="preserve"> and shared whiteboard.</w:t>
+      </w:r>
+    </w:p>
+    <w:p>
+      <w:pPr>
+        <w:numPr>
+          <w:ilvl w:val="0"/>
+          <w:numId w:val="6"/>
+        </w:numPr>
+        <w:shd w:val="clear" w:color="auto" w:fill="FFFFFF"/>
+        <w:spacing w:line="360" w:lineRule="auto"/>
+        <w:rPr>
+          <w:b/>
+          <w:sz w:val="24"/>
+          <w:szCs w:val="24"/>
+        </w:rPr>
+      </w:pPr>
+      <w:r>
+        <w:rPr>
+          <w:b/>
+          <w:sz w:val="24"/>
+          <w:szCs w:val="24"/>
+        </w:rPr>
+        <w:t>Exit (PRST)</w:t>
+      </w:r>
+      <w:r>
+        <w:rPr>
+          <w:sz w:val="24"/>
+          <w:szCs w:val="24"/>
+        </w:rPr>
+        <w:t>: Exits the current match. Prompts an exit confirmation window before exit.</w:t>
+      </w:r>
+    </w:p>
+    <w:p>
+      <w:pPr>
+        <w:pStyle w:val="ListParagraph"/>
         <w:numPr>
           <w:ilvl w:val="0"/>
           <w:numId w:val="14"/>
         </w:numPr>
         <w:shd w:val="clear" w:color="auto" w:fill="FFFFFF"/>
+        <w:spacing w:line="360" w:lineRule="auto"/>
+        <w:rPr>
+          <w:sz w:val="24"/>
+          <w:szCs w:val="24"/>
+        </w:rPr>
+      </w:pPr>
+      <w:r>
+        <w:rPr>
+          <w:sz w:val="24"/>
+          <w:szCs w:val="24"/>
+        </w:rPr>
+        <w:t>In Untimed Practice Matches and Private Room Practice Matches, no penalty is incurred.</w:t>
+      </w:r>
+    </w:p>
+    <w:p>
+      <w:pPr>
+        <w:pStyle w:val="ListParagraph"/>
+        <w:numPr>
+          <w:ilvl w:val="0"/>
+          <w:numId w:val="14"/>
+        </w:numPr>
+        <w:shd w:val="clear" w:color="auto" w:fill="FFFFFF"/>
+        <w:spacing w:line="360" w:lineRule="auto"/>
+        <w:rPr>
+          <w:sz w:val="24"/>
+          <w:szCs w:val="24"/>
+        </w:rPr>
+      </w:pPr>
+      <w:r>
+        <w:rPr>
+          <w:sz w:val="24"/>
+          <w:szCs w:val="24"/>
+        </w:rPr>
+        <w:t>In Solo-Ranked Matches, it is immediately treated as a loss with the maximum possible point deduction at the current rank.</w:t>
+      </w:r>
+    </w:p>
+    <w:p>
+      <w:pPr>
+        <w:pStyle w:val="ListParagraph"/>
+        <w:numPr>
+          <w:ilvl w:val="0"/>
+          <w:numId w:val="14"/>
+        </w:numPr>
+        <w:shd w:val="clear" w:color="auto" w:fill="FFFFFF"/>
+        <w:spacing w:line="360" w:lineRule="auto"/>
+        <w:rPr>
+          <w:sz w:val="24"/>
+          <w:szCs w:val="24"/>
+        </w:rPr>
+      </w:pPr>
+      <w:r>
+        <w:rPr>
+          <w:sz w:val="24"/>
+          <w:szCs w:val="24"/>
+        </w:rPr>
+        <w:t xml:space="preserve">In Team-Ranked Matches, regardless of the match results, it is treated as a loss with the maximum possible point deduction at the current rank. For the next </w:t>
+      </w:r>
+      <w:r>
+        <w:rPr>
+          <w:sz w:val="24"/>
+          <w:szCs w:val="24"/>
+        </w:rPr>
+        <w:t>5 * 2</w:t>
+      </w:r>
+      <w:proofErr w:type="gramStart"/>
+      <w:r>
+        <w:rPr>
+          <w:sz w:val="24"/>
+          <w:szCs w:val="24"/>
+        </w:rPr>
+        <w:t>^(</w:t>
+      </w:r>
+      <w:proofErr w:type="gramEnd"/>
+      <w:r>
+        <w:rPr>
+          <w:sz w:val="24"/>
+          <w:szCs w:val="24"/>
+        </w:rPr>
+        <w:t>n – 1)</w:t>
+      </w:r>
+      <w:r>
+        <w:rPr>
+          <w:sz w:val="24"/>
+          <w:szCs w:val="24"/>
+        </w:rPr>
+        <w:t xml:space="preserve"> minutes, the user cannot play Team-Ranked Matches, where n</w:t>
+      </w:r>
+      <w:r>
+        <w:rPr>
+          <w:sz w:val="24"/>
+          <w:szCs w:val="24"/>
+        </w:rPr>
+        <w:t xml:space="preserve"> (n &gt; 1)</w:t>
+      </w:r>
+      <w:r>
+        <w:rPr>
+          <w:sz w:val="24"/>
+          <w:szCs w:val="24"/>
+        </w:rPr>
+        <w:t xml:space="preserve"> is the number of consecutive Team-Ranked Matches the user exits prematurely.</w:t>
+      </w:r>
+    </w:p>
+    <w:p>
+      <w:pPr>
+        <w:numPr>
+          <w:ilvl w:val="0"/>
+          <w:numId w:val="6"/>
+        </w:numPr>
+        <w:shd w:val="clear" w:color="auto" w:fill="FFFFFF"/>
+        <w:spacing w:line="360" w:lineRule="auto"/>
+        <w:rPr>
+          <w:b/>
+          <w:sz w:val="24"/>
+          <w:szCs w:val="24"/>
+        </w:rPr>
+      </w:pPr>
+      <w:r>
+        <w:rPr>
+          <w:b/>
+          <w:sz w:val="24"/>
+          <w:szCs w:val="24"/>
+        </w:rPr>
+        <w:t xml:space="preserve">Open Individual </w:t>
+      </w:r>
+      <w:r>
+        <w:rPr>
+          <w:b/>
+          <w:sz w:val="24"/>
+          <w:szCs w:val="24"/>
+        </w:rPr>
+        <w:t>Text Editor Tab</w:t>
+      </w:r>
+      <w:r>
+        <w:rPr>
+          <w:b/>
+          <w:sz w:val="24"/>
+          <w:szCs w:val="24"/>
+        </w:rPr>
+        <w:t xml:space="preserve"> (RT)</w:t>
+      </w:r>
+      <w:r>
+        <w:rPr>
+          <w:sz w:val="24"/>
+          <w:szCs w:val="24"/>
+        </w:rPr>
+        <w:t xml:space="preserve">: Open a personal </w:t>
+      </w:r>
+      <w:r>
+        <w:rPr>
+          <w:sz w:val="24"/>
+          <w:szCs w:val="24"/>
+        </w:rPr>
+        <w:t>text editor</w:t>
+      </w:r>
+      <w:r>
+        <w:rPr>
+          <w:sz w:val="24"/>
+          <w:szCs w:val="24"/>
+        </w:rPr>
+        <w:t xml:space="preserve"> tab to work separately from the shared </w:t>
+      </w:r>
+      <w:r>
+        <w:rPr>
+          <w:sz w:val="24"/>
+          <w:szCs w:val="24"/>
+        </w:rPr>
+        <w:t>text editor tab</w:t>
+      </w:r>
+      <w:r>
+        <w:rPr>
+          <w:sz w:val="24"/>
+          <w:szCs w:val="24"/>
+        </w:rPr>
+        <w:t xml:space="preserve">. The user can open as many individual </w:t>
+      </w:r>
+      <w:r>
+        <w:rPr>
+          <w:sz w:val="24"/>
+          <w:szCs w:val="24"/>
+        </w:rPr>
+        <w:t>text editor</w:t>
+      </w:r>
+      <w:r>
+        <w:rPr>
+          <w:sz w:val="24"/>
+          <w:szCs w:val="24"/>
+        </w:rPr>
+        <w:t xml:space="preserve"> tabs as needed.</w:t>
+      </w:r>
+    </w:p>
+    <w:p>
+      <w:pPr>
+        <w:numPr>
+          <w:ilvl w:val="0"/>
+          <w:numId w:val="6"/>
+        </w:numPr>
+        <w:shd w:val="clear" w:color="auto" w:fill="FFFFFF"/>
+        <w:spacing w:line="360" w:lineRule="auto"/>
+        <w:rPr>
+          <w:b/>
+          <w:sz w:val="24"/>
+          <w:szCs w:val="24"/>
+        </w:rPr>
+      </w:pPr>
+      <w:r>
+        <w:rPr>
+          <w:b/>
+          <w:sz w:val="24"/>
+          <w:szCs w:val="24"/>
+        </w:rPr>
+        <w:lastRenderedPageBreak/>
+        <w:t xml:space="preserve">Open New </w:t>
+      </w:r>
+      <w:r>
+        <w:rPr>
+          <w:b/>
+          <w:sz w:val="24"/>
+          <w:szCs w:val="24"/>
+        </w:rPr>
+        <w:t xml:space="preserve">Text Editor Tab </w:t>
+      </w:r>
+      <w:r>
+        <w:rPr>
+          <w:b/>
+          <w:sz w:val="24"/>
+          <w:szCs w:val="24"/>
+        </w:rPr>
+        <w:t>(PS)</w:t>
+      </w:r>
+      <w:r>
+        <w:rPr>
+          <w:sz w:val="24"/>
+          <w:szCs w:val="24"/>
+        </w:rPr>
+        <w:t xml:space="preserve">: Open a new </w:t>
+      </w:r>
+      <w:r>
+        <w:rPr>
+          <w:sz w:val="24"/>
+          <w:szCs w:val="24"/>
+        </w:rPr>
+        <w:t>text editor tab</w:t>
+      </w:r>
+      <w:r>
+        <w:rPr>
+          <w:sz w:val="24"/>
+          <w:szCs w:val="24"/>
+        </w:rPr>
+        <w:t xml:space="preserve">. The user can open as many individual </w:t>
+      </w:r>
+      <w:r>
+        <w:rPr>
+          <w:sz w:val="24"/>
+          <w:szCs w:val="24"/>
+        </w:rPr>
+        <w:t xml:space="preserve">text editor tabs </w:t>
+      </w:r>
+      <w:r>
+        <w:rPr>
+          <w:sz w:val="24"/>
+          <w:szCs w:val="24"/>
+        </w:rPr>
+        <w:t>as needed.</w:t>
+      </w:r>
+    </w:p>
+    <w:p>
+      <w:pPr>
+        <w:numPr>
+          <w:ilvl w:val="0"/>
+          <w:numId w:val="6"/>
+        </w:numPr>
+        <w:shd w:val="clear" w:color="auto" w:fill="FFFFFF"/>
+        <w:spacing w:line="360" w:lineRule="auto"/>
+        <w:rPr>
+          <w:b/>
+          <w:sz w:val="24"/>
+          <w:szCs w:val="24"/>
+        </w:rPr>
+      </w:pPr>
+      <w:r>
+        <w:rPr>
+          <w:b/>
+          <w:sz w:val="24"/>
+          <w:szCs w:val="24"/>
+        </w:rPr>
+        <w:t>Remove a Test Case (PRST)</w:t>
+      </w:r>
+      <w:r>
+        <w:rPr>
+          <w:sz w:val="24"/>
+          <w:szCs w:val="24"/>
+        </w:rPr>
+        <w:t>: Remove a test case that the user creates. In Team-Ranked Matches, a user can only delete his/her test cases.</w:t>
+      </w:r>
+    </w:p>
+    <w:p>
+      <w:pPr>
+        <w:numPr>
+          <w:ilvl w:val="0"/>
+          <w:numId w:val="6"/>
+        </w:numPr>
+        <w:shd w:val="clear" w:color="auto" w:fill="FFFFFF"/>
+        <w:spacing w:line="360" w:lineRule="auto"/>
+        <w:rPr>
+          <w:b/>
+          <w:sz w:val="24"/>
+          <w:szCs w:val="24"/>
+        </w:rPr>
+      </w:pPr>
+      <w:r>
+        <w:rPr>
+          <w:b/>
+          <w:sz w:val="24"/>
+          <w:szCs w:val="24"/>
+        </w:rPr>
+        <w:t>Run Test Cases (PRST)</w:t>
+      </w:r>
+      <w:r>
+        <w:rPr>
+          <w:sz w:val="24"/>
+          <w:szCs w:val="24"/>
+        </w:rPr>
+        <w:t xml:space="preserve">: Run a selected copy against the given test cases. </w:t>
+      </w:r>
+    </w:p>
+    <w:p>
+      <w:pPr>
+        <w:numPr>
+          <w:ilvl w:val="0"/>
+          <w:numId w:val="6"/>
+        </w:numPr>
+        <w:shd w:val="clear" w:color="auto" w:fill="FFFFFF"/>
+        <w:spacing w:line="360" w:lineRule="auto"/>
+        <w:rPr>
+          <w:sz w:val="24"/>
+          <w:szCs w:val="24"/>
+        </w:rPr>
+      </w:pPr>
+      <w:r>
+        <w:rPr>
+          <w:b/>
+          <w:sz w:val="24"/>
+          <w:szCs w:val="24"/>
+        </w:rPr>
+        <w:t>Save a Copy (PRST)</w:t>
+      </w:r>
+      <w:r>
+        <w:rPr>
+          <w:sz w:val="24"/>
+          <w:szCs w:val="24"/>
+        </w:rPr>
+        <w:t>: Save a copy of the current code.</w:t>
+      </w:r>
+    </w:p>
+    <w:p>
+      <w:pPr>
+        <w:numPr>
+          <w:ilvl w:val="0"/>
+          <w:numId w:val="6"/>
+        </w:numPr>
+        <w:shd w:val="clear" w:color="auto" w:fill="FFFFFF"/>
+        <w:spacing w:line="360" w:lineRule="auto"/>
+        <w:rPr>
+          <w:b/>
+          <w:sz w:val="24"/>
+          <w:szCs w:val="24"/>
+        </w:rPr>
+      </w:pPr>
+      <w:r>
+        <w:rPr>
+          <w:b/>
+          <w:sz w:val="24"/>
+          <w:szCs w:val="24"/>
+        </w:rPr>
+        <w:t>Settings (PRST)</w:t>
+      </w:r>
+      <w:r>
+        <w:rPr>
+          <w:sz w:val="24"/>
+          <w:szCs w:val="24"/>
+        </w:rPr>
+        <w:t>: Open the settings interface. In Solo-Ranked Matches and Team-Ranked Matches, the countdown timer will not stop.</w:t>
+      </w:r>
+    </w:p>
+    <w:p>
+      <w:pPr>
+        <w:numPr>
+          <w:ilvl w:val="0"/>
+          <w:numId w:val="6"/>
+        </w:numPr>
+        <w:shd w:val="clear" w:color="auto" w:fill="FFFFFF"/>
+        <w:spacing w:line="360" w:lineRule="auto"/>
+        <w:rPr>
+          <w:sz w:val="24"/>
+          <w:szCs w:val="24"/>
+        </w:rPr>
+      </w:pPr>
+      <w:r>
+        <w:rPr>
+          <w:b/>
+          <w:sz w:val="24"/>
+          <w:szCs w:val="24"/>
+        </w:rPr>
+        <w:t>Submit (PRST)</w:t>
+      </w:r>
+      <w:r>
+        <w:rPr>
+          <w:sz w:val="24"/>
+          <w:szCs w:val="24"/>
+        </w:rPr>
+        <w:t>: Submit a selected copy.</w:t>
+      </w:r>
+    </w:p>
+    <w:p>
+      <w:pPr>
+        <w:numPr>
+          <w:ilvl w:val="0"/>
+          <w:numId w:val="22"/>
+        </w:numPr>
+        <w:shd w:val="clear" w:color="auto" w:fill="FFFFFF"/>
+        <w:spacing w:line="360" w:lineRule="auto"/>
+        <w:rPr>
+          <w:sz w:val="24"/>
+          <w:szCs w:val="24"/>
+        </w:rPr>
+      </w:pPr>
+      <w:r>
+        <w:rPr>
+          <w:sz w:val="24"/>
+          <w:szCs w:val="24"/>
+        </w:rPr>
+        <w:t>In Team-Ranked Matches, only one randomly selected player can submit.</w:t>
+      </w:r>
+    </w:p>
+    <w:p>
+      <w:pPr>
+        <w:numPr>
+          <w:ilvl w:val="0"/>
+          <w:numId w:val="22"/>
+        </w:numPr>
+        <w:shd w:val="clear" w:color="auto" w:fill="FFFFFF"/>
+        <w:spacing w:line="360" w:lineRule="auto"/>
+        <w:rPr>
+          <w:sz w:val="24"/>
+          <w:szCs w:val="24"/>
+        </w:rPr>
+      </w:pPr>
+      <w:r>
+        <w:rPr>
+          <w:sz w:val="24"/>
+          <w:szCs w:val="24"/>
+        </w:rPr>
+        <w:t>When that player submits, each of the three people must review and approve the submission. The copy is only submitted if all players approve the submission.</w:t>
+      </w:r>
+    </w:p>
+    <w:p>
+      <w:pPr>
+        <w:numPr>
+          <w:ilvl w:val="0"/>
+          <w:numId w:val="22"/>
+        </w:numPr>
+        <w:shd w:val="clear" w:color="auto" w:fill="FFFFFF"/>
+        <w:spacing w:line="360" w:lineRule="auto"/>
+        <w:rPr>
+          <w:sz w:val="24"/>
+          <w:szCs w:val="24"/>
+        </w:rPr>
+      </w:pPr>
+      <w:r>
+        <w:rPr>
+          <w:sz w:val="24"/>
+          <w:szCs w:val="24"/>
+        </w:rPr>
+        <w:t>When the player chosen for submission is disconnected or kicked out of the game, the submission role is randomly assigned to another person.</w:t>
+      </w:r>
+    </w:p>
+    <w:p>
+      <w:pPr>
+        <w:numPr>
+          <w:ilvl w:val="0"/>
+          <w:numId w:val="6"/>
+        </w:numPr>
+        <w:shd w:val="clear" w:color="auto" w:fill="FFFFFF"/>
+        <w:spacing w:line="360" w:lineRule="auto"/>
+        <w:rPr>
+          <w:b/>
+          <w:sz w:val="24"/>
+          <w:szCs w:val="24"/>
+        </w:rPr>
+      </w:pPr>
+      <w:r>
+        <w:rPr>
+          <w:b/>
+          <w:sz w:val="24"/>
+          <w:szCs w:val="24"/>
+        </w:rPr>
+        <w:t>Toggle Headphones (RT)</w:t>
+      </w:r>
+      <w:r>
+        <w:rPr>
+          <w:sz w:val="24"/>
+          <w:szCs w:val="24"/>
+        </w:rPr>
+        <w:t>: In Private Room Practice Matches and Team-Ranked Matches, turn on or off the headphones to listen to teammates.</w:t>
+      </w:r>
+    </w:p>
+    <w:p>
+      <w:pPr>
+        <w:numPr>
+          <w:ilvl w:val="0"/>
+          <w:numId w:val="6"/>
+        </w:numPr>
+        <w:shd w:val="clear" w:color="auto" w:fill="FFFFFF"/>
+        <w:spacing w:line="360" w:lineRule="auto"/>
+        <w:rPr>
+          <w:b/>
+          <w:sz w:val="24"/>
+          <w:szCs w:val="24"/>
+        </w:rPr>
+      </w:pPr>
+      <w:r>
+        <w:rPr>
+          <w:b/>
+          <w:sz w:val="24"/>
+          <w:szCs w:val="24"/>
+        </w:rPr>
+        <w:t>Toggle Microphone (RT)</w:t>
+      </w:r>
+      <w:r>
+        <w:rPr>
+          <w:sz w:val="24"/>
+          <w:szCs w:val="24"/>
+        </w:rPr>
+        <w:t>: In Private Room Practice Matches and Team-Ranked Matches, turn on or off the microphone to communicate with teammates.</w:t>
+      </w:r>
+    </w:p>
+    <w:p>
+      <w:pPr>
+        <w:numPr>
+          <w:ilvl w:val="0"/>
+          <w:numId w:val="6"/>
+        </w:numPr>
+        <w:shd w:val="clear" w:color="auto" w:fill="FFFFFF"/>
+        <w:spacing w:line="360" w:lineRule="auto"/>
+        <w:rPr>
+          <w:sz w:val="24"/>
+          <w:szCs w:val="24"/>
+        </w:rPr>
+      </w:pPr>
+      <w:r>
+        <w:rPr>
+          <w:b/>
+          <w:sz w:val="24"/>
+          <w:szCs w:val="24"/>
+        </w:rPr>
+        <w:t>Toggle Question Tab (PRST)</w:t>
+      </w:r>
+      <w:r>
+        <w:rPr>
+          <w:sz w:val="24"/>
+          <w:szCs w:val="24"/>
+        </w:rPr>
+        <w:t>: Open the question tab if it is closed, and vice versa. There is only ONE question tab.</w:t>
+      </w:r>
+    </w:p>
+    <w:p>
+      <w:pPr>
+        <w:numPr>
+          <w:ilvl w:val="0"/>
+          <w:numId w:val="20"/>
+        </w:numPr>
+        <w:shd w:val="clear" w:color="auto" w:fill="FFFFFF"/>
+        <w:spacing w:line="360" w:lineRule="auto"/>
+        <w:rPr>
+          <w:sz w:val="24"/>
+          <w:szCs w:val="24"/>
+        </w:rPr>
+      </w:pPr>
+      <w:r>
+        <w:rPr>
+          <w:b/>
+          <w:sz w:val="24"/>
+          <w:szCs w:val="24"/>
+        </w:rPr>
+        <w:t>Highlight</w:t>
+      </w:r>
+      <w:r>
+        <w:rPr>
+          <w:sz w:val="24"/>
+          <w:szCs w:val="24"/>
+        </w:rPr>
+        <w:t xml:space="preserve">: Highlight anything in the question tab. </w:t>
+      </w:r>
+    </w:p>
+    <w:p>
+      <w:pPr>
+        <w:numPr>
+          <w:ilvl w:val="0"/>
+          <w:numId w:val="20"/>
+        </w:numPr>
+        <w:shd w:val="clear" w:color="auto" w:fill="FFFFFF"/>
+        <w:spacing w:line="360" w:lineRule="auto"/>
+        <w:rPr>
+          <w:sz w:val="24"/>
+          <w:szCs w:val="24"/>
+        </w:rPr>
+      </w:pPr>
+      <w:r>
+        <w:rPr>
+          <w:b/>
+          <w:sz w:val="24"/>
+          <w:szCs w:val="24"/>
+        </w:rPr>
+        <w:t>Erase</w:t>
+      </w:r>
+      <w:r>
+        <w:rPr>
+          <w:sz w:val="24"/>
+          <w:szCs w:val="24"/>
+        </w:rPr>
+        <w:t>: Erase the specified highlighted tab.</w:t>
+      </w:r>
+    </w:p>
+    <w:p>
+      <w:pPr>
+        <w:numPr>
+          <w:ilvl w:val="0"/>
+          <w:numId w:val="6"/>
+        </w:numPr>
+        <w:shd w:val="clear" w:color="auto" w:fill="FFFFFF"/>
+        <w:spacing w:line="360" w:lineRule="auto"/>
+        <w:rPr>
+          <w:sz w:val="24"/>
+          <w:szCs w:val="24"/>
+        </w:rPr>
+      </w:pPr>
+      <w:r>
+        <w:rPr>
+          <w:b/>
+          <w:sz w:val="24"/>
+          <w:szCs w:val="24"/>
+        </w:rPr>
+        <w:t>Toggle Whiteboard (PRST)</w:t>
+      </w:r>
+      <w:r>
+        <w:rPr>
+          <w:sz w:val="24"/>
+          <w:szCs w:val="24"/>
+        </w:rPr>
+        <w:t>: Open the shared whiteboard tab if it is closed, and vice versa. There is only ONE whiteboard tab, but it has an infinite area.</w:t>
+      </w:r>
+    </w:p>
+    <w:p>
+      <w:pPr>
+        <w:numPr>
+          <w:ilvl w:val="0"/>
+          <w:numId w:val="20"/>
+        </w:numPr>
+        <w:shd w:val="clear" w:color="auto" w:fill="FFFFFF"/>
+        <w:spacing w:line="360" w:lineRule="auto"/>
+        <w:rPr>
+          <w:sz w:val="24"/>
+          <w:szCs w:val="24"/>
+        </w:rPr>
+      </w:pPr>
+      <w:r>
+        <w:rPr>
+          <w:b/>
+          <w:sz w:val="24"/>
+          <w:szCs w:val="24"/>
+        </w:rPr>
+        <w:t>Highlight</w:t>
+      </w:r>
+      <w:r>
+        <w:rPr>
+          <w:sz w:val="24"/>
+          <w:szCs w:val="24"/>
+        </w:rPr>
+        <w:t xml:space="preserve">: Highlight anything in the whiteboard tab. </w:t>
+      </w:r>
+    </w:p>
+    <w:p>
+      <w:pPr>
+        <w:numPr>
+          <w:ilvl w:val="0"/>
+          <w:numId w:val="20"/>
+        </w:numPr>
+        <w:shd w:val="clear" w:color="auto" w:fill="FFFFFF"/>
+        <w:spacing w:line="360" w:lineRule="auto"/>
+        <w:rPr>
+          <w:sz w:val="24"/>
+          <w:szCs w:val="24"/>
+        </w:rPr>
+      </w:pPr>
+      <w:r>
+        <w:rPr>
+          <w:b/>
+          <w:sz w:val="24"/>
+          <w:szCs w:val="24"/>
+        </w:rPr>
+        <w:t>Pen</w:t>
+      </w:r>
+      <w:r>
+        <w:rPr>
+          <w:sz w:val="24"/>
+          <w:szCs w:val="24"/>
+        </w:rPr>
+        <w:t>: Write anything in the whiteboard tab.</w:t>
+      </w:r>
+    </w:p>
+    <w:p>
+      <w:pPr>
+        <w:numPr>
+          <w:ilvl w:val="0"/>
+          <w:numId w:val="20"/>
+        </w:numPr>
+        <w:shd w:val="clear" w:color="auto" w:fill="FFFFFF"/>
+        <w:spacing w:line="360" w:lineRule="auto"/>
+        <w:rPr>
+          <w:sz w:val="24"/>
+          <w:szCs w:val="24"/>
+        </w:rPr>
+      </w:pPr>
+      <w:r>
+        <w:rPr>
+          <w:b/>
+          <w:sz w:val="24"/>
+          <w:szCs w:val="24"/>
+        </w:rPr>
+        <w:t>Text Box</w:t>
+      </w:r>
+      <w:r>
+        <w:rPr>
+          <w:sz w:val="24"/>
+          <w:szCs w:val="24"/>
+        </w:rPr>
+        <w:t>: Open a text box where you can type within it. The textbox is resizable.</w:t>
+      </w:r>
+    </w:p>
+    <w:p>
+      <w:pPr>
+        <w:numPr>
+          <w:ilvl w:val="0"/>
+          <w:numId w:val="20"/>
+        </w:numPr>
+        <w:shd w:val="clear" w:color="auto" w:fill="FFFFFF"/>
         <w:spacing w:after="240" w:line="360" w:lineRule="auto"/>
         <w:rPr>
           <w:sz w:val="24"/>
@@ -6067,15 +7728,1013 @@
           <w:sz w:val="24"/>
           <w:szCs w:val="24"/>
         </w:rPr>
-        <w:t>Select Programming Language</w:t>
-      </w:r>
-      <w:r>
-        <w:rPr>
-          <w:bCs/>
-          <w:sz w:val="24"/>
-          <w:szCs w:val="24"/>
-        </w:rPr>
-        <w:t>: Choose the desired programming language for use.</w:t>
+        <w:t>Erase</w:t>
+      </w:r>
+      <w:r>
+        <w:rPr>
+          <w:sz w:val="24"/>
+          <w:szCs w:val="24"/>
+        </w:rPr>
+        <w:t>: Erase the specified highlighted tab.</w:t>
+      </w:r>
+      <w:r>
+        <w:br w:type="page"/>
+      </w:r>
+    </w:p>
+    <w:p>
+      <w:pPr>
+        <w:shd w:val="clear" w:color="auto" w:fill="FFFFFF"/>
+        <w:spacing w:after="240" w:line="360" w:lineRule="auto"/>
+        <w:rPr>
+          <w:sz w:val="24"/>
+          <w:szCs w:val="24"/>
+        </w:rPr>
+      </w:pPr>
+      <w:r>
+        <w:rPr>
+          <w:b/>
+          <w:sz w:val="24"/>
+          <w:szCs w:val="24"/>
+        </w:rPr>
+        <w:lastRenderedPageBreak/>
+        <w:t>After-game</w:t>
+      </w:r>
+      <w:r>
+        <w:rPr>
+          <w:sz w:val="24"/>
+          <w:szCs w:val="24"/>
+        </w:rPr>
+        <w:t>:</w:t>
+      </w:r>
+    </w:p>
+    <w:p>
+      <w:pPr>
+        <w:numPr>
+          <w:ilvl w:val="0"/>
+          <w:numId w:val="16"/>
+        </w:numPr>
+        <w:shd w:val="clear" w:color="auto" w:fill="FFFFFF"/>
+        <w:spacing w:line="360" w:lineRule="auto"/>
+        <w:rPr>
+          <w:sz w:val="24"/>
+          <w:szCs w:val="24"/>
+        </w:rPr>
+      </w:pPr>
+      <w:r>
+        <w:rPr>
+          <w:b/>
+          <w:sz w:val="24"/>
+          <w:szCs w:val="24"/>
+        </w:rPr>
+        <w:t>Display Stats (PRST)</w:t>
+      </w:r>
+      <w:r>
+        <w:rPr>
+          <w:sz w:val="24"/>
+          <w:szCs w:val="24"/>
+        </w:rPr>
+        <w:t xml:space="preserve">: Show the results of both teams’ submitted solutions, such as the number of test cases passed, and at what time. </w:t>
+      </w:r>
+    </w:p>
+    <w:p>
+      <w:pPr>
+        <w:numPr>
+          <w:ilvl w:val="0"/>
+          <w:numId w:val="16"/>
+        </w:numPr>
+        <w:shd w:val="clear" w:color="auto" w:fill="FFFFFF"/>
+        <w:spacing w:line="360" w:lineRule="auto"/>
+        <w:rPr>
+          <w:b/>
+          <w:sz w:val="24"/>
+          <w:szCs w:val="24"/>
+        </w:rPr>
+      </w:pPr>
+      <w:r>
+        <w:rPr>
+          <w:b/>
+          <w:sz w:val="24"/>
+          <w:szCs w:val="24"/>
+        </w:rPr>
+        <w:t>Exit (PRST)</w:t>
+      </w:r>
+      <w:r>
+        <w:rPr>
+          <w:sz w:val="24"/>
+          <w:szCs w:val="24"/>
+        </w:rPr>
+        <w:t>: Exit the game and return to the multiplayer interface.</w:t>
+      </w:r>
+    </w:p>
+    <w:p>
+      <w:pPr>
+        <w:numPr>
+          <w:ilvl w:val="0"/>
+          <w:numId w:val="16"/>
+        </w:numPr>
+        <w:shd w:val="clear" w:color="auto" w:fill="FFFFFF"/>
+        <w:spacing w:line="360" w:lineRule="auto"/>
+        <w:rPr>
+          <w:sz w:val="24"/>
+          <w:szCs w:val="24"/>
+        </w:rPr>
+      </w:pPr>
+      <w:r>
+        <w:rPr>
+          <w:b/>
+          <w:sz w:val="24"/>
+          <w:szCs w:val="24"/>
+        </w:rPr>
+        <w:t>Like (RST)</w:t>
+      </w:r>
+      <w:r>
+        <w:rPr>
+          <w:sz w:val="24"/>
+          <w:szCs w:val="24"/>
+        </w:rPr>
+        <w:t>: The user sends a like to his/her teammates or opponents.</w:t>
+      </w:r>
+    </w:p>
+    <w:p>
+      <w:pPr>
+        <w:numPr>
+          <w:ilvl w:val="0"/>
+          <w:numId w:val="16"/>
+        </w:numPr>
+        <w:shd w:val="clear" w:color="auto" w:fill="FFFFFF"/>
+        <w:spacing w:after="240" w:line="360" w:lineRule="auto"/>
+        <w:rPr>
+          <w:sz w:val="24"/>
+          <w:szCs w:val="24"/>
+        </w:rPr>
+      </w:pPr>
+      <w:r>
+        <w:rPr>
+          <w:b/>
+          <w:sz w:val="24"/>
+          <w:szCs w:val="24"/>
+        </w:rPr>
+        <w:t>Report (RST)</w:t>
+      </w:r>
+      <w:r>
+        <w:rPr>
+          <w:sz w:val="24"/>
+          <w:szCs w:val="24"/>
+        </w:rPr>
+        <w:t xml:space="preserve">: Report a player (can be a teammate or an opponent). The user </w:t>
+      </w:r>
+      <w:proofErr w:type="gramStart"/>
+      <w:r>
+        <w:rPr>
+          <w:sz w:val="24"/>
+          <w:szCs w:val="24"/>
+        </w:rPr>
+        <w:t>has to</w:t>
+      </w:r>
+      <w:proofErr w:type="gramEnd"/>
+      <w:r>
+        <w:rPr>
+          <w:sz w:val="24"/>
+          <w:szCs w:val="24"/>
+        </w:rPr>
+        <w:t xml:space="preserve"> specify the reason for the report.</w:t>
+      </w:r>
+    </w:p>
+    <w:p>
+      <w:pPr>
+        <w:shd w:val="clear" w:color="auto" w:fill="FFFFFF"/>
+        <w:spacing w:after="240" w:line="360" w:lineRule="auto"/>
+        <w:rPr>
+          <w:sz w:val="24"/>
+          <w:szCs w:val="24"/>
+        </w:rPr>
+      </w:pPr>
+      <w:r>
+        <w:rPr>
+          <w:b/>
+          <w:sz w:val="24"/>
+          <w:szCs w:val="24"/>
+        </w:rPr>
+        <w:t xml:space="preserve">Practice </w:t>
+      </w:r>
+    </w:p>
+    <w:p>
+      <w:pPr>
+        <w:numPr>
+          <w:ilvl w:val="0"/>
+          <w:numId w:val="28"/>
+        </w:numPr>
+        <w:shd w:val="clear" w:color="auto" w:fill="FFFFFF"/>
+        <w:spacing w:line="360" w:lineRule="auto"/>
+        <w:rPr>
+          <w:b/>
+          <w:sz w:val="24"/>
+          <w:szCs w:val="24"/>
+        </w:rPr>
+      </w:pPr>
+      <w:r>
+        <w:rPr>
+          <w:b/>
+          <w:sz w:val="24"/>
+          <w:szCs w:val="24"/>
+        </w:rPr>
+        <w:t>Create Private Room</w:t>
+      </w:r>
+      <w:r>
+        <w:rPr>
+          <w:sz w:val="24"/>
+          <w:szCs w:val="24"/>
+        </w:rPr>
+        <w:t>: Starts a private lobby with a code. The lobby follows the logic of Solo-Ranked Matches or Team-Ranked Matches, without the Kick and Report function and penalty for a premature exit. The person creating the room will host the game.</w:t>
+      </w:r>
+    </w:p>
+    <w:p>
+      <w:pPr>
+        <w:numPr>
+          <w:ilvl w:val="0"/>
+          <w:numId w:val="17"/>
+        </w:numPr>
+        <w:shd w:val="clear" w:color="auto" w:fill="FFFFFF"/>
+        <w:spacing w:line="360" w:lineRule="auto"/>
+        <w:rPr>
+          <w:b/>
+          <w:sz w:val="24"/>
+          <w:szCs w:val="24"/>
+        </w:rPr>
+      </w:pPr>
+      <w:r>
+        <w:rPr>
+          <w:b/>
+          <w:sz w:val="24"/>
+          <w:szCs w:val="24"/>
+        </w:rPr>
+        <w:t>Invite Friend to Room</w:t>
+      </w:r>
+      <w:r>
+        <w:rPr>
+          <w:sz w:val="24"/>
+          <w:szCs w:val="24"/>
+        </w:rPr>
+        <w:t>: Send an invitation to a specified friend in the user’s list to the private room.</w:t>
+      </w:r>
+    </w:p>
+    <w:p>
+      <w:pPr>
+        <w:numPr>
+          <w:ilvl w:val="0"/>
+          <w:numId w:val="17"/>
+        </w:numPr>
+        <w:shd w:val="clear" w:color="auto" w:fill="FFFFFF"/>
+        <w:spacing w:line="360" w:lineRule="auto"/>
+        <w:rPr>
+          <w:b/>
+          <w:sz w:val="24"/>
+          <w:szCs w:val="24"/>
+        </w:rPr>
+      </w:pPr>
+      <w:r>
+        <w:rPr>
+          <w:b/>
+          <w:sz w:val="24"/>
+          <w:szCs w:val="24"/>
+        </w:rPr>
+        <w:t>Ready</w:t>
+      </w:r>
+      <w:r>
+        <w:rPr>
+          <w:sz w:val="24"/>
+          <w:szCs w:val="24"/>
+        </w:rPr>
+        <w:t>: If the user is not the host, toggle this will signal to the entire room that this user is ready.</w:t>
+      </w:r>
+    </w:p>
+    <w:p>
+      <w:pPr>
+        <w:numPr>
+          <w:ilvl w:val="0"/>
+          <w:numId w:val="17"/>
+        </w:numPr>
+        <w:shd w:val="clear" w:color="auto" w:fill="FFFFFF"/>
+        <w:spacing w:line="360" w:lineRule="auto"/>
+        <w:rPr>
+          <w:b/>
+          <w:sz w:val="24"/>
+          <w:szCs w:val="24"/>
+        </w:rPr>
+      </w:pPr>
+      <w:r>
+        <w:rPr>
+          <w:b/>
+          <w:sz w:val="24"/>
+          <w:szCs w:val="24"/>
+        </w:rPr>
+        <w:t>Send Invitation to World Chat</w:t>
+      </w:r>
+      <w:r>
+        <w:rPr>
+          <w:sz w:val="24"/>
+          <w:szCs w:val="24"/>
+        </w:rPr>
+        <w:t>: Send an invitation to the world chat. Anyone reading the world chat can join the user’s private room.</w:t>
+      </w:r>
+    </w:p>
+    <w:p>
+      <w:pPr>
+        <w:numPr>
+          <w:ilvl w:val="0"/>
+          <w:numId w:val="17"/>
+        </w:numPr>
+        <w:shd w:val="clear" w:color="auto" w:fill="FFFFFF"/>
+        <w:spacing w:line="360" w:lineRule="auto"/>
+        <w:rPr>
+          <w:sz w:val="24"/>
+          <w:szCs w:val="24"/>
+        </w:rPr>
+      </w:pPr>
+      <w:r>
+        <w:rPr>
+          <w:b/>
+          <w:sz w:val="24"/>
+          <w:szCs w:val="24"/>
+        </w:rPr>
+        <w:t>Set Difficulty:</w:t>
+      </w:r>
+      <w:r>
+        <w:rPr>
+          <w:sz w:val="24"/>
+          <w:szCs w:val="24"/>
+        </w:rPr>
+        <w:t xml:space="preserve"> Set the difficulty of the problem (Based on ELO). If unset, a question of random difficulty will be chosen.</w:t>
+      </w:r>
+    </w:p>
+    <w:p>
+      <w:pPr>
+        <w:numPr>
+          <w:ilvl w:val="0"/>
+          <w:numId w:val="17"/>
+        </w:numPr>
+        <w:shd w:val="clear" w:color="auto" w:fill="FFFFFF"/>
+        <w:spacing w:line="360" w:lineRule="auto"/>
+        <w:rPr>
+          <w:sz w:val="24"/>
+          <w:szCs w:val="24"/>
+        </w:rPr>
+      </w:pPr>
+      <w:r>
+        <w:rPr>
+          <w:b/>
+          <w:sz w:val="24"/>
+          <w:szCs w:val="24"/>
+        </w:rPr>
+        <w:t>Set Number of Hints:</w:t>
+      </w:r>
+      <w:r>
+        <w:rPr>
+          <w:sz w:val="24"/>
+          <w:szCs w:val="24"/>
+        </w:rPr>
+        <w:t xml:space="preserve"> Set the maximum number of hints (0 to 5) dropped as the match progresses. If unset, the number of hints is 3.</w:t>
+      </w:r>
+    </w:p>
+    <w:p>
+      <w:pPr>
+        <w:numPr>
+          <w:ilvl w:val="0"/>
+          <w:numId w:val="17"/>
+        </w:numPr>
+        <w:shd w:val="clear" w:color="auto" w:fill="FFFFFF"/>
+        <w:spacing w:line="360" w:lineRule="auto"/>
+        <w:rPr>
+          <w:b/>
+          <w:sz w:val="24"/>
+          <w:szCs w:val="24"/>
+        </w:rPr>
+      </w:pPr>
+      <w:r>
+        <w:rPr>
+          <w:b/>
+          <w:sz w:val="24"/>
+          <w:szCs w:val="24"/>
+        </w:rPr>
+        <w:t>Set Number of Players</w:t>
+      </w:r>
+      <w:r>
+        <w:rPr>
+          <w:sz w:val="24"/>
+          <w:szCs w:val="24"/>
+        </w:rPr>
+        <w:t>: Set the maximum number of players in the room (2 to 16). If unset, the room will hold 16 people maximum.</w:t>
+      </w:r>
+    </w:p>
+    <w:p>
+      <w:pPr>
+        <w:numPr>
+          <w:ilvl w:val="0"/>
+          <w:numId w:val="17"/>
+        </w:numPr>
+        <w:shd w:val="clear" w:color="auto" w:fill="FFFFFF"/>
+        <w:spacing w:line="360" w:lineRule="auto"/>
+        <w:rPr>
+          <w:sz w:val="24"/>
+          <w:szCs w:val="24"/>
+        </w:rPr>
+      </w:pPr>
+      <w:r>
+        <w:rPr>
+          <w:b/>
+          <w:sz w:val="24"/>
+          <w:szCs w:val="24"/>
+        </w:rPr>
+        <w:t>Set Time Limit</w:t>
+      </w:r>
+      <w:r>
+        <w:rPr>
+          <w:sz w:val="24"/>
+          <w:szCs w:val="24"/>
+        </w:rPr>
+        <w:t>: Set the countdown timer for the match (5 to 120 minutes). If unset, the time limit is 30 minutes.</w:t>
+      </w:r>
+    </w:p>
+    <w:p>
+      <w:pPr>
+        <w:numPr>
+          <w:ilvl w:val="0"/>
+          <w:numId w:val="17"/>
+        </w:numPr>
+        <w:shd w:val="clear" w:color="auto" w:fill="FFFFFF"/>
+        <w:spacing w:line="360" w:lineRule="auto"/>
+        <w:rPr>
+          <w:b/>
+          <w:sz w:val="24"/>
+          <w:szCs w:val="24"/>
+        </w:rPr>
+      </w:pPr>
+      <w:r>
+        <w:rPr>
+          <w:b/>
+          <w:sz w:val="24"/>
+          <w:szCs w:val="24"/>
+        </w:rPr>
+        <w:t>Start Private Room Practice Match</w:t>
+      </w:r>
+      <w:r>
+        <w:rPr>
+          <w:sz w:val="24"/>
+          <w:szCs w:val="24"/>
+        </w:rPr>
+        <w:t>: When the private room has at least 50% of the maximum room capacity and all players are ready, the host can start the game.</w:t>
+      </w:r>
+    </w:p>
+    <w:p>
+      <w:pPr>
+        <w:numPr>
+          <w:ilvl w:val="0"/>
+          <w:numId w:val="21"/>
+        </w:numPr>
+        <w:shd w:val="clear" w:color="auto" w:fill="FFFFFF"/>
+        <w:spacing w:line="360" w:lineRule="auto"/>
+        <w:rPr>
+          <w:b/>
+          <w:sz w:val="24"/>
+          <w:szCs w:val="24"/>
+        </w:rPr>
+      </w:pPr>
+      <w:r>
+        <w:rPr>
+          <w:b/>
+          <w:sz w:val="24"/>
+          <w:szCs w:val="24"/>
+        </w:rPr>
+        <w:t>Exit</w:t>
+      </w:r>
+      <w:r>
+        <w:rPr>
+          <w:sz w:val="24"/>
+          <w:szCs w:val="24"/>
+        </w:rPr>
+        <w:t>: Return to the main interface.</w:t>
+      </w:r>
+    </w:p>
+    <w:p>
+      <w:pPr>
+        <w:numPr>
+          <w:ilvl w:val="0"/>
+          <w:numId w:val="7"/>
+        </w:numPr>
+        <w:shd w:val="clear" w:color="auto" w:fill="FFFFFF"/>
+        <w:spacing w:line="360" w:lineRule="auto"/>
+        <w:rPr>
+          <w:sz w:val="24"/>
+          <w:szCs w:val="24"/>
+        </w:rPr>
+      </w:pPr>
+      <w:r>
+        <w:rPr>
+          <w:b/>
+          <w:sz w:val="24"/>
+          <w:szCs w:val="24"/>
+        </w:rPr>
+        <w:t>Join Private Room</w:t>
+      </w:r>
+      <w:r>
+        <w:rPr>
+          <w:sz w:val="24"/>
+          <w:szCs w:val="24"/>
+        </w:rPr>
+        <w:t>: A user with the code for a private room can enter the code and join the private room.</w:t>
+      </w:r>
+    </w:p>
+    <w:p>
+      <w:pPr>
+        <w:numPr>
+          <w:ilvl w:val="0"/>
+          <w:numId w:val="28"/>
+        </w:numPr>
+        <w:shd w:val="clear" w:color="auto" w:fill="FFFFFF"/>
+        <w:spacing w:line="360" w:lineRule="auto"/>
+        <w:rPr>
+          <w:b/>
+          <w:sz w:val="24"/>
+          <w:szCs w:val="24"/>
+        </w:rPr>
+      </w:pPr>
+      <w:r>
+        <w:rPr>
+          <w:b/>
+          <w:sz w:val="24"/>
+          <w:szCs w:val="24"/>
+        </w:rPr>
+        <w:lastRenderedPageBreak/>
+        <w:t>Start Untimed Practice Match</w:t>
+      </w:r>
+      <w:r>
+        <w:rPr>
+          <w:sz w:val="24"/>
+          <w:szCs w:val="24"/>
+        </w:rPr>
+        <w:t>: Starts a new game with no opponent and no countdown.</w:t>
+      </w:r>
+    </w:p>
+    <w:p>
+      <w:pPr>
+        <w:numPr>
+          <w:ilvl w:val="0"/>
+          <w:numId w:val="9"/>
+        </w:numPr>
+        <w:shd w:val="clear" w:color="auto" w:fill="FFFFFF"/>
+        <w:spacing w:line="360" w:lineRule="auto"/>
+        <w:rPr>
+          <w:sz w:val="24"/>
+          <w:szCs w:val="24"/>
+        </w:rPr>
+      </w:pPr>
+      <w:r>
+        <w:rPr>
+          <w:b/>
+          <w:sz w:val="24"/>
+          <w:szCs w:val="24"/>
+        </w:rPr>
+        <w:t>Set Difficulty:</w:t>
+      </w:r>
+      <w:r>
+        <w:rPr>
+          <w:sz w:val="24"/>
+          <w:szCs w:val="24"/>
+        </w:rPr>
+        <w:t xml:space="preserve"> Set the difficulty of the problem (Based on ELO). If unset, a question of random difficulty will be chosen.</w:t>
+      </w:r>
+    </w:p>
+    <w:p>
+      <w:pPr>
+        <w:numPr>
+          <w:ilvl w:val="0"/>
+          <w:numId w:val="28"/>
+        </w:numPr>
+        <w:shd w:val="clear" w:color="auto" w:fill="FFFFFF"/>
+        <w:spacing w:line="360" w:lineRule="auto"/>
+        <w:rPr>
+          <w:b/>
+          <w:sz w:val="24"/>
+          <w:szCs w:val="24"/>
+        </w:rPr>
+      </w:pPr>
+      <w:r>
+        <w:rPr>
+          <w:b/>
+          <w:sz w:val="24"/>
+          <w:szCs w:val="24"/>
+        </w:rPr>
+        <w:t>Resume Untimed Practice Match</w:t>
+      </w:r>
+      <w:r>
+        <w:rPr>
+          <w:sz w:val="24"/>
+          <w:szCs w:val="24"/>
+        </w:rPr>
+        <w:t>: Continues a Practice Match the user exited before.</w:t>
+      </w:r>
+    </w:p>
+    <w:p>
+      <w:pPr>
+        <w:numPr>
+          <w:ilvl w:val="0"/>
+          <w:numId w:val="28"/>
+        </w:numPr>
+        <w:shd w:val="clear" w:color="auto" w:fill="FFFFFF"/>
+        <w:spacing w:after="240" w:line="360" w:lineRule="auto"/>
+        <w:rPr>
+          <w:sz w:val="24"/>
+          <w:szCs w:val="24"/>
+        </w:rPr>
+      </w:pPr>
+      <w:r>
+        <w:rPr>
+          <w:b/>
+          <w:sz w:val="24"/>
+          <w:szCs w:val="24"/>
+        </w:rPr>
+        <w:t>Tutorial</w:t>
+      </w:r>
+      <w:r>
+        <w:rPr>
+          <w:sz w:val="24"/>
+          <w:szCs w:val="24"/>
+        </w:rPr>
+        <w:t>: Enters the Tutorial Mode (TBC)</w:t>
+      </w:r>
+    </w:p>
+    <w:p>
+      <w:pPr>
+        <w:rPr>
+          <w:b/>
+          <w:sz w:val="24"/>
+          <w:szCs w:val="24"/>
+        </w:rPr>
+      </w:pPr>
+      <w:r>
+        <w:rPr>
+          <w:b/>
+          <w:sz w:val="24"/>
+          <w:szCs w:val="24"/>
+        </w:rPr>
+        <w:br w:type="page"/>
+      </w:r>
+    </w:p>
+    <w:p>
+      <w:pPr>
+        <w:shd w:val="clear" w:color="auto" w:fill="FFFFFF"/>
+        <w:spacing w:after="240" w:line="360" w:lineRule="auto"/>
+        <w:rPr>
+          <w:sz w:val="24"/>
+          <w:szCs w:val="24"/>
+        </w:rPr>
+      </w:pPr>
+      <w:r>
+        <w:rPr>
+          <w:b/>
+          <w:sz w:val="24"/>
+          <w:szCs w:val="24"/>
+        </w:rPr>
+        <w:lastRenderedPageBreak/>
+        <w:t>Friends</w:t>
+      </w:r>
+    </w:p>
+    <w:p>
+      <w:pPr>
+        <w:numPr>
+          <w:ilvl w:val="0"/>
+          <w:numId w:val="23"/>
+        </w:numPr>
+        <w:shd w:val="clear" w:color="auto" w:fill="FFFFFF"/>
+        <w:spacing w:line="360" w:lineRule="auto"/>
+        <w:rPr>
+          <w:b/>
+          <w:sz w:val="24"/>
+          <w:szCs w:val="24"/>
+        </w:rPr>
+      </w:pPr>
+      <w:r>
+        <w:rPr>
+          <w:b/>
+          <w:sz w:val="24"/>
+          <w:szCs w:val="24"/>
+        </w:rPr>
+        <w:t>Add Friend:</w:t>
+      </w:r>
+      <w:r>
+        <w:rPr>
+          <w:sz w:val="24"/>
+          <w:szCs w:val="24"/>
+        </w:rPr>
+        <w:t xml:space="preserve"> Sends a friend invitation to another specified user.</w:t>
+      </w:r>
+    </w:p>
+    <w:p>
+      <w:pPr>
+        <w:numPr>
+          <w:ilvl w:val="0"/>
+          <w:numId w:val="23"/>
+        </w:numPr>
+        <w:shd w:val="clear" w:color="auto" w:fill="FFFFFF"/>
+        <w:spacing w:line="360" w:lineRule="auto"/>
+        <w:rPr>
+          <w:b/>
+          <w:sz w:val="24"/>
+          <w:szCs w:val="24"/>
+        </w:rPr>
+      </w:pPr>
+      <w:r>
+        <w:rPr>
+          <w:b/>
+          <w:sz w:val="24"/>
+          <w:szCs w:val="24"/>
+        </w:rPr>
+        <w:t>Accept Invitation</w:t>
+      </w:r>
+      <w:r>
+        <w:rPr>
+          <w:sz w:val="24"/>
+          <w:szCs w:val="24"/>
+        </w:rPr>
+        <w:t xml:space="preserve">: </w:t>
+      </w:r>
+      <w:r>
+        <w:rPr>
+          <w:sz w:val="24"/>
+          <w:szCs w:val="24"/>
+        </w:rPr>
+        <w:t>Accept a friend invitation</w:t>
+      </w:r>
+      <w:r>
+        <w:rPr>
+          <w:sz w:val="24"/>
+          <w:szCs w:val="24"/>
+        </w:rPr>
+        <w:t xml:space="preserve"> to make friends with the requesting player. They will be notified if the invitation is accepted.</w:t>
+      </w:r>
+    </w:p>
+    <w:p>
+      <w:pPr>
+        <w:numPr>
+          <w:ilvl w:val="0"/>
+          <w:numId w:val="23"/>
+        </w:numPr>
+        <w:shd w:val="clear" w:color="auto" w:fill="FFFFFF"/>
+        <w:spacing w:line="360" w:lineRule="auto"/>
+        <w:rPr>
+          <w:b/>
+          <w:sz w:val="24"/>
+          <w:szCs w:val="24"/>
+        </w:rPr>
+      </w:pPr>
+      <w:r>
+        <w:rPr>
+          <w:b/>
+          <w:sz w:val="24"/>
+          <w:szCs w:val="24"/>
+        </w:rPr>
+        <w:t>Block</w:t>
+      </w:r>
+      <w:r>
+        <w:rPr>
+          <w:sz w:val="24"/>
+          <w:szCs w:val="24"/>
+        </w:rPr>
+        <w:t>: The specified user cannot send friend invitations to you and see your profile.</w:t>
+      </w:r>
+    </w:p>
+    <w:p>
+      <w:pPr>
+        <w:numPr>
+          <w:ilvl w:val="0"/>
+          <w:numId w:val="23"/>
+        </w:numPr>
+        <w:shd w:val="clear" w:color="auto" w:fill="FFFFFF"/>
+        <w:spacing w:line="360" w:lineRule="auto"/>
+        <w:rPr>
+          <w:b/>
+          <w:sz w:val="24"/>
+          <w:szCs w:val="24"/>
+        </w:rPr>
+      </w:pPr>
+      <w:r>
+        <w:rPr>
+          <w:b/>
+          <w:sz w:val="24"/>
+          <w:szCs w:val="24"/>
+        </w:rPr>
+        <w:t>Exit</w:t>
+      </w:r>
+      <w:r>
+        <w:rPr>
+          <w:sz w:val="24"/>
+          <w:szCs w:val="24"/>
+        </w:rPr>
+        <w:t>: Return to the main interface.</w:t>
+      </w:r>
+    </w:p>
+    <w:p>
+      <w:pPr>
+        <w:numPr>
+          <w:ilvl w:val="0"/>
+          <w:numId w:val="23"/>
+        </w:numPr>
+        <w:shd w:val="clear" w:color="auto" w:fill="FFFFFF"/>
+        <w:spacing w:line="360" w:lineRule="auto"/>
+        <w:rPr>
+          <w:b/>
+          <w:sz w:val="24"/>
+          <w:szCs w:val="24"/>
+        </w:rPr>
+      </w:pPr>
+      <w:r>
+        <w:rPr>
+          <w:b/>
+          <w:sz w:val="24"/>
+          <w:szCs w:val="24"/>
+        </w:rPr>
+        <w:t>Message</w:t>
+      </w:r>
+      <w:r>
+        <w:rPr>
+          <w:sz w:val="24"/>
+          <w:szCs w:val="24"/>
+        </w:rPr>
+        <w:t>: Message a friend in the game.</w:t>
+      </w:r>
+    </w:p>
+    <w:p>
+      <w:pPr>
+        <w:numPr>
+          <w:ilvl w:val="0"/>
+          <w:numId w:val="23"/>
+        </w:numPr>
+        <w:shd w:val="clear" w:color="auto" w:fill="FFFFFF"/>
+        <w:spacing w:line="360" w:lineRule="auto"/>
+        <w:rPr>
+          <w:sz w:val="24"/>
+          <w:szCs w:val="24"/>
+        </w:rPr>
+      </w:pPr>
+      <w:r>
+        <w:rPr>
+          <w:b/>
+          <w:sz w:val="24"/>
+          <w:szCs w:val="24"/>
+        </w:rPr>
+        <w:t>Reject Invitation</w:t>
+      </w:r>
+      <w:r>
+        <w:rPr>
+          <w:sz w:val="24"/>
+          <w:szCs w:val="24"/>
+        </w:rPr>
+        <w:t xml:space="preserve">: When receiving a friend invitation, reject it </w:t>
+      </w:r>
+      <w:r>
+        <w:rPr>
+          <w:sz w:val="24"/>
+          <w:szCs w:val="24"/>
+        </w:rPr>
+        <w:t>not to make friends with the requesting player</w:t>
+      </w:r>
+      <w:r>
+        <w:rPr>
+          <w:sz w:val="24"/>
+          <w:szCs w:val="24"/>
+        </w:rPr>
+        <w:t xml:space="preserve">. They will not be notified if the invitation is </w:t>
+      </w:r>
+      <w:r>
+        <w:rPr>
+          <w:sz w:val="24"/>
+          <w:szCs w:val="24"/>
+        </w:rPr>
+        <w:t>declined</w:t>
+      </w:r>
+      <w:r>
+        <w:rPr>
+          <w:sz w:val="24"/>
+          <w:szCs w:val="24"/>
+        </w:rPr>
+        <w:t>.</w:t>
+      </w:r>
+    </w:p>
+    <w:p>
+      <w:pPr>
+        <w:numPr>
+          <w:ilvl w:val="0"/>
+          <w:numId w:val="23"/>
+        </w:numPr>
+        <w:shd w:val="clear" w:color="auto" w:fill="FFFFFF"/>
+        <w:spacing w:line="360" w:lineRule="auto"/>
+        <w:rPr>
+          <w:sz w:val="24"/>
+          <w:szCs w:val="24"/>
+        </w:rPr>
+      </w:pPr>
+      <w:r>
+        <w:rPr>
+          <w:b/>
+          <w:sz w:val="24"/>
+          <w:szCs w:val="24"/>
+        </w:rPr>
+        <w:t>Search Friend</w:t>
+      </w:r>
+      <w:r>
+        <w:rPr>
+          <w:sz w:val="24"/>
+          <w:szCs w:val="24"/>
+        </w:rPr>
+        <w:t>: Search for another player based on name, UID or bound accounts.</w:t>
+      </w:r>
+    </w:p>
+    <w:p>
+      <w:pPr>
+        <w:numPr>
+          <w:ilvl w:val="0"/>
+          <w:numId w:val="23"/>
+        </w:numPr>
+        <w:shd w:val="clear" w:color="auto" w:fill="FFFFFF"/>
+        <w:spacing w:after="240" w:line="360" w:lineRule="auto"/>
+        <w:rPr>
+          <w:b/>
+          <w:sz w:val="24"/>
+          <w:szCs w:val="24"/>
+        </w:rPr>
+      </w:pPr>
+      <w:r>
+        <w:rPr>
+          <w:b/>
+          <w:sz w:val="24"/>
+          <w:szCs w:val="24"/>
+        </w:rPr>
+        <w:t>Unblock</w:t>
+      </w:r>
+      <w:r>
+        <w:rPr>
+          <w:sz w:val="24"/>
+          <w:szCs w:val="24"/>
+        </w:rPr>
+        <w:t xml:space="preserve">: A previously blocked user can now send friend invitations to you and see your profile. </w:t>
+      </w:r>
+    </w:p>
+    <w:p>
+      <w:pPr>
+        <w:numPr>
+          <w:ilvl w:val="0"/>
+          <w:numId w:val="23"/>
+        </w:numPr>
+        <w:shd w:val="clear" w:color="auto" w:fill="FFFFFF"/>
+        <w:spacing w:after="240" w:line="360" w:lineRule="auto"/>
+        <w:rPr>
+          <w:b/>
+          <w:sz w:val="24"/>
+          <w:szCs w:val="24"/>
+        </w:rPr>
+      </w:pPr>
+      <w:r>
+        <w:rPr>
+          <w:b/>
+          <w:sz w:val="24"/>
+          <w:szCs w:val="24"/>
+        </w:rPr>
+        <w:t>View Leaderboard</w:t>
+      </w:r>
+      <w:r>
+        <w:rPr>
+          <w:bCs/>
+          <w:sz w:val="24"/>
+          <w:szCs w:val="24"/>
+        </w:rPr>
+        <w:t>: Direct the user to the leaderboard interface</w:t>
+      </w:r>
+      <w:r>
+        <w:rPr>
+          <w:bCs/>
+          <w:sz w:val="24"/>
+          <w:szCs w:val="24"/>
+        </w:rPr>
+        <w:t>.</w:t>
+      </w:r>
+    </w:p>
+    <w:p>
+      <w:pPr>
+        <w:shd w:val="clear" w:color="auto" w:fill="FFFFFF"/>
+        <w:spacing w:after="240" w:line="360" w:lineRule="auto"/>
+        <w:rPr>
+          <w:bCs/>
+          <w:sz w:val="24"/>
+          <w:szCs w:val="24"/>
+        </w:rPr>
+      </w:pPr>
+      <w:r>
+        <w:rPr>
+          <w:b/>
+          <w:sz w:val="24"/>
+          <w:szCs w:val="24"/>
+        </w:rPr>
+        <w:t>Leaderboard</w:t>
       </w:r>
     </w:p>
     <w:p>
@@ -6086,115 +8745,28 @@
           <w:numId w:val="38"/>
         </w:numPr>
         <w:shd w:val="clear" w:color="auto" w:fill="FFFFFF"/>
-        <w:spacing w:line="360" w:lineRule="auto"/>
-        <w:rPr>
-          <w:sz w:val="24"/>
-          <w:szCs w:val="24"/>
-        </w:rPr>
-      </w:pPr>
-      <w:r>
-        <w:rPr>
-          <w:b/>
-          <w:sz w:val="24"/>
-          <w:szCs w:val="24"/>
-        </w:rPr>
-        <w:t>Report</w:t>
-      </w:r>
-      <w:r>
-        <w:rPr>
-          <w:sz w:val="24"/>
-          <w:szCs w:val="24"/>
-        </w:rPr>
-        <w:t xml:space="preserve">: Open </w:t>
-      </w:r>
-      <w:r>
-        <w:rPr>
-          <w:sz w:val="24"/>
-          <w:szCs w:val="24"/>
-        </w:rPr>
-        <w:t>the report error</w:t>
-      </w:r>
-      <w:r>
-        <w:rPr>
-          <w:sz w:val="24"/>
-          <w:szCs w:val="24"/>
-        </w:rPr>
-        <w:t xml:space="preserve"> interface</w:t>
-      </w:r>
-    </w:p>
-    <w:p>
-      <w:pPr>
-        <w:pStyle w:val="ListParagraph"/>
-        <w:numPr>
-          <w:ilvl w:val="0"/>
-          <w:numId w:val="14"/>
-        </w:numPr>
-        <w:shd w:val="clear" w:color="auto" w:fill="FFFFFF"/>
-        <w:spacing w:line="360" w:lineRule="auto"/>
-        <w:rPr>
-          <w:sz w:val="24"/>
-          <w:szCs w:val="24"/>
-        </w:rPr>
-      </w:pPr>
-      <w:r>
-        <w:rPr>
-          <w:b/>
-          <w:sz w:val="24"/>
-          <w:szCs w:val="24"/>
-        </w:rPr>
-        <w:t>File a Game Report</w:t>
-      </w:r>
-      <w:r>
-        <w:rPr>
-          <w:bCs/>
-          <w:sz w:val="24"/>
-          <w:szCs w:val="24"/>
-        </w:rPr>
-        <w:t>: Report a player with reasons for the report.</w:t>
-      </w:r>
-    </w:p>
-    <w:p>
-      <w:pPr>
-        <w:pStyle w:val="ListParagraph"/>
-        <w:numPr>
-          <w:ilvl w:val="0"/>
-          <w:numId w:val="14"/>
-        </w:numPr>
-        <w:shd w:val="clear" w:color="auto" w:fill="FFFFFF"/>
-        <w:spacing w:line="360" w:lineRule="auto"/>
-        <w:rPr>
-          <w:sz w:val="24"/>
-          <w:szCs w:val="24"/>
-        </w:rPr>
-      </w:pPr>
-      <w:r>
-        <w:rPr>
-          <w:b/>
-          <w:sz w:val="24"/>
-          <w:szCs w:val="24"/>
-        </w:rPr>
-        <w:t>File a System Report</w:t>
-      </w:r>
-      <w:r>
-        <w:rPr>
-          <w:bCs/>
-          <w:sz w:val="24"/>
-          <w:szCs w:val="24"/>
-        </w:rPr>
-        <w:t>: Report a problem that happens with the game.</w:t>
-      </w:r>
-    </w:p>
-    <w:p>
-      <w:pPr>
-        <w:shd w:val="clear" w:color="auto" w:fill="FFFFFF"/>
         <w:spacing w:after="240" w:line="360" w:lineRule="auto"/>
         <w:rPr>
-          <w:sz w:val="24"/>
-          <w:szCs w:val="24"/>
-        </w:rPr>
-      </w:pPr>
-      <w:r>
-        <w:br w:type="page"/>
+          <w:bCs/>
+          <w:sz w:val="24"/>
+          <w:szCs w:val="24"/>
+        </w:rPr>
+      </w:pPr>
+      <w:r>
+        <w:rPr>
+          <w:b/>
+          <w:sz w:val="24"/>
+          <w:szCs w:val="24"/>
+        </w:rPr>
+        <w:t>View Global Leaderboard</w:t>
+      </w:r>
+      <w:r>
+        <w:rPr>
+          <w:bCs/>
+          <w:sz w:val="24"/>
+          <w:szCs w:val="24"/>
+        </w:rPr>
+        <w:t>: View the ELO of all users.</w:t>
       </w:r>
     </w:p>
     <w:p>
@@ -6202,2307 +8774,37 @@
         <w:shd w:val="clear" w:color="auto" w:fill="FFFFFF"/>
         <w:spacing w:after="240" w:line="360" w:lineRule="auto"/>
         <w:rPr>
-          <w:sz w:val="24"/>
-          <w:szCs w:val="24"/>
-        </w:rPr>
-      </w:pPr>
-      <w:r>
-        <w:rPr>
-          <w:b/>
-          <w:sz w:val="24"/>
-          <w:szCs w:val="24"/>
-        </w:rPr>
-        <w:lastRenderedPageBreak/>
-        <w:t>Multiplayer</w:t>
-      </w:r>
-      <w:r>
-        <w:rPr>
-          <w:sz w:val="24"/>
-          <w:szCs w:val="24"/>
-        </w:rPr>
-        <w:t>:</w:t>
-      </w:r>
-    </w:p>
-    <w:p>
-      <w:pPr>
-        <w:numPr>
-          <w:ilvl w:val="0"/>
-          <w:numId w:val="4"/>
-        </w:numPr>
-        <w:shd w:val="clear" w:color="auto" w:fill="FFFFFF"/>
-        <w:spacing w:line="360" w:lineRule="auto"/>
-        <w:rPr>
-          <w:sz w:val="24"/>
-          <w:szCs w:val="24"/>
-        </w:rPr>
-      </w:pPr>
-      <w:r>
-        <w:rPr>
-          <w:b/>
-          <w:sz w:val="24"/>
-          <w:szCs w:val="24"/>
-        </w:rPr>
-        <w:t>Exit</w:t>
-      </w:r>
-      <w:r>
-        <w:rPr>
-          <w:sz w:val="24"/>
-          <w:szCs w:val="24"/>
-        </w:rPr>
-        <w:t>: Return to the main interface.</w:t>
-      </w:r>
-    </w:p>
-    <w:p>
-      <w:pPr>
-        <w:numPr>
-          <w:ilvl w:val="0"/>
-          <w:numId w:val="4"/>
-        </w:numPr>
-        <w:shd w:val="clear" w:color="auto" w:fill="FFFFFF"/>
-        <w:spacing w:line="360" w:lineRule="auto"/>
-        <w:rPr>
-          <w:sz w:val="24"/>
-          <w:szCs w:val="24"/>
-        </w:rPr>
-      </w:pPr>
-      <w:r>
-        <w:rPr>
-          <w:b/>
-          <w:sz w:val="24"/>
-          <w:szCs w:val="24"/>
-        </w:rPr>
-        <w:t>Invite Friends</w:t>
-      </w:r>
-      <w:r>
-        <w:rPr>
-          <w:sz w:val="24"/>
-          <w:szCs w:val="24"/>
-        </w:rPr>
-        <w:t>: The user’s friends can join the same lobby. A maximum of 3 friends can join. Teammates should use the same programming language.</w:t>
-      </w:r>
-    </w:p>
-    <w:p>
-      <w:pPr>
-        <w:numPr>
-          <w:ilvl w:val="0"/>
-          <w:numId w:val="4"/>
-        </w:numPr>
-        <w:shd w:val="clear" w:color="auto" w:fill="FFFFFF"/>
-        <w:spacing w:line="360" w:lineRule="auto"/>
-        <w:rPr>
-          <w:sz w:val="24"/>
-          <w:szCs w:val="24"/>
-        </w:rPr>
-      </w:pPr>
-      <w:r>
-        <w:rPr>
-          <w:b/>
-          <w:sz w:val="24"/>
-          <w:szCs w:val="24"/>
-        </w:rPr>
-        <w:t>Play Solo-Ranked Matches</w:t>
-      </w:r>
-      <w:r>
-        <w:rPr>
-          <w:sz w:val="24"/>
-          <w:szCs w:val="24"/>
-        </w:rPr>
-        <w:t>: The user enters the queue for 1v1 ranked matches.</w:t>
-      </w:r>
-    </w:p>
-    <w:p>
-      <w:pPr>
-        <w:numPr>
-          <w:ilvl w:val="0"/>
-          <w:numId w:val="4"/>
-        </w:numPr>
-        <w:shd w:val="clear" w:color="auto" w:fill="FFFFFF"/>
-        <w:spacing w:line="360" w:lineRule="auto"/>
-        <w:rPr>
-          <w:sz w:val="24"/>
-          <w:szCs w:val="24"/>
-        </w:rPr>
-      </w:pPr>
-      <w:r>
-        <w:rPr>
-          <w:b/>
-          <w:sz w:val="24"/>
-          <w:szCs w:val="24"/>
-        </w:rPr>
-        <w:t>Play Team-Ranked Matches</w:t>
-      </w:r>
-      <w:r>
-        <w:rPr>
-          <w:sz w:val="24"/>
-          <w:szCs w:val="24"/>
-        </w:rPr>
-        <w:t>: The user and his/her teammates in the lobby enter the queue for team-ranked matches. The number of players in a team is capped at 4.</w:t>
-      </w:r>
-    </w:p>
-    <w:p>
-      <w:pPr>
-        <w:numPr>
-          <w:ilvl w:val="0"/>
-          <w:numId w:val="4"/>
-        </w:numPr>
-        <w:shd w:val="clear" w:color="auto" w:fill="FFFFFF"/>
-        <w:spacing w:line="360" w:lineRule="auto"/>
-        <w:rPr>
-          <w:b/>
-          <w:sz w:val="24"/>
-          <w:szCs w:val="24"/>
-        </w:rPr>
-      </w:pPr>
-      <w:r>
-        <w:rPr>
-          <w:b/>
-          <w:sz w:val="24"/>
-          <w:szCs w:val="24"/>
-        </w:rPr>
-        <w:t>Toggle Headphones</w:t>
-      </w:r>
-      <w:r>
-        <w:rPr>
-          <w:sz w:val="24"/>
-          <w:szCs w:val="24"/>
-        </w:rPr>
-        <w:t>: In Team-Ranked Matches, turn on or off the headphones to listen to teammates.</w:t>
-      </w:r>
-    </w:p>
-    <w:p>
-      <w:pPr>
-        <w:numPr>
-          <w:ilvl w:val="0"/>
-          <w:numId w:val="4"/>
-        </w:numPr>
+          <w:b/>
+          <w:sz w:val="24"/>
+          <w:szCs w:val="24"/>
+        </w:rPr>
+      </w:pPr>
+      <w:r>
+        <w:rPr>
+          <w:b/>
+          <w:sz w:val="24"/>
+          <w:szCs w:val="24"/>
+        </w:rPr>
+        <w:t>Inventory</w:t>
+      </w:r>
+    </w:p>
+    <w:p>
+      <w:pPr>
         <w:shd w:val="clear" w:color="auto" w:fill="FFFFFF"/>
         <w:spacing w:after="240" w:line="360" w:lineRule="auto"/>
         <w:rPr>
-          <w:b/>
-          <w:sz w:val="24"/>
-          <w:szCs w:val="24"/>
-        </w:rPr>
-      </w:pPr>
-      <w:r>
-        <w:rPr>
-          <w:b/>
-          <w:sz w:val="24"/>
-          <w:szCs w:val="24"/>
-        </w:rPr>
-        <w:t>Toggle Microphone</w:t>
-      </w:r>
-      <w:r>
-        <w:rPr>
-          <w:sz w:val="24"/>
-          <w:szCs w:val="24"/>
-        </w:rPr>
-        <w:t>: In Team-Ranked Matches, turn on or off the microphone to communicate with teammates.</w:t>
-      </w:r>
-    </w:p>
-    <w:p>
-      <w:pPr>
-        <w:shd w:val="clear" w:color="auto" w:fill="FFFFFF"/>
-        <w:spacing w:after="240" w:line="360" w:lineRule="auto"/>
-        <w:rPr>
-          <w:sz w:val="24"/>
-          <w:szCs w:val="24"/>
-        </w:rPr>
-      </w:pPr>
-    </w:p>
-    <w:p>
-      <w:pPr>
-        <w:shd w:val="clear" w:color="auto" w:fill="FFFFFF"/>
-        <w:spacing w:after="240" w:line="360" w:lineRule="auto"/>
-        <w:rPr>
-          <w:b/>
-          <w:sz w:val="24"/>
-          <w:szCs w:val="24"/>
-        </w:rPr>
-      </w:pPr>
-      <w:r>
-        <w:br w:type="page"/>
-      </w:r>
-    </w:p>
-    <w:p>
-      <w:pPr>
-        <w:shd w:val="clear" w:color="auto" w:fill="FFFFFF"/>
-        <w:spacing w:after="240" w:line="360" w:lineRule="auto"/>
-        <w:rPr>
-          <w:b/>
-          <w:sz w:val="24"/>
-          <w:szCs w:val="24"/>
-        </w:rPr>
-      </w:pPr>
-      <w:r>
-        <w:rPr>
-          <w:b/>
-          <w:sz w:val="24"/>
-          <w:szCs w:val="24"/>
-        </w:rPr>
-        <w:lastRenderedPageBreak/>
-        <w:t>Gameplay (is redirected to after any match is found):</w:t>
-      </w:r>
-    </w:p>
-    <w:p>
-      <w:pPr>
-        <w:shd w:val="clear" w:color="auto" w:fill="FFFFFF"/>
-        <w:spacing w:after="240" w:line="360" w:lineRule="auto"/>
-        <w:rPr>
-          <w:sz w:val="24"/>
-          <w:szCs w:val="24"/>
-        </w:rPr>
-      </w:pPr>
-      <w:r>
-        <w:rPr>
-          <w:sz w:val="24"/>
-          <w:szCs w:val="24"/>
-        </w:rPr>
-        <w:t xml:space="preserve">(At the start of each listed function, </w:t>
-      </w:r>
-      <w:r>
-        <w:rPr>
-          <w:b/>
-          <w:sz w:val="24"/>
-          <w:szCs w:val="24"/>
-        </w:rPr>
-        <w:t xml:space="preserve">P, R, S, and T </w:t>
-      </w:r>
-      <w:r>
-        <w:rPr>
-          <w:sz w:val="24"/>
-          <w:szCs w:val="24"/>
-        </w:rPr>
-        <w:t xml:space="preserve">specify that the function is available in Untimed </w:t>
-      </w:r>
-      <w:r>
-        <w:rPr>
-          <w:b/>
-          <w:sz w:val="24"/>
-          <w:szCs w:val="24"/>
-        </w:rPr>
-        <w:t>P</w:t>
-      </w:r>
-      <w:r>
-        <w:rPr>
-          <w:sz w:val="24"/>
-          <w:szCs w:val="24"/>
-        </w:rPr>
-        <w:t xml:space="preserve">ractice Matches, Private </w:t>
-      </w:r>
-      <w:r>
-        <w:rPr>
-          <w:b/>
-          <w:sz w:val="24"/>
-          <w:szCs w:val="24"/>
-        </w:rPr>
-        <w:t>R</w:t>
-      </w:r>
-      <w:r>
-        <w:rPr>
-          <w:sz w:val="24"/>
-          <w:szCs w:val="24"/>
-        </w:rPr>
-        <w:t xml:space="preserve">oom Practice Matches, </w:t>
-      </w:r>
-      <w:r>
-        <w:rPr>
-          <w:b/>
-          <w:sz w:val="24"/>
-          <w:szCs w:val="24"/>
-        </w:rPr>
-        <w:t>S</w:t>
-      </w:r>
-      <w:r>
-        <w:rPr>
-          <w:sz w:val="24"/>
-          <w:szCs w:val="24"/>
-        </w:rPr>
-        <w:t xml:space="preserve">olo-Ranked Matches and </w:t>
-      </w:r>
-      <w:r>
-        <w:rPr>
-          <w:b/>
-          <w:sz w:val="24"/>
-          <w:szCs w:val="24"/>
-        </w:rPr>
-        <w:t>T</w:t>
-      </w:r>
-      <w:r>
-        <w:rPr>
-          <w:sz w:val="24"/>
-          <w:szCs w:val="24"/>
-        </w:rPr>
-        <w:t xml:space="preserve">eam-Ranked Matches respectively </w:t>
-      </w:r>
-    </w:p>
-    <w:p>
-      <w:pPr>
-        <w:shd w:val="clear" w:color="auto" w:fill="FFFFFF"/>
-        <w:spacing w:after="240" w:line="360" w:lineRule="auto"/>
-        <w:rPr>
-          <w:sz w:val="24"/>
-          <w:szCs w:val="24"/>
-        </w:rPr>
-      </w:pPr>
-      <w:r>
-        <w:rPr>
-          <w:sz w:val="24"/>
-          <w:szCs w:val="24"/>
-        </w:rPr>
-        <w:t>(In Team-Ranked Matches, when using any written annotation tool, each person’s tool will be displayed in a different colour. The user can choose to hide or display any other teammate’s annotations).</w:t>
-      </w:r>
-    </w:p>
-    <w:p>
-      <w:pPr>
-        <w:numPr>
-          <w:ilvl w:val="0"/>
-          <w:numId w:val="6"/>
-        </w:numPr>
-        <w:shd w:val="clear" w:color="auto" w:fill="FFFFFF"/>
-        <w:spacing w:line="360" w:lineRule="auto"/>
-        <w:rPr>
-          <w:sz w:val="24"/>
-          <w:szCs w:val="24"/>
-        </w:rPr>
-      </w:pPr>
-      <w:r>
-        <w:rPr>
-          <w:b/>
-          <w:sz w:val="24"/>
-          <w:szCs w:val="24"/>
-        </w:rPr>
-        <w:t>Add a Test Case (PRST)</w:t>
-      </w:r>
-      <w:r>
-        <w:rPr>
-          <w:sz w:val="24"/>
-          <w:szCs w:val="24"/>
-        </w:rPr>
-        <w:t>: Manually enter the inputs and expected outputs.</w:t>
-      </w:r>
-    </w:p>
-    <w:p>
-      <w:pPr>
-        <w:numPr>
-          <w:ilvl w:val="0"/>
-          <w:numId w:val="6"/>
-        </w:numPr>
-        <w:shd w:val="clear" w:color="auto" w:fill="FFFFFF"/>
-        <w:spacing w:line="360" w:lineRule="auto"/>
-        <w:rPr>
-          <w:sz w:val="24"/>
-          <w:szCs w:val="24"/>
-        </w:rPr>
-      </w:pPr>
-      <w:r>
-        <w:rPr>
-          <w:b/>
-          <w:sz w:val="24"/>
-          <w:szCs w:val="24"/>
-        </w:rPr>
-        <w:t>Disable Edit (PRST)</w:t>
-      </w:r>
-      <w:r>
-        <w:rPr>
-          <w:sz w:val="24"/>
-          <w:szCs w:val="24"/>
-        </w:rPr>
-        <w:t>: Typing on the shared programming environment and whiteboard is disabled. The user can still read the content on the environment and whiteboard.</w:t>
-      </w:r>
-    </w:p>
-    <w:p>
-      <w:pPr>
-        <w:numPr>
-          <w:ilvl w:val="0"/>
-          <w:numId w:val="6"/>
-        </w:numPr>
-        <w:shd w:val="clear" w:color="auto" w:fill="FFFFFF"/>
-        <w:spacing w:line="360" w:lineRule="auto"/>
-        <w:rPr>
-          <w:sz w:val="24"/>
-          <w:szCs w:val="24"/>
-        </w:rPr>
-      </w:pPr>
-      <w:r>
-        <w:rPr>
-          <w:b/>
-          <w:sz w:val="24"/>
-          <w:szCs w:val="24"/>
-        </w:rPr>
-        <w:t>Display Solution to Opponent (RST)</w:t>
-      </w:r>
-      <w:r>
-        <w:rPr>
-          <w:sz w:val="24"/>
-          <w:szCs w:val="24"/>
-        </w:rPr>
-        <w:t>: In Team-Ranked Matches, if at the end of the game, all players in the user’s team choose Yes for this option, the piece of code your team submitted will be displayed to the opponent at the end of the match. In Solo-Ranked Matches, the user can toggle this to Yes to display his submitted code to the opponent after the game ends.</w:t>
-      </w:r>
-    </w:p>
-    <w:p>
-      <w:pPr>
-        <w:numPr>
-          <w:ilvl w:val="0"/>
-          <w:numId w:val="6"/>
-        </w:numPr>
-        <w:shd w:val="clear" w:color="auto" w:fill="FFFFFF"/>
-        <w:spacing w:line="360" w:lineRule="auto"/>
-        <w:rPr>
-          <w:sz w:val="24"/>
-          <w:szCs w:val="24"/>
-        </w:rPr>
-      </w:pPr>
-      <w:r>
-        <w:rPr>
-          <w:b/>
-          <w:sz w:val="24"/>
-          <w:szCs w:val="24"/>
-        </w:rPr>
-        <w:t>Enable Edit (PRST)</w:t>
-      </w:r>
-      <w:r>
-        <w:rPr>
-          <w:sz w:val="24"/>
-          <w:szCs w:val="24"/>
-        </w:rPr>
-        <w:t>: The user can write on the shared programming environment and shared whiteboard.</w:t>
-      </w:r>
-    </w:p>
-    <w:p>
-      <w:pPr>
-        <w:numPr>
-          <w:ilvl w:val="0"/>
-          <w:numId w:val="6"/>
-        </w:numPr>
-        <w:shd w:val="clear" w:color="auto" w:fill="FFFFFF"/>
-        <w:spacing w:line="360" w:lineRule="auto"/>
-        <w:rPr>
-          <w:b/>
-          <w:sz w:val="24"/>
-          <w:szCs w:val="24"/>
-        </w:rPr>
-      </w:pPr>
-      <w:r>
-        <w:rPr>
-          <w:b/>
-          <w:sz w:val="24"/>
-          <w:szCs w:val="24"/>
-        </w:rPr>
-        <w:t>Exit (PRST)</w:t>
-      </w:r>
-      <w:r>
-        <w:rPr>
-          <w:sz w:val="24"/>
-          <w:szCs w:val="24"/>
-        </w:rPr>
-        <w:t>: Exits the current match. Prompts an exit confirmation window before exit.</w:t>
-      </w:r>
-    </w:p>
-    <w:p>
-      <w:pPr>
-        <w:pStyle w:val="ListParagraph"/>
-        <w:numPr>
-          <w:ilvl w:val="0"/>
-          <w:numId w:val="14"/>
-        </w:numPr>
-        <w:shd w:val="clear" w:color="auto" w:fill="FFFFFF"/>
-        <w:spacing w:line="360" w:lineRule="auto"/>
-        <w:rPr>
-          <w:sz w:val="24"/>
-          <w:szCs w:val="24"/>
-        </w:rPr>
-      </w:pPr>
-      <w:r>
-        <w:rPr>
-          <w:sz w:val="24"/>
-          <w:szCs w:val="24"/>
-        </w:rPr>
-        <w:t>In Untimed Practice Matches and Private Room Practice Matches, no penalty is incurred.</w:t>
-      </w:r>
-    </w:p>
-    <w:p>
-      <w:pPr>
-        <w:pStyle w:val="ListParagraph"/>
-        <w:numPr>
-          <w:ilvl w:val="0"/>
-          <w:numId w:val="14"/>
-        </w:numPr>
-        <w:shd w:val="clear" w:color="auto" w:fill="FFFFFF"/>
-        <w:spacing w:line="360" w:lineRule="auto"/>
-        <w:rPr>
-          <w:sz w:val="24"/>
-          <w:szCs w:val="24"/>
-        </w:rPr>
-      </w:pPr>
-      <w:r>
-        <w:rPr>
-          <w:sz w:val="24"/>
-          <w:szCs w:val="24"/>
-        </w:rPr>
-        <w:t>In Solo-Ranked Matches, it is immediately treated as a loss with the maximum possible point deduction at the current rank.</w:t>
-      </w:r>
-    </w:p>
-    <w:p>
-      <w:pPr>
-        <w:pStyle w:val="ListParagraph"/>
-        <w:numPr>
-          <w:ilvl w:val="0"/>
-          <w:numId w:val="14"/>
-        </w:numPr>
-        <w:shd w:val="clear" w:color="auto" w:fill="FFFFFF"/>
-        <w:spacing w:line="360" w:lineRule="auto"/>
-        <w:rPr>
-          <w:sz w:val="24"/>
-          <w:szCs w:val="24"/>
-        </w:rPr>
-      </w:pPr>
-      <w:r>
-        <w:rPr>
-          <w:sz w:val="24"/>
-          <w:szCs w:val="24"/>
-        </w:rPr>
-        <w:t xml:space="preserve">In Team-Ranked Matches, regardless of the match results, it is treated as a loss with the maximum possible point deduction at the current rank. For the next </w:t>
-      </w:r>
-      <w:r>
-        <w:rPr>
-          <w:sz w:val="24"/>
-          <w:szCs w:val="24"/>
-        </w:rPr>
-        <w:t>5 * 2</w:t>
-      </w:r>
-      <w:proofErr w:type="gramStart"/>
-      <w:r>
-        <w:rPr>
-          <w:sz w:val="24"/>
-          <w:szCs w:val="24"/>
-        </w:rPr>
-        <w:t>^(</w:t>
-      </w:r>
-      <w:proofErr w:type="gramEnd"/>
-      <w:r>
-        <w:rPr>
-          <w:sz w:val="24"/>
-          <w:szCs w:val="24"/>
-        </w:rPr>
-        <w:t>n – 1)</w:t>
-      </w:r>
-      <w:r>
-        <w:rPr>
-          <w:sz w:val="24"/>
-          <w:szCs w:val="24"/>
-        </w:rPr>
-        <w:t xml:space="preserve"> minutes, the user cannot play Team-Ranked Matches, where n</w:t>
-      </w:r>
-      <w:r>
-        <w:rPr>
-          <w:sz w:val="24"/>
-          <w:szCs w:val="24"/>
-        </w:rPr>
-        <w:t xml:space="preserve"> (n &gt; 1)</w:t>
-      </w:r>
-      <w:r>
-        <w:rPr>
-          <w:sz w:val="24"/>
-          <w:szCs w:val="24"/>
-        </w:rPr>
-        <w:t xml:space="preserve"> is the number of consecutive Team-Ranked Matches the user exits prematurely.</w:t>
-      </w:r>
-    </w:p>
-    <w:p>
-      <w:pPr>
-        <w:numPr>
-          <w:ilvl w:val="0"/>
-          <w:numId w:val="6"/>
-        </w:numPr>
-        <w:shd w:val="clear" w:color="auto" w:fill="FFFFFF"/>
-        <w:spacing w:line="360" w:lineRule="auto"/>
-        <w:rPr>
-          <w:b/>
-          <w:sz w:val="24"/>
-          <w:szCs w:val="24"/>
-        </w:rPr>
-      </w:pPr>
-      <w:r>
-        <w:rPr>
-          <w:b/>
-          <w:sz w:val="24"/>
-          <w:szCs w:val="24"/>
-        </w:rPr>
-        <w:t xml:space="preserve">Open Individual </w:t>
-      </w:r>
-      <w:r>
-        <w:rPr>
-          <w:b/>
-          <w:sz w:val="24"/>
-          <w:szCs w:val="24"/>
-        </w:rPr>
-        <w:t>Text Editor Tab</w:t>
-      </w:r>
-      <w:r>
-        <w:rPr>
-          <w:b/>
-          <w:sz w:val="24"/>
-          <w:szCs w:val="24"/>
-        </w:rPr>
-        <w:t xml:space="preserve"> (RT)</w:t>
-      </w:r>
-      <w:r>
-        <w:rPr>
-          <w:sz w:val="24"/>
-          <w:szCs w:val="24"/>
-        </w:rPr>
-        <w:t xml:space="preserve">: Open a personal </w:t>
-      </w:r>
-      <w:r>
-        <w:rPr>
-          <w:sz w:val="24"/>
-          <w:szCs w:val="24"/>
-        </w:rPr>
-        <w:t>text editor</w:t>
-      </w:r>
-      <w:r>
-        <w:rPr>
-          <w:sz w:val="24"/>
-          <w:szCs w:val="24"/>
-        </w:rPr>
-        <w:t xml:space="preserve"> tab to work separately from the shared </w:t>
-      </w:r>
-      <w:r>
-        <w:rPr>
-          <w:sz w:val="24"/>
-          <w:szCs w:val="24"/>
-        </w:rPr>
-        <w:t>text editor tab</w:t>
-      </w:r>
-      <w:r>
-        <w:rPr>
-          <w:sz w:val="24"/>
-          <w:szCs w:val="24"/>
-        </w:rPr>
-        <w:t xml:space="preserve">. The user can open as many individual </w:t>
-      </w:r>
-      <w:r>
-        <w:rPr>
-          <w:sz w:val="24"/>
-          <w:szCs w:val="24"/>
-        </w:rPr>
-        <w:t>text editor</w:t>
-      </w:r>
-      <w:r>
-        <w:rPr>
-          <w:sz w:val="24"/>
-          <w:szCs w:val="24"/>
-        </w:rPr>
-        <w:t xml:space="preserve"> tabs as needed.</w:t>
-      </w:r>
-    </w:p>
-    <w:p>
-      <w:pPr>
-        <w:numPr>
-          <w:ilvl w:val="0"/>
-          <w:numId w:val="6"/>
-        </w:numPr>
-        <w:shd w:val="clear" w:color="auto" w:fill="FFFFFF"/>
-        <w:spacing w:line="360" w:lineRule="auto"/>
-        <w:rPr>
-          <w:b/>
-          <w:sz w:val="24"/>
-          <w:szCs w:val="24"/>
-        </w:rPr>
-      </w:pPr>
-      <w:r>
-        <w:rPr>
-          <w:b/>
-          <w:sz w:val="24"/>
-          <w:szCs w:val="24"/>
-        </w:rPr>
-        <w:lastRenderedPageBreak/>
-        <w:t xml:space="preserve">Open New </w:t>
-      </w:r>
-      <w:r>
-        <w:rPr>
-          <w:b/>
-          <w:sz w:val="24"/>
-          <w:szCs w:val="24"/>
-        </w:rPr>
-        <w:t xml:space="preserve">Text Editor Tab </w:t>
-      </w:r>
-      <w:r>
-        <w:rPr>
-          <w:b/>
-          <w:sz w:val="24"/>
-          <w:szCs w:val="24"/>
-        </w:rPr>
-        <w:t>(PS)</w:t>
-      </w:r>
-      <w:r>
-        <w:rPr>
-          <w:sz w:val="24"/>
-          <w:szCs w:val="24"/>
-        </w:rPr>
-        <w:t xml:space="preserve">: Open a new </w:t>
-      </w:r>
-      <w:r>
-        <w:rPr>
-          <w:sz w:val="24"/>
-          <w:szCs w:val="24"/>
-        </w:rPr>
-        <w:t>text editor tab</w:t>
-      </w:r>
-      <w:r>
-        <w:rPr>
-          <w:sz w:val="24"/>
-          <w:szCs w:val="24"/>
-        </w:rPr>
-        <w:t xml:space="preserve">. The user can open as many individual </w:t>
-      </w:r>
-      <w:r>
-        <w:rPr>
-          <w:sz w:val="24"/>
-          <w:szCs w:val="24"/>
-        </w:rPr>
-        <w:t xml:space="preserve">text editor tabs </w:t>
-      </w:r>
-      <w:r>
-        <w:rPr>
-          <w:sz w:val="24"/>
-          <w:szCs w:val="24"/>
-        </w:rPr>
-        <w:t>as needed.</w:t>
-      </w:r>
-    </w:p>
-    <w:p>
-      <w:pPr>
-        <w:numPr>
-          <w:ilvl w:val="0"/>
-          <w:numId w:val="6"/>
-        </w:numPr>
-        <w:shd w:val="clear" w:color="auto" w:fill="FFFFFF"/>
-        <w:spacing w:line="360" w:lineRule="auto"/>
-        <w:rPr>
-          <w:b/>
-          <w:sz w:val="24"/>
-          <w:szCs w:val="24"/>
-        </w:rPr>
-      </w:pPr>
-      <w:r>
-        <w:rPr>
-          <w:b/>
-          <w:sz w:val="24"/>
-          <w:szCs w:val="24"/>
-        </w:rPr>
-        <w:t>Remove a Test Case (PRST)</w:t>
-      </w:r>
-      <w:r>
-        <w:rPr>
-          <w:sz w:val="24"/>
-          <w:szCs w:val="24"/>
-        </w:rPr>
-        <w:t>: Remove a test case that the user creates. In Team-Ranked Matches, a user can only delete his/her test cases.</w:t>
-      </w:r>
-    </w:p>
-    <w:p>
-      <w:pPr>
-        <w:numPr>
-          <w:ilvl w:val="0"/>
-          <w:numId w:val="6"/>
-        </w:numPr>
-        <w:shd w:val="clear" w:color="auto" w:fill="FFFFFF"/>
-        <w:spacing w:line="360" w:lineRule="auto"/>
-        <w:rPr>
-          <w:b/>
-          <w:sz w:val="24"/>
-          <w:szCs w:val="24"/>
-        </w:rPr>
-      </w:pPr>
-      <w:r>
-        <w:rPr>
-          <w:b/>
-          <w:sz w:val="24"/>
-          <w:szCs w:val="24"/>
-        </w:rPr>
-        <w:t>Run Test Cases (PRST)</w:t>
-      </w:r>
-      <w:r>
-        <w:rPr>
-          <w:sz w:val="24"/>
-          <w:szCs w:val="24"/>
-        </w:rPr>
-        <w:t xml:space="preserve">: Run a selected copy against the given test cases. </w:t>
-      </w:r>
-    </w:p>
-    <w:p>
-      <w:pPr>
-        <w:numPr>
-          <w:ilvl w:val="0"/>
-          <w:numId w:val="6"/>
-        </w:numPr>
-        <w:shd w:val="clear" w:color="auto" w:fill="FFFFFF"/>
-        <w:spacing w:line="360" w:lineRule="auto"/>
-        <w:rPr>
-          <w:sz w:val="24"/>
-          <w:szCs w:val="24"/>
-        </w:rPr>
-      </w:pPr>
-      <w:r>
-        <w:rPr>
-          <w:b/>
-          <w:sz w:val="24"/>
-          <w:szCs w:val="24"/>
-        </w:rPr>
-        <w:t>Save a Copy (PRST)</w:t>
-      </w:r>
-      <w:r>
-        <w:rPr>
-          <w:sz w:val="24"/>
-          <w:szCs w:val="24"/>
-        </w:rPr>
-        <w:t>: Save a copy of the current code.</w:t>
-      </w:r>
-    </w:p>
-    <w:p>
-      <w:pPr>
-        <w:numPr>
-          <w:ilvl w:val="0"/>
-          <w:numId w:val="6"/>
-        </w:numPr>
-        <w:shd w:val="clear" w:color="auto" w:fill="FFFFFF"/>
-        <w:spacing w:line="360" w:lineRule="auto"/>
-        <w:rPr>
-          <w:b/>
-          <w:sz w:val="24"/>
-          <w:szCs w:val="24"/>
-        </w:rPr>
-      </w:pPr>
-      <w:r>
-        <w:rPr>
-          <w:b/>
-          <w:sz w:val="24"/>
-          <w:szCs w:val="24"/>
-        </w:rPr>
-        <w:t>Settings (PRST)</w:t>
-      </w:r>
-      <w:r>
-        <w:rPr>
-          <w:sz w:val="24"/>
-          <w:szCs w:val="24"/>
-        </w:rPr>
-        <w:t>: Open the settings interface. In Solo-Ranked Matches and Team-Ranked Matches, the countdown timer will not stop.</w:t>
-      </w:r>
-    </w:p>
-    <w:p>
-      <w:pPr>
-        <w:numPr>
-          <w:ilvl w:val="0"/>
-          <w:numId w:val="6"/>
-        </w:numPr>
-        <w:shd w:val="clear" w:color="auto" w:fill="FFFFFF"/>
-        <w:spacing w:line="360" w:lineRule="auto"/>
-        <w:rPr>
-          <w:sz w:val="24"/>
-          <w:szCs w:val="24"/>
-        </w:rPr>
-      </w:pPr>
-      <w:r>
-        <w:rPr>
-          <w:b/>
-          <w:sz w:val="24"/>
-          <w:szCs w:val="24"/>
-        </w:rPr>
-        <w:t>Submit (PRST)</w:t>
-      </w:r>
-      <w:r>
-        <w:rPr>
-          <w:sz w:val="24"/>
-          <w:szCs w:val="24"/>
-        </w:rPr>
-        <w:t>: Submit a selected copy.</w:t>
-      </w:r>
-    </w:p>
-    <w:p>
-      <w:pPr>
-        <w:numPr>
-          <w:ilvl w:val="0"/>
-          <w:numId w:val="22"/>
-        </w:numPr>
-        <w:shd w:val="clear" w:color="auto" w:fill="FFFFFF"/>
-        <w:spacing w:line="360" w:lineRule="auto"/>
-        <w:rPr>
-          <w:sz w:val="24"/>
-          <w:szCs w:val="24"/>
-        </w:rPr>
-      </w:pPr>
-      <w:r>
-        <w:rPr>
-          <w:sz w:val="24"/>
-          <w:szCs w:val="24"/>
-        </w:rPr>
-        <w:t>In Team-Ranked Matches, only one randomly selected player can submit.</w:t>
-      </w:r>
-    </w:p>
-    <w:p>
-      <w:pPr>
-        <w:numPr>
-          <w:ilvl w:val="0"/>
-          <w:numId w:val="22"/>
-        </w:numPr>
-        <w:shd w:val="clear" w:color="auto" w:fill="FFFFFF"/>
-        <w:spacing w:line="360" w:lineRule="auto"/>
-        <w:rPr>
-          <w:sz w:val="24"/>
-          <w:szCs w:val="24"/>
-        </w:rPr>
-      </w:pPr>
-      <w:r>
-        <w:rPr>
-          <w:sz w:val="24"/>
-          <w:szCs w:val="24"/>
-        </w:rPr>
-        <w:t>When that player submits, each of the three people must review and approve the submission. The copy is only submitted if all players approve the submission.</w:t>
-      </w:r>
-    </w:p>
-    <w:p>
-      <w:pPr>
-        <w:numPr>
-          <w:ilvl w:val="0"/>
-          <w:numId w:val="22"/>
-        </w:numPr>
-        <w:shd w:val="clear" w:color="auto" w:fill="FFFFFF"/>
-        <w:spacing w:line="360" w:lineRule="auto"/>
-        <w:rPr>
-          <w:sz w:val="24"/>
-          <w:szCs w:val="24"/>
-        </w:rPr>
-      </w:pPr>
-      <w:r>
-        <w:rPr>
-          <w:sz w:val="24"/>
-          <w:szCs w:val="24"/>
-        </w:rPr>
-        <w:t>When the player chosen for submission is disconnected or kicked out of the game, the submission role is randomly assigned to another person.</w:t>
-      </w:r>
-    </w:p>
-    <w:p>
-      <w:pPr>
-        <w:numPr>
-          <w:ilvl w:val="0"/>
-          <w:numId w:val="6"/>
-        </w:numPr>
-        <w:shd w:val="clear" w:color="auto" w:fill="FFFFFF"/>
-        <w:spacing w:line="360" w:lineRule="auto"/>
-        <w:rPr>
-          <w:b/>
-          <w:sz w:val="24"/>
-          <w:szCs w:val="24"/>
-        </w:rPr>
-      </w:pPr>
-      <w:r>
-        <w:rPr>
-          <w:b/>
-          <w:sz w:val="24"/>
-          <w:szCs w:val="24"/>
-        </w:rPr>
-        <w:t>Toggle Headphones (RT)</w:t>
-      </w:r>
-      <w:r>
-        <w:rPr>
-          <w:sz w:val="24"/>
-          <w:szCs w:val="24"/>
-        </w:rPr>
-        <w:t>: In Private Room Practice Matches and Team-Ranked Matches, turn on or off the headphones to listen to teammates.</w:t>
-      </w:r>
-    </w:p>
-    <w:p>
-      <w:pPr>
-        <w:numPr>
-          <w:ilvl w:val="0"/>
-          <w:numId w:val="6"/>
-        </w:numPr>
-        <w:shd w:val="clear" w:color="auto" w:fill="FFFFFF"/>
-        <w:spacing w:line="360" w:lineRule="auto"/>
-        <w:rPr>
-          <w:b/>
-          <w:sz w:val="24"/>
-          <w:szCs w:val="24"/>
-        </w:rPr>
-      </w:pPr>
-      <w:r>
-        <w:rPr>
-          <w:b/>
-          <w:sz w:val="24"/>
-          <w:szCs w:val="24"/>
-        </w:rPr>
-        <w:t>Toggle Microphone (RT)</w:t>
-      </w:r>
-      <w:r>
-        <w:rPr>
-          <w:sz w:val="24"/>
-          <w:szCs w:val="24"/>
-        </w:rPr>
-        <w:t>: In Private Room Practice Matches and Team-Ranked Matches, turn on or off the microphone to communicate with teammates.</w:t>
-      </w:r>
-    </w:p>
-    <w:p>
-      <w:pPr>
-        <w:numPr>
-          <w:ilvl w:val="0"/>
-          <w:numId w:val="6"/>
-        </w:numPr>
-        <w:shd w:val="clear" w:color="auto" w:fill="FFFFFF"/>
-        <w:spacing w:line="360" w:lineRule="auto"/>
-        <w:rPr>
-          <w:sz w:val="24"/>
-          <w:szCs w:val="24"/>
-        </w:rPr>
-      </w:pPr>
-      <w:r>
-        <w:rPr>
-          <w:b/>
-          <w:sz w:val="24"/>
-          <w:szCs w:val="24"/>
-        </w:rPr>
-        <w:t>Toggle Question Tab (PRST)</w:t>
-      </w:r>
-      <w:r>
-        <w:rPr>
-          <w:sz w:val="24"/>
-          <w:szCs w:val="24"/>
-        </w:rPr>
-        <w:t>: Open the question tab if it is closed, and vice versa. There is only ONE question tab.</w:t>
-      </w:r>
-    </w:p>
-    <w:p>
-      <w:pPr>
-        <w:numPr>
-          <w:ilvl w:val="0"/>
-          <w:numId w:val="20"/>
-        </w:numPr>
-        <w:shd w:val="clear" w:color="auto" w:fill="FFFFFF"/>
-        <w:spacing w:line="360" w:lineRule="auto"/>
-        <w:rPr>
-          <w:sz w:val="24"/>
-          <w:szCs w:val="24"/>
-        </w:rPr>
-      </w:pPr>
-      <w:r>
-        <w:rPr>
-          <w:b/>
-          <w:sz w:val="24"/>
-          <w:szCs w:val="24"/>
-        </w:rPr>
-        <w:t>Highlight</w:t>
-      </w:r>
-      <w:r>
-        <w:rPr>
-          <w:sz w:val="24"/>
-          <w:szCs w:val="24"/>
-        </w:rPr>
-        <w:t xml:space="preserve">: Highlight anything in the question tab. </w:t>
-      </w:r>
-    </w:p>
-    <w:p>
-      <w:pPr>
-        <w:numPr>
-          <w:ilvl w:val="0"/>
-          <w:numId w:val="20"/>
-        </w:numPr>
-        <w:shd w:val="clear" w:color="auto" w:fill="FFFFFF"/>
-        <w:spacing w:line="360" w:lineRule="auto"/>
-        <w:rPr>
-          <w:sz w:val="24"/>
-          <w:szCs w:val="24"/>
-        </w:rPr>
-      </w:pPr>
-      <w:r>
-        <w:rPr>
-          <w:b/>
-          <w:sz w:val="24"/>
-          <w:szCs w:val="24"/>
-        </w:rPr>
-        <w:t>Erase</w:t>
-      </w:r>
-      <w:r>
-        <w:rPr>
-          <w:sz w:val="24"/>
-          <w:szCs w:val="24"/>
-        </w:rPr>
-        <w:t>: Erase the specified highlighted tab.</w:t>
-      </w:r>
-    </w:p>
-    <w:p>
-      <w:pPr>
-        <w:numPr>
-          <w:ilvl w:val="0"/>
-          <w:numId w:val="6"/>
-        </w:numPr>
-        <w:shd w:val="clear" w:color="auto" w:fill="FFFFFF"/>
-        <w:spacing w:line="360" w:lineRule="auto"/>
-        <w:rPr>
-          <w:sz w:val="24"/>
-          <w:szCs w:val="24"/>
-        </w:rPr>
-      </w:pPr>
-      <w:r>
-        <w:rPr>
-          <w:b/>
-          <w:sz w:val="24"/>
-          <w:szCs w:val="24"/>
-        </w:rPr>
-        <w:t>Toggle Whiteboard (PRST)</w:t>
-      </w:r>
-      <w:r>
-        <w:rPr>
-          <w:sz w:val="24"/>
-          <w:szCs w:val="24"/>
-        </w:rPr>
-        <w:t>: Open the shared whiteboard tab if it is closed, and vice versa. There is only ONE whiteboard tab, but it has an infinite area.</w:t>
-      </w:r>
-    </w:p>
-    <w:p>
-      <w:pPr>
-        <w:numPr>
-          <w:ilvl w:val="0"/>
-          <w:numId w:val="20"/>
-        </w:numPr>
-        <w:shd w:val="clear" w:color="auto" w:fill="FFFFFF"/>
-        <w:spacing w:line="360" w:lineRule="auto"/>
-        <w:rPr>
-          <w:sz w:val="24"/>
-          <w:szCs w:val="24"/>
-        </w:rPr>
-      </w:pPr>
-      <w:r>
-        <w:rPr>
-          <w:b/>
-          <w:sz w:val="24"/>
-          <w:szCs w:val="24"/>
-        </w:rPr>
-        <w:t>Highlight</w:t>
-      </w:r>
-      <w:r>
-        <w:rPr>
-          <w:sz w:val="24"/>
-          <w:szCs w:val="24"/>
-        </w:rPr>
-        <w:t xml:space="preserve">: Highlight anything in the whiteboard tab. </w:t>
-      </w:r>
-    </w:p>
-    <w:p>
-      <w:pPr>
-        <w:numPr>
-          <w:ilvl w:val="0"/>
-          <w:numId w:val="20"/>
-        </w:numPr>
-        <w:shd w:val="clear" w:color="auto" w:fill="FFFFFF"/>
-        <w:spacing w:line="360" w:lineRule="auto"/>
-        <w:rPr>
-          <w:sz w:val="24"/>
-          <w:szCs w:val="24"/>
-        </w:rPr>
-      </w:pPr>
-      <w:r>
-        <w:rPr>
-          <w:b/>
-          <w:sz w:val="24"/>
-          <w:szCs w:val="24"/>
-        </w:rPr>
-        <w:t>Pen</w:t>
-      </w:r>
-      <w:r>
-        <w:rPr>
-          <w:sz w:val="24"/>
-          <w:szCs w:val="24"/>
-        </w:rPr>
-        <w:t>: Write anything in the whiteboard tab.</w:t>
-      </w:r>
-    </w:p>
-    <w:p>
-      <w:pPr>
-        <w:numPr>
-          <w:ilvl w:val="0"/>
-          <w:numId w:val="20"/>
-        </w:numPr>
-        <w:shd w:val="clear" w:color="auto" w:fill="FFFFFF"/>
-        <w:spacing w:line="360" w:lineRule="auto"/>
-        <w:rPr>
-          <w:sz w:val="24"/>
-          <w:szCs w:val="24"/>
-        </w:rPr>
-      </w:pPr>
-      <w:r>
-        <w:rPr>
-          <w:b/>
-          <w:sz w:val="24"/>
-          <w:szCs w:val="24"/>
-        </w:rPr>
-        <w:t>Text Box</w:t>
-      </w:r>
-      <w:r>
-        <w:rPr>
-          <w:sz w:val="24"/>
-          <w:szCs w:val="24"/>
-        </w:rPr>
-        <w:t>: Open a text box where you can type within it. The textbox is resizable.</w:t>
-      </w:r>
-    </w:p>
-    <w:p>
-      <w:pPr>
-        <w:numPr>
-          <w:ilvl w:val="0"/>
-          <w:numId w:val="20"/>
-        </w:numPr>
-        <w:shd w:val="clear" w:color="auto" w:fill="FFFFFF"/>
-        <w:spacing w:after="240" w:line="360" w:lineRule="auto"/>
-        <w:rPr>
-          <w:sz w:val="24"/>
-          <w:szCs w:val="24"/>
-        </w:rPr>
-      </w:pPr>
-      <w:r>
-        <w:rPr>
-          <w:b/>
-          <w:sz w:val="24"/>
-          <w:szCs w:val="24"/>
-        </w:rPr>
-        <w:t>Erase</w:t>
-      </w:r>
-      <w:r>
-        <w:rPr>
-          <w:sz w:val="24"/>
-          <w:szCs w:val="24"/>
-        </w:rPr>
-        <w:t>: Erase the specified highlighted tab.</w:t>
-      </w:r>
-      <w:r>
-        <w:br w:type="page"/>
-      </w:r>
-    </w:p>
-    <w:p>
-      <w:pPr>
-        <w:shd w:val="clear" w:color="auto" w:fill="FFFFFF"/>
-        <w:spacing w:after="240" w:line="360" w:lineRule="auto"/>
-        <w:rPr>
-          <w:sz w:val="24"/>
-          <w:szCs w:val="24"/>
-        </w:rPr>
-      </w:pPr>
-      <w:r>
-        <w:rPr>
-          <w:b/>
-          <w:sz w:val="24"/>
-          <w:szCs w:val="24"/>
-        </w:rPr>
-        <w:lastRenderedPageBreak/>
-        <w:t>After-game</w:t>
-      </w:r>
-      <w:r>
-        <w:rPr>
-          <w:sz w:val="24"/>
-          <w:szCs w:val="24"/>
-        </w:rPr>
-        <w:t>:</w:t>
-      </w:r>
-    </w:p>
-    <w:p>
-      <w:pPr>
-        <w:numPr>
-          <w:ilvl w:val="0"/>
-          <w:numId w:val="16"/>
-        </w:numPr>
-        <w:shd w:val="clear" w:color="auto" w:fill="FFFFFF"/>
-        <w:spacing w:line="360" w:lineRule="auto"/>
-        <w:rPr>
-          <w:sz w:val="24"/>
-          <w:szCs w:val="24"/>
-        </w:rPr>
-      </w:pPr>
-      <w:r>
-        <w:rPr>
-          <w:b/>
-          <w:sz w:val="24"/>
-          <w:szCs w:val="24"/>
-        </w:rPr>
-        <w:t>Display Stats (PRST)</w:t>
-      </w:r>
-      <w:r>
-        <w:rPr>
-          <w:sz w:val="24"/>
-          <w:szCs w:val="24"/>
-        </w:rPr>
-        <w:t xml:space="preserve">: Show the results of both teams’ submitted solutions, such as the number of test cases passed, and at what time. </w:t>
-      </w:r>
-    </w:p>
-    <w:p>
-      <w:pPr>
-        <w:numPr>
-          <w:ilvl w:val="0"/>
-          <w:numId w:val="16"/>
-        </w:numPr>
-        <w:shd w:val="clear" w:color="auto" w:fill="FFFFFF"/>
-        <w:spacing w:line="360" w:lineRule="auto"/>
-        <w:rPr>
-          <w:b/>
-          <w:sz w:val="24"/>
-          <w:szCs w:val="24"/>
-        </w:rPr>
-      </w:pPr>
-      <w:r>
-        <w:rPr>
-          <w:b/>
-          <w:sz w:val="24"/>
-          <w:szCs w:val="24"/>
-        </w:rPr>
-        <w:t>Exit (PRST)</w:t>
-      </w:r>
-      <w:r>
-        <w:rPr>
-          <w:sz w:val="24"/>
-          <w:szCs w:val="24"/>
-        </w:rPr>
-        <w:t>: Exit the game and return to the multiplayer interface.</w:t>
-      </w:r>
-    </w:p>
-    <w:p>
-      <w:pPr>
-        <w:numPr>
-          <w:ilvl w:val="0"/>
-          <w:numId w:val="16"/>
-        </w:numPr>
-        <w:shd w:val="clear" w:color="auto" w:fill="FFFFFF"/>
-        <w:spacing w:line="360" w:lineRule="auto"/>
-        <w:rPr>
-          <w:sz w:val="24"/>
-          <w:szCs w:val="24"/>
-        </w:rPr>
-      </w:pPr>
-      <w:r>
-        <w:rPr>
-          <w:b/>
-          <w:sz w:val="24"/>
-          <w:szCs w:val="24"/>
-        </w:rPr>
-        <w:t>Like (RST)</w:t>
-      </w:r>
-      <w:r>
-        <w:rPr>
-          <w:sz w:val="24"/>
-          <w:szCs w:val="24"/>
-        </w:rPr>
-        <w:t>: The user sends a like to his/her teammates or opponents.</w:t>
-      </w:r>
-    </w:p>
-    <w:p>
-      <w:pPr>
-        <w:numPr>
-          <w:ilvl w:val="0"/>
-          <w:numId w:val="16"/>
-        </w:numPr>
-        <w:shd w:val="clear" w:color="auto" w:fill="FFFFFF"/>
-        <w:spacing w:after="240" w:line="360" w:lineRule="auto"/>
-        <w:rPr>
-          <w:sz w:val="24"/>
-          <w:szCs w:val="24"/>
-        </w:rPr>
-      </w:pPr>
-      <w:r>
-        <w:rPr>
-          <w:b/>
-          <w:sz w:val="24"/>
-          <w:szCs w:val="24"/>
-        </w:rPr>
-        <w:t>Report (RST)</w:t>
-      </w:r>
-      <w:r>
-        <w:rPr>
-          <w:sz w:val="24"/>
-          <w:szCs w:val="24"/>
-        </w:rPr>
-        <w:t xml:space="preserve">: Report a player (can be a teammate or an opponent). The user </w:t>
-      </w:r>
-      <w:proofErr w:type="gramStart"/>
-      <w:r>
-        <w:rPr>
-          <w:sz w:val="24"/>
-          <w:szCs w:val="24"/>
-        </w:rPr>
-        <w:t>has to</w:t>
-      </w:r>
-      <w:proofErr w:type="gramEnd"/>
-      <w:r>
-        <w:rPr>
-          <w:sz w:val="24"/>
-          <w:szCs w:val="24"/>
-        </w:rPr>
-        <w:t xml:space="preserve"> specify the reason for the report.</w:t>
-      </w:r>
-    </w:p>
-    <w:p>
-      <w:pPr>
-        <w:shd w:val="clear" w:color="auto" w:fill="FFFFFF"/>
-        <w:spacing w:after="240" w:line="360" w:lineRule="auto"/>
-        <w:rPr>
-          <w:sz w:val="24"/>
-          <w:szCs w:val="24"/>
-        </w:rPr>
-      </w:pPr>
-      <w:r>
-        <w:rPr>
-          <w:b/>
-          <w:sz w:val="24"/>
-          <w:szCs w:val="24"/>
-        </w:rPr>
-        <w:t xml:space="preserve">Practice </w:t>
-      </w:r>
-    </w:p>
-    <w:p>
-      <w:pPr>
-        <w:numPr>
-          <w:ilvl w:val="0"/>
-          <w:numId w:val="28"/>
-        </w:numPr>
-        <w:shd w:val="clear" w:color="auto" w:fill="FFFFFF"/>
-        <w:spacing w:line="360" w:lineRule="auto"/>
-        <w:rPr>
-          <w:b/>
-          <w:sz w:val="24"/>
-          <w:szCs w:val="24"/>
-        </w:rPr>
-      </w:pPr>
-      <w:r>
-        <w:rPr>
-          <w:b/>
-          <w:sz w:val="24"/>
-          <w:szCs w:val="24"/>
-        </w:rPr>
-        <w:t>Create Private Room</w:t>
-      </w:r>
-      <w:r>
-        <w:rPr>
-          <w:sz w:val="24"/>
-          <w:szCs w:val="24"/>
-        </w:rPr>
-        <w:t>: Starts a private lobby with a code. The lobby follows the logic of Solo-Ranked Matches or Team-Ranked Matches, without the Kick and Report function and penalty for a premature exit. The person creating the room will host the game.</w:t>
-      </w:r>
-    </w:p>
-    <w:p>
-      <w:pPr>
-        <w:numPr>
-          <w:ilvl w:val="0"/>
-          <w:numId w:val="17"/>
-        </w:numPr>
-        <w:shd w:val="clear" w:color="auto" w:fill="FFFFFF"/>
-        <w:spacing w:line="360" w:lineRule="auto"/>
-        <w:rPr>
-          <w:b/>
-          <w:sz w:val="24"/>
-          <w:szCs w:val="24"/>
-        </w:rPr>
-      </w:pPr>
-      <w:r>
-        <w:rPr>
-          <w:b/>
-          <w:sz w:val="24"/>
-          <w:szCs w:val="24"/>
-        </w:rPr>
-        <w:t>Invite Friend to Room</w:t>
-      </w:r>
-      <w:r>
-        <w:rPr>
-          <w:sz w:val="24"/>
-          <w:szCs w:val="24"/>
-        </w:rPr>
-        <w:t>: Send an invitation to a specified friend in the user’s list to the private room.</w:t>
-      </w:r>
-    </w:p>
-    <w:p>
-      <w:pPr>
-        <w:numPr>
-          <w:ilvl w:val="0"/>
-          <w:numId w:val="17"/>
-        </w:numPr>
-        <w:shd w:val="clear" w:color="auto" w:fill="FFFFFF"/>
-        <w:spacing w:line="360" w:lineRule="auto"/>
-        <w:rPr>
-          <w:b/>
-          <w:sz w:val="24"/>
-          <w:szCs w:val="24"/>
-        </w:rPr>
-      </w:pPr>
-      <w:r>
-        <w:rPr>
-          <w:b/>
-          <w:sz w:val="24"/>
-          <w:szCs w:val="24"/>
-        </w:rPr>
-        <w:t>Ready</w:t>
-      </w:r>
-      <w:r>
-        <w:rPr>
-          <w:sz w:val="24"/>
-          <w:szCs w:val="24"/>
-        </w:rPr>
-        <w:t>: If the user is not the host, toggle this will signal to the entire room that this user is ready.</w:t>
-      </w:r>
-    </w:p>
-    <w:p>
-      <w:pPr>
-        <w:numPr>
-          <w:ilvl w:val="0"/>
-          <w:numId w:val="17"/>
-        </w:numPr>
-        <w:shd w:val="clear" w:color="auto" w:fill="FFFFFF"/>
-        <w:spacing w:line="360" w:lineRule="auto"/>
-        <w:rPr>
-          <w:b/>
-          <w:sz w:val="24"/>
-          <w:szCs w:val="24"/>
-        </w:rPr>
-      </w:pPr>
-      <w:r>
-        <w:rPr>
-          <w:b/>
-          <w:sz w:val="24"/>
-          <w:szCs w:val="24"/>
-        </w:rPr>
-        <w:t>Send Invitation to World Chat</w:t>
-      </w:r>
-      <w:r>
-        <w:rPr>
-          <w:sz w:val="24"/>
-          <w:szCs w:val="24"/>
-        </w:rPr>
-        <w:t>: Send an invitation to the world chat. Anyone reading the world chat can join the user’s private room.</w:t>
-      </w:r>
-    </w:p>
-    <w:p>
-      <w:pPr>
-        <w:numPr>
-          <w:ilvl w:val="0"/>
-          <w:numId w:val="17"/>
-        </w:numPr>
-        <w:shd w:val="clear" w:color="auto" w:fill="FFFFFF"/>
-        <w:spacing w:line="360" w:lineRule="auto"/>
-        <w:rPr>
-          <w:sz w:val="24"/>
-          <w:szCs w:val="24"/>
-        </w:rPr>
-      </w:pPr>
-      <w:r>
-        <w:rPr>
-          <w:b/>
-          <w:sz w:val="24"/>
-          <w:szCs w:val="24"/>
-        </w:rPr>
-        <w:t>Set Difficulty:</w:t>
-      </w:r>
-      <w:r>
-        <w:rPr>
-          <w:sz w:val="24"/>
-          <w:szCs w:val="24"/>
-        </w:rPr>
-        <w:t xml:space="preserve"> Set the difficulty of the problem (Based on ELO). If unset, a question of random difficulty will be chosen.</w:t>
-      </w:r>
-    </w:p>
-    <w:p>
-      <w:pPr>
-        <w:numPr>
-          <w:ilvl w:val="0"/>
-          <w:numId w:val="17"/>
-        </w:numPr>
-        <w:shd w:val="clear" w:color="auto" w:fill="FFFFFF"/>
-        <w:spacing w:line="360" w:lineRule="auto"/>
-        <w:rPr>
-          <w:sz w:val="24"/>
-          <w:szCs w:val="24"/>
-        </w:rPr>
-      </w:pPr>
-      <w:r>
-        <w:rPr>
-          <w:b/>
-          <w:sz w:val="24"/>
-          <w:szCs w:val="24"/>
-        </w:rPr>
-        <w:t>Set Number of Hints:</w:t>
-      </w:r>
-      <w:r>
-        <w:rPr>
-          <w:sz w:val="24"/>
-          <w:szCs w:val="24"/>
-        </w:rPr>
-        <w:t xml:space="preserve"> Set the maximum number of hints (0 to 5) dropped as the match progresses. If unset, the number of hints is 3.</w:t>
-      </w:r>
-    </w:p>
-    <w:p>
-      <w:pPr>
-        <w:numPr>
-          <w:ilvl w:val="0"/>
-          <w:numId w:val="17"/>
-        </w:numPr>
-        <w:shd w:val="clear" w:color="auto" w:fill="FFFFFF"/>
-        <w:spacing w:line="360" w:lineRule="auto"/>
-        <w:rPr>
-          <w:b/>
-          <w:sz w:val="24"/>
-          <w:szCs w:val="24"/>
-        </w:rPr>
-      </w:pPr>
-      <w:r>
-        <w:rPr>
-          <w:b/>
-          <w:sz w:val="24"/>
-          <w:szCs w:val="24"/>
-        </w:rPr>
-        <w:t>Set Number of Players</w:t>
-      </w:r>
-      <w:r>
-        <w:rPr>
-          <w:sz w:val="24"/>
-          <w:szCs w:val="24"/>
-        </w:rPr>
-        <w:t>: Set the maximum number of players in the room (2 to 16). If unset, the room will hold 16 people maximum.</w:t>
-      </w:r>
-    </w:p>
-    <w:p>
-      <w:pPr>
-        <w:numPr>
-          <w:ilvl w:val="0"/>
-          <w:numId w:val="17"/>
-        </w:numPr>
-        <w:shd w:val="clear" w:color="auto" w:fill="FFFFFF"/>
-        <w:spacing w:line="360" w:lineRule="auto"/>
-        <w:rPr>
-          <w:sz w:val="24"/>
-          <w:szCs w:val="24"/>
-        </w:rPr>
-      </w:pPr>
-      <w:r>
-        <w:rPr>
-          <w:b/>
-          <w:sz w:val="24"/>
-          <w:szCs w:val="24"/>
-        </w:rPr>
-        <w:t>Set Time Limit</w:t>
-      </w:r>
-      <w:r>
-        <w:rPr>
-          <w:sz w:val="24"/>
-          <w:szCs w:val="24"/>
-        </w:rPr>
-        <w:t>: Set the countdown timer for the match (5 to 120 minutes). If unset, the time limit is 30 minutes.</w:t>
-      </w:r>
-    </w:p>
-    <w:p>
-      <w:pPr>
-        <w:numPr>
-          <w:ilvl w:val="0"/>
-          <w:numId w:val="17"/>
-        </w:numPr>
-        <w:shd w:val="clear" w:color="auto" w:fill="FFFFFF"/>
-        <w:spacing w:line="360" w:lineRule="auto"/>
-        <w:rPr>
-          <w:b/>
-          <w:sz w:val="24"/>
-          <w:szCs w:val="24"/>
-        </w:rPr>
-      </w:pPr>
-      <w:r>
-        <w:rPr>
-          <w:b/>
-          <w:sz w:val="24"/>
-          <w:szCs w:val="24"/>
-        </w:rPr>
-        <w:t>Start Private Room Practice Match</w:t>
-      </w:r>
-      <w:r>
-        <w:rPr>
-          <w:sz w:val="24"/>
-          <w:szCs w:val="24"/>
-        </w:rPr>
-        <w:t>: When the private room has at least 50% of the maximum room capacity and all players are ready, the host can start the game.</w:t>
-      </w:r>
-    </w:p>
-    <w:p>
-      <w:pPr>
-        <w:numPr>
-          <w:ilvl w:val="0"/>
-          <w:numId w:val="21"/>
-        </w:numPr>
-        <w:shd w:val="clear" w:color="auto" w:fill="FFFFFF"/>
-        <w:spacing w:line="360" w:lineRule="auto"/>
-        <w:rPr>
-          <w:b/>
-          <w:sz w:val="24"/>
-          <w:szCs w:val="24"/>
-        </w:rPr>
-      </w:pPr>
-      <w:r>
-        <w:rPr>
-          <w:b/>
-          <w:sz w:val="24"/>
-          <w:szCs w:val="24"/>
-        </w:rPr>
-        <w:t>Exit</w:t>
-      </w:r>
-      <w:r>
-        <w:rPr>
-          <w:sz w:val="24"/>
-          <w:szCs w:val="24"/>
-        </w:rPr>
-        <w:t>: Return to the main interface.</w:t>
-      </w:r>
-    </w:p>
-    <w:p>
-      <w:pPr>
-        <w:numPr>
-          <w:ilvl w:val="0"/>
-          <w:numId w:val="7"/>
-        </w:numPr>
-        <w:shd w:val="clear" w:color="auto" w:fill="FFFFFF"/>
-        <w:spacing w:line="360" w:lineRule="auto"/>
-        <w:rPr>
-          <w:sz w:val="24"/>
-          <w:szCs w:val="24"/>
-        </w:rPr>
-      </w:pPr>
-      <w:r>
-        <w:rPr>
-          <w:b/>
-          <w:sz w:val="24"/>
-          <w:szCs w:val="24"/>
-        </w:rPr>
-        <w:t>Join Private Room</w:t>
-      </w:r>
-      <w:r>
-        <w:rPr>
-          <w:sz w:val="24"/>
-          <w:szCs w:val="24"/>
-        </w:rPr>
-        <w:t>: A user with the code for a private room can enter the code and join the private room.</w:t>
-      </w:r>
-    </w:p>
-    <w:p>
-      <w:pPr>
-        <w:numPr>
-          <w:ilvl w:val="0"/>
-          <w:numId w:val="28"/>
-        </w:numPr>
-        <w:shd w:val="clear" w:color="auto" w:fill="FFFFFF"/>
-        <w:spacing w:line="360" w:lineRule="auto"/>
-        <w:rPr>
-          <w:b/>
-          <w:sz w:val="24"/>
-          <w:szCs w:val="24"/>
-        </w:rPr>
-      </w:pPr>
-      <w:r>
-        <w:rPr>
-          <w:b/>
-          <w:sz w:val="24"/>
-          <w:szCs w:val="24"/>
-        </w:rPr>
-        <w:lastRenderedPageBreak/>
-        <w:t>Start Untimed Practice Match</w:t>
-      </w:r>
-      <w:r>
-        <w:rPr>
-          <w:sz w:val="24"/>
-          <w:szCs w:val="24"/>
-        </w:rPr>
-        <w:t>: Starts a new game with no opponent and no countdown.</w:t>
-      </w:r>
-    </w:p>
-    <w:p>
-      <w:pPr>
-        <w:numPr>
-          <w:ilvl w:val="0"/>
-          <w:numId w:val="9"/>
-        </w:numPr>
-        <w:shd w:val="clear" w:color="auto" w:fill="FFFFFF"/>
-        <w:spacing w:line="360" w:lineRule="auto"/>
-        <w:rPr>
-          <w:sz w:val="24"/>
-          <w:szCs w:val="24"/>
-        </w:rPr>
-      </w:pPr>
-      <w:r>
-        <w:rPr>
-          <w:b/>
-          <w:sz w:val="24"/>
-          <w:szCs w:val="24"/>
-        </w:rPr>
-        <w:t>Set Difficulty:</w:t>
-      </w:r>
-      <w:r>
-        <w:rPr>
-          <w:sz w:val="24"/>
-          <w:szCs w:val="24"/>
-        </w:rPr>
-        <w:t xml:space="preserve"> Set the difficulty of the problem (Based on ELO). If unset, a question of random difficulty will be chosen.</w:t>
-      </w:r>
-    </w:p>
-    <w:p>
-      <w:pPr>
-        <w:numPr>
-          <w:ilvl w:val="0"/>
-          <w:numId w:val="28"/>
-        </w:numPr>
-        <w:shd w:val="clear" w:color="auto" w:fill="FFFFFF"/>
-        <w:spacing w:line="360" w:lineRule="auto"/>
-        <w:rPr>
-          <w:b/>
-          <w:sz w:val="24"/>
-          <w:szCs w:val="24"/>
-        </w:rPr>
-      </w:pPr>
-      <w:r>
-        <w:rPr>
-          <w:b/>
-          <w:sz w:val="24"/>
-          <w:szCs w:val="24"/>
-        </w:rPr>
-        <w:t>Resume Untimed Practice Match</w:t>
-      </w:r>
-      <w:r>
-        <w:rPr>
-          <w:sz w:val="24"/>
-          <w:szCs w:val="24"/>
-        </w:rPr>
-        <w:t>: Continues a Practice Match the user exited before.</w:t>
-      </w:r>
-    </w:p>
-    <w:p>
-      <w:pPr>
-        <w:numPr>
-          <w:ilvl w:val="0"/>
-          <w:numId w:val="28"/>
-        </w:numPr>
-        <w:shd w:val="clear" w:color="auto" w:fill="FFFFFF"/>
-        <w:spacing w:after="240" w:line="360" w:lineRule="auto"/>
-        <w:rPr>
-          <w:sz w:val="24"/>
-          <w:szCs w:val="24"/>
-        </w:rPr>
-      </w:pPr>
-      <w:r>
-        <w:rPr>
-          <w:b/>
-          <w:sz w:val="24"/>
-          <w:szCs w:val="24"/>
-        </w:rPr>
-        <w:t>Tutorial</w:t>
-      </w:r>
-      <w:r>
-        <w:rPr>
-          <w:sz w:val="24"/>
-          <w:szCs w:val="24"/>
-        </w:rPr>
-        <w:t>: Enters the Tutorial Mode (TBC)</w:t>
-      </w:r>
-    </w:p>
-    <w:p>
-      <w:pPr>
-        <w:rPr>
-          <w:b/>
-          <w:sz w:val="24"/>
-          <w:szCs w:val="24"/>
-        </w:rPr>
-      </w:pPr>
-      <w:r>
-        <w:rPr>
-          <w:b/>
-          <w:sz w:val="24"/>
-          <w:szCs w:val="24"/>
-        </w:rPr>
-        <w:br w:type="page"/>
-      </w:r>
-    </w:p>
-    <w:p>
-      <w:pPr>
-        <w:shd w:val="clear" w:color="auto" w:fill="FFFFFF"/>
-        <w:spacing w:after="240" w:line="360" w:lineRule="auto"/>
-        <w:rPr>
-          <w:sz w:val="24"/>
-          <w:szCs w:val="24"/>
-        </w:rPr>
-      </w:pPr>
-      <w:r>
-        <w:rPr>
-          <w:b/>
-          <w:sz w:val="24"/>
-          <w:szCs w:val="24"/>
-        </w:rPr>
-        <w:lastRenderedPageBreak/>
-        <w:t>Friends</w:t>
-      </w:r>
-    </w:p>
-    <w:p>
-      <w:pPr>
-        <w:numPr>
-          <w:ilvl w:val="0"/>
-          <w:numId w:val="23"/>
-        </w:numPr>
-        <w:shd w:val="clear" w:color="auto" w:fill="FFFFFF"/>
-        <w:spacing w:line="360" w:lineRule="auto"/>
-        <w:rPr>
-          <w:b/>
-          <w:sz w:val="24"/>
-          <w:szCs w:val="24"/>
-        </w:rPr>
-      </w:pPr>
-      <w:r>
-        <w:rPr>
-          <w:b/>
-          <w:sz w:val="24"/>
-          <w:szCs w:val="24"/>
-        </w:rPr>
-        <w:t>Add Friend:</w:t>
-      </w:r>
-      <w:r>
-        <w:rPr>
-          <w:sz w:val="24"/>
-          <w:szCs w:val="24"/>
-        </w:rPr>
-        <w:t xml:space="preserve"> Sends a friend invitation to another specified user.</w:t>
-      </w:r>
-    </w:p>
-    <w:p>
-      <w:pPr>
-        <w:numPr>
-          <w:ilvl w:val="0"/>
-          <w:numId w:val="23"/>
-        </w:numPr>
-        <w:shd w:val="clear" w:color="auto" w:fill="FFFFFF"/>
-        <w:spacing w:line="360" w:lineRule="auto"/>
-        <w:rPr>
-          <w:b/>
-          <w:sz w:val="24"/>
-          <w:szCs w:val="24"/>
-        </w:rPr>
-      </w:pPr>
-      <w:r>
-        <w:rPr>
-          <w:b/>
-          <w:sz w:val="24"/>
-          <w:szCs w:val="24"/>
-        </w:rPr>
-        <w:t>Accept Invitation</w:t>
-      </w:r>
-      <w:r>
-        <w:rPr>
-          <w:sz w:val="24"/>
-          <w:szCs w:val="24"/>
-        </w:rPr>
-        <w:t xml:space="preserve">: </w:t>
-      </w:r>
-      <w:r>
-        <w:rPr>
-          <w:sz w:val="24"/>
-          <w:szCs w:val="24"/>
-        </w:rPr>
-        <w:t>Accept a friend invitation</w:t>
-      </w:r>
-      <w:r>
-        <w:rPr>
-          <w:sz w:val="24"/>
-          <w:szCs w:val="24"/>
-        </w:rPr>
-        <w:t xml:space="preserve"> to make friends with the requesting player. They will be notified if the invitation is accepted.</w:t>
-      </w:r>
-    </w:p>
-    <w:p>
-      <w:pPr>
-        <w:numPr>
-          <w:ilvl w:val="0"/>
-          <w:numId w:val="23"/>
-        </w:numPr>
-        <w:shd w:val="clear" w:color="auto" w:fill="FFFFFF"/>
-        <w:spacing w:line="360" w:lineRule="auto"/>
-        <w:rPr>
-          <w:b/>
-          <w:sz w:val="24"/>
-          <w:szCs w:val="24"/>
-        </w:rPr>
-      </w:pPr>
-      <w:r>
-        <w:rPr>
-          <w:b/>
-          <w:sz w:val="24"/>
-          <w:szCs w:val="24"/>
-        </w:rPr>
-        <w:t>Block</w:t>
-      </w:r>
-      <w:r>
-        <w:rPr>
-          <w:sz w:val="24"/>
-          <w:szCs w:val="24"/>
-        </w:rPr>
-        <w:t>: The specified user cannot send friend invitations to you and see your profile.</w:t>
-      </w:r>
-    </w:p>
-    <w:p>
-      <w:pPr>
-        <w:numPr>
-          <w:ilvl w:val="0"/>
-          <w:numId w:val="23"/>
-        </w:numPr>
-        <w:shd w:val="clear" w:color="auto" w:fill="FFFFFF"/>
-        <w:spacing w:line="360" w:lineRule="auto"/>
-        <w:rPr>
-          <w:b/>
-          <w:sz w:val="24"/>
-          <w:szCs w:val="24"/>
-        </w:rPr>
-      </w:pPr>
-      <w:r>
-        <w:rPr>
-          <w:b/>
-          <w:sz w:val="24"/>
-          <w:szCs w:val="24"/>
-        </w:rPr>
-        <w:t>Exit</w:t>
-      </w:r>
-      <w:r>
-        <w:rPr>
-          <w:sz w:val="24"/>
-          <w:szCs w:val="24"/>
-        </w:rPr>
-        <w:t>: Return to the main interface.</w:t>
-      </w:r>
-    </w:p>
-    <w:p>
-      <w:pPr>
-        <w:numPr>
-          <w:ilvl w:val="0"/>
-          <w:numId w:val="23"/>
-        </w:numPr>
-        <w:shd w:val="clear" w:color="auto" w:fill="FFFFFF"/>
-        <w:spacing w:line="360" w:lineRule="auto"/>
-        <w:rPr>
-          <w:b/>
-          <w:sz w:val="24"/>
-          <w:szCs w:val="24"/>
-        </w:rPr>
-      </w:pPr>
-      <w:r>
-        <w:rPr>
-          <w:b/>
-          <w:sz w:val="24"/>
-          <w:szCs w:val="24"/>
-        </w:rPr>
-        <w:t>Message</w:t>
-      </w:r>
-      <w:r>
-        <w:rPr>
-          <w:sz w:val="24"/>
-          <w:szCs w:val="24"/>
-        </w:rPr>
-        <w:t>: Message a friend in the game.</w:t>
-      </w:r>
-    </w:p>
-    <w:p>
-      <w:pPr>
-        <w:numPr>
-          <w:ilvl w:val="0"/>
-          <w:numId w:val="23"/>
-        </w:numPr>
-        <w:shd w:val="clear" w:color="auto" w:fill="FFFFFF"/>
-        <w:spacing w:line="360" w:lineRule="auto"/>
-        <w:rPr>
-          <w:sz w:val="24"/>
-          <w:szCs w:val="24"/>
-        </w:rPr>
-      </w:pPr>
-      <w:r>
-        <w:rPr>
-          <w:b/>
-          <w:sz w:val="24"/>
-          <w:szCs w:val="24"/>
-        </w:rPr>
-        <w:t>Reject Invitation</w:t>
-      </w:r>
-      <w:r>
-        <w:rPr>
-          <w:sz w:val="24"/>
-          <w:szCs w:val="24"/>
-        </w:rPr>
-        <w:t xml:space="preserve">: When receiving a friend invitation, reject it </w:t>
-      </w:r>
-      <w:r>
-        <w:rPr>
-          <w:sz w:val="24"/>
-          <w:szCs w:val="24"/>
-        </w:rPr>
-        <w:t>not to make friends with the requesting player</w:t>
-      </w:r>
-      <w:r>
-        <w:rPr>
-          <w:sz w:val="24"/>
-          <w:szCs w:val="24"/>
-        </w:rPr>
-        <w:t xml:space="preserve">. They will not be notified if the invitation is </w:t>
-      </w:r>
-      <w:r>
-        <w:rPr>
-          <w:sz w:val="24"/>
-          <w:szCs w:val="24"/>
-        </w:rPr>
-        <w:t>declined</w:t>
-      </w:r>
-      <w:r>
-        <w:rPr>
-          <w:sz w:val="24"/>
-          <w:szCs w:val="24"/>
-        </w:rPr>
-        <w:t>.</w:t>
-      </w:r>
-    </w:p>
-    <w:p>
-      <w:pPr>
-        <w:numPr>
-          <w:ilvl w:val="0"/>
-          <w:numId w:val="23"/>
-        </w:numPr>
-        <w:shd w:val="clear" w:color="auto" w:fill="FFFFFF"/>
-        <w:spacing w:line="360" w:lineRule="auto"/>
-        <w:rPr>
-          <w:sz w:val="24"/>
-          <w:szCs w:val="24"/>
-        </w:rPr>
-      </w:pPr>
-      <w:r>
-        <w:rPr>
-          <w:b/>
-          <w:sz w:val="24"/>
-          <w:szCs w:val="24"/>
-        </w:rPr>
-        <w:t>Search Friend</w:t>
-      </w:r>
-      <w:r>
-        <w:rPr>
-          <w:sz w:val="24"/>
-          <w:szCs w:val="24"/>
-        </w:rPr>
-        <w:t>: Search for another player based on name, UID or bound accounts.</w:t>
-      </w:r>
-    </w:p>
-    <w:p>
-      <w:pPr>
-        <w:numPr>
-          <w:ilvl w:val="0"/>
-          <w:numId w:val="23"/>
-        </w:numPr>
-        <w:shd w:val="clear" w:color="auto" w:fill="FFFFFF"/>
-        <w:spacing w:after="240" w:line="360" w:lineRule="auto"/>
-        <w:rPr>
-          <w:b/>
-          <w:sz w:val="24"/>
-          <w:szCs w:val="24"/>
-        </w:rPr>
-      </w:pPr>
-      <w:r>
-        <w:rPr>
-          <w:b/>
-          <w:sz w:val="24"/>
-          <w:szCs w:val="24"/>
-        </w:rPr>
-        <w:t>Unblock</w:t>
-      </w:r>
-      <w:r>
-        <w:rPr>
-          <w:sz w:val="24"/>
-          <w:szCs w:val="24"/>
-        </w:rPr>
-        <w:t xml:space="preserve">: A previously blocked user can now send friend invitations to you and see your profile. </w:t>
-      </w:r>
-    </w:p>
-    <w:p>
-      <w:pPr>
-        <w:numPr>
-          <w:ilvl w:val="0"/>
-          <w:numId w:val="23"/>
-        </w:numPr>
-        <w:shd w:val="clear" w:color="auto" w:fill="FFFFFF"/>
-        <w:spacing w:after="240" w:line="360" w:lineRule="auto"/>
-        <w:rPr>
-          <w:b/>
-          <w:sz w:val="24"/>
-          <w:szCs w:val="24"/>
-        </w:rPr>
-      </w:pPr>
-      <w:r>
-        <w:rPr>
-          <w:b/>
-          <w:sz w:val="24"/>
-          <w:szCs w:val="24"/>
-        </w:rPr>
-        <w:t>View Leaderboard</w:t>
-      </w:r>
-      <w:r>
-        <w:rPr>
-          <w:bCs/>
-          <w:sz w:val="24"/>
-          <w:szCs w:val="24"/>
-        </w:rPr>
-        <w:t>: Direct the user to the leaderboard interface</w:t>
-      </w:r>
-      <w:r>
-        <w:rPr>
-          <w:bCs/>
-          <w:sz w:val="24"/>
-          <w:szCs w:val="24"/>
-        </w:rPr>
-        <w:t>.</w:t>
-      </w:r>
-    </w:p>
-    <w:p>
-      <w:pPr>
-        <w:shd w:val="clear" w:color="auto" w:fill="FFFFFF"/>
-        <w:spacing w:after="240" w:line="360" w:lineRule="auto"/>
-        <w:rPr>
-          <w:bCs/>
-          <w:sz w:val="24"/>
-          <w:szCs w:val="24"/>
-        </w:rPr>
-      </w:pPr>
-      <w:r>
-        <w:rPr>
-          <w:b/>
-          <w:sz w:val="24"/>
-          <w:szCs w:val="24"/>
-        </w:rPr>
-        <w:t>Leaderboard</w:t>
-      </w:r>
-    </w:p>
-    <w:p>
-      <w:pPr>
-        <w:pStyle w:val="ListParagraph"/>
-        <w:numPr>
-          <w:ilvl w:val="0"/>
-          <w:numId w:val="38"/>
-        </w:numPr>
-        <w:shd w:val="clear" w:color="auto" w:fill="FFFFFF"/>
-        <w:spacing w:after="240" w:line="360" w:lineRule="auto"/>
-        <w:rPr>
-          <w:bCs/>
-          <w:sz w:val="24"/>
-          <w:szCs w:val="24"/>
-        </w:rPr>
-      </w:pPr>
-      <w:r>
-        <w:rPr>
-          <w:b/>
-          <w:sz w:val="24"/>
-          <w:szCs w:val="24"/>
-        </w:rPr>
-        <w:t>View Global Leaderboard</w:t>
-      </w:r>
-      <w:r>
-        <w:rPr>
-          <w:bCs/>
-          <w:sz w:val="24"/>
-          <w:szCs w:val="24"/>
-        </w:rPr>
-        <w:t>: View the ELO of all users.</w:t>
+          <w:bCs/>
+          <w:sz w:val="24"/>
+          <w:szCs w:val="24"/>
+        </w:rPr>
+      </w:pPr>
+      <w:r>
+        <w:rPr>
+          <w:bCs/>
+          <w:sz w:val="24"/>
+          <w:szCs w:val="24"/>
+        </w:rPr>
+        <w:t>To be added in future versions</w:t>
       </w:r>
     </w:p>
     <w:p>
@@ -8974,7 +9276,7 @@
           <w:szCs w:val="24"/>
           <w:shd w:val="clear" w:color="auto" w:fill="FFFFFF"/>
         </w:rPr>
-        <w:t xml:space="preserve">Describe any items or issues that will limit the options available to the developers. These might include: </w:t>
+        <w:t>Frontend: HTML, CSS, JS (React.js)</w:t>
       </w:r>
     </w:p>
     <w:p>
@@ -8995,7 +9297,7 @@
           <w:szCs w:val="24"/>
           <w:shd w:val="clear" w:color="auto" w:fill="FFFFFF"/>
         </w:rPr>
-        <w:t>- C</w:t>
+        <w:t>Backend</w:t>
       </w:r>
       <w:r>
         <w:rPr>
@@ -9004,19 +9306,20 @@
           <w:szCs w:val="24"/>
           <w:shd w:val="clear" w:color="auto" w:fill="FFFFFF"/>
         </w:rPr>
-        <w:t xml:space="preserve">orporate or regulatory </w:t>
-      </w:r>
-      <w:proofErr w:type="gramStart"/>
-      <w:r>
+        <w:t>: Node.js (Express.js)</w:t>
+      </w:r>
+    </w:p>
+    <w:p>
+      <w:pPr>
+        <w:shd w:val="clear" w:color="auto" w:fill="FFFFFF"/>
+        <w:spacing w:after="240" w:line="360" w:lineRule="auto"/>
         <w:rPr>
           <w:color w:val="1F2328"/>
           <w:sz w:val="24"/>
           <w:szCs w:val="24"/>
           <w:shd w:val="clear" w:color="auto" w:fill="FFFFFF"/>
         </w:rPr>
-        <w:t>policies;</w:t>
-      </w:r>
-      <w:proofErr w:type="gramEnd"/>
+      </w:pPr>
       <w:r>
         <w:rPr>
           <w:color w:val="1F2328"/>
@@ -9024,8 +9327,19 @@
           <w:szCs w:val="24"/>
           <w:shd w:val="clear" w:color="auto" w:fill="FFFFFF"/>
         </w:rPr>
-        <w:t xml:space="preserve"> </w:t>
-      </w:r>
+        <w:t xml:space="preserve">Code execution API: </w:t>
+      </w:r>
+      <w:proofErr w:type="spellStart"/>
+      <w:r>
+        <w:rPr>
+          <w:color w:val="1F2328"/>
+          <w:sz w:val="24"/>
+          <w:szCs w:val="24"/>
+          <w:shd w:val="clear" w:color="auto" w:fill="FFFFFF"/>
+        </w:rPr>
+        <w:t>PistonAPI</w:t>
+      </w:r>
+      <w:proofErr w:type="spellEnd"/>
     </w:p>
     <w:p>
       <w:pPr>
@@ -9045,16 +9359,28 @@
           <w:szCs w:val="24"/>
           <w:shd w:val="clear" w:color="auto" w:fill="FFFFFF"/>
         </w:rPr>
-        <w:t>- H</w:t>
-      </w:r>
-      <w:r>
+        <w:t>Virtual judge API: Judge0 CE API</w:t>
+      </w:r>
+    </w:p>
+    <w:p>
+      <w:pPr>
+        <w:shd w:val="clear" w:color="auto" w:fill="FFFFFF"/>
+        <w:spacing w:after="240" w:line="360" w:lineRule="auto"/>
         <w:rPr>
           <w:color w:val="1F2328"/>
           <w:sz w:val="24"/>
           <w:szCs w:val="24"/>
           <w:shd w:val="clear" w:color="auto" w:fill="FFFFFF"/>
         </w:rPr>
-        <w:t>ardware limitations (timing requirements, memory requirements)</w:t>
+      </w:pPr>
+      <w:r>
+        <w:rPr>
+          <w:color w:val="1F2328"/>
+          <w:sz w:val="24"/>
+          <w:szCs w:val="24"/>
+          <w:shd w:val="clear" w:color="auto" w:fill="FFFFFF"/>
+        </w:rPr>
+        <w:t>User authentication: To be discussed</w:t>
       </w:r>
     </w:p>
     <w:p>
@@ -9075,7 +9401,7 @@
           <w:szCs w:val="24"/>
           <w:shd w:val="clear" w:color="auto" w:fill="FFFFFF"/>
         </w:rPr>
-        <w:t>- I</w:t>
+        <w:t>Database management system</w:t>
       </w:r>
       <w:r>
         <w:rPr>
@@ -9084,7 +9410,7 @@
           <w:szCs w:val="24"/>
           <w:shd w:val="clear" w:color="auto" w:fill="FFFFFF"/>
         </w:rPr>
-        <w:t>nterfaces to other applications</w:t>
+        <w:t>: PostgreSQL (or MongoDB)</w:t>
       </w:r>
     </w:p>
     <w:p>
@@ -9105,199 +9431,7 @@
           <w:szCs w:val="24"/>
           <w:shd w:val="clear" w:color="auto" w:fill="FFFFFF"/>
         </w:rPr>
-        <w:t>-</w:t>
-      </w:r>
-      <w:r>
-        <w:rPr>
-          <w:color w:val="1F2328"/>
-          <w:sz w:val="24"/>
-          <w:szCs w:val="24"/>
-          <w:shd w:val="clear" w:color="auto" w:fill="FFFFFF"/>
-        </w:rPr>
-        <w:t xml:space="preserve"> </w:t>
-      </w:r>
-      <w:r>
-        <w:rPr>
-          <w:color w:val="1F2328"/>
-          <w:sz w:val="24"/>
-          <w:szCs w:val="24"/>
-          <w:shd w:val="clear" w:color="auto" w:fill="FFFFFF"/>
-        </w:rPr>
-        <w:t>S</w:t>
-      </w:r>
-      <w:r>
-        <w:rPr>
-          <w:color w:val="1F2328"/>
-          <w:sz w:val="24"/>
-          <w:szCs w:val="24"/>
-          <w:shd w:val="clear" w:color="auto" w:fill="FFFFFF"/>
-        </w:rPr>
-        <w:t>pecific technologies, tools, and databases to be used</w:t>
-      </w:r>
-      <w:r>
-        <w:rPr>
-          <w:color w:val="1F2328"/>
-          <w:sz w:val="24"/>
-          <w:szCs w:val="24"/>
-          <w:shd w:val="clear" w:color="auto" w:fill="FFFFFF"/>
-        </w:rPr>
-        <w:t>.</w:t>
-      </w:r>
-    </w:p>
-    <w:p>
-      <w:pPr>
-        <w:shd w:val="clear" w:color="auto" w:fill="FFFFFF"/>
-        <w:spacing w:after="240" w:line="360" w:lineRule="auto"/>
-        <w:rPr>
-          <w:color w:val="1F2328"/>
-          <w:sz w:val="24"/>
-          <w:szCs w:val="24"/>
-          <w:shd w:val="clear" w:color="auto" w:fill="FFFFFF"/>
-        </w:rPr>
-      </w:pPr>
-      <w:r>
-        <w:rPr>
-          <w:color w:val="1F2328"/>
-          <w:sz w:val="24"/>
-          <w:szCs w:val="24"/>
-          <w:shd w:val="clear" w:color="auto" w:fill="FFFFFF"/>
-        </w:rPr>
-        <w:t>- P</w:t>
-      </w:r>
-      <w:r>
-        <w:rPr>
-          <w:color w:val="1F2328"/>
-          <w:sz w:val="24"/>
-          <w:szCs w:val="24"/>
-          <w:shd w:val="clear" w:color="auto" w:fill="FFFFFF"/>
-        </w:rPr>
-        <w:t>arallel operations; language requirements; communications protocols</w:t>
-      </w:r>
-    </w:p>
-    <w:p>
-      <w:pPr>
-        <w:shd w:val="clear" w:color="auto" w:fill="FFFFFF"/>
-        <w:spacing w:after="240" w:line="360" w:lineRule="auto"/>
-        <w:rPr>
-          <w:color w:val="1F2328"/>
-          <w:sz w:val="24"/>
-          <w:szCs w:val="24"/>
-          <w:shd w:val="clear" w:color="auto" w:fill="FFFFFF"/>
-        </w:rPr>
-      </w:pPr>
-      <w:r>
-        <w:rPr>
-          <w:color w:val="1F2328"/>
-          <w:sz w:val="24"/>
-          <w:szCs w:val="24"/>
-          <w:shd w:val="clear" w:color="auto" w:fill="FFFFFF"/>
-        </w:rPr>
-        <w:t>- S</w:t>
-      </w:r>
-      <w:r>
-        <w:rPr>
-          <w:color w:val="1F2328"/>
-          <w:sz w:val="24"/>
-          <w:szCs w:val="24"/>
-          <w:shd w:val="clear" w:color="auto" w:fill="FFFFFF"/>
-        </w:rPr>
-        <w:t>ecurity considerations; design conventions or programming standards (for example, if the customer’s organization will be responsible for maintaining the delivered software).</w:t>
-      </w:r>
-    </w:p>
-    <w:p>
-      <w:pPr>
-        <w:shd w:val="clear" w:color="auto" w:fill="FFFFFF"/>
-        <w:spacing w:after="240" w:line="360" w:lineRule="auto"/>
-        <w:rPr>
-          <w:color w:val="1F2328"/>
-          <w:sz w:val="24"/>
-          <w:szCs w:val="24"/>
-          <w:shd w:val="clear" w:color="auto" w:fill="FFFFFF"/>
-        </w:rPr>
-      </w:pPr>
-    </w:p>
-    <w:p>
-      <w:pPr>
-        <w:shd w:val="clear" w:color="auto" w:fill="FFFFFF"/>
-        <w:spacing w:after="240" w:line="360" w:lineRule="auto"/>
-        <w:rPr>
-          <w:color w:val="1F2328"/>
-          <w:sz w:val="24"/>
-          <w:szCs w:val="24"/>
-          <w:shd w:val="clear" w:color="auto" w:fill="FFFFFF"/>
-        </w:rPr>
-      </w:pPr>
-      <w:r>
-        <w:rPr>
-          <w:color w:val="1F2328"/>
-          <w:sz w:val="24"/>
-          <w:szCs w:val="24"/>
-          <w:shd w:val="clear" w:color="auto" w:fill="FFFFFF"/>
-        </w:rPr>
-        <w:t>User Interface and Frontend will be implemented using the React framework of JS.</w:t>
-      </w:r>
-    </w:p>
-    <w:p>
-      <w:pPr>
-        <w:shd w:val="clear" w:color="auto" w:fill="FFFFFF"/>
-        <w:spacing w:after="240" w:line="360" w:lineRule="auto"/>
-        <w:rPr>
-          <w:color w:val="1F2328"/>
-          <w:sz w:val="24"/>
-          <w:szCs w:val="24"/>
-          <w:shd w:val="clear" w:color="auto" w:fill="FFFFFF"/>
-        </w:rPr>
-      </w:pPr>
-      <w:r>
-        <w:rPr>
-          <w:color w:val="1F2328"/>
-          <w:sz w:val="24"/>
-          <w:szCs w:val="24"/>
-          <w:shd w:val="clear" w:color="auto" w:fill="FFFFFF"/>
-        </w:rPr>
-        <w:t xml:space="preserve">Backend will use Express.js framework of Node.js. Submissions of code will be handled by Judge0 CE API, code execution will be handled by either </w:t>
-      </w:r>
-      <w:proofErr w:type="spellStart"/>
-      <w:r>
-        <w:rPr>
-          <w:color w:val="1F2328"/>
-          <w:sz w:val="24"/>
-          <w:szCs w:val="24"/>
-          <w:shd w:val="clear" w:color="auto" w:fill="FFFFFF"/>
-        </w:rPr>
-        <w:t>PistonAPI</w:t>
-      </w:r>
-      <w:proofErr w:type="spellEnd"/>
-      <w:r>
-        <w:rPr>
-          <w:color w:val="1F2328"/>
-          <w:sz w:val="24"/>
-          <w:szCs w:val="24"/>
-          <w:shd w:val="clear" w:color="auto" w:fill="FFFFFF"/>
-        </w:rPr>
-        <w:t xml:space="preserve"> or Judge0 CE API.</w:t>
-      </w:r>
-    </w:p>
-    <w:p>
-      <w:pPr>
-        <w:shd w:val="clear" w:color="auto" w:fill="FFFFFF"/>
-        <w:spacing w:after="240" w:line="360" w:lineRule="auto"/>
-        <w:rPr>
-          <w:color w:val="1F2328"/>
-          <w:sz w:val="24"/>
-          <w:szCs w:val="24"/>
-          <w:shd w:val="clear" w:color="auto" w:fill="FFFFFF"/>
-        </w:rPr>
-      </w:pPr>
-      <w:r>
-        <w:rPr>
-          <w:color w:val="1F2328"/>
-          <w:sz w:val="24"/>
-          <w:szCs w:val="24"/>
-          <w:shd w:val="clear" w:color="auto" w:fill="FFFFFF"/>
-        </w:rPr>
-        <w:lastRenderedPageBreak/>
-        <w:t xml:space="preserve">Database management system will be PostgreSQL. </w:t>
+        <w:t>Server hosting: To be discussed.</w:t>
       </w:r>
     </w:p>
     <w:p>
@@ -22460,40 +22594,6 @@
           <w:b/>
         </w:rPr>
       </w:pPr>
-      <w:proofErr w:type="spellStart"/>
-      <w:r>
-        <w:rPr>
-          <w:bCs/>
-          <w:sz w:val="24"/>
-          <w:szCs w:val="24"/>
-        </w:rPr>
-        <w:t>DuckCode</w:t>
-      </w:r>
-      <w:proofErr w:type="spellEnd"/>
-      <w:r>
-        <w:rPr>
-          <w:bCs/>
-          <w:sz w:val="24"/>
-          <w:szCs w:val="24"/>
-        </w:rPr>
-        <w:t xml:space="preserve"> would need a user database</w:t>
-      </w:r>
-      <w:r>
-        <w:rPr>
-          <w:bCs/>
-          <w:sz w:val="24"/>
-          <w:szCs w:val="24"/>
-        </w:rPr>
-        <w:t>, a question database</w:t>
-      </w:r>
-      <w:r>
-        <w:rPr>
-          <w:bCs/>
-          <w:sz w:val="24"/>
-          <w:szCs w:val="24"/>
-        </w:rPr>
-        <w:t xml:space="preserve"> and matchmaking servers. </w:t>
-      </w:r>
       <w:r>
         <w:br w:type="page"/>
       </w:r>
@@ -22585,7 +22685,7 @@
 </file>
 
 <file path=word/endnotes.xml><?xml version="1.0" encoding="utf-8"?>
-<w:endnotes xmlns:wpc="http://schemas.microsoft.com/office/word/2010/wordprocessingCanvas" xmlns:cx="http://schemas.microsoft.com/office/drawing/2014/chartex" xmlns:cx1="http://schemas.microsoft.com/office/drawing/2015/9/8/chartex" xmlns:cx2="http://schemas.microsoft.com/office/drawing/2015/10/21/chartex" xmlns:cx3="http://schemas.microsoft.com/office/drawing/2016/5/9/chartex" xmlns:cx4="http://schemas.microsoft.com/office/drawing/2016/5/10/chartex" xmlns:cx5="http://schemas.microsoft.com/office/drawing/2016/5/11/chartex" xmlns:cx6="http://schemas.microsoft.com/office/drawing/2016/5/12/chartex" xmlns:cx7="http://schemas.microsoft.com/office/drawing/2016/5/13/chartex" xmlns:cx8="http://schemas.microsoft.com/office/drawing/2016/5/14/chartex" xmlns:mc="http://schemas.openxmlformats.org/markup-compatibility/2006" xmlns:aink="http://schemas.microsoft.com/office/drawing/2016/ink" xmlns:am3d="http://schemas.microsoft.com/office/drawing/2017/model3d" xmlns:o="urn:schemas-microsoft-com:office:office" xmlns:oel="http://schemas.microsoft.com/office/2019/extlst" xmlns:r="http://schemas.openxmlformats.org/officeDocument/2006/relationships" xmlns:m="http://schemas.openxmlformats.org/officeDocument/2006/math" xmlns:v="urn:schemas-microsoft-com:vml" xmlns:wp14="http://schemas.microsoft.com/office/word/2010/wordprocessingDrawing" xmlns:wp="http://schemas.openxmlformats.org/drawingml/2006/wordprocessingDrawing" xmlns:w10="urn:schemas-microsoft-com:office:word" xmlns:w="http://schemas.openxmlformats.org/wordprocessingml/2006/main" xmlns:w14="http://schemas.microsoft.com/office/word/2010/wordml" xmlns:w15="http://schemas.microsoft.com/office/word/2012/wordml" xmlns:w16cex="http://schemas.microsoft.com/office/word/2018/wordml/cex" xmlns:w16cid="http://schemas.microsoft.com/office/word/2016/wordml/cid" xmlns:w16="http://schemas.microsoft.com/office/word/2018/wordml" xmlns:w16du="http://schemas.microsoft.com/office/word/2023/wordml/word16du" xmlns:w16sdtdh="http://schemas.microsoft.com/office/word/2020/wordml/sdtdatahash" xmlns:w16se="http://schemas.microsoft.com/office/word/2015/wordml/symex" xmlns:wpg="http://schemas.microsoft.com/office/word/2010/wordprocessingGroup" xmlns:wpi="http://schemas.microsoft.com/office/word/2010/wordprocessingInk" xmlns:wne="http://schemas.microsoft.com/office/word/2006/wordml" xmlns:wps="http://schemas.microsoft.com/office/word/2010/wordprocessingShape" mc:Ignorable="w14 w15 w16se w16cid w16 w16cex w16sdtdh w16du wp14">
+<w:endnotes xmlns:wpc="http://schemas.microsoft.com/office/word/2010/wordprocessingCanvas" xmlns:cx="http://schemas.microsoft.com/office/drawing/2014/chartex" xmlns:cx1="http://schemas.microsoft.com/office/drawing/2015/9/8/chartex" xmlns:cx2="http://schemas.microsoft.com/office/drawing/2015/10/21/chartex" xmlns:cx3="http://schemas.microsoft.com/office/drawing/2016/5/9/chartex" xmlns:cx4="http://schemas.microsoft.com/office/drawing/2016/5/10/chartex" xmlns:cx5="http://schemas.microsoft.com/office/drawing/2016/5/11/chartex" xmlns:cx6="http://schemas.microsoft.com/office/drawing/2016/5/12/chartex" xmlns:cx7="http://schemas.microsoft.com/office/drawing/2016/5/13/chartex" xmlns:cx8="http://schemas.microsoft.com/office/drawing/2016/5/14/chartex" xmlns:mc="http://schemas.openxmlformats.org/markup-compatibility/2006" xmlns:aink="http://schemas.microsoft.com/office/drawing/2016/ink" xmlns:am3d="http://schemas.microsoft.com/office/drawing/2017/model3d" xmlns:o="urn:schemas-microsoft-com:office:office" xmlns:oel="http://schemas.microsoft.com/office/2019/extlst" xmlns:r="http://schemas.openxmlformats.org/officeDocument/2006/relationships" xmlns:m="http://schemas.openxmlformats.org/officeDocument/2006/math" xmlns:v="urn:schemas-microsoft-com:vml" xmlns:wp14="http://schemas.microsoft.com/office/word/2010/wordprocessingDrawing" xmlns:wp="http://schemas.openxmlformats.org/drawingml/2006/wordprocessingDrawing" xmlns:w10="urn:schemas-microsoft-com:office:word" xmlns:w="http://schemas.openxmlformats.org/wordprocessingml/2006/main" xmlns:w14="http://schemas.microsoft.com/office/word/2010/wordml" xmlns:w15="http://schemas.microsoft.com/office/word/2012/wordml" xmlns:w16cex="http://schemas.microsoft.com/office/word/2018/wordml/cex" xmlns:w16cid="http://schemas.microsoft.com/office/word/2016/wordml/cid" xmlns:w16="http://schemas.microsoft.com/office/word/2018/wordml" xmlns:w16du="http://schemas.microsoft.com/office/word/2023/wordml/word16du" xmlns:w16sdtdh="http://schemas.microsoft.com/office/word/2020/wordml/sdtdatahash" xmlns:w16sdtfl="http://schemas.microsoft.com/office/word/2024/wordml/sdtformatlock" xmlns:w16se="http://schemas.microsoft.com/office/word/2015/wordml/symex" xmlns:wpg="http://schemas.microsoft.com/office/word/2010/wordprocessingGroup" xmlns:wpi="http://schemas.microsoft.com/office/word/2010/wordprocessingInk" xmlns:wne="http://schemas.microsoft.com/office/word/2006/wordml" xmlns:wps="http://schemas.microsoft.com/office/word/2010/wordprocessingShape" mc:Ignorable="w14 w15 w16se w16cid w16 w16cex w16sdtdh w16sdtfl w16du wp14">
   <w:endnote w:type="separator" w:id="-1">
     <w:p>
       <w:pPr>
@@ -22610,7 +22710,7 @@
 </file>
 
 <file path=word/footer1.xml><?xml version="1.0" encoding="utf-8"?>
-<w:ftr xmlns:wpc="http://schemas.microsoft.com/office/word/2010/wordprocessingCanvas" xmlns:cx="http://schemas.microsoft.com/office/drawing/2014/chartex" xmlns:cx1="http://schemas.microsoft.com/office/drawing/2015/9/8/chartex" xmlns:cx2="http://schemas.microsoft.com/office/drawing/2015/10/21/chartex" xmlns:cx3="http://schemas.microsoft.com/office/drawing/2016/5/9/chartex" xmlns:cx4="http://schemas.microsoft.com/office/drawing/2016/5/10/chartex" xmlns:cx5="http://schemas.microsoft.com/office/drawing/2016/5/11/chartex" xmlns:cx6="http://schemas.microsoft.com/office/drawing/2016/5/12/chartex" xmlns:cx7="http://schemas.microsoft.com/office/drawing/2016/5/13/chartex" xmlns:cx8="http://schemas.microsoft.com/office/drawing/2016/5/14/chartex" xmlns:mc="http://schemas.openxmlformats.org/markup-compatibility/2006" xmlns:aink="http://schemas.microsoft.com/office/drawing/2016/ink" xmlns:am3d="http://schemas.microsoft.com/office/drawing/2017/model3d" xmlns:o="urn:schemas-microsoft-com:office:office" xmlns:oel="http://schemas.microsoft.com/office/2019/extlst" xmlns:r="http://schemas.openxmlformats.org/officeDocument/2006/relationships" xmlns:m="http://schemas.openxmlformats.org/officeDocument/2006/math" xmlns:v="urn:schemas-microsoft-com:vml" xmlns:wp14="http://schemas.microsoft.com/office/word/2010/wordprocessingDrawing" xmlns:wp="http://schemas.openxmlformats.org/drawingml/2006/wordprocessingDrawing" xmlns:w10="urn:schemas-microsoft-com:office:word" xmlns:w="http://schemas.openxmlformats.org/wordprocessingml/2006/main" xmlns:w14="http://schemas.microsoft.com/office/word/2010/wordml" xmlns:w15="http://schemas.microsoft.com/office/word/2012/wordml" xmlns:w16cex="http://schemas.microsoft.com/office/word/2018/wordml/cex" xmlns:w16cid="http://schemas.microsoft.com/office/word/2016/wordml/cid" xmlns:w16="http://schemas.microsoft.com/office/word/2018/wordml" xmlns:w16du="http://schemas.microsoft.com/office/word/2023/wordml/word16du" xmlns:w16sdtdh="http://schemas.microsoft.com/office/word/2020/wordml/sdtdatahash" xmlns:w16se="http://schemas.microsoft.com/office/word/2015/wordml/symex" xmlns:wpg="http://schemas.microsoft.com/office/word/2010/wordprocessingGroup" xmlns:wpi="http://schemas.microsoft.com/office/word/2010/wordprocessingInk" xmlns:wne="http://schemas.microsoft.com/office/word/2006/wordml" xmlns:wps="http://schemas.microsoft.com/office/word/2010/wordprocessingShape" mc:Ignorable="w14 w15 w16se w16cid w16 w16cex w16sdtdh w16du wp14">
+<w:ftr xmlns:wpc="http://schemas.microsoft.com/office/word/2010/wordprocessingCanvas" xmlns:cx="http://schemas.microsoft.com/office/drawing/2014/chartex" xmlns:cx1="http://schemas.microsoft.com/office/drawing/2015/9/8/chartex" xmlns:cx2="http://schemas.microsoft.com/office/drawing/2015/10/21/chartex" xmlns:cx3="http://schemas.microsoft.com/office/drawing/2016/5/9/chartex" xmlns:cx4="http://schemas.microsoft.com/office/drawing/2016/5/10/chartex" xmlns:cx5="http://schemas.microsoft.com/office/drawing/2016/5/11/chartex" xmlns:cx6="http://schemas.microsoft.com/office/drawing/2016/5/12/chartex" xmlns:cx7="http://schemas.microsoft.com/office/drawing/2016/5/13/chartex" xmlns:cx8="http://schemas.microsoft.com/office/drawing/2016/5/14/chartex" xmlns:mc="http://schemas.openxmlformats.org/markup-compatibility/2006" xmlns:aink="http://schemas.microsoft.com/office/drawing/2016/ink" xmlns:am3d="http://schemas.microsoft.com/office/drawing/2017/model3d" xmlns:o="urn:schemas-microsoft-com:office:office" xmlns:oel="http://schemas.microsoft.com/office/2019/extlst" xmlns:r="http://schemas.openxmlformats.org/officeDocument/2006/relationships" xmlns:m="http://schemas.openxmlformats.org/officeDocument/2006/math" xmlns:v="urn:schemas-microsoft-com:vml" xmlns:wp14="http://schemas.microsoft.com/office/word/2010/wordprocessingDrawing" xmlns:wp="http://schemas.openxmlformats.org/drawingml/2006/wordprocessingDrawing" xmlns:w10="urn:schemas-microsoft-com:office:word" xmlns:w="http://schemas.openxmlformats.org/wordprocessingml/2006/main" xmlns:w14="http://schemas.microsoft.com/office/word/2010/wordml" xmlns:w15="http://schemas.microsoft.com/office/word/2012/wordml" xmlns:w16cex="http://schemas.microsoft.com/office/word/2018/wordml/cex" xmlns:w16cid="http://schemas.microsoft.com/office/word/2016/wordml/cid" xmlns:w16="http://schemas.microsoft.com/office/word/2018/wordml" xmlns:w16du="http://schemas.microsoft.com/office/word/2023/wordml/word16du" xmlns:w16sdtdh="http://schemas.microsoft.com/office/word/2020/wordml/sdtdatahash" xmlns:w16sdtfl="http://schemas.microsoft.com/office/word/2024/wordml/sdtformatlock" xmlns:w16se="http://schemas.microsoft.com/office/word/2015/wordml/symex" xmlns:wpg="http://schemas.microsoft.com/office/word/2010/wordprocessingGroup" xmlns:wpi="http://schemas.microsoft.com/office/word/2010/wordprocessingInk" xmlns:wne="http://schemas.microsoft.com/office/word/2006/wordml" xmlns:wps="http://schemas.microsoft.com/office/word/2010/wordprocessingShape" mc:Ignorable="w14 w15 w16se w16cid w16 w16cex w16sdtdh w16sdtfl w16du wp14">
   <w:p>
     <w:pPr>
       <w:rPr>
@@ -22628,7 +22728,7 @@
 </file>
 
 <file path=word/footnotes.xml><?xml version="1.0" encoding="utf-8"?>
-<w:footnotes xmlns:wpc="http://schemas.microsoft.com/office/word/2010/wordprocessingCanvas" xmlns:cx="http://schemas.microsoft.com/office/drawing/2014/chartex" xmlns:cx1="http://schemas.microsoft.com/office/drawing/2015/9/8/chartex" xmlns:cx2="http://schemas.microsoft.com/office/drawing/2015/10/21/chartex" xmlns:cx3="http://schemas.microsoft.com/office/drawing/2016/5/9/chartex" xmlns:cx4="http://schemas.microsoft.com/office/drawing/2016/5/10/chartex" xmlns:cx5="http://schemas.microsoft.com/office/drawing/2016/5/11/chartex" xmlns:cx6="http://schemas.microsoft.com/office/drawing/2016/5/12/chartex" xmlns:cx7="http://schemas.microsoft.com/office/drawing/2016/5/13/chartex" xmlns:cx8="http://schemas.microsoft.com/office/drawing/2016/5/14/chartex" xmlns:mc="http://schemas.openxmlformats.org/markup-compatibility/2006" xmlns:aink="http://schemas.microsoft.com/office/drawing/2016/ink" xmlns:am3d="http://schemas.microsoft.com/office/drawing/2017/model3d" xmlns:o="urn:schemas-microsoft-com:office:office" xmlns:oel="http://schemas.microsoft.com/office/2019/extlst" xmlns:r="http://schemas.openxmlformats.org/officeDocument/2006/relationships" xmlns:m="http://schemas.openxmlformats.org/officeDocument/2006/math" xmlns:v="urn:schemas-microsoft-com:vml" xmlns:wp14="http://schemas.microsoft.com/office/word/2010/wordprocessingDrawing" xmlns:wp="http://schemas.openxmlformats.org/drawingml/2006/wordprocessingDrawing" xmlns:w10="urn:schemas-microsoft-com:office:word" xmlns:w="http://schemas.openxmlformats.org/wordprocessingml/2006/main" xmlns:w14="http://schemas.microsoft.com/office/word/2010/wordml" xmlns:w15="http://schemas.microsoft.com/office/word/2012/wordml" xmlns:w16cex="http://schemas.microsoft.com/office/word/2018/wordml/cex" xmlns:w16cid="http://schemas.microsoft.com/office/word/2016/wordml/cid" xmlns:w16="http://schemas.microsoft.com/office/word/2018/wordml" xmlns:w16du="http://schemas.microsoft.com/office/word/2023/wordml/word16du" xmlns:w16sdtdh="http://schemas.microsoft.com/office/word/2020/wordml/sdtdatahash" xmlns:w16se="http://schemas.microsoft.com/office/word/2015/wordml/symex" xmlns:wpg="http://schemas.microsoft.com/office/word/2010/wordprocessingGroup" xmlns:wpi="http://schemas.microsoft.com/office/word/2010/wordprocessingInk" xmlns:wne="http://schemas.microsoft.com/office/word/2006/wordml" xmlns:wps="http://schemas.microsoft.com/office/word/2010/wordprocessingShape" mc:Ignorable="w14 w15 w16se w16cid w16 w16cex w16sdtdh w16du wp14">
+<w:footnotes xmlns:wpc="http://schemas.microsoft.com/office/word/2010/wordprocessingCanvas" xmlns:cx="http://schemas.microsoft.com/office/drawing/2014/chartex" xmlns:cx1="http://schemas.microsoft.com/office/drawing/2015/9/8/chartex" xmlns:cx2="http://schemas.microsoft.com/office/drawing/2015/10/21/chartex" xmlns:cx3="http://schemas.microsoft.com/office/drawing/2016/5/9/chartex" xmlns:cx4="http://schemas.microsoft.com/office/drawing/2016/5/10/chartex" xmlns:cx5="http://schemas.microsoft.com/office/drawing/2016/5/11/chartex" xmlns:cx6="http://schemas.microsoft.com/office/drawing/2016/5/12/chartex" xmlns:cx7="http://schemas.microsoft.com/office/drawing/2016/5/13/chartex" xmlns:cx8="http://schemas.microsoft.com/office/drawing/2016/5/14/chartex" xmlns:mc="http://schemas.openxmlformats.org/markup-compatibility/2006" xmlns:aink="http://schemas.microsoft.com/office/drawing/2016/ink" xmlns:am3d="http://schemas.microsoft.com/office/drawing/2017/model3d" xmlns:o="urn:schemas-microsoft-com:office:office" xmlns:oel="http://schemas.microsoft.com/office/2019/extlst" xmlns:r="http://schemas.openxmlformats.org/officeDocument/2006/relationships" xmlns:m="http://schemas.openxmlformats.org/officeDocument/2006/math" xmlns:v="urn:schemas-microsoft-com:vml" xmlns:wp14="http://schemas.microsoft.com/office/word/2010/wordprocessingDrawing" xmlns:wp="http://schemas.openxmlformats.org/drawingml/2006/wordprocessingDrawing" xmlns:w10="urn:schemas-microsoft-com:office:word" xmlns:w="http://schemas.openxmlformats.org/wordprocessingml/2006/main" xmlns:w14="http://schemas.microsoft.com/office/word/2010/wordml" xmlns:w15="http://schemas.microsoft.com/office/word/2012/wordml" xmlns:w16cex="http://schemas.microsoft.com/office/word/2018/wordml/cex" xmlns:w16cid="http://schemas.microsoft.com/office/word/2016/wordml/cid" xmlns:w16="http://schemas.microsoft.com/office/word/2018/wordml" xmlns:w16du="http://schemas.microsoft.com/office/word/2023/wordml/word16du" xmlns:w16sdtdh="http://schemas.microsoft.com/office/word/2020/wordml/sdtdatahash" xmlns:w16sdtfl="http://schemas.microsoft.com/office/word/2024/wordml/sdtformatlock" xmlns:w16se="http://schemas.microsoft.com/office/word/2015/wordml/symex" xmlns:wpg="http://schemas.microsoft.com/office/word/2010/wordprocessingGroup" xmlns:wpi="http://schemas.microsoft.com/office/word/2010/wordprocessingInk" xmlns:wne="http://schemas.microsoft.com/office/word/2006/wordml" xmlns:wps="http://schemas.microsoft.com/office/word/2010/wordprocessingShape" mc:Ignorable="w14 w15 w16se w16cid w16 w16cex w16sdtdh w16sdtfl w16du wp14">
   <w:footnote w:type="separator" w:id="-1">
     <w:p>
       <w:pPr>
@@ -22653,7 +22753,7 @@
 </file>
 
 <file path=word/header1.xml><?xml version="1.0" encoding="utf-8"?>
-<w:hdr xmlns:wpc="http://schemas.microsoft.com/office/word/2010/wordprocessingCanvas" xmlns:cx="http://schemas.microsoft.com/office/drawing/2014/chartex" xmlns:cx1="http://schemas.microsoft.com/office/drawing/2015/9/8/chartex" xmlns:cx2="http://schemas.microsoft.com/office/drawing/2015/10/21/chartex" xmlns:cx3="http://schemas.microsoft.com/office/drawing/2016/5/9/chartex" xmlns:cx4="http://schemas.microsoft.com/office/drawing/2016/5/10/chartex" xmlns:cx5="http://schemas.microsoft.com/office/drawing/2016/5/11/chartex" xmlns:cx6="http://schemas.microsoft.com/office/drawing/2016/5/12/chartex" xmlns:cx7="http://schemas.microsoft.com/office/drawing/2016/5/13/chartex" xmlns:cx8="http://schemas.microsoft.com/office/drawing/2016/5/14/chartex" xmlns:mc="http://schemas.openxmlformats.org/markup-compatibility/2006" xmlns:aink="http://schemas.microsoft.com/office/drawing/2016/ink" xmlns:am3d="http://schemas.microsoft.com/office/drawing/2017/model3d" xmlns:o="urn:schemas-microsoft-com:office:office" xmlns:oel="http://schemas.microsoft.com/office/2019/extlst" xmlns:r="http://schemas.openxmlformats.org/officeDocument/2006/relationships" xmlns:m="http://schemas.openxmlformats.org/officeDocument/2006/math" xmlns:v="urn:schemas-microsoft-com:vml" xmlns:wp14="http://schemas.microsoft.com/office/word/2010/wordprocessingDrawing" xmlns:wp="http://schemas.openxmlformats.org/drawingml/2006/wordprocessingDrawing" xmlns:w10="urn:schemas-microsoft-com:office:word" xmlns:w="http://schemas.openxmlformats.org/wordprocessingml/2006/main" xmlns:w14="http://schemas.microsoft.com/office/word/2010/wordml" xmlns:w15="http://schemas.microsoft.com/office/word/2012/wordml" xmlns:w16cex="http://schemas.microsoft.com/office/word/2018/wordml/cex" xmlns:w16cid="http://schemas.microsoft.com/office/word/2016/wordml/cid" xmlns:w16="http://schemas.microsoft.com/office/word/2018/wordml" xmlns:w16du="http://schemas.microsoft.com/office/word/2023/wordml/word16du" xmlns:w16sdtdh="http://schemas.microsoft.com/office/word/2020/wordml/sdtdatahash" xmlns:w16se="http://schemas.microsoft.com/office/word/2015/wordml/symex" xmlns:wpg="http://schemas.microsoft.com/office/word/2010/wordprocessingGroup" xmlns:wpi="http://schemas.microsoft.com/office/word/2010/wordprocessingInk" xmlns:wne="http://schemas.microsoft.com/office/word/2006/wordml" xmlns:wps="http://schemas.microsoft.com/office/word/2010/wordprocessingShape" mc:Ignorable="w14 w15 w16se w16cid w16 w16cex w16sdtdh w16du wp14">
+<w:hdr xmlns:wpc="http://schemas.microsoft.com/office/word/2010/wordprocessingCanvas" xmlns:cx="http://schemas.microsoft.com/office/drawing/2014/chartex" xmlns:cx1="http://schemas.microsoft.com/office/drawing/2015/9/8/chartex" xmlns:cx2="http://schemas.microsoft.com/office/drawing/2015/10/21/chartex" xmlns:cx3="http://schemas.microsoft.com/office/drawing/2016/5/9/chartex" xmlns:cx4="http://schemas.microsoft.com/office/drawing/2016/5/10/chartex" xmlns:cx5="http://schemas.microsoft.com/office/drawing/2016/5/11/chartex" xmlns:cx6="http://schemas.microsoft.com/office/drawing/2016/5/12/chartex" xmlns:cx7="http://schemas.microsoft.com/office/drawing/2016/5/13/chartex" xmlns:cx8="http://schemas.microsoft.com/office/drawing/2016/5/14/chartex" xmlns:mc="http://schemas.openxmlformats.org/markup-compatibility/2006" xmlns:aink="http://schemas.microsoft.com/office/drawing/2016/ink" xmlns:am3d="http://schemas.microsoft.com/office/drawing/2017/model3d" xmlns:o="urn:schemas-microsoft-com:office:office" xmlns:oel="http://schemas.microsoft.com/office/2019/extlst" xmlns:r="http://schemas.openxmlformats.org/officeDocument/2006/relationships" xmlns:m="http://schemas.openxmlformats.org/officeDocument/2006/math" xmlns:v="urn:schemas-microsoft-com:vml" xmlns:wp14="http://schemas.microsoft.com/office/word/2010/wordprocessingDrawing" xmlns:wp="http://schemas.openxmlformats.org/drawingml/2006/wordprocessingDrawing" xmlns:w10="urn:schemas-microsoft-com:office:word" xmlns:w="http://schemas.openxmlformats.org/wordprocessingml/2006/main" xmlns:w14="http://schemas.microsoft.com/office/word/2010/wordml" xmlns:w15="http://schemas.microsoft.com/office/word/2012/wordml" xmlns:w16cex="http://schemas.microsoft.com/office/word/2018/wordml/cex" xmlns:w16cid="http://schemas.microsoft.com/office/word/2016/wordml/cid" xmlns:w16="http://schemas.microsoft.com/office/word/2018/wordml" xmlns:w16du="http://schemas.microsoft.com/office/word/2023/wordml/word16du" xmlns:w16sdtdh="http://schemas.microsoft.com/office/word/2020/wordml/sdtdatahash" xmlns:w16sdtfl="http://schemas.microsoft.com/office/word/2024/wordml/sdtformatlock" xmlns:w16se="http://schemas.microsoft.com/office/word/2015/wordml/symex" xmlns:wpg="http://schemas.microsoft.com/office/word/2010/wordprocessingGroup" xmlns:wpi="http://schemas.microsoft.com/office/word/2010/wordprocessingInk" xmlns:wne="http://schemas.microsoft.com/office/word/2006/wordml" xmlns:wps="http://schemas.microsoft.com/office/word/2010/wordprocessingShape" mc:Ignorable="w14 w15 w16se w16cid w16 w16cex w16sdtdh w16sdtfl w16du wp14">
   <w:p>
     <w:pPr>
       <w:jc w:val="right"/>
@@ -22691,13 +22791,13 @@
 </file>
 
 <file path=word/header2.xml><?xml version="1.0" encoding="utf-8"?>
-<w:hdr xmlns:wpc="http://schemas.microsoft.com/office/word/2010/wordprocessingCanvas" xmlns:cx="http://schemas.microsoft.com/office/drawing/2014/chartex" xmlns:cx1="http://schemas.microsoft.com/office/drawing/2015/9/8/chartex" xmlns:cx2="http://schemas.microsoft.com/office/drawing/2015/10/21/chartex" xmlns:cx3="http://schemas.microsoft.com/office/drawing/2016/5/9/chartex" xmlns:cx4="http://schemas.microsoft.com/office/drawing/2016/5/10/chartex" xmlns:cx5="http://schemas.microsoft.com/office/drawing/2016/5/11/chartex" xmlns:cx6="http://schemas.microsoft.com/office/drawing/2016/5/12/chartex" xmlns:cx7="http://schemas.microsoft.com/office/drawing/2016/5/13/chartex" xmlns:cx8="http://schemas.microsoft.com/office/drawing/2016/5/14/chartex" xmlns:mc="http://schemas.openxmlformats.org/markup-compatibility/2006" xmlns:aink="http://schemas.microsoft.com/office/drawing/2016/ink" xmlns:am3d="http://schemas.microsoft.com/office/drawing/2017/model3d" xmlns:o="urn:schemas-microsoft-com:office:office" xmlns:oel="http://schemas.microsoft.com/office/2019/extlst" xmlns:r="http://schemas.openxmlformats.org/officeDocument/2006/relationships" xmlns:m="http://schemas.openxmlformats.org/officeDocument/2006/math" xmlns:v="urn:schemas-microsoft-com:vml" xmlns:wp14="http://schemas.microsoft.com/office/word/2010/wordprocessingDrawing" xmlns:wp="http://schemas.openxmlformats.org/drawingml/2006/wordprocessingDrawing" xmlns:w10="urn:schemas-microsoft-com:office:word" xmlns:w="http://schemas.openxmlformats.org/wordprocessingml/2006/main" xmlns:w14="http://schemas.microsoft.com/office/word/2010/wordml" xmlns:w15="http://schemas.microsoft.com/office/word/2012/wordml" xmlns:w16cex="http://schemas.microsoft.com/office/word/2018/wordml/cex" xmlns:w16cid="http://schemas.microsoft.com/office/word/2016/wordml/cid" xmlns:w16="http://schemas.microsoft.com/office/word/2018/wordml" xmlns:w16du="http://schemas.microsoft.com/office/word/2023/wordml/word16du" xmlns:w16sdtdh="http://schemas.microsoft.com/office/word/2020/wordml/sdtdatahash" xmlns:w16se="http://schemas.microsoft.com/office/word/2015/wordml/symex" xmlns:wpg="http://schemas.microsoft.com/office/word/2010/wordprocessingGroup" xmlns:wpi="http://schemas.microsoft.com/office/word/2010/wordprocessingInk" xmlns:wne="http://schemas.microsoft.com/office/word/2006/wordml" xmlns:wps="http://schemas.microsoft.com/office/word/2010/wordprocessingShape" mc:Ignorable="w14 w15 w16se w16cid w16 w16cex w16sdtdh w16du wp14">
+<w:hdr xmlns:wpc="http://schemas.microsoft.com/office/word/2010/wordprocessingCanvas" xmlns:cx="http://schemas.microsoft.com/office/drawing/2014/chartex" xmlns:cx1="http://schemas.microsoft.com/office/drawing/2015/9/8/chartex" xmlns:cx2="http://schemas.microsoft.com/office/drawing/2015/10/21/chartex" xmlns:cx3="http://schemas.microsoft.com/office/drawing/2016/5/9/chartex" xmlns:cx4="http://schemas.microsoft.com/office/drawing/2016/5/10/chartex" xmlns:cx5="http://schemas.microsoft.com/office/drawing/2016/5/11/chartex" xmlns:cx6="http://schemas.microsoft.com/office/drawing/2016/5/12/chartex" xmlns:cx7="http://schemas.microsoft.com/office/drawing/2016/5/13/chartex" xmlns:cx8="http://schemas.microsoft.com/office/drawing/2016/5/14/chartex" xmlns:mc="http://schemas.openxmlformats.org/markup-compatibility/2006" xmlns:aink="http://schemas.microsoft.com/office/drawing/2016/ink" xmlns:am3d="http://schemas.microsoft.com/office/drawing/2017/model3d" xmlns:o="urn:schemas-microsoft-com:office:office" xmlns:oel="http://schemas.microsoft.com/office/2019/extlst" xmlns:r="http://schemas.openxmlformats.org/officeDocument/2006/relationships" xmlns:m="http://schemas.openxmlformats.org/officeDocument/2006/math" xmlns:v="urn:schemas-microsoft-com:vml" xmlns:wp14="http://schemas.microsoft.com/office/word/2010/wordprocessingDrawing" xmlns:wp="http://schemas.openxmlformats.org/drawingml/2006/wordprocessingDrawing" xmlns:w10="urn:schemas-microsoft-com:office:word" xmlns:w="http://schemas.openxmlformats.org/wordprocessingml/2006/main" xmlns:w14="http://schemas.microsoft.com/office/word/2010/wordml" xmlns:w15="http://schemas.microsoft.com/office/word/2012/wordml" xmlns:w16cex="http://schemas.microsoft.com/office/word/2018/wordml/cex" xmlns:w16cid="http://schemas.microsoft.com/office/word/2016/wordml/cid" xmlns:w16="http://schemas.microsoft.com/office/word/2018/wordml" xmlns:w16du="http://schemas.microsoft.com/office/word/2023/wordml/word16du" xmlns:w16sdtdh="http://schemas.microsoft.com/office/word/2020/wordml/sdtdatahash" xmlns:w16sdtfl="http://schemas.microsoft.com/office/word/2024/wordml/sdtformatlock" xmlns:w16se="http://schemas.microsoft.com/office/word/2015/wordml/symex" xmlns:wpg="http://schemas.microsoft.com/office/word/2010/wordprocessingGroup" xmlns:wpi="http://schemas.microsoft.com/office/word/2010/wordprocessingInk" xmlns:wne="http://schemas.microsoft.com/office/word/2006/wordml" xmlns:wps="http://schemas.microsoft.com/office/word/2010/wordprocessingShape" mc:Ignorable="w14 w15 w16se w16cid w16 w16cex w16sdtdh w16sdtfl w16du wp14">
   <w:p/>
 </w:hdr>
 </file>
 
 <file path=word/numbering.xml><?xml version="1.0" encoding="utf-8"?>
-<w:numbering xmlns:wpc="http://schemas.microsoft.com/office/word/2010/wordprocessingCanvas" xmlns:cx="http://schemas.microsoft.com/office/drawing/2014/chartex" xmlns:cx1="http://schemas.microsoft.com/office/drawing/2015/9/8/chartex" xmlns:cx2="http://schemas.microsoft.com/office/drawing/2015/10/21/chartex" xmlns:cx3="http://schemas.microsoft.com/office/drawing/2016/5/9/chartex" xmlns:cx4="http://schemas.microsoft.com/office/drawing/2016/5/10/chartex" xmlns:cx5="http://schemas.microsoft.com/office/drawing/2016/5/11/chartex" xmlns:cx6="http://schemas.microsoft.com/office/drawing/2016/5/12/chartex" xmlns:cx7="http://schemas.microsoft.com/office/drawing/2016/5/13/chartex" xmlns:cx8="http://schemas.microsoft.com/office/drawing/2016/5/14/chartex" xmlns:mc="http://schemas.openxmlformats.org/markup-compatibility/2006" xmlns:aink="http://schemas.microsoft.com/office/drawing/2016/ink" xmlns:am3d="http://schemas.microsoft.com/office/drawing/2017/model3d" xmlns:o="urn:schemas-microsoft-com:office:office" xmlns:oel="http://schemas.microsoft.com/office/2019/extlst" xmlns:r="http://schemas.openxmlformats.org/officeDocument/2006/relationships" xmlns:m="http://schemas.openxmlformats.org/officeDocument/2006/math" xmlns:v="urn:schemas-microsoft-com:vml" xmlns:wp14="http://schemas.microsoft.com/office/word/2010/wordprocessingDrawing" xmlns:wp="http://schemas.openxmlformats.org/drawingml/2006/wordprocessingDrawing" xmlns:w10="urn:schemas-microsoft-com:office:word" xmlns:w="http://schemas.openxmlformats.org/wordprocessingml/2006/main" xmlns:w14="http://schemas.microsoft.com/office/word/2010/wordml" xmlns:w15="http://schemas.microsoft.com/office/word/2012/wordml" xmlns:w16cex="http://schemas.microsoft.com/office/word/2018/wordml/cex" xmlns:w16cid="http://schemas.microsoft.com/office/word/2016/wordml/cid" xmlns:w16="http://schemas.microsoft.com/office/word/2018/wordml" xmlns:w16du="http://schemas.microsoft.com/office/word/2023/wordml/word16du" xmlns:w16sdtdh="http://schemas.microsoft.com/office/word/2020/wordml/sdtdatahash" xmlns:w16se="http://schemas.microsoft.com/office/word/2015/wordml/symex" xmlns:wpg="http://schemas.microsoft.com/office/word/2010/wordprocessingGroup" xmlns:wpi="http://schemas.microsoft.com/office/word/2010/wordprocessingInk" xmlns:wne="http://schemas.microsoft.com/office/word/2006/wordml" xmlns:wps="http://schemas.microsoft.com/office/word/2010/wordprocessingShape" mc:Ignorable="w14 w15 w16se w16cid w16 w16cex w16sdtdh w16du wp14">
+<w:numbering xmlns:wpc="http://schemas.microsoft.com/office/word/2010/wordprocessingCanvas" xmlns:cx="http://schemas.microsoft.com/office/drawing/2014/chartex" xmlns:cx1="http://schemas.microsoft.com/office/drawing/2015/9/8/chartex" xmlns:cx2="http://schemas.microsoft.com/office/drawing/2015/10/21/chartex" xmlns:cx3="http://schemas.microsoft.com/office/drawing/2016/5/9/chartex" xmlns:cx4="http://schemas.microsoft.com/office/drawing/2016/5/10/chartex" xmlns:cx5="http://schemas.microsoft.com/office/drawing/2016/5/11/chartex" xmlns:cx6="http://schemas.microsoft.com/office/drawing/2016/5/12/chartex" xmlns:cx7="http://schemas.microsoft.com/office/drawing/2016/5/13/chartex" xmlns:cx8="http://schemas.microsoft.com/office/drawing/2016/5/14/chartex" xmlns:mc="http://schemas.openxmlformats.org/markup-compatibility/2006" xmlns:aink="http://schemas.microsoft.com/office/drawing/2016/ink" xmlns:am3d="http://schemas.microsoft.com/office/drawing/2017/model3d" xmlns:o="urn:schemas-microsoft-com:office:office" xmlns:oel="http://schemas.microsoft.com/office/2019/extlst" xmlns:r="http://schemas.openxmlformats.org/officeDocument/2006/relationships" xmlns:m="http://schemas.openxmlformats.org/officeDocument/2006/math" xmlns:v="urn:schemas-microsoft-com:vml" xmlns:wp14="http://schemas.microsoft.com/office/word/2010/wordprocessingDrawing" xmlns:wp="http://schemas.openxmlformats.org/drawingml/2006/wordprocessingDrawing" xmlns:w10="urn:schemas-microsoft-com:office:word" xmlns:w="http://schemas.openxmlformats.org/wordprocessingml/2006/main" xmlns:w14="http://schemas.microsoft.com/office/word/2010/wordml" xmlns:w15="http://schemas.microsoft.com/office/word/2012/wordml" xmlns:w16cex="http://schemas.microsoft.com/office/word/2018/wordml/cex" xmlns:w16cid="http://schemas.microsoft.com/office/word/2016/wordml/cid" xmlns:w16="http://schemas.microsoft.com/office/word/2018/wordml" xmlns:w16du="http://schemas.microsoft.com/office/word/2023/wordml/word16du" xmlns:w16sdtdh="http://schemas.microsoft.com/office/word/2020/wordml/sdtdatahash" xmlns:w16sdtfl="http://schemas.microsoft.com/office/word/2024/wordml/sdtformatlock" xmlns:w16se="http://schemas.microsoft.com/office/word/2015/wordml/symex" xmlns:wpg="http://schemas.microsoft.com/office/word/2010/wordprocessingGroup" xmlns:wpi="http://schemas.microsoft.com/office/word/2010/wordprocessingInk" xmlns:wne="http://schemas.microsoft.com/office/word/2006/wordml" xmlns:wps="http://schemas.microsoft.com/office/word/2010/wordprocessingShape" mc:Ignorable="w14 w15 w16se w16cid w16 w16cex w16sdtdh w16sdtfl w16du wp14">
   <w:abstractNum w:abstractNumId="0" w15:restartNumberingAfterBreak="0">
     <w:nsid w:val="01036DA8"/>
     <w:multiLevelType w:val="multilevel"/>
@@ -25500,6 +25600,118 @@
     </w:lvl>
   </w:abstractNum>
   <w:abstractNum w:abstractNumId="25" w15:restartNumberingAfterBreak="0">
+    <w:nsid w:val="58D23C7F"/>
+    <w:multiLevelType w:val="hybridMultilevel"/>
+    <w:tmpl w:val="5A8C34D2"/>
+    <w:lvl w:ilvl="0" w:tplc="F448FDE8">
+      <w:numFmt w:val="bullet"/>
+      <w:lvlText w:val=""/>
+      <w:lvlJc w:val="left"/>
+      <w:pPr>
+        <w:ind w:left="720" w:hanging="360"/>
+      </w:pPr>
+      <w:rPr>
+        <w:rFonts w:ascii="Symbol" w:eastAsia="Arial" w:hAnsi="Symbol" w:cs="Arial" w:hint="default"/>
+      </w:rPr>
+    </w:lvl>
+    <w:lvl w:ilvl="1" w:tplc="48090003" w:tentative="1">
+      <w:start w:val="1"/>
+      <w:numFmt w:val="bullet"/>
+      <w:lvlText w:val="o"/>
+      <w:lvlJc w:val="left"/>
+      <w:pPr>
+        <w:ind w:left="1440" w:hanging="360"/>
+      </w:pPr>
+      <w:rPr>
+        <w:rFonts w:ascii="Courier New" w:hAnsi="Courier New" w:cs="Courier New" w:hint="default"/>
+      </w:rPr>
+    </w:lvl>
+    <w:lvl w:ilvl="2" w:tplc="48090005" w:tentative="1">
+      <w:start w:val="1"/>
+      <w:numFmt w:val="bullet"/>
+      <w:lvlText w:val=""/>
+      <w:lvlJc w:val="left"/>
+      <w:pPr>
+        <w:ind w:left="2160" w:hanging="360"/>
+      </w:pPr>
+      <w:rPr>
+        <w:rFonts w:ascii="Wingdings" w:hAnsi="Wingdings" w:hint="default"/>
+      </w:rPr>
+    </w:lvl>
+    <w:lvl w:ilvl="3" w:tplc="48090001" w:tentative="1">
+      <w:start w:val="1"/>
+      <w:numFmt w:val="bullet"/>
+      <w:lvlText w:val=""/>
+      <w:lvlJc w:val="left"/>
+      <w:pPr>
+        <w:ind w:left="2880" w:hanging="360"/>
+      </w:pPr>
+      <w:rPr>
+        <w:rFonts w:ascii="Symbol" w:hAnsi="Symbol" w:hint="default"/>
+      </w:rPr>
+    </w:lvl>
+    <w:lvl w:ilvl="4" w:tplc="48090003" w:tentative="1">
+      <w:start w:val="1"/>
+      <w:numFmt w:val="bullet"/>
+      <w:lvlText w:val="o"/>
+      <w:lvlJc w:val="left"/>
+      <w:pPr>
+        <w:ind w:left="3600" w:hanging="360"/>
+      </w:pPr>
+      <w:rPr>
+        <w:rFonts w:ascii="Courier New" w:hAnsi="Courier New" w:cs="Courier New" w:hint="default"/>
+      </w:rPr>
+    </w:lvl>
+    <w:lvl w:ilvl="5" w:tplc="48090005" w:tentative="1">
+      <w:start w:val="1"/>
+      <w:numFmt w:val="bullet"/>
+      <w:lvlText w:val=""/>
+      <w:lvlJc w:val="left"/>
+      <w:pPr>
+        <w:ind w:left="4320" w:hanging="360"/>
+      </w:pPr>
+      <w:rPr>
+        <w:rFonts w:ascii="Wingdings" w:hAnsi="Wingdings" w:hint="default"/>
+      </w:rPr>
+    </w:lvl>
+    <w:lvl w:ilvl="6" w:tplc="48090001" w:tentative="1">
+      <w:start w:val="1"/>
+      <w:numFmt w:val="bullet"/>
+      <w:lvlText w:val=""/>
+      <w:lvlJc w:val="left"/>
+      <w:pPr>
+        <w:ind w:left="5040" w:hanging="360"/>
+      </w:pPr>
+      <w:rPr>
+        <w:rFonts w:ascii="Symbol" w:hAnsi="Symbol" w:hint="default"/>
+      </w:rPr>
+    </w:lvl>
+    <w:lvl w:ilvl="7" w:tplc="48090003" w:tentative="1">
+      <w:start w:val="1"/>
+      <w:numFmt w:val="bullet"/>
+      <w:lvlText w:val="o"/>
+      <w:lvlJc w:val="left"/>
+      <w:pPr>
+        <w:ind w:left="5760" w:hanging="360"/>
+      </w:pPr>
+      <w:rPr>
+        <w:rFonts w:ascii="Courier New" w:hAnsi="Courier New" w:cs="Courier New" w:hint="default"/>
+      </w:rPr>
+    </w:lvl>
+    <w:lvl w:ilvl="8" w:tplc="48090005" w:tentative="1">
+      <w:start w:val="1"/>
+      <w:numFmt w:val="bullet"/>
+      <w:lvlText w:val=""/>
+      <w:lvlJc w:val="left"/>
+      <w:pPr>
+        <w:ind w:left="6480" w:hanging="360"/>
+      </w:pPr>
+      <w:rPr>
+        <w:rFonts w:ascii="Wingdings" w:hAnsi="Wingdings" w:hint="default"/>
+      </w:rPr>
+    </w:lvl>
+  </w:abstractNum>
+  <w:abstractNum w:abstractNumId="26" w15:restartNumberingAfterBreak="0">
     <w:nsid w:val="5EA943D4"/>
     <w:multiLevelType w:val="hybridMultilevel"/>
     <w:tmpl w:val="11ECE008"/>
@@ -25612,7 +25824,7 @@
       </w:rPr>
     </w:lvl>
   </w:abstractNum>
-  <w:abstractNum w:abstractNumId="26" w15:restartNumberingAfterBreak="0">
+  <w:abstractNum w:abstractNumId="27" w15:restartNumberingAfterBreak="0">
     <w:nsid w:val="68DC000D"/>
     <w:multiLevelType w:val="multilevel"/>
     <w:tmpl w:val="2C46F97A"/>
@@ -25725,7 +25937,7 @@
       </w:rPr>
     </w:lvl>
   </w:abstractNum>
-  <w:abstractNum w:abstractNumId="27" w15:restartNumberingAfterBreak="0">
+  <w:abstractNum w:abstractNumId="28" w15:restartNumberingAfterBreak="0">
     <w:nsid w:val="69A05BAD"/>
     <w:multiLevelType w:val="multilevel"/>
     <w:tmpl w:val="8C7E3E6C"/>
@@ -25838,7 +26050,7 @@
       </w:rPr>
     </w:lvl>
   </w:abstractNum>
-  <w:abstractNum w:abstractNumId="28" w15:restartNumberingAfterBreak="0">
+  <w:abstractNum w:abstractNumId="29" w15:restartNumberingAfterBreak="0">
     <w:nsid w:val="6ACE2544"/>
     <w:multiLevelType w:val="multilevel"/>
     <w:tmpl w:val="BEAC4C80"/>
@@ -25951,7 +26163,7 @@
       </w:rPr>
     </w:lvl>
   </w:abstractNum>
-  <w:abstractNum w:abstractNumId="29" w15:restartNumberingAfterBreak="0">
+  <w:abstractNum w:abstractNumId="30" w15:restartNumberingAfterBreak="0">
     <w:nsid w:val="6BE20B0C"/>
     <w:multiLevelType w:val="multilevel"/>
     <w:tmpl w:val="1E424FB8"/>
@@ -26064,7 +26276,7 @@
       </w:rPr>
     </w:lvl>
   </w:abstractNum>
-  <w:abstractNum w:abstractNumId="30" w15:restartNumberingAfterBreak="0">
+  <w:abstractNum w:abstractNumId="31" w15:restartNumberingAfterBreak="0">
     <w:nsid w:val="6D5053D5"/>
     <w:multiLevelType w:val="hybridMultilevel"/>
     <w:tmpl w:val="02FE17CE"/>
@@ -26177,7 +26389,7 @@
       </w:rPr>
     </w:lvl>
   </w:abstractNum>
-  <w:abstractNum w:abstractNumId="31" w15:restartNumberingAfterBreak="0">
+  <w:abstractNum w:abstractNumId="32" w15:restartNumberingAfterBreak="0">
     <w:nsid w:val="700B2E86"/>
     <w:multiLevelType w:val="multilevel"/>
     <w:tmpl w:val="EDEE6C7E"/>
@@ -26290,7 +26502,7 @@
       </w:rPr>
     </w:lvl>
   </w:abstractNum>
-  <w:abstractNum w:abstractNumId="32" w15:restartNumberingAfterBreak="0">
+  <w:abstractNum w:abstractNumId="33" w15:restartNumberingAfterBreak="0">
     <w:nsid w:val="70344710"/>
     <w:multiLevelType w:val="multilevel"/>
     <w:tmpl w:val="D55E13B2"/>
@@ -26403,7 +26615,7 @@
       </w:rPr>
     </w:lvl>
   </w:abstractNum>
-  <w:abstractNum w:abstractNumId="33" w15:restartNumberingAfterBreak="0">
+  <w:abstractNum w:abstractNumId="34" w15:restartNumberingAfterBreak="0">
     <w:nsid w:val="7B5B2AEA"/>
     <w:multiLevelType w:val="multilevel"/>
     <w:tmpl w:val="0BF2A638"/>
@@ -26516,7 +26728,7 @@
       </w:rPr>
     </w:lvl>
   </w:abstractNum>
-  <w:abstractNum w:abstractNumId="34" w15:restartNumberingAfterBreak="0">
+  <w:abstractNum w:abstractNumId="35" w15:restartNumberingAfterBreak="0">
     <w:nsid w:val="7CDC6560"/>
     <w:multiLevelType w:val="multilevel"/>
     <w:tmpl w:val="DCAC36F0"/>
@@ -26629,7 +26841,7 @@
       </w:rPr>
     </w:lvl>
   </w:abstractNum>
-  <w:abstractNum w:abstractNumId="35" w15:restartNumberingAfterBreak="0">
+  <w:abstractNum w:abstractNumId="36" w15:restartNumberingAfterBreak="0">
     <w:nsid w:val="7DC2607D"/>
     <w:multiLevelType w:val="multilevel"/>
     <w:tmpl w:val="C0C856D4"/>
@@ -26742,7 +26954,7 @@
       </w:rPr>
     </w:lvl>
   </w:abstractNum>
-  <w:abstractNum w:abstractNumId="36" w15:restartNumberingAfterBreak="0">
+  <w:abstractNum w:abstractNumId="37" w15:restartNumberingAfterBreak="0">
     <w:nsid w:val="7DCC47EE"/>
     <w:multiLevelType w:val="multilevel"/>
     <w:tmpl w:val="86CE12E8"/>
@@ -26855,7 +27067,7 @@
       </w:rPr>
     </w:lvl>
   </w:abstractNum>
-  <w:abstractNum w:abstractNumId="37" w15:restartNumberingAfterBreak="0">
+  <w:abstractNum w:abstractNumId="38" w15:restartNumberingAfterBreak="0">
     <w:nsid w:val="7E7A6ACE"/>
     <w:multiLevelType w:val="hybridMultilevel"/>
     <w:tmpl w:val="CAD87DFC"/>
@@ -26968,7 +27180,7 @@
       </w:rPr>
     </w:lvl>
   </w:abstractNum>
-  <w:abstractNum w:abstractNumId="38" w15:restartNumberingAfterBreak="0">
+  <w:abstractNum w:abstractNumId="39" w15:restartNumberingAfterBreak="0">
     <w:nsid w:val="7FC7568B"/>
     <w:multiLevelType w:val="multilevel"/>
     <w:tmpl w:val="982A0FDA"/>
@@ -27085,10 +27297,10 @@
     <w:abstractNumId w:val="19"/>
   </w:num>
   <w:num w:numId="2" w16cid:durableId="1179153466">
-    <w:abstractNumId w:val="29"/>
+    <w:abstractNumId w:val="30"/>
   </w:num>
   <w:num w:numId="3" w16cid:durableId="1315722083">
-    <w:abstractNumId w:val="26"/>
+    <w:abstractNumId w:val="27"/>
   </w:num>
   <w:num w:numId="4" w16cid:durableId="358240714">
     <w:abstractNumId w:val="21"/>
@@ -27100,16 +27312,16 @@
     <w:abstractNumId w:val="22"/>
   </w:num>
   <w:num w:numId="7" w16cid:durableId="791242651">
-    <w:abstractNumId w:val="33"/>
+    <w:abstractNumId w:val="34"/>
   </w:num>
   <w:num w:numId="8" w16cid:durableId="1855417837">
     <w:abstractNumId w:val="24"/>
   </w:num>
   <w:num w:numId="9" w16cid:durableId="2048142940">
-    <w:abstractNumId w:val="36"/>
+    <w:abstractNumId w:val="37"/>
   </w:num>
   <w:num w:numId="10" w16cid:durableId="1077172587">
-    <w:abstractNumId w:val="35"/>
+    <w:abstractNumId w:val="36"/>
   </w:num>
   <w:num w:numId="11" w16cid:durableId="890574578">
     <w:abstractNumId w:val="18"/>
@@ -27124,7 +27336,7 @@
     <w:abstractNumId w:val="16"/>
   </w:num>
   <w:num w:numId="15" w16cid:durableId="13726614">
-    <w:abstractNumId w:val="32"/>
+    <w:abstractNumId w:val="33"/>
   </w:num>
   <w:num w:numId="16" w16cid:durableId="1201240973">
     <w:abstractNumId w:val="8"/>
@@ -27133,10 +27345,10 @@
     <w:abstractNumId w:val="0"/>
   </w:num>
   <w:num w:numId="18" w16cid:durableId="1471898773">
-    <w:abstractNumId w:val="27"/>
+    <w:abstractNumId w:val="28"/>
   </w:num>
   <w:num w:numId="19" w16cid:durableId="1495799299">
-    <w:abstractNumId w:val="34"/>
+    <w:abstractNumId w:val="35"/>
   </w:num>
   <w:num w:numId="20" w16cid:durableId="1819614391">
     <w:abstractNumId w:val="23"/>
@@ -27145,7 +27357,7 @@
     <w:abstractNumId w:val="1"/>
   </w:num>
   <w:num w:numId="22" w16cid:durableId="1206793657">
-    <w:abstractNumId w:val="38"/>
+    <w:abstractNumId w:val="39"/>
   </w:num>
   <w:num w:numId="23" w16cid:durableId="337731984">
     <w:abstractNumId w:val="12"/>
@@ -27154,10 +27366,10 @@
     <w:abstractNumId w:val="11"/>
   </w:num>
   <w:num w:numId="25" w16cid:durableId="858784452">
-    <w:abstractNumId w:val="31"/>
+    <w:abstractNumId w:val="32"/>
   </w:num>
   <w:num w:numId="26" w16cid:durableId="585771246">
-    <w:abstractNumId w:val="28"/>
+    <w:abstractNumId w:val="29"/>
   </w:num>
   <w:num w:numId="27" w16cid:durableId="234359613">
     <w:abstractNumId w:val="20"/>
@@ -27166,7 +27378,7 @@
     <w:abstractNumId w:val="5"/>
   </w:num>
   <w:num w:numId="29" w16cid:durableId="1016885334">
-    <w:abstractNumId w:val="37"/>
+    <w:abstractNumId w:val="38"/>
   </w:num>
   <w:num w:numId="30" w16cid:durableId="1063721878">
     <w:abstractNumId w:val="3"/>
@@ -27178,7 +27390,7 @@
     <w:abstractNumId w:val="17"/>
   </w:num>
   <w:num w:numId="33" w16cid:durableId="1038042969">
-    <w:abstractNumId w:val="25"/>
+    <w:abstractNumId w:val="26"/>
   </w:num>
   <w:num w:numId="34" w16cid:durableId="1596860710">
     <w:abstractNumId w:val="10"/>
@@ -27190,7 +27402,7 @@
     <w:abstractNumId w:val="2"/>
   </w:num>
   <w:num w:numId="37" w16cid:durableId="1407648865">
-    <w:abstractNumId w:val="30"/>
+    <w:abstractNumId w:val="31"/>
   </w:num>
   <w:num w:numId="38" w16cid:durableId="1942369936">
     <w:abstractNumId w:val="6"/>
@@ -27198,11 +27410,14 @@
   <w:num w:numId="39" w16cid:durableId="754321798">
     <w:abstractNumId w:val="7"/>
   </w:num>
+  <w:num w:numId="40" w16cid:durableId="387579949">
+    <w:abstractNumId w:val="25"/>
+  </w:num>
 </w:numbering>
 </file>
 
 <file path=word/styles.xml><?xml version="1.0" encoding="utf-8"?>
-<w:styles xmlns:mc="http://schemas.openxmlformats.org/markup-compatibility/2006" xmlns:r="http://schemas.openxmlformats.org/officeDocument/2006/relationships" xmlns:w="http://schemas.openxmlformats.org/wordprocessingml/2006/main" xmlns:w14="http://schemas.microsoft.com/office/word/2010/wordml" xmlns:w15="http://schemas.microsoft.com/office/word/2012/wordml" xmlns:w16cex="http://schemas.microsoft.com/office/word/2018/wordml/cex" xmlns:w16cid="http://schemas.microsoft.com/office/word/2016/wordml/cid" xmlns:w16="http://schemas.microsoft.com/office/word/2018/wordml" xmlns:w16du="http://schemas.microsoft.com/office/word/2023/wordml/word16du" xmlns:w16sdtdh="http://schemas.microsoft.com/office/word/2020/wordml/sdtdatahash" xmlns:w16se="http://schemas.microsoft.com/office/word/2015/wordml/symex" mc:Ignorable="w14 w15 w16se w16cid w16 w16cex w16sdtdh w16du">
+<w:styles xmlns:mc="http://schemas.openxmlformats.org/markup-compatibility/2006" xmlns:r="http://schemas.openxmlformats.org/officeDocument/2006/relationships" xmlns:w="http://schemas.openxmlformats.org/wordprocessingml/2006/main" xmlns:w14="http://schemas.microsoft.com/office/word/2010/wordml" xmlns:w15="http://schemas.microsoft.com/office/word/2012/wordml" xmlns:w16cex="http://schemas.microsoft.com/office/word/2018/wordml/cex" xmlns:w16cid="http://schemas.microsoft.com/office/word/2016/wordml/cid" xmlns:w16="http://schemas.microsoft.com/office/word/2018/wordml" xmlns:w16du="http://schemas.microsoft.com/office/word/2023/wordml/word16du" xmlns:w16sdtdh="http://schemas.microsoft.com/office/word/2020/wordml/sdtdatahash" xmlns:w16sdtfl="http://schemas.microsoft.com/office/word/2024/wordml/sdtformatlock" xmlns:w16se="http://schemas.microsoft.com/office/word/2015/wordml/symex" mc:Ignorable="w14 w15 w16se w16cid w16 w16cex w16sdtdh w16sdtfl w16du">
   <w:docDefaults>
     <w:rPrDefault>
       <w:rPr>
@@ -27599,6 +27814,7 @@
   <w:style w:type="paragraph" w:default="1" w:styleId="Normal">
     <w:name w:val="Normal"/>
     <w:qFormat/>
+    <w:rsid w:val="00A614D0"/>
   </w:style>
   <w:style w:type="paragraph" w:styleId="Heading1">
     <w:name w:val="heading 1"/>

--- a/Software Requirements Specification.docx
+++ b/Software Requirements Specification.docx
@@ -8873,6 +8873,14 @@
         </w:rPr>
         <w:t>To be added in future versions</w:t>
       </w:r>
+      <w:r>
+        <w:rPr>
+          <w:bCs/>
+          <w:sz w:val="24"/>
+          <w:szCs w:val="24"/>
+        </w:rPr>
+        <w:t>.</w:t>
+      </w:r>
     </w:p>
     <w:p>
       <w:pPr>
@@ -14646,23 +14654,7 @@
           <w:sz w:val="24"/>
           <w:szCs w:val="24"/>
         </w:rPr>
-        <w:t xml:space="preserve"> to the </w:t>
-      </w:r>
-      <w:r>
-        <w:rPr>
-          <w:bCs/>
-          <w:sz w:val="24"/>
-          <w:szCs w:val="24"/>
-        </w:rPr>
-        <w:t xml:space="preserve">multiplayer </w:t>
-      </w:r>
-      <w:r>
-        <w:rPr>
-          <w:bCs/>
-          <w:sz w:val="24"/>
-          <w:szCs w:val="24"/>
-        </w:rPr>
-        <w:t>interface.</w:t>
+        <w:t xml:space="preserve"> to the multiplayer interface.</w:t>
       </w:r>
     </w:p>
     <w:p>
@@ -14829,15 +14821,7 @@
           <w:sz w:val="24"/>
           <w:szCs w:val="24"/>
         </w:rPr>
-        <w:t xml:space="preserve"> cancels the use case and</w:t>
-      </w:r>
-      <w:r>
-        <w:rPr>
-          <w:bCs/>
-          <w:sz w:val="24"/>
-          <w:szCs w:val="24"/>
-        </w:rPr>
-        <w:t xml:space="preserve"> when the user </w:t>
+        <w:t xml:space="preserve"> cancels the use case and when the user </w:t>
       </w:r>
       <w:r>
         <w:rPr>
@@ -14853,15 +14837,7 @@
           <w:sz w:val="24"/>
           <w:szCs w:val="24"/>
         </w:rPr>
-        <w:t>,</w:t>
-      </w:r>
-      <w:r>
-        <w:rPr>
-          <w:bCs/>
-          <w:sz w:val="24"/>
-          <w:szCs w:val="24"/>
-        </w:rPr>
-        <w:t xml:space="preserve"> redirects the </w:t>
+        <w:t xml:space="preserve">, redirects the </w:t>
       </w:r>
       <w:r>
         <w:rPr>
@@ -15942,15 +15918,7 @@
           <w:sz w:val="24"/>
           <w:szCs w:val="24"/>
         </w:rPr>
-        <w:t xml:space="preserve"> cancels the use case and </w:t>
-      </w:r>
-      <w:r>
-        <w:rPr>
-          <w:bCs/>
-          <w:sz w:val="24"/>
-          <w:szCs w:val="24"/>
-        </w:rPr>
-        <w:t>redirects everyone to the multiplayer interface.</w:t>
+        <w:t xml:space="preserve"> cancels the use case and redirects everyone to the multiplayer interface.</w:t>
       </w:r>
     </w:p>
     <w:p>
